--- a/Flutter/Bloc-Cubit-Notes/bloc-cubit-notes-01.docx
+++ b/Flutter/Bloc-Cubit-Notes/bloc-cubit-notes-01.docx
@@ -1,6 +1,6 @@
 
 <file path=word/document.xml><?xml version="1.0" encoding="utf-8"?>
-<w:document xmlns:wpc="http://schemas.microsoft.com/office/word/2010/wordprocessingCanvas" xmlns:cx="http://schemas.microsoft.com/office/drawing/2014/chartex" xmlns:cx1="http://schemas.microsoft.com/office/drawing/2015/9/8/chartex" xmlns:cx2="http://schemas.microsoft.com/office/drawing/2015/10/21/chartex" xmlns:cx3="http://schemas.microsoft.com/office/drawing/2016/5/9/chartex" xmlns:cx4="http://schemas.microsoft.com/office/drawing/2016/5/10/chartex" xmlns:cx5="http://schemas.microsoft.com/office/drawing/2016/5/11/chartex" xmlns:cx6="http://schemas.microsoft.com/office/drawing/2016/5/12/chartex" xmlns:cx7="http://schemas.microsoft.com/office/drawing/2016/5/13/chartex" xmlns:cx8="http://schemas.microsoft.com/office/drawing/2016/5/14/chartex" xmlns:mc="http://schemas.openxmlformats.org/markup-compatibility/2006" xmlns:aink="http://schemas.microsoft.com/office/drawing/2016/ink" xmlns:am3d="http://schemas.microsoft.com/office/drawing/2017/model3d" xmlns:o="urn:schemas-microsoft-com:office:office" xmlns:oel="http://schemas.microsoft.com/office/2019/extlst" xmlns:r="http://schemas.openxmlformats.org/officeDocument/2006/relationships" xmlns:m="http://schemas.openxmlformats.org/officeDocument/2006/math" xmlns:v="urn:schemas-microsoft-com:vml" xmlns:wp14="http://schemas.microsoft.com/office/word/2010/wordprocessingDrawing" xmlns:wp="http://schemas.openxmlformats.org/drawingml/2006/wordprocessingDrawing" xmlns:w10="urn:schemas-microsoft-com:office:word" xmlns:w="http://schemas.openxmlformats.org/wordprocessingml/2006/main" xmlns:w14="http://schemas.microsoft.com/office/word/2010/wordml" xmlns:w15="http://schemas.microsoft.com/office/word/2012/wordml" xmlns:w16cex="http://schemas.microsoft.com/office/word/2018/wordml/cex" xmlns:w16cid="http://schemas.microsoft.com/office/word/2016/wordml/cid" xmlns:w16="http://schemas.microsoft.com/office/word/2018/wordml" xmlns:w16du="http://schemas.microsoft.com/office/word/2023/wordml/word16du" xmlns:w16sdtdh="http://schemas.microsoft.com/office/word/2020/wordml/sdtdatahash" xmlns:w16sdtfl="http://schemas.microsoft.com/office/word/2024/wordml/sdtformatlock" xmlns:w16se="http://schemas.microsoft.com/office/word/2015/wordml/symex" xmlns:wpg="http://schemas.microsoft.com/office/word/2010/wordprocessingGroup" xmlns:wpi="http://schemas.microsoft.com/office/word/2010/wordprocessingInk" xmlns:wne="http://schemas.microsoft.com/office/word/2006/wordml" xmlns:wps="http://schemas.microsoft.com/office/word/2010/wordprocessingShape" mc:Ignorable="w14 w15 w16se w16cid w16 w16cex w16sdtdh w16sdtfl w16du wp14">
+<w:document xmlns:wpc="http://schemas.microsoft.com/office/word/2010/wordprocessingCanvas" xmlns:cx="http://schemas.microsoft.com/office/drawing/2014/chartex" xmlns:cx1="http://schemas.microsoft.com/office/drawing/2015/9/8/chartex" xmlns:cx2="http://schemas.microsoft.com/office/drawing/2015/10/21/chartex" xmlns:cx3="http://schemas.microsoft.com/office/drawing/2016/5/9/chartex" xmlns:cx4="http://schemas.microsoft.com/office/drawing/2016/5/10/chartex" xmlns:cx5="http://schemas.microsoft.com/office/drawing/2016/5/11/chartex" xmlns:cx6="http://schemas.microsoft.com/office/drawing/2016/5/12/chartex" xmlns:cx7="http://schemas.microsoft.com/office/drawing/2016/5/13/chartex" xmlns:cx8="http://schemas.microsoft.com/office/drawing/2016/5/14/chartex" xmlns:mc="http://schemas.openxmlformats.org/markup-compatibility/2006" xmlns:aink="http://schemas.microsoft.com/office/drawing/2016/ink" xmlns:am3d="http://schemas.microsoft.com/office/drawing/2017/model3d" xmlns:o="urn:schemas-microsoft-com:office:office" xmlns:oel="http://schemas.microsoft.com/office/2019/extlst" xmlns:r="http://schemas.openxmlformats.org/officeDocument/2006/relationships" xmlns:m="http://schemas.openxmlformats.org/officeDocument/2006/math" xmlns:v="urn:schemas-microsoft-com:vml" xmlns:wp14="http://schemas.microsoft.com/office/word/2010/wordprocessingDrawing" xmlns:wp="http://schemas.openxmlformats.org/drawingml/2006/wordprocessingDrawing" xmlns:w10="urn:schemas-microsoft-com:office:word" xmlns:w="http://schemas.openxmlformats.org/wordprocessingml/2006/main" xmlns:w14="http://schemas.microsoft.com/office/word/2010/wordml" xmlns:w15="http://schemas.microsoft.com/office/word/2012/wordml" xmlns:w16cei="http://schemas.microsoft.com/office/word/2026/wordml/cei" xmlns:w16cex="http://schemas.microsoft.com/office/word/2018/wordml/cex" xmlns:w16cid="http://schemas.microsoft.com/office/word/2016/wordml/cid" xmlns:w16="http://schemas.microsoft.com/office/word/2018/wordml" xmlns:w16du="http://schemas.microsoft.com/office/word/2023/wordml/word16du" xmlns:w16sdtdh="http://schemas.microsoft.com/office/word/2020/wordml/sdtdatahash" xmlns:w16sdtfl="http://schemas.microsoft.com/office/word/2024/wordml/sdtformatlock" xmlns:w16se="http://schemas.microsoft.com/office/word/2015/wordml/symex" xmlns:wpg="http://schemas.microsoft.com/office/word/2010/wordprocessingGroup" xmlns:wpi="http://schemas.microsoft.com/office/word/2010/wordprocessingInk" xmlns:wne="http://schemas.microsoft.com/office/word/2006/wordml" xmlns:wps="http://schemas.microsoft.com/office/word/2010/wordprocessingShape" mc:Ignorable="w14 w15 w16se w16cid w16 w16cex w16sdtdh w16sdtfl w16du wp14">
   <w:body>
     <w:p>
       <w:pPr>
@@ -46,7 +46,31 @@
           <w:szCs w:val="21"/>
           <w14:ligatures w14:val="none"/>
         </w:rPr>
-        <w:t>'package:flutter_bloc/flutter_bloc.dart'</w:t>
+        <w:t>'</w:t>
+      </w:r>
+      <w:proofErr w:type="gramStart"/>
+      <w:r>
+        <w:rPr>
+          <w:rFonts w:ascii="Consolas" w:eastAsia="Times New Roman" w:hAnsi="Consolas" w:cs="Times New Roman"/>
+          <w:color w:val="A31515"/>
+          <w:kern w:val="0"/>
+          <w:sz w:val="21"/>
+          <w:szCs w:val="21"/>
+          <w14:ligatures w14:val="none"/>
+        </w:rPr>
+        <w:t>package:flutter_bloc/flutter_bloc.dart</w:t>
+      </w:r>
+      <w:proofErr w:type="gramEnd"/>
+      <w:r>
+        <w:rPr>
+          <w:rFonts w:ascii="Consolas" w:eastAsia="Times New Roman" w:hAnsi="Consolas" w:cs="Times New Roman"/>
+          <w:color w:val="A31515"/>
+          <w:kern w:val="0"/>
+          <w:sz w:val="21"/>
+          <w:szCs w:val="21"/>
+          <w14:ligatures w14:val="none"/>
+        </w:rPr>
+        <w:t>'</w:t>
       </w:r>
       <w:r>
         <w:rPr>
@@ -104,7 +128,31 @@
           <w:szCs w:val="21"/>
           <w14:ligatures w14:val="none"/>
         </w:rPr>
-        <w:t>'package:flutter_bloc_example/models/todo_model.dart'</w:t>
+        <w:t>'</w:t>
+      </w:r>
+      <w:proofErr w:type="gramStart"/>
+      <w:r>
+        <w:rPr>
+          <w:rFonts w:ascii="Consolas" w:eastAsia="Times New Roman" w:hAnsi="Consolas" w:cs="Times New Roman"/>
+          <w:color w:val="A31515"/>
+          <w:kern w:val="0"/>
+          <w:sz w:val="21"/>
+          <w:szCs w:val="21"/>
+          <w14:ligatures w14:val="none"/>
+        </w:rPr>
+        <w:t>package:flutter_bloc_example/models/todo_model.dart</w:t>
+      </w:r>
+      <w:proofErr w:type="gramEnd"/>
+      <w:r>
+        <w:rPr>
+          <w:rFonts w:ascii="Consolas" w:eastAsia="Times New Roman" w:hAnsi="Consolas" w:cs="Times New Roman"/>
+          <w:color w:val="A31515"/>
+          <w:kern w:val="0"/>
+          <w:sz w:val="21"/>
+          <w:szCs w:val="21"/>
+          <w14:ligatures w14:val="none"/>
+        </w:rPr>
+        <w:t>'</w:t>
       </w:r>
       <w:r>
         <w:rPr>
@@ -302,6 +350,7 @@
         </w:rPr>
         <w:t xml:space="preserve">  </w:t>
       </w:r>
+      <w:proofErr w:type="gramStart"/>
       <w:r>
         <w:rPr>
           <w:rFonts w:ascii="Consolas" w:eastAsia="Times New Roman" w:hAnsi="Consolas" w:cs="Times New Roman"/>
@@ -335,6 +384,7 @@
         </w:rPr>
         <w:t>:</w:t>
       </w:r>
+      <w:proofErr w:type="gramEnd"/>
       <w:r>
         <w:rPr>
           <w:rFonts w:ascii="Consolas" w:eastAsia="Times New Roman" w:hAnsi="Consolas" w:cs="Times New Roman"/>
@@ -346,6 +396,7 @@
         </w:rPr>
         <w:t xml:space="preserve"> </w:t>
       </w:r>
+      <w:proofErr w:type="gramStart"/>
       <w:r>
         <w:rPr>
           <w:rFonts w:ascii="Consolas" w:eastAsia="Times New Roman" w:hAnsi="Consolas" w:cs="Times New Roman"/>
@@ -366,7 +417,19 @@
           <w:szCs w:val="21"/>
           <w14:ligatures w14:val="none"/>
         </w:rPr>
-        <w:t>([]);</w:t>
+        <w:t>(</w:t>
+      </w:r>
+      <w:proofErr w:type="gramEnd"/>
+      <w:r>
+        <w:rPr>
+          <w:rFonts w:ascii="Consolas" w:eastAsia="Times New Roman" w:hAnsi="Consolas" w:cs="Times New Roman"/>
+          <w:color w:val="3B3B3B"/>
+          <w:kern w:val="0"/>
+          <w:sz w:val="21"/>
+          <w:szCs w:val="21"/>
+          <w14:ligatures w14:val="none"/>
+        </w:rPr>
+        <w:t>[]);</w:t>
       </w:r>
     </w:p>
     <w:p>
@@ -429,6 +492,7 @@
         </w:rPr>
         <w:t xml:space="preserve"> </w:t>
       </w:r>
+      <w:proofErr w:type="gramStart"/>
       <w:r>
         <w:rPr>
           <w:rFonts w:ascii="Consolas" w:eastAsia="Times New Roman" w:hAnsi="Consolas" w:cs="Times New Roman"/>
@@ -451,6 +515,7 @@
         </w:rPr>
         <w:t>(</w:t>
       </w:r>
+      <w:proofErr w:type="gramEnd"/>
       <w:r>
         <w:rPr>
           <w:rFonts w:ascii="Consolas" w:eastAsia="Times New Roman" w:hAnsi="Consolas" w:cs="Times New Roman"/>
@@ -586,6 +651,7 @@
         </w:rPr>
         <w:t xml:space="preserve"> </w:t>
       </w:r>
+      <w:proofErr w:type="gramStart"/>
       <w:r>
         <w:rPr>
           <w:rFonts w:ascii="Consolas" w:eastAsia="Times New Roman" w:hAnsi="Consolas" w:cs="Times New Roman"/>
@@ -608,6 +674,7 @@
         </w:rPr>
         <w:t>(</w:t>
       </w:r>
+      <w:proofErr w:type="gramEnd"/>
       <w:r>
         <w:rPr>
           <w:rFonts w:ascii="Consolas" w:eastAsia="Times New Roman" w:hAnsi="Consolas" w:cs="Times New Roman"/>
@@ -696,6 +763,7 @@
         </w:rPr>
         <w:t xml:space="preserve"> </w:t>
       </w:r>
+      <w:proofErr w:type="gramStart"/>
       <w:r>
         <w:rPr>
           <w:rFonts w:ascii="Consolas" w:eastAsia="Times New Roman" w:hAnsi="Consolas" w:cs="Times New Roman"/>
@@ -738,7 +806,19 @@
           <w:szCs w:val="21"/>
           <w14:ligatures w14:val="none"/>
         </w:rPr>
-        <w:t>());</w:t>
+        <w:t>(</w:t>
+      </w:r>
+      <w:proofErr w:type="gramEnd"/>
+      <w:r>
+        <w:rPr>
+          <w:rFonts w:ascii="Consolas" w:eastAsia="Times New Roman" w:hAnsi="Consolas" w:cs="Times New Roman"/>
+          <w:color w:val="3B3B3B"/>
+          <w:kern w:val="0"/>
+          <w:sz w:val="21"/>
+          <w:szCs w:val="21"/>
+          <w14:ligatures w14:val="none"/>
+        </w:rPr>
+        <w:t>));</w:t>
       </w:r>
     </w:p>
     <w:p>
@@ -801,6 +881,7 @@
         </w:rPr>
         <w:t xml:space="preserve">    </w:t>
       </w:r>
+      <w:proofErr w:type="gramStart"/>
       <w:r>
         <w:rPr>
           <w:rFonts w:ascii="Consolas" w:eastAsia="Times New Roman" w:hAnsi="Consolas" w:cs="Times New Roman"/>
@@ -821,7 +902,19 @@
           <w:szCs w:val="21"/>
           <w14:ligatures w14:val="none"/>
         </w:rPr>
-        <w:t>([...</w:t>
+        <w:t>(</w:t>
+      </w:r>
+      <w:proofErr w:type="gramEnd"/>
+      <w:r>
+        <w:rPr>
+          <w:rFonts w:ascii="Consolas" w:eastAsia="Times New Roman" w:hAnsi="Consolas" w:cs="Times New Roman"/>
+          <w:color w:val="3B3B3B"/>
+          <w:kern w:val="0"/>
+          <w:sz w:val="21"/>
+          <w:szCs w:val="21"/>
+          <w14:ligatures w14:val="none"/>
+        </w:rPr>
+        <w:t>[...</w:t>
       </w:r>
       <w:r>
         <w:rPr>
@@ -971,7 +1064,31 @@
           <w:szCs w:val="21"/>
           <w14:ligatures w14:val="none"/>
         </w:rPr>
-        <w:t>'package:flutter_bloc/flutter_bloc.dart'</w:t>
+        <w:t>'</w:t>
+      </w:r>
+      <w:proofErr w:type="gramStart"/>
+      <w:r>
+        <w:rPr>
+          <w:rFonts w:ascii="Consolas" w:eastAsia="Times New Roman" w:hAnsi="Consolas" w:cs="Times New Roman"/>
+          <w:color w:val="A31515"/>
+          <w:kern w:val="0"/>
+          <w:sz w:val="21"/>
+          <w:szCs w:val="21"/>
+          <w14:ligatures w14:val="none"/>
+        </w:rPr>
+        <w:t>package:flutter_bloc/flutter_bloc.dart</w:t>
+      </w:r>
+      <w:proofErr w:type="gramEnd"/>
+      <w:r>
+        <w:rPr>
+          <w:rFonts w:ascii="Consolas" w:eastAsia="Times New Roman" w:hAnsi="Consolas" w:cs="Times New Roman"/>
+          <w:color w:val="A31515"/>
+          <w:kern w:val="0"/>
+          <w:sz w:val="21"/>
+          <w:szCs w:val="21"/>
+          <w14:ligatures w14:val="none"/>
+        </w:rPr>
+        <w:t>'</w:t>
       </w:r>
       <w:r>
         <w:rPr>
@@ -1029,7 +1146,31 @@
           <w:szCs w:val="21"/>
           <w14:ligatures w14:val="none"/>
         </w:rPr>
-        <w:t>'package:flutter_bloc_example/bloc/counter_event.dart'</w:t>
+        <w:t>'</w:t>
+      </w:r>
+      <w:proofErr w:type="gramStart"/>
+      <w:r>
+        <w:rPr>
+          <w:rFonts w:ascii="Consolas" w:eastAsia="Times New Roman" w:hAnsi="Consolas" w:cs="Times New Roman"/>
+          <w:color w:val="A31515"/>
+          <w:kern w:val="0"/>
+          <w:sz w:val="21"/>
+          <w:szCs w:val="21"/>
+          <w14:ligatures w14:val="none"/>
+        </w:rPr>
+        <w:t>package:flutter_bloc_example/bloc/counter_event.dart</w:t>
+      </w:r>
+      <w:proofErr w:type="gramEnd"/>
+      <w:r>
+        <w:rPr>
+          <w:rFonts w:ascii="Consolas" w:eastAsia="Times New Roman" w:hAnsi="Consolas" w:cs="Times New Roman"/>
+          <w:color w:val="A31515"/>
+          <w:kern w:val="0"/>
+          <w:sz w:val="21"/>
+          <w:szCs w:val="21"/>
+          <w14:ligatures w14:val="none"/>
+        </w:rPr>
+        <w:t>'</w:t>
       </w:r>
       <w:r>
         <w:rPr>
@@ -1227,6 +1368,7 @@
         </w:rPr>
         <w:t xml:space="preserve">  </w:t>
       </w:r>
+      <w:proofErr w:type="gramStart"/>
       <w:r>
         <w:rPr>
           <w:rFonts w:ascii="Consolas" w:eastAsia="Times New Roman" w:hAnsi="Consolas" w:cs="Times New Roman"/>
@@ -1260,6 +1402,7 @@
         </w:rPr>
         <w:t>:</w:t>
       </w:r>
+      <w:proofErr w:type="gramEnd"/>
       <w:r>
         <w:rPr>
           <w:rFonts w:ascii="Consolas" w:eastAsia="Times New Roman" w:hAnsi="Consolas" w:cs="Times New Roman"/>
@@ -1271,6 +1414,7 @@
         </w:rPr>
         <w:t xml:space="preserve"> </w:t>
       </w:r>
+      <w:proofErr w:type="gramStart"/>
       <w:r>
         <w:rPr>
           <w:rFonts w:ascii="Consolas" w:eastAsia="Times New Roman" w:hAnsi="Consolas" w:cs="Times New Roman"/>
@@ -1293,6 +1437,7 @@
         </w:rPr>
         <w:t>(</w:t>
       </w:r>
+      <w:proofErr w:type="gramEnd"/>
       <w:r>
         <w:rPr>
           <w:rFonts w:ascii="Consolas" w:eastAsia="Times New Roman" w:hAnsi="Consolas" w:cs="Times New Roman"/>
@@ -1373,6 +1518,7 @@
         </w:rPr>
         <w:t>CounterIncrement</w:t>
       </w:r>
+      <w:proofErr w:type="gramStart"/>
       <w:r>
         <w:rPr>
           <w:rFonts w:ascii="Consolas" w:eastAsia="Times New Roman" w:hAnsi="Consolas" w:cs="Times New Roman"/>
@@ -1393,7 +1539,19 @@
           <w:szCs w:val="21"/>
           <w14:ligatures w14:val="none"/>
         </w:rPr>
-        <w:t>((</w:t>
+        <w:t>(</w:t>
+      </w:r>
+      <w:proofErr w:type="gramEnd"/>
+      <w:r>
+        <w:rPr>
+          <w:rFonts w:ascii="Consolas" w:eastAsia="Times New Roman" w:hAnsi="Consolas" w:cs="Times New Roman"/>
+          <w:color w:val="3B3B3B"/>
+          <w:kern w:val="0"/>
+          <w:sz w:val="21"/>
+          <w:szCs w:val="21"/>
+          <w14:ligatures w14:val="none"/>
+        </w:rPr>
+        <w:t>(</w:t>
       </w:r>
       <w:r>
         <w:rPr>
@@ -1461,6 +1619,7 @@
         </w:rPr>
         <w:t xml:space="preserve"> </w:t>
       </w:r>
+      <w:proofErr w:type="gramStart"/>
       <w:r>
         <w:rPr>
           <w:rFonts w:ascii="Consolas" w:eastAsia="Times New Roman" w:hAnsi="Consolas" w:cs="Times New Roman"/>
@@ -1483,6 +1642,7 @@
         </w:rPr>
         <w:t>(</w:t>
       </w:r>
+      <w:proofErr w:type="gramEnd"/>
       <w:r>
         <w:rPr>
           <w:rFonts w:ascii="Consolas" w:eastAsia="Times New Roman" w:hAnsi="Consolas" w:cs="Times New Roman"/>
@@ -1585,6 +1745,7 @@
         </w:rPr>
         <w:t>CounterDecrement</w:t>
       </w:r>
+      <w:proofErr w:type="gramStart"/>
       <w:r>
         <w:rPr>
           <w:rFonts w:ascii="Consolas" w:eastAsia="Times New Roman" w:hAnsi="Consolas" w:cs="Times New Roman"/>
@@ -1605,7 +1766,19 @@
           <w:szCs w:val="21"/>
           <w14:ligatures w14:val="none"/>
         </w:rPr>
-        <w:t>((</w:t>
+        <w:t>(</w:t>
+      </w:r>
+      <w:proofErr w:type="gramEnd"/>
+      <w:r>
+        <w:rPr>
+          <w:rFonts w:ascii="Consolas" w:eastAsia="Times New Roman" w:hAnsi="Consolas" w:cs="Times New Roman"/>
+          <w:color w:val="3B3B3B"/>
+          <w:kern w:val="0"/>
+          <w:sz w:val="21"/>
+          <w:szCs w:val="21"/>
+          <w14:ligatures w14:val="none"/>
+        </w:rPr>
+        <w:t>(</w:t>
       </w:r>
       <w:r>
         <w:rPr>
@@ -1673,6 +1846,7 @@
         </w:rPr>
         <w:t xml:space="preserve"> </w:t>
       </w:r>
+      <w:proofErr w:type="gramStart"/>
       <w:r>
         <w:rPr>
           <w:rFonts w:ascii="Consolas" w:eastAsia="Times New Roman" w:hAnsi="Consolas" w:cs="Times New Roman"/>
@@ -1695,6 +1869,7 @@
         </w:rPr>
         <w:t>(</w:t>
       </w:r>
+      <w:proofErr w:type="gramEnd"/>
       <w:r>
         <w:rPr>
           <w:rFonts w:ascii="Consolas" w:eastAsia="Times New Roman" w:hAnsi="Consolas" w:cs="Times New Roman"/>
@@ -1875,6 +2050,7 @@
         </w:rPr>
         <w:t xml:space="preserve"> </w:t>
       </w:r>
+      <w:proofErr w:type="gramStart"/>
       <w:r>
         <w:rPr>
           <w:rFonts w:ascii="Consolas" w:eastAsia="Times New Roman" w:hAnsi="Consolas" w:cs="Times New Roman"/>
@@ -1897,6 +2073,7 @@
         </w:rPr>
         <w:t>(</w:t>
       </w:r>
+      <w:proofErr w:type="gramEnd"/>
       <w:r>
         <w:rPr>
           <w:rFonts w:ascii="Consolas" w:eastAsia="Times New Roman" w:hAnsi="Consolas" w:cs="Times New Roman"/>
@@ -2104,6 +2281,7 @@
         </w:rPr>
         <w:t xml:space="preserve">    </w:t>
       </w:r>
+      <w:proofErr w:type="gramStart"/>
       <w:r>
         <w:rPr>
           <w:rFonts w:ascii="Consolas" w:eastAsia="Times New Roman" w:hAnsi="Consolas" w:cs="Times New Roman"/>
@@ -2126,6 +2304,7 @@
         </w:rPr>
         <w:t>(</w:t>
       </w:r>
+      <w:proofErr w:type="gramEnd"/>
       <w:r>
         <w:rPr>
           <w:rFonts w:ascii="Consolas" w:eastAsia="Times New Roman" w:hAnsi="Consolas" w:cs="Times New Roman"/>
@@ -2278,6 +2457,7 @@
         </w:rPr>
         <w:t xml:space="preserve"> </w:t>
       </w:r>
+      <w:proofErr w:type="gramStart"/>
       <w:r>
         <w:rPr>
           <w:rFonts w:ascii="Consolas" w:eastAsia="Times New Roman" w:hAnsi="Consolas" w:cs="Times New Roman"/>
@@ -2300,6 +2480,7 @@
         </w:rPr>
         <w:t>(</w:t>
       </w:r>
+      <w:proofErr w:type="gramEnd"/>
       <w:r>
         <w:rPr>
           <w:rFonts w:ascii="Consolas" w:eastAsia="Times New Roman" w:hAnsi="Consolas" w:cs="Times New Roman"/>
@@ -2435,6 +2616,7 @@
         </w:rPr>
         <w:t xml:space="preserve">    </w:t>
       </w:r>
+      <w:proofErr w:type="gramStart"/>
       <w:r>
         <w:rPr>
           <w:rFonts w:ascii="Consolas" w:eastAsia="Times New Roman" w:hAnsi="Consolas" w:cs="Times New Roman"/>
@@ -2457,6 +2639,7 @@
         </w:rPr>
         <w:t>(</w:t>
       </w:r>
+      <w:proofErr w:type="gramEnd"/>
       <w:r>
         <w:rPr>
           <w:rFonts w:ascii="Consolas" w:eastAsia="Times New Roman" w:hAnsi="Consolas" w:cs="Times New Roman"/>
@@ -3041,6 +3224,7 @@
         </w:rPr>
         <w:t xml:space="preserve"> </w:t>
       </w:r>
+      <w:proofErr w:type="gramStart"/>
       <w:r>
         <w:rPr>
           <w:rFonts w:ascii="Consolas" w:eastAsia="Times New Roman" w:hAnsi="Consolas" w:cs="Times New Roman"/>
@@ -3063,6 +3247,7 @@
         </w:rPr>
         <w:t>(</w:t>
       </w:r>
+      <w:proofErr w:type="gramEnd"/>
     </w:p>
     <w:p>
       <w:pPr>
@@ -3146,6 +3331,7 @@
         </w:rPr>
         <w:t xml:space="preserve">        </w:t>
       </w:r>
+      <w:proofErr w:type="gramStart"/>
       <w:r>
         <w:rPr>
           <w:rFonts w:ascii="Consolas" w:eastAsia="Times New Roman" w:hAnsi="Consolas" w:cs="Times New Roman"/>
@@ -3168,6 +3354,7 @@
         </w:rPr>
         <w:t>(</w:t>
       </w:r>
+      <w:proofErr w:type="gramEnd"/>
       <w:r>
         <w:rPr>
           <w:rFonts w:ascii="Consolas" w:eastAsia="Times New Roman" w:hAnsi="Consolas" w:cs="Times New Roman"/>
@@ -3245,6 +3432,7 @@
         </w:rPr>
         <w:t xml:space="preserve"> </w:t>
       </w:r>
+      <w:proofErr w:type="gramStart"/>
       <w:r>
         <w:rPr>
           <w:rFonts w:ascii="Consolas" w:eastAsia="Times New Roman" w:hAnsi="Consolas" w:cs="Times New Roman"/>
@@ -3265,7 +3453,19 @@
           <w:szCs w:val="21"/>
           <w14:ligatures w14:val="none"/>
         </w:rPr>
-        <w:t>()),</w:t>
+        <w:t>(</w:t>
+      </w:r>
+      <w:proofErr w:type="gramEnd"/>
+      <w:r>
+        <w:rPr>
+          <w:rFonts w:ascii="Consolas" w:eastAsia="Times New Roman" w:hAnsi="Consolas" w:cs="Times New Roman"/>
+          <w:color w:val="3B3B3B"/>
+          <w:kern w:val="0"/>
+          <w:sz w:val="21"/>
+          <w:szCs w:val="21"/>
+          <w14:ligatures w14:val="none"/>
+        </w:rPr>
+        <w:t>)),</w:t>
       </w:r>
     </w:p>
     <w:p>
@@ -3292,6 +3492,7 @@
         </w:rPr>
         <w:t xml:space="preserve">        </w:t>
       </w:r>
+      <w:proofErr w:type="gramStart"/>
       <w:r>
         <w:rPr>
           <w:rFonts w:ascii="Consolas" w:eastAsia="Times New Roman" w:hAnsi="Consolas" w:cs="Times New Roman"/>
@@ -3314,6 +3515,7 @@
         </w:rPr>
         <w:t>(</w:t>
       </w:r>
+      <w:proofErr w:type="gramEnd"/>
       <w:r>
         <w:rPr>
           <w:rFonts w:ascii="Consolas" w:eastAsia="Times New Roman" w:hAnsi="Consolas" w:cs="Times New Roman"/>
@@ -3391,6 +3593,7 @@
         </w:rPr>
         <w:t xml:space="preserve"> </w:t>
       </w:r>
+      <w:proofErr w:type="gramStart"/>
       <w:r>
         <w:rPr>
           <w:rFonts w:ascii="Consolas" w:eastAsia="Times New Roman" w:hAnsi="Consolas" w:cs="Times New Roman"/>
@@ -3411,7 +3614,19 @@
           <w:szCs w:val="21"/>
           <w14:ligatures w14:val="none"/>
         </w:rPr>
-        <w:t>()),</w:t>
+        <w:t>(</w:t>
+      </w:r>
+      <w:proofErr w:type="gramEnd"/>
+      <w:r>
+        <w:rPr>
+          <w:rFonts w:ascii="Consolas" w:eastAsia="Times New Roman" w:hAnsi="Consolas" w:cs="Times New Roman"/>
+          <w:color w:val="3B3B3B"/>
+          <w:kern w:val="0"/>
+          <w:sz w:val="21"/>
+          <w:szCs w:val="21"/>
+          <w14:ligatures w14:val="none"/>
+        </w:rPr>
+        <w:t>)),</w:t>
       </w:r>
     </w:p>
     <w:p>
@@ -3496,6 +3711,7 @@
         </w:rPr>
         <w:t xml:space="preserve"> </w:t>
       </w:r>
+      <w:proofErr w:type="gramStart"/>
       <w:r>
         <w:rPr>
           <w:rFonts w:ascii="Consolas" w:eastAsia="Times New Roman" w:hAnsi="Consolas" w:cs="Times New Roman"/>
@@ -3518,6 +3734,7 @@
         </w:rPr>
         <w:t>(</w:t>
       </w:r>
+      <w:proofErr w:type="gramEnd"/>
     </w:p>
     <w:p>
       <w:pPr>
@@ -3736,6 +3953,7 @@
         </w:rPr>
         <w:t xml:space="preserve"> </w:t>
       </w:r>
+      <w:proofErr w:type="gramStart"/>
       <w:r>
         <w:rPr>
           <w:rFonts w:ascii="Consolas" w:eastAsia="Times New Roman" w:hAnsi="Consolas" w:cs="Times New Roman"/>
@@ -3758,6 +3976,7 @@
         </w:rPr>
         <w:t>(</w:t>
       </w:r>
+      <w:proofErr w:type="gramEnd"/>
       <w:r>
         <w:rPr>
           <w:rFonts w:ascii="Consolas" w:eastAsia="Times New Roman" w:hAnsi="Consolas" w:cs="Times New Roman"/>
@@ -3769,6 +3988,7 @@
         </w:rPr>
         <w:t>colorScheme</w:t>
       </w:r>
+      <w:proofErr w:type="gramStart"/>
       <w:r>
         <w:rPr>
           <w:rFonts w:ascii="Consolas" w:eastAsia="Times New Roman" w:hAnsi="Consolas" w:cs="Times New Roman"/>
@@ -3802,6 +4022,7 @@
         </w:rPr>
         <w:t>fromSeed</w:t>
       </w:r>
+      <w:proofErr w:type="gramEnd"/>
       <w:r>
         <w:rPr>
           <w:rFonts w:ascii="Consolas" w:eastAsia="Times New Roman" w:hAnsi="Consolas" w:cs="Times New Roman"/>
@@ -3970,6 +4191,7 @@
         </w:rPr>
         <w:t xml:space="preserve"> </w:t>
       </w:r>
+      <w:proofErr w:type="gramStart"/>
       <w:r>
         <w:rPr>
           <w:rFonts w:ascii="Consolas" w:eastAsia="Times New Roman" w:hAnsi="Consolas" w:cs="Times New Roman"/>
@@ -3992,6 +4214,7 @@
         </w:rPr>
         <w:t>(</w:t>
       </w:r>
+      <w:proofErr w:type="gramEnd"/>
       <w:r>
         <w:rPr>
           <w:rFonts w:ascii="Consolas" w:eastAsia="Times New Roman" w:hAnsi="Consolas" w:cs="Times New Roman"/>
@@ -4173,6 +4396,7 @@
         </w:rPr>
         <w:t>int</w:t>
       </w:r>
+      <w:proofErr w:type="gramStart"/>
       <w:r>
         <w:rPr>
           <w:rFonts w:ascii="Consolas" w:eastAsia="Times New Roman" w:hAnsi="Consolas" w:cs="Times New Roman"/>
@@ -4184,6 +4408,7 @@
         </w:rPr>
         <w:t>&gt;(</w:t>
       </w:r>
+      <w:proofErr w:type="gramEnd"/>
     </w:p>
     <w:p>
       <w:pPr>
@@ -4218,7 +4443,55 @@
           <w:szCs w:val="21"/>
           <w14:ligatures w14:val="none"/>
         </w:rPr>
-        <w:t>// bloc: context.read&lt;CounterCubit&gt;(),</w:t>
+        <w:t xml:space="preserve">// bloc: </w:t>
+      </w:r>
+      <w:proofErr w:type="gramStart"/>
+      <w:r>
+        <w:rPr>
+          <w:rFonts w:ascii="Consolas" w:eastAsia="Times New Roman" w:hAnsi="Consolas" w:cs="Times New Roman"/>
+          <w:color w:val="008000"/>
+          <w:kern w:val="0"/>
+          <w:sz w:val="21"/>
+          <w:szCs w:val="21"/>
+          <w14:ligatures w14:val="none"/>
+        </w:rPr>
+        <w:t>context.read</w:t>
+      </w:r>
+      <w:proofErr w:type="gramEnd"/>
+      <w:r>
+        <w:rPr>
+          <w:rFonts w:ascii="Consolas" w:eastAsia="Times New Roman" w:hAnsi="Consolas" w:cs="Times New Roman"/>
+          <w:color w:val="008000"/>
+          <w:kern w:val="0"/>
+          <w:sz w:val="21"/>
+          <w:szCs w:val="21"/>
+          <w14:ligatures w14:val="none"/>
+        </w:rPr>
+        <w:t>&lt;CounterCubit</w:t>
+      </w:r>
+      <w:proofErr w:type="gramStart"/>
+      <w:r>
+        <w:rPr>
+          <w:rFonts w:ascii="Consolas" w:eastAsia="Times New Roman" w:hAnsi="Consolas" w:cs="Times New Roman"/>
+          <w:color w:val="008000"/>
+          <w:kern w:val="0"/>
+          <w:sz w:val="21"/>
+          <w:szCs w:val="21"/>
+          <w14:ligatures w14:val="none"/>
+        </w:rPr>
+        <w:t>&gt;(</w:t>
+      </w:r>
+      <w:proofErr w:type="gramEnd"/>
+      <w:r>
+        <w:rPr>
+          <w:rFonts w:ascii="Consolas" w:eastAsia="Times New Roman" w:hAnsi="Consolas" w:cs="Times New Roman"/>
+          <w:color w:val="008000"/>
+          <w:kern w:val="0"/>
+          <w:sz w:val="21"/>
+          <w:szCs w:val="21"/>
+          <w14:ligatures w14:val="none"/>
+        </w:rPr>
+        <w:t>),</w:t>
       </w:r>
     </w:p>
     <w:p>
@@ -4254,7 +4527,55 @@
           <w:szCs w:val="21"/>
           <w14:ligatures w14:val="none"/>
         </w:rPr>
-        <w:t>// bloc: context.read&lt;CounterBloc&gt;(),</w:t>
+        <w:t xml:space="preserve">// bloc: </w:t>
+      </w:r>
+      <w:proofErr w:type="gramStart"/>
+      <w:r>
+        <w:rPr>
+          <w:rFonts w:ascii="Consolas" w:eastAsia="Times New Roman" w:hAnsi="Consolas" w:cs="Times New Roman"/>
+          <w:color w:val="008000"/>
+          <w:kern w:val="0"/>
+          <w:sz w:val="21"/>
+          <w:szCs w:val="21"/>
+          <w14:ligatures w14:val="none"/>
+        </w:rPr>
+        <w:t>context.read</w:t>
+      </w:r>
+      <w:proofErr w:type="gramEnd"/>
+      <w:r>
+        <w:rPr>
+          <w:rFonts w:ascii="Consolas" w:eastAsia="Times New Roman" w:hAnsi="Consolas" w:cs="Times New Roman"/>
+          <w:color w:val="008000"/>
+          <w:kern w:val="0"/>
+          <w:sz w:val="21"/>
+          <w:szCs w:val="21"/>
+          <w14:ligatures w14:val="none"/>
+        </w:rPr>
+        <w:t>&lt;CounterBloc</w:t>
+      </w:r>
+      <w:proofErr w:type="gramStart"/>
+      <w:r>
+        <w:rPr>
+          <w:rFonts w:ascii="Consolas" w:eastAsia="Times New Roman" w:hAnsi="Consolas" w:cs="Times New Roman"/>
+          <w:color w:val="008000"/>
+          <w:kern w:val="0"/>
+          <w:sz w:val="21"/>
+          <w:szCs w:val="21"/>
+          <w14:ligatures w14:val="none"/>
+        </w:rPr>
+        <w:t>&gt;(</w:t>
+      </w:r>
+      <w:proofErr w:type="gramEnd"/>
+      <w:r>
+        <w:rPr>
+          <w:rFonts w:ascii="Consolas" w:eastAsia="Times New Roman" w:hAnsi="Consolas" w:cs="Times New Roman"/>
+          <w:color w:val="008000"/>
+          <w:kern w:val="0"/>
+          <w:sz w:val="21"/>
+          <w:szCs w:val="21"/>
+          <w14:ligatures w14:val="none"/>
+        </w:rPr>
+        <w:t>),</w:t>
       </w:r>
     </w:p>
     <w:p>
@@ -4405,6 +4726,7 @@
         </w:rPr>
         <w:t xml:space="preserve"> </w:t>
       </w:r>
+      <w:proofErr w:type="gramStart"/>
       <w:r>
         <w:rPr>
           <w:rFonts w:ascii="Consolas" w:eastAsia="Times New Roman" w:hAnsi="Consolas" w:cs="Times New Roman"/>
@@ -4427,6 +4749,7 @@
         </w:rPr>
         <w:t>(</w:t>
       </w:r>
+      <w:proofErr w:type="gramEnd"/>
     </w:p>
     <w:p>
       <w:pPr>
@@ -4620,6 +4943,7 @@
         </w:rPr>
         <w:t>context</w:t>
       </w:r>
+      <w:proofErr w:type="gramStart"/>
       <w:r>
         <w:rPr>
           <w:rFonts w:ascii="Consolas" w:eastAsia="Times New Roman" w:hAnsi="Consolas" w:cs="Times New Roman"/>
@@ -4664,6 +4988,7 @@
         </w:rPr>
         <w:t>headlineMedium</w:t>
       </w:r>
+      <w:proofErr w:type="gramEnd"/>
       <w:r>
         <w:rPr>
           <w:rFonts w:ascii="Consolas" w:eastAsia="Times New Roman" w:hAnsi="Consolas" w:cs="Times New Roman"/>
@@ -4868,8 +5193,21 @@
           <w:szCs w:val="21"/>
           <w14:ligatures w14:val="none"/>
         </w:rPr>
-        <w:t>&gt;&gt;(</w:t>
-      </w:r>
+        <w:t>&gt;</w:t>
+      </w:r>
+      <w:proofErr w:type="gramStart"/>
+      <w:r>
+        <w:rPr>
+          <w:rFonts w:ascii="Consolas" w:eastAsia="Times New Roman" w:hAnsi="Consolas" w:cs="Times New Roman"/>
+          <w:color w:val="3B3B3B"/>
+          <w:kern w:val="0"/>
+          <w:sz w:val="21"/>
+          <w:szCs w:val="21"/>
+          <w14:ligatures w14:val="none"/>
+        </w:rPr>
+        <w:t>&gt;(</w:t>
+      </w:r>
+      <w:proofErr w:type="gramEnd"/>
     </w:p>
     <w:p>
       <w:pPr>
@@ -5121,6 +5459,7 @@
         </w:rPr>
         <w:t xml:space="preserve"> </w:t>
       </w:r>
+      <w:proofErr w:type="gramStart"/>
       <w:r>
         <w:rPr>
           <w:rFonts w:ascii="Consolas" w:eastAsia="Times New Roman" w:hAnsi="Consolas" w:cs="Times New Roman"/>
@@ -5154,6 +5493,7 @@
         </w:rPr>
         <w:t>length</w:t>
       </w:r>
+      <w:proofErr w:type="gramEnd"/>
       <w:r>
         <w:rPr>
           <w:rFonts w:ascii="Consolas" w:eastAsia="Times New Roman" w:hAnsi="Consolas" w:cs="Times New Roman"/>
@@ -5493,6 +5833,7 @@
         </w:rPr>
         <w:t xml:space="preserve"> </w:t>
       </w:r>
+      <w:proofErr w:type="gramStart"/>
       <w:r>
         <w:rPr>
           <w:rFonts w:ascii="Consolas" w:eastAsia="Times New Roman" w:hAnsi="Consolas" w:cs="Times New Roman"/>
@@ -5515,6 +5856,7 @@
         </w:rPr>
         <w:t>(</w:t>
       </w:r>
+      <w:proofErr w:type="gramEnd"/>
     </w:p>
     <w:p>
       <w:pPr>
@@ -5719,6 +6061,7 @@
         </w:rPr>
         <w:t>(</w:t>
       </w:r>
+      <w:proofErr w:type="gramStart"/>
       <w:r>
         <w:rPr>
           <w:rFonts w:ascii="Consolas" w:eastAsia="Times New Roman" w:hAnsi="Consolas" w:cs="Times New Roman"/>
@@ -5772,18 +6115,54 @@
           <w:szCs w:val="21"/>
           <w14:ligatures w14:val="none"/>
         </w:rPr>
-        <w:t>toIso8601String</w:t>
-      </w:r>
-      <w:r>
-        <w:rPr>
-          <w:rFonts w:ascii="Consolas" w:eastAsia="Times New Roman" w:hAnsi="Consolas" w:cs="Times New Roman"/>
-          <w:color w:val="3B3B3B"/>
-          <w:kern w:val="0"/>
-          <w:sz w:val="21"/>
-          <w:szCs w:val="21"/>
-          <w14:ligatures w14:val="none"/>
-        </w:rPr>
-        <w:t>()),</w:t>
+        <w:t>toIso</w:t>
+      </w:r>
+      <w:proofErr w:type="gramEnd"/>
+      <w:r>
+        <w:rPr>
+          <w:rFonts w:ascii="Consolas" w:eastAsia="Times New Roman" w:hAnsi="Consolas" w:cs="Times New Roman"/>
+          <w:color w:val="795E26"/>
+          <w:kern w:val="0"/>
+          <w:sz w:val="21"/>
+          <w:szCs w:val="21"/>
+          <w14:ligatures w14:val="none"/>
+        </w:rPr>
+        <w:t>8601</w:t>
+      </w:r>
+      <w:proofErr w:type="gramStart"/>
+      <w:r>
+        <w:rPr>
+          <w:rFonts w:ascii="Consolas" w:eastAsia="Times New Roman" w:hAnsi="Consolas" w:cs="Times New Roman"/>
+          <w:color w:val="795E26"/>
+          <w:kern w:val="0"/>
+          <w:sz w:val="21"/>
+          <w:szCs w:val="21"/>
+          <w14:ligatures w14:val="none"/>
+        </w:rPr>
+        <w:t>String</w:t>
+      </w:r>
+      <w:r>
+        <w:rPr>
+          <w:rFonts w:ascii="Consolas" w:eastAsia="Times New Roman" w:hAnsi="Consolas" w:cs="Times New Roman"/>
+          <w:color w:val="3B3B3B"/>
+          <w:kern w:val="0"/>
+          <w:sz w:val="21"/>
+          <w:szCs w:val="21"/>
+          <w14:ligatures w14:val="none"/>
+        </w:rPr>
+        <w:t>(</w:t>
+      </w:r>
+      <w:proofErr w:type="gramEnd"/>
+      <w:r>
+        <w:rPr>
+          <w:rFonts w:ascii="Consolas" w:eastAsia="Times New Roman" w:hAnsi="Consolas" w:cs="Times New Roman"/>
+          <w:color w:val="3B3B3B"/>
+          <w:kern w:val="0"/>
+          <w:sz w:val="21"/>
+          <w:szCs w:val="21"/>
+          <w14:ligatures w14:val="none"/>
+        </w:rPr>
+        <w:t>)),</w:t>
       </w:r>
     </w:p>
     <w:p>
@@ -5930,6 +6309,8527 @@
       </w:r>
     </w:p>
     <w:p/>
+    <w:p/>
+    <w:p/>
+    <w:p/>
+    <w:p>
+      <w:pPr>
+        <w:rPr>
+          <w:rFonts w:ascii="Sakkal Majalla" w:hAnsi="Sakkal Majalla" w:cs="Sakkal Majalla"/>
+          <w:sz w:val="28"/>
+          <w:szCs w:val="28"/>
+        </w:rPr>
+      </w:pPr>
+      <w:r>
+        <w:rPr>
+          <w:rFonts w:ascii="Sakkal Majalla" w:hAnsi="Sakkal Majalla" w:cs="Sakkal Majalla" w:hint="cs"/>
+          <w:sz w:val="28"/>
+          <w:szCs w:val="28"/>
+        </w:rPr>
+        <w:lastRenderedPageBreak/>
+        <w:t>To define the structure of the project using the Feature Design:</w:t>
+      </w:r>
+    </w:p>
+    <w:p>
+      <w:pPr>
+        <w:pStyle w:val="ListParagraph"/>
+        <w:numPr>
+          <w:ilvl w:val="0"/>
+          <w:numId w:val="1"/>
+        </w:numPr>
+        <w:rPr>
+          <w:rFonts w:ascii="Sakkal Majalla" w:hAnsi="Sakkal Majalla" w:cs="Sakkal Majalla"/>
+          <w:sz w:val="28"/>
+          <w:szCs w:val="28"/>
+        </w:rPr>
+      </w:pPr>
+      <w:r>
+        <w:rPr>
+          <w:rFonts w:ascii="Sakkal Majalla" w:hAnsi="Sakkal Majalla" w:cs="Sakkal Majalla" w:hint="cs"/>
+          <w:sz w:val="28"/>
+          <w:szCs w:val="28"/>
+        </w:rPr>
+        <w:t xml:space="preserve">We define </w:t>
+      </w:r>
+      <w:r>
+        <w:rPr>
+          <w:rFonts w:ascii="Sakkal Majalla" w:hAnsi="Sakkal Majalla" w:cs="Sakkal Majalla" w:hint="cs"/>
+          <w:b/>
+          <w:bCs/>
+          <w:color w:val="538135" w:themeColor="accent6" w:themeShade="BF"/>
+          <w:sz w:val="28"/>
+          <w:szCs w:val="28"/>
+        </w:rPr>
+        <w:t>the bloc</w:t>
+      </w:r>
+      <w:r>
+        <w:rPr>
+          <w:rFonts w:ascii="Sakkal Majalla" w:hAnsi="Sakkal Majalla" w:cs="Sakkal Majalla" w:hint="cs"/>
+          <w:color w:val="538135" w:themeColor="accent6" w:themeShade="BF"/>
+          <w:sz w:val="28"/>
+          <w:szCs w:val="28"/>
+        </w:rPr>
+        <w:t xml:space="preserve"> </w:t>
+      </w:r>
+      <w:r>
+        <w:rPr>
+          <w:rFonts w:ascii="Sakkal Majalla" w:hAnsi="Sakkal Majalla" w:cs="Sakkal Majalla" w:hint="cs"/>
+          <w:sz w:val="28"/>
+          <w:szCs w:val="28"/>
+        </w:rPr>
+        <w:t>where the logic of state management happens.</w:t>
+      </w:r>
+    </w:p>
+    <w:p>
+      <w:pPr>
+        <w:pStyle w:val="ListParagraph"/>
+        <w:numPr>
+          <w:ilvl w:val="0"/>
+          <w:numId w:val="1"/>
+        </w:numPr>
+        <w:rPr>
+          <w:rFonts w:ascii="Sakkal Majalla" w:hAnsi="Sakkal Majalla" w:cs="Sakkal Majalla"/>
+          <w:sz w:val="28"/>
+          <w:szCs w:val="28"/>
+        </w:rPr>
+      </w:pPr>
+      <w:r>
+        <w:rPr>
+          <w:rFonts w:ascii="Sakkal Majalla" w:hAnsi="Sakkal Majalla" w:cs="Sakkal Majalla" w:hint="cs"/>
+          <w:sz w:val="28"/>
+          <w:szCs w:val="28"/>
+        </w:rPr>
+        <w:t xml:space="preserve">We define </w:t>
+      </w:r>
+      <w:r>
+        <w:rPr>
+          <w:rFonts w:ascii="Sakkal Majalla" w:hAnsi="Sakkal Majalla" w:cs="Sakkal Majalla" w:hint="cs"/>
+          <w:b/>
+          <w:bCs/>
+          <w:color w:val="538135" w:themeColor="accent6" w:themeShade="BF"/>
+          <w:sz w:val="28"/>
+          <w:szCs w:val="28"/>
+        </w:rPr>
+        <w:t>the data</w:t>
+      </w:r>
+      <w:r>
+        <w:rPr>
+          <w:rFonts w:ascii="Sakkal Majalla" w:hAnsi="Sakkal Majalla" w:cs="Sakkal Majalla" w:hint="cs"/>
+          <w:color w:val="538135" w:themeColor="accent6" w:themeShade="BF"/>
+          <w:sz w:val="28"/>
+          <w:szCs w:val="28"/>
+        </w:rPr>
+        <w:t xml:space="preserve"> </w:t>
+      </w:r>
+      <w:r>
+        <w:rPr>
+          <w:rFonts w:ascii="Sakkal Majalla" w:hAnsi="Sakkal Majalla" w:cs="Sakkal Majalla" w:hint="cs"/>
+          <w:sz w:val="28"/>
+          <w:szCs w:val="28"/>
+        </w:rPr>
+        <w:t>that contains the:</w:t>
+      </w:r>
+    </w:p>
+    <w:p>
+      <w:pPr>
+        <w:pStyle w:val="ListParagraph"/>
+        <w:numPr>
+          <w:ilvl w:val="1"/>
+          <w:numId w:val="1"/>
+        </w:numPr>
+        <w:rPr>
+          <w:rFonts w:ascii="Sakkal Majalla" w:hAnsi="Sakkal Majalla" w:cs="Sakkal Majalla"/>
+          <w:sz w:val="28"/>
+          <w:szCs w:val="28"/>
+        </w:rPr>
+      </w:pPr>
+      <w:r>
+        <w:rPr>
+          <w:rFonts w:ascii="Sakkal Majalla" w:hAnsi="Sakkal Majalla" w:cs="Sakkal Majalla" w:hint="cs"/>
+          <w:sz w:val="28"/>
+          <w:szCs w:val="28"/>
+        </w:rPr>
+        <w:t xml:space="preserve">The </w:t>
+      </w:r>
+      <w:r>
+        <w:rPr>
+          <w:rFonts w:ascii="Sakkal Majalla" w:hAnsi="Sakkal Majalla" w:cs="Sakkal Majalla" w:hint="cs"/>
+          <w:b/>
+          <w:bCs/>
+          <w:color w:val="C00000"/>
+          <w:sz w:val="28"/>
+          <w:szCs w:val="28"/>
+        </w:rPr>
+        <w:t>data provider</w:t>
+      </w:r>
+      <w:r>
+        <w:rPr>
+          <w:rFonts w:ascii="Sakkal Majalla" w:hAnsi="Sakkal Majalla" w:cs="Sakkal Majalla" w:hint="cs"/>
+          <w:color w:val="C00000"/>
+          <w:sz w:val="28"/>
+          <w:szCs w:val="28"/>
+        </w:rPr>
+        <w:t xml:space="preserve"> </w:t>
+      </w:r>
+      <w:r>
+        <w:rPr>
+          <w:rFonts w:ascii="Sakkal Majalla" w:hAnsi="Sakkal Majalla" w:cs="Sakkal Majalla" w:hint="cs"/>
+          <w:sz w:val="28"/>
+          <w:szCs w:val="28"/>
+        </w:rPr>
+        <w:t>that calls the APIs endpoints.</w:t>
+      </w:r>
+    </w:p>
+    <w:p>
+      <w:pPr>
+        <w:pStyle w:val="ListParagraph"/>
+        <w:numPr>
+          <w:ilvl w:val="1"/>
+          <w:numId w:val="1"/>
+        </w:numPr>
+        <w:rPr>
+          <w:rFonts w:ascii="Sakkal Majalla" w:hAnsi="Sakkal Majalla" w:cs="Sakkal Majalla"/>
+          <w:sz w:val="28"/>
+          <w:szCs w:val="28"/>
+        </w:rPr>
+      </w:pPr>
+      <w:r>
+        <w:rPr>
+          <w:rFonts w:ascii="Sakkal Majalla" w:hAnsi="Sakkal Majalla" w:cs="Sakkal Majalla" w:hint="cs"/>
+          <w:sz w:val="28"/>
+          <w:szCs w:val="28"/>
+        </w:rPr>
+        <w:t xml:space="preserve">The </w:t>
+      </w:r>
+      <w:r>
+        <w:rPr>
+          <w:rFonts w:ascii="Sakkal Majalla" w:hAnsi="Sakkal Majalla" w:cs="Sakkal Majalla" w:hint="cs"/>
+          <w:b/>
+          <w:bCs/>
+          <w:color w:val="C00000"/>
+          <w:sz w:val="28"/>
+          <w:szCs w:val="28"/>
+        </w:rPr>
+        <w:t>repository</w:t>
+      </w:r>
+      <w:r>
+        <w:rPr>
+          <w:rFonts w:ascii="Sakkal Majalla" w:hAnsi="Sakkal Majalla" w:cs="Sakkal Majalla" w:hint="cs"/>
+          <w:color w:val="C00000"/>
+          <w:sz w:val="28"/>
+          <w:szCs w:val="28"/>
+        </w:rPr>
+        <w:t xml:space="preserve"> </w:t>
+      </w:r>
+      <w:r>
+        <w:rPr>
+          <w:rFonts w:ascii="Sakkal Majalla" w:hAnsi="Sakkal Majalla" w:cs="Sakkal Majalla" w:hint="cs"/>
+          <w:sz w:val="28"/>
+          <w:szCs w:val="28"/>
+        </w:rPr>
+        <w:t xml:space="preserve">that </w:t>
+      </w:r>
+      <w:r>
+        <w:rPr>
+          <w:rFonts w:ascii="Sakkal Majalla" w:hAnsi="Sakkal Majalla" w:cs="Sakkal Majalla" w:hint="cs"/>
+          <w:sz w:val="28"/>
+          <w:szCs w:val="28"/>
+        </w:rPr>
+        <w:t>uses</w:t>
+      </w:r>
+      <w:r>
+        <w:rPr>
+          <w:rFonts w:ascii="Sakkal Majalla" w:hAnsi="Sakkal Majalla" w:cs="Sakkal Majalla" w:hint="cs"/>
+          <w:sz w:val="28"/>
+          <w:szCs w:val="28"/>
+        </w:rPr>
+        <w:t xml:space="preserve"> the data provider.</w:t>
+      </w:r>
+    </w:p>
+    <w:p>
+      <w:pPr>
+        <w:pStyle w:val="ListParagraph"/>
+        <w:numPr>
+          <w:ilvl w:val="0"/>
+          <w:numId w:val="1"/>
+        </w:numPr>
+        <w:rPr>
+          <w:rFonts w:ascii="Sakkal Majalla" w:hAnsi="Sakkal Majalla" w:cs="Sakkal Majalla"/>
+          <w:sz w:val="28"/>
+          <w:szCs w:val="28"/>
+        </w:rPr>
+      </w:pPr>
+      <w:r>
+        <w:rPr>
+          <w:rFonts w:ascii="Sakkal Majalla" w:hAnsi="Sakkal Majalla" w:cs="Sakkal Majalla" w:hint="cs"/>
+          <w:b/>
+          <w:bCs/>
+          <w:color w:val="538135" w:themeColor="accent6" w:themeShade="BF"/>
+          <w:sz w:val="28"/>
+          <w:szCs w:val="28"/>
+        </w:rPr>
+        <w:t>The model</w:t>
+      </w:r>
+      <w:r>
+        <w:rPr>
+          <w:rFonts w:ascii="Sakkal Majalla" w:hAnsi="Sakkal Majalla" w:cs="Sakkal Majalla" w:hint="cs"/>
+          <w:color w:val="538135" w:themeColor="accent6" w:themeShade="BF"/>
+          <w:sz w:val="28"/>
+          <w:szCs w:val="28"/>
+        </w:rPr>
+        <w:t xml:space="preserve"> </w:t>
+      </w:r>
+      <w:r>
+        <w:rPr>
+          <w:rFonts w:ascii="Sakkal Majalla" w:hAnsi="Sakkal Majalla" w:cs="Sakkal Majalla" w:hint="cs"/>
+          <w:sz w:val="28"/>
+          <w:szCs w:val="28"/>
+        </w:rPr>
+        <w:t xml:space="preserve">that contains the data representation for </w:t>
+      </w:r>
+      <w:r>
+        <w:rPr>
+          <w:rFonts w:ascii="Sakkal Majalla" w:hAnsi="Sakkal Majalla" w:cs="Sakkal Majalla" w:hint="cs"/>
+          <w:b/>
+          <w:bCs/>
+          <w:color w:val="C00000"/>
+          <w:sz w:val="28"/>
+          <w:szCs w:val="28"/>
+        </w:rPr>
+        <w:t>the request</w:t>
+      </w:r>
+      <w:r>
+        <w:rPr>
+          <w:rFonts w:ascii="Sakkal Majalla" w:hAnsi="Sakkal Majalla" w:cs="Sakkal Majalla" w:hint="cs"/>
+          <w:color w:val="C00000"/>
+          <w:sz w:val="28"/>
+          <w:szCs w:val="28"/>
+        </w:rPr>
+        <w:t xml:space="preserve"> </w:t>
+      </w:r>
+      <w:r>
+        <w:rPr>
+          <w:rFonts w:ascii="Sakkal Majalla" w:hAnsi="Sakkal Majalla" w:cs="Sakkal Majalla" w:hint="cs"/>
+          <w:sz w:val="28"/>
+          <w:szCs w:val="28"/>
+        </w:rPr>
+        <w:t xml:space="preserve">and </w:t>
+      </w:r>
+      <w:r>
+        <w:rPr>
+          <w:rFonts w:ascii="Sakkal Majalla" w:hAnsi="Sakkal Majalla" w:cs="Sakkal Majalla" w:hint="cs"/>
+          <w:b/>
+          <w:bCs/>
+          <w:color w:val="C00000"/>
+          <w:sz w:val="28"/>
+          <w:szCs w:val="28"/>
+        </w:rPr>
+        <w:t>response</w:t>
+      </w:r>
+      <w:r>
+        <w:rPr>
+          <w:rFonts w:ascii="Sakkal Majalla" w:hAnsi="Sakkal Majalla" w:cs="Sakkal Majalla" w:hint="cs"/>
+          <w:sz w:val="28"/>
+          <w:szCs w:val="28"/>
+        </w:rPr>
+        <w:t>.</w:t>
+      </w:r>
+    </w:p>
+    <w:p>
+      <w:pPr>
+        <w:pStyle w:val="ListParagraph"/>
+        <w:numPr>
+          <w:ilvl w:val="0"/>
+          <w:numId w:val="1"/>
+        </w:numPr>
+        <w:rPr>
+          <w:rFonts w:ascii="Sakkal Majalla" w:hAnsi="Sakkal Majalla" w:cs="Sakkal Majalla"/>
+          <w:sz w:val="28"/>
+          <w:szCs w:val="28"/>
+        </w:rPr>
+      </w:pPr>
+      <w:r>
+        <w:rPr>
+          <w:rFonts w:ascii="Sakkal Majalla" w:hAnsi="Sakkal Majalla" w:cs="Sakkal Majalla" w:hint="cs"/>
+          <w:b/>
+          <w:bCs/>
+          <w:color w:val="538135" w:themeColor="accent6" w:themeShade="BF"/>
+          <w:sz w:val="28"/>
+          <w:szCs w:val="28"/>
+        </w:rPr>
+        <w:t>The presentations</w:t>
+      </w:r>
+      <w:r>
+        <w:rPr>
+          <w:rFonts w:ascii="Sakkal Majalla" w:hAnsi="Sakkal Majalla" w:cs="Sakkal Majalla" w:hint="cs"/>
+          <w:color w:val="538135" w:themeColor="accent6" w:themeShade="BF"/>
+          <w:sz w:val="28"/>
+          <w:szCs w:val="28"/>
+        </w:rPr>
+        <w:t xml:space="preserve"> </w:t>
+      </w:r>
+      <w:r>
+        <w:rPr>
+          <w:rFonts w:ascii="Sakkal Majalla" w:hAnsi="Sakkal Majalla" w:cs="Sakkal Majalla" w:hint="cs"/>
+          <w:sz w:val="28"/>
+          <w:szCs w:val="28"/>
+        </w:rPr>
+        <w:t xml:space="preserve">that </w:t>
+      </w:r>
+      <w:r>
+        <w:rPr>
+          <w:rFonts w:ascii="Sakkal Majalla" w:hAnsi="Sakkal Majalla" w:cs="Sakkal Majalla" w:hint="cs"/>
+          <w:sz w:val="28"/>
+          <w:szCs w:val="28"/>
+        </w:rPr>
+        <w:t>contain</w:t>
+      </w:r>
+      <w:r>
+        <w:rPr>
+          <w:rFonts w:ascii="Sakkal Majalla" w:hAnsi="Sakkal Majalla" w:cs="Sakkal Majalla" w:hint="cs"/>
+          <w:sz w:val="28"/>
+          <w:szCs w:val="28"/>
+        </w:rPr>
+        <w:t xml:space="preserve"> the </w:t>
+      </w:r>
+      <w:r>
+        <w:rPr>
+          <w:rFonts w:ascii="Sakkal Majalla" w:hAnsi="Sakkal Majalla" w:cs="Sakkal Majalla" w:hint="cs"/>
+          <w:b/>
+          <w:bCs/>
+          <w:color w:val="C00000"/>
+          <w:sz w:val="28"/>
+          <w:szCs w:val="28"/>
+        </w:rPr>
+        <w:t>screens</w:t>
+      </w:r>
+      <w:r>
+        <w:rPr>
+          <w:rFonts w:ascii="Sakkal Majalla" w:hAnsi="Sakkal Majalla" w:cs="Sakkal Majalla" w:hint="cs"/>
+          <w:color w:val="C00000"/>
+          <w:sz w:val="28"/>
+          <w:szCs w:val="28"/>
+        </w:rPr>
+        <w:t xml:space="preserve"> </w:t>
+      </w:r>
+      <w:r>
+        <w:rPr>
+          <w:rFonts w:ascii="Sakkal Majalla" w:hAnsi="Sakkal Majalla" w:cs="Sakkal Majalla" w:hint="cs"/>
+          <w:sz w:val="28"/>
+          <w:szCs w:val="28"/>
+        </w:rPr>
+        <w:t xml:space="preserve">and </w:t>
+      </w:r>
+      <w:r>
+        <w:rPr>
+          <w:rFonts w:ascii="Sakkal Majalla" w:hAnsi="Sakkal Majalla" w:cs="Sakkal Majalla" w:hint="cs"/>
+          <w:b/>
+          <w:bCs/>
+          <w:color w:val="C00000"/>
+          <w:sz w:val="28"/>
+          <w:szCs w:val="28"/>
+        </w:rPr>
+        <w:t>widgets of our application</w:t>
+      </w:r>
+      <w:r>
+        <w:rPr>
+          <w:rFonts w:ascii="Sakkal Majalla" w:hAnsi="Sakkal Majalla" w:cs="Sakkal Majalla" w:hint="cs"/>
+          <w:sz w:val="28"/>
+          <w:szCs w:val="28"/>
+        </w:rPr>
+        <w:t>.</w:t>
+      </w:r>
+    </w:p>
+    <w:p>
+      <w:r>
+        <w:rPr>
+          <w:noProof/>
+        </w:rPr>
+        <w:drawing>
+          <wp:inline distT="0" distB="0" distL="0" distR="0" wp14:anchorId="148D1CAA" wp14:editId="16EB7BDD">
+            <wp:extent cx="6520486" cy="3459480"/>
+            <wp:effectExtent l="0" t="0" r="0" b="7620"/>
+            <wp:docPr id="61167555" name="Picture 1"/>
+            <wp:cNvGraphicFramePr>
+              <a:graphicFrameLocks xmlns:a="http://schemas.openxmlformats.org/drawingml/2006/main" noChangeAspect="1"/>
+            </wp:cNvGraphicFramePr>
+            <a:graphic xmlns:a="http://schemas.openxmlformats.org/drawingml/2006/main">
+              <a:graphicData uri="http://schemas.openxmlformats.org/drawingml/2006/picture">
+                <pic:pic xmlns:pic="http://schemas.openxmlformats.org/drawingml/2006/picture">
+                  <pic:nvPicPr>
+                    <pic:cNvPr id="61167555" name=""/>
+                    <pic:cNvPicPr/>
+                  </pic:nvPicPr>
+                  <pic:blipFill>
+                    <a:blip r:embed="rId5"/>
+                    <a:stretch>
+                      <a:fillRect/>
+                    </a:stretch>
+                  </pic:blipFill>
+                  <pic:spPr>
+                    <a:xfrm>
+                      <a:off x="0" y="0"/>
+                      <a:ext cx="6528217" cy="3463582"/>
+                    </a:xfrm>
+                    <a:prstGeom prst="rect">
+                      <a:avLst/>
+                    </a:prstGeom>
+                  </pic:spPr>
+                </pic:pic>
+              </a:graphicData>
+            </a:graphic>
+          </wp:inline>
+        </w:drawing>
+      </w:r>
+    </w:p>
+    <w:p>
+      <w:pPr>
+        <w:shd w:val="clear" w:color="auto" w:fill="FFFFFF"/>
+        <w:spacing w:after="0" w:line="285" w:lineRule="atLeast"/>
+        <w:ind w:left="720" w:firstLine="720"/>
+        <w:rPr>
+          <w:rFonts w:ascii="Consolas" w:eastAsia="Times New Roman" w:hAnsi="Consolas" w:cs="Times New Roman"/>
+          <w:color w:val="3B3B3B"/>
+          <w:kern w:val="0"/>
+          <w:sz w:val="21"/>
+          <w:szCs w:val="21"/>
+          <w14:ligatures w14:val="none"/>
+        </w:rPr>
+      </w:pPr>
+      <w:r>
+        <w:t>=====================================================</w:t>
+      </w:r>
+    </w:p>
+    <w:p>
+      <w:pPr>
+        <w:rPr>
+          <w:rFonts w:ascii="Sakkal Majalla" w:hAnsi="Sakkal Majalla" w:cs="Sakkal Majalla"/>
+          <w:sz w:val="28"/>
+          <w:szCs w:val="28"/>
+        </w:rPr>
+      </w:pPr>
+      <w:r>
+        <w:rPr>
+          <w:rFonts w:ascii="Sakkal Majalla" w:hAnsi="Sakkal Majalla" w:cs="Sakkal Majalla" w:hint="cs"/>
+          <w:sz w:val="28"/>
+          <w:szCs w:val="28"/>
+        </w:rPr>
+        <w:t>To define the logic using the bloc state management we define:</w:t>
+      </w:r>
+    </w:p>
+    <w:p>
+      <w:pPr>
+        <w:pStyle w:val="ListParagraph"/>
+        <w:numPr>
+          <w:ilvl w:val="0"/>
+          <w:numId w:val="2"/>
+        </w:numPr>
+        <w:rPr>
+          <w:rFonts w:ascii="Sakkal Majalla" w:hAnsi="Sakkal Majalla" w:cs="Sakkal Majalla"/>
+          <w:sz w:val="28"/>
+          <w:szCs w:val="28"/>
+        </w:rPr>
+      </w:pPr>
+      <w:r>
+        <w:rPr>
+          <w:rFonts w:ascii="Sakkal Majalla" w:hAnsi="Sakkal Majalla" w:cs="Sakkal Majalla" w:hint="cs"/>
+          <w:b/>
+          <w:bCs/>
+          <w:color w:val="538135" w:themeColor="accent6" w:themeShade="BF"/>
+          <w:sz w:val="28"/>
+          <w:szCs w:val="28"/>
+        </w:rPr>
+        <w:t>The events</w:t>
+      </w:r>
+      <w:r>
+        <w:rPr>
+          <w:rFonts w:ascii="Sakkal Majalla" w:hAnsi="Sakkal Majalla" w:cs="Sakkal Majalla" w:hint="cs"/>
+          <w:color w:val="538135" w:themeColor="accent6" w:themeShade="BF"/>
+          <w:sz w:val="28"/>
+          <w:szCs w:val="28"/>
+        </w:rPr>
+        <w:t xml:space="preserve"> </w:t>
+      </w:r>
+      <w:r>
+        <w:rPr>
+          <w:rFonts w:ascii="Sakkal Majalla" w:hAnsi="Sakkal Majalla" w:cs="Sakkal Majalla" w:hint="cs"/>
+          <w:sz w:val="28"/>
+          <w:szCs w:val="28"/>
+        </w:rPr>
+        <w:t>of the logic.</w:t>
+      </w:r>
+    </w:p>
+    <w:p>
+      <w:pPr>
+        <w:pStyle w:val="ListParagraph"/>
+        <w:numPr>
+          <w:ilvl w:val="0"/>
+          <w:numId w:val="2"/>
+        </w:numPr>
+        <w:rPr>
+          <w:rFonts w:ascii="Sakkal Majalla" w:hAnsi="Sakkal Majalla" w:cs="Sakkal Majalla"/>
+          <w:sz w:val="28"/>
+          <w:szCs w:val="28"/>
+        </w:rPr>
+      </w:pPr>
+      <w:r>
+        <w:rPr>
+          <w:rFonts w:ascii="Sakkal Majalla" w:hAnsi="Sakkal Majalla" w:cs="Sakkal Majalla" w:hint="cs"/>
+          <w:b/>
+          <w:bCs/>
+          <w:color w:val="538135" w:themeColor="accent6" w:themeShade="BF"/>
+          <w:sz w:val="28"/>
+          <w:szCs w:val="28"/>
+        </w:rPr>
+        <w:t>The states</w:t>
+      </w:r>
+      <w:r>
+        <w:rPr>
+          <w:rFonts w:ascii="Sakkal Majalla" w:hAnsi="Sakkal Majalla" w:cs="Sakkal Majalla" w:hint="cs"/>
+          <w:color w:val="538135" w:themeColor="accent6" w:themeShade="BF"/>
+          <w:sz w:val="28"/>
+          <w:szCs w:val="28"/>
+        </w:rPr>
+        <w:t xml:space="preserve"> </w:t>
+      </w:r>
+      <w:r>
+        <w:rPr>
+          <w:rFonts w:ascii="Sakkal Majalla" w:hAnsi="Sakkal Majalla" w:cs="Sakkal Majalla" w:hint="cs"/>
+          <w:sz w:val="28"/>
+          <w:szCs w:val="28"/>
+        </w:rPr>
+        <w:t>of the logic.</w:t>
+      </w:r>
+    </w:p>
+    <w:p>
+      <w:pPr>
+        <w:pStyle w:val="ListParagraph"/>
+        <w:numPr>
+          <w:ilvl w:val="0"/>
+          <w:numId w:val="2"/>
+        </w:numPr>
+        <w:rPr>
+          <w:rFonts w:ascii="Sakkal Majalla" w:hAnsi="Sakkal Majalla" w:cs="Sakkal Majalla"/>
+          <w:sz w:val="28"/>
+          <w:szCs w:val="28"/>
+        </w:rPr>
+      </w:pPr>
+      <w:r>
+        <w:rPr>
+          <w:rFonts w:ascii="Sakkal Majalla" w:hAnsi="Sakkal Majalla" w:cs="Sakkal Majalla" w:hint="cs"/>
+          <w:b/>
+          <w:bCs/>
+          <w:color w:val="538135" w:themeColor="accent6" w:themeShade="BF"/>
+          <w:sz w:val="28"/>
+          <w:szCs w:val="28"/>
+        </w:rPr>
+        <w:t>The bloc</w:t>
+      </w:r>
+      <w:r>
+        <w:rPr>
+          <w:rFonts w:ascii="Sakkal Majalla" w:hAnsi="Sakkal Majalla" w:cs="Sakkal Majalla" w:hint="cs"/>
+          <w:color w:val="538135" w:themeColor="accent6" w:themeShade="BF"/>
+          <w:sz w:val="28"/>
+          <w:szCs w:val="28"/>
+        </w:rPr>
+        <w:t xml:space="preserve"> </w:t>
+      </w:r>
+      <w:r>
+        <w:rPr>
+          <w:rFonts w:ascii="Sakkal Majalla" w:hAnsi="Sakkal Majalla" w:cs="Sakkal Majalla" w:hint="cs"/>
+          <w:sz w:val="28"/>
+          <w:szCs w:val="28"/>
+        </w:rPr>
+        <w:t xml:space="preserve">of the logic that combine the </w:t>
+      </w:r>
+      <w:r>
+        <w:rPr>
+          <w:rFonts w:ascii="Sakkal Majalla" w:hAnsi="Sakkal Majalla" w:cs="Sakkal Majalla" w:hint="cs"/>
+          <w:b/>
+          <w:bCs/>
+          <w:color w:val="538135" w:themeColor="accent6" w:themeShade="BF"/>
+          <w:sz w:val="28"/>
+          <w:szCs w:val="28"/>
+        </w:rPr>
+        <w:t>events</w:t>
+      </w:r>
+      <w:r>
+        <w:rPr>
+          <w:rFonts w:ascii="Sakkal Majalla" w:hAnsi="Sakkal Majalla" w:cs="Sakkal Majalla" w:hint="cs"/>
+          <w:color w:val="538135" w:themeColor="accent6" w:themeShade="BF"/>
+          <w:sz w:val="28"/>
+          <w:szCs w:val="28"/>
+        </w:rPr>
+        <w:t xml:space="preserve"> </w:t>
+      </w:r>
+      <w:r>
+        <w:rPr>
+          <w:rFonts w:ascii="Sakkal Majalla" w:hAnsi="Sakkal Majalla" w:cs="Sakkal Majalla" w:hint="cs"/>
+          <w:sz w:val="28"/>
+          <w:szCs w:val="28"/>
+        </w:rPr>
+        <w:t xml:space="preserve">with the </w:t>
+      </w:r>
+      <w:r>
+        <w:rPr>
+          <w:rFonts w:ascii="Sakkal Majalla" w:hAnsi="Sakkal Majalla" w:cs="Sakkal Majalla" w:hint="cs"/>
+          <w:b/>
+          <w:bCs/>
+          <w:color w:val="538135" w:themeColor="accent6" w:themeShade="BF"/>
+          <w:sz w:val="28"/>
+          <w:szCs w:val="28"/>
+        </w:rPr>
+        <w:t>states</w:t>
+      </w:r>
+      <w:r>
+        <w:rPr>
+          <w:rFonts w:ascii="Sakkal Majalla" w:hAnsi="Sakkal Majalla" w:cs="Sakkal Majalla" w:hint="cs"/>
+          <w:sz w:val="28"/>
+          <w:szCs w:val="28"/>
+        </w:rPr>
+        <w:t>.</w:t>
+      </w:r>
+    </w:p>
+    <w:p>
+      <w:pPr>
+        <w:shd w:val="clear" w:color="auto" w:fill="FFFFFF"/>
+        <w:spacing w:after="0" w:line="285" w:lineRule="atLeast"/>
+        <w:ind w:left="720" w:firstLine="720"/>
+        <w:rPr>
+          <w:rFonts w:ascii="Consolas" w:eastAsia="Times New Roman" w:hAnsi="Consolas" w:cs="Times New Roman"/>
+          <w:color w:val="3B3B3B"/>
+          <w:kern w:val="0"/>
+          <w:sz w:val="21"/>
+          <w:szCs w:val="21"/>
+          <w14:ligatures w14:val="none"/>
+        </w:rPr>
+      </w:pPr>
+      <w:r>
+        <w:t>=====================================================</w:t>
+      </w:r>
+    </w:p>
+    <w:p>
+      <w:pPr>
+        <w:rPr>
+          <w:rFonts w:ascii="Sakkal Majalla" w:hAnsi="Sakkal Majalla" w:cs="Sakkal Majalla"/>
+          <w:sz w:val="28"/>
+          <w:szCs w:val="28"/>
+        </w:rPr>
+      </w:pPr>
+    </w:p>
+    <w:p>
+      <w:pPr>
+        <w:rPr>
+          <w:rFonts w:ascii="Sakkal Majalla" w:hAnsi="Sakkal Majalla" w:cs="Sakkal Majalla"/>
+          <w:sz w:val="28"/>
+          <w:szCs w:val="28"/>
+        </w:rPr>
+      </w:pPr>
+    </w:p>
+    <w:p>
+      <w:pPr>
+        <w:rPr>
+          <w:rFonts w:ascii="Sakkal Majalla" w:hAnsi="Sakkal Majalla" w:cs="Sakkal Majalla"/>
+          <w:sz w:val="28"/>
+          <w:szCs w:val="28"/>
+        </w:rPr>
+      </w:pPr>
+      <w:r>
+        <w:rPr>
+          <w:rFonts w:ascii="Sakkal Majalla" w:hAnsi="Sakkal Majalla" w:cs="Sakkal Majalla" w:hint="cs"/>
+          <w:sz w:val="28"/>
+          <w:szCs w:val="28"/>
+        </w:rPr>
+        <w:lastRenderedPageBreak/>
+        <w:t>To build the events we can use classes:</w:t>
+      </w:r>
+    </w:p>
+    <w:p>
+      <w:pPr>
+        <w:shd w:val="clear" w:color="auto" w:fill="FFFFFF"/>
+        <w:spacing w:after="0" w:line="285" w:lineRule="atLeast"/>
+        <w:rPr>
+          <w:rFonts w:ascii="Consolas" w:eastAsia="Times New Roman" w:hAnsi="Consolas" w:cs="Times New Roman"/>
+          <w:color w:val="202020"/>
+          <w:kern w:val="0"/>
+          <w:sz w:val="21"/>
+          <w:szCs w:val="21"/>
+          <w14:ligatures w14:val="none"/>
+        </w:rPr>
+      </w:pPr>
+      <w:r>
+        <w:rPr>
+          <w:rFonts w:ascii="Consolas" w:eastAsia="Times New Roman" w:hAnsi="Consolas" w:cs="Times New Roman"/>
+          <w:color w:val="953800"/>
+          <w:kern w:val="0"/>
+          <w:sz w:val="21"/>
+          <w:szCs w:val="21"/>
+          <w14:ligatures w14:val="none"/>
+        </w:rPr>
+        <w:t>@</w:t>
+      </w:r>
+      <w:r>
+        <w:rPr>
+          <w:rFonts w:ascii="Consolas" w:eastAsia="Times New Roman" w:hAnsi="Consolas" w:cs="Times New Roman"/>
+          <w:color w:val="000000"/>
+          <w:kern w:val="0"/>
+          <w:sz w:val="21"/>
+          <w:szCs w:val="21"/>
+          <w14:ligatures w14:val="none"/>
+        </w:rPr>
+        <w:t>immutable</w:t>
+      </w:r>
+    </w:p>
+    <w:p>
+      <w:pPr>
+        <w:shd w:val="clear" w:color="auto" w:fill="FFFFFF"/>
+        <w:spacing w:after="0" w:line="285" w:lineRule="atLeast"/>
+        <w:rPr>
+          <w:rFonts w:ascii="Consolas" w:eastAsia="Times New Roman" w:hAnsi="Consolas" w:cs="Times New Roman"/>
+          <w:color w:val="202020"/>
+          <w:kern w:val="0"/>
+          <w:sz w:val="21"/>
+          <w:szCs w:val="21"/>
+          <w14:ligatures w14:val="none"/>
+        </w:rPr>
+      </w:pPr>
+      <w:r>
+        <w:rPr>
+          <w:rFonts w:ascii="Consolas" w:eastAsia="Times New Roman" w:hAnsi="Consolas" w:cs="Times New Roman"/>
+          <w:color w:val="CF222E"/>
+          <w:kern w:val="0"/>
+          <w:sz w:val="21"/>
+          <w:szCs w:val="21"/>
+          <w14:ligatures w14:val="none"/>
+        </w:rPr>
+        <w:t>sealed</w:t>
+      </w:r>
+      <w:r>
+        <w:rPr>
+          <w:rFonts w:ascii="Consolas" w:eastAsia="Times New Roman" w:hAnsi="Consolas" w:cs="Times New Roman"/>
+          <w:color w:val="202020"/>
+          <w:kern w:val="0"/>
+          <w:sz w:val="21"/>
+          <w:szCs w:val="21"/>
+          <w14:ligatures w14:val="none"/>
+        </w:rPr>
+        <w:t xml:space="preserve"> </w:t>
+      </w:r>
+      <w:r>
+        <w:rPr>
+          <w:rFonts w:ascii="Consolas" w:eastAsia="Times New Roman" w:hAnsi="Consolas" w:cs="Times New Roman"/>
+          <w:color w:val="CF222E"/>
+          <w:kern w:val="0"/>
+          <w:sz w:val="21"/>
+          <w:szCs w:val="21"/>
+          <w14:ligatures w14:val="none"/>
+        </w:rPr>
+        <w:t>class</w:t>
+      </w:r>
+      <w:r>
+        <w:rPr>
+          <w:rFonts w:ascii="Consolas" w:eastAsia="Times New Roman" w:hAnsi="Consolas" w:cs="Times New Roman"/>
+          <w:color w:val="202020"/>
+          <w:kern w:val="0"/>
+          <w:sz w:val="21"/>
+          <w:szCs w:val="21"/>
+          <w14:ligatures w14:val="none"/>
+        </w:rPr>
+        <w:t xml:space="preserve"> </w:t>
+      </w:r>
+      <w:r>
+        <w:rPr>
+          <w:rFonts w:ascii="Consolas" w:eastAsia="Times New Roman" w:hAnsi="Consolas" w:cs="Times New Roman"/>
+          <w:color w:val="267F99"/>
+          <w:kern w:val="0"/>
+          <w:sz w:val="21"/>
+          <w:szCs w:val="21"/>
+          <w14:ligatures w14:val="none"/>
+        </w:rPr>
+        <w:t>WeatherEvent</w:t>
+      </w:r>
+      <w:r>
+        <w:rPr>
+          <w:rFonts w:ascii="Consolas" w:eastAsia="Times New Roman" w:hAnsi="Consolas" w:cs="Times New Roman"/>
+          <w:color w:val="202020"/>
+          <w:kern w:val="0"/>
+          <w:sz w:val="21"/>
+          <w:szCs w:val="21"/>
+          <w14:ligatures w14:val="none"/>
+        </w:rPr>
+        <w:t xml:space="preserve"> {}</w:t>
+      </w:r>
+    </w:p>
+    <w:p>
+      <w:pPr>
+        <w:shd w:val="clear" w:color="auto" w:fill="FFFFFF"/>
+        <w:spacing w:after="0" w:line="285" w:lineRule="atLeast"/>
+        <w:rPr>
+          <w:rFonts w:ascii="Consolas" w:eastAsia="Times New Roman" w:hAnsi="Consolas" w:cs="Times New Roman"/>
+          <w:color w:val="202020"/>
+          <w:kern w:val="0"/>
+          <w:sz w:val="21"/>
+          <w:szCs w:val="21"/>
+          <w14:ligatures w14:val="none"/>
+        </w:rPr>
+      </w:pPr>
+    </w:p>
+    <w:p>
+      <w:pPr>
+        <w:shd w:val="clear" w:color="auto" w:fill="FFFFFF"/>
+        <w:spacing w:after="0" w:line="285" w:lineRule="atLeast"/>
+        <w:rPr>
+          <w:rFonts w:ascii="Consolas" w:eastAsia="Times New Roman" w:hAnsi="Consolas" w:cs="Times New Roman"/>
+          <w:color w:val="202020"/>
+          <w:kern w:val="0"/>
+          <w:sz w:val="21"/>
+          <w:szCs w:val="21"/>
+          <w14:ligatures w14:val="none"/>
+        </w:rPr>
+      </w:pPr>
+      <w:r>
+        <w:rPr>
+          <w:rFonts w:ascii="Consolas" w:eastAsia="Times New Roman" w:hAnsi="Consolas" w:cs="Times New Roman"/>
+          <w:color w:val="CF222E"/>
+          <w:kern w:val="0"/>
+          <w:sz w:val="21"/>
+          <w:szCs w:val="21"/>
+          <w14:ligatures w14:val="none"/>
+        </w:rPr>
+        <w:t>final</w:t>
+      </w:r>
+      <w:r>
+        <w:rPr>
+          <w:rFonts w:ascii="Consolas" w:eastAsia="Times New Roman" w:hAnsi="Consolas" w:cs="Times New Roman"/>
+          <w:color w:val="202020"/>
+          <w:kern w:val="0"/>
+          <w:sz w:val="21"/>
+          <w:szCs w:val="21"/>
+          <w14:ligatures w14:val="none"/>
+        </w:rPr>
+        <w:t xml:space="preserve"> </w:t>
+      </w:r>
+      <w:r>
+        <w:rPr>
+          <w:rFonts w:ascii="Consolas" w:eastAsia="Times New Roman" w:hAnsi="Consolas" w:cs="Times New Roman"/>
+          <w:color w:val="CF222E"/>
+          <w:kern w:val="0"/>
+          <w:sz w:val="21"/>
+          <w:szCs w:val="21"/>
+          <w14:ligatures w14:val="none"/>
+        </w:rPr>
+        <w:t>class</w:t>
+      </w:r>
+      <w:r>
+        <w:rPr>
+          <w:rFonts w:ascii="Consolas" w:eastAsia="Times New Roman" w:hAnsi="Consolas" w:cs="Times New Roman"/>
+          <w:color w:val="202020"/>
+          <w:kern w:val="0"/>
+          <w:sz w:val="21"/>
+          <w:szCs w:val="21"/>
+          <w14:ligatures w14:val="none"/>
+        </w:rPr>
+        <w:t xml:space="preserve"> </w:t>
+      </w:r>
+      <w:r>
+        <w:rPr>
+          <w:rFonts w:ascii="Consolas" w:eastAsia="Times New Roman" w:hAnsi="Consolas" w:cs="Times New Roman"/>
+          <w:color w:val="267F99"/>
+          <w:kern w:val="0"/>
+          <w:sz w:val="21"/>
+          <w:szCs w:val="21"/>
+          <w14:ligatures w14:val="none"/>
+        </w:rPr>
+        <w:t>WeatherFetched</w:t>
+      </w:r>
+      <w:r>
+        <w:rPr>
+          <w:rFonts w:ascii="Consolas" w:eastAsia="Times New Roman" w:hAnsi="Consolas" w:cs="Times New Roman"/>
+          <w:color w:val="202020"/>
+          <w:kern w:val="0"/>
+          <w:sz w:val="21"/>
+          <w:szCs w:val="21"/>
+          <w14:ligatures w14:val="none"/>
+        </w:rPr>
+        <w:t xml:space="preserve"> </w:t>
+      </w:r>
+      <w:r>
+        <w:rPr>
+          <w:rFonts w:ascii="Consolas" w:eastAsia="Times New Roman" w:hAnsi="Consolas" w:cs="Times New Roman"/>
+          <w:color w:val="CF222E"/>
+          <w:kern w:val="0"/>
+          <w:sz w:val="21"/>
+          <w:szCs w:val="21"/>
+          <w14:ligatures w14:val="none"/>
+        </w:rPr>
+        <w:t>extends</w:t>
+      </w:r>
+      <w:r>
+        <w:rPr>
+          <w:rFonts w:ascii="Consolas" w:eastAsia="Times New Roman" w:hAnsi="Consolas" w:cs="Times New Roman"/>
+          <w:color w:val="202020"/>
+          <w:kern w:val="0"/>
+          <w:sz w:val="21"/>
+          <w:szCs w:val="21"/>
+          <w14:ligatures w14:val="none"/>
+        </w:rPr>
+        <w:t xml:space="preserve"> </w:t>
+      </w:r>
+      <w:r>
+        <w:rPr>
+          <w:rFonts w:ascii="Consolas" w:eastAsia="Times New Roman" w:hAnsi="Consolas" w:cs="Times New Roman"/>
+          <w:color w:val="267F99"/>
+          <w:kern w:val="0"/>
+          <w:sz w:val="21"/>
+          <w:szCs w:val="21"/>
+          <w14:ligatures w14:val="none"/>
+        </w:rPr>
+        <w:t>WeatherEvent</w:t>
+      </w:r>
+      <w:r>
+        <w:rPr>
+          <w:rFonts w:ascii="Consolas" w:eastAsia="Times New Roman" w:hAnsi="Consolas" w:cs="Times New Roman"/>
+          <w:color w:val="202020"/>
+          <w:kern w:val="0"/>
+          <w:sz w:val="21"/>
+          <w:szCs w:val="21"/>
+          <w14:ligatures w14:val="none"/>
+        </w:rPr>
+        <w:t xml:space="preserve"> {}</w:t>
+      </w:r>
+    </w:p>
+    <w:p>
+      <w:pPr>
+        <w:shd w:val="clear" w:color="auto" w:fill="FFFFFF"/>
+        <w:spacing w:after="0" w:line="285" w:lineRule="atLeast"/>
+        <w:ind w:left="720" w:firstLine="720"/>
+      </w:pPr>
+      <w:r>
+        <w:t>----------------------------------------------------------------------------------------</w:t>
+      </w:r>
+    </w:p>
+    <w:p>
+      <w:pPr>
+        <w:shd w:val="clear" w:color="auto" w:fill="FFFFFF"/>
+        <w:spacing w:after="0" w:line="285" w:lineRule="atLeast"/>
+        <w:rPr>
+          <w:rFonts w:ascii="Consolas" w:eastAsia="Times New Roman" w:hAnsi="Consolas" w:cs="Times New Roman"/>
+          <w:color w:val="3B3B3B"/>
+          <w:kern w:val="0"/>
+          <w:sz w:val="21"/>
+          <w:szCs w:val="21"/>
+          <w14:ligatures w14:val="none"/>
+        </w:rPr>
+      </w:pPr>
+    </w:p>
+    <w:p>
+      <w:pPr>
+        <w:shd w:val="clear" w:color="auto" w:fill="FFFFFF"/>
+        <w:spacing w:after="0" w:line="285" w:lineRule="atLeast"/>
+        <w:rPr>
+          <w:rFonts w:ascii="Sakkal Majalla" w:eastAsia="Times New Roman" w:hAnsi="Sakkal Majalla" w:cs="Sakkal Majalla"/>
+          <w:color w:val="3B3B3B"/>
+          <w:kern w:val="0"/>
+          <w:sz w:val="28"/>
+          <w:szCs w:val="28"/>
+          <w14:ligatures w14:val="none"/>
+        </w:rPr>
+      </w:pPr>
+      <w:r>
+        <w:rPr>
+          <w:rFonts w:ascii="Sakkal Majalla" w:eastAsia="Times New Roman" w:hAnsi="Sakkal Majalla" w:cs="Sakkal Majalla" w:hint="cs"/>
+          <w:color w:val="3B3B3B"/>
+          <w:kern w:val="0"/>
+          <w:sz w:val="28"/>
+          <w:szCs w:val="28"/>
+          <w14:ligatures w14:val="none"/>
+        </w:rPr>
+        <w:t>To build the states that represents the flow of the logic:</w:t>
+      </w:r>
+    </w:p>
+    <w:p>
+      <w:pPr>
+        <w:shd w:val="clear" w:color="auto" w:fill="FFFFFF"/>
+        <w:spacing w:after="0" w:line="285" w:lineRule="atLeast"/>
+        <w:rPr>
+          <w:rFonts w:ascii="Consolas" w:eastAsia="Times New Roman" w:hAnsi="Consolas" w:cs="Times New Roman"/>
+          <w:color w:val="202020"/>
+          <w:kern w:val="0"/>
+          <w:sz w:val="21"/>
+          <w:szCs w:val="21"/>
+          <w14:ligatures w14:val="none"/>
+        </w:rPr>
+      </w:pPr>
+      <w:r>
+        <w:rPr>
+          <w:rFonts w:ascii="Consolas" w:eastAsia="Times New Roman" w:hAnsi="Consolas" w:cs="Times New Roman"/>
+          <w:color w:val="953800"/>
+          <w:kern w:val="0"/>
+          <w:sz w:val="21"/>
+          <w:szCs w:val="21"/>
+          <w14:ligatures w14:val="none"/>
+        </w:rPr>
+        <w:t>@</w:t>
+      </w:r>
+      <w:r>
+        <w:rPr>
+          <w:rFonts w:ascii="Consolas" w:eastAsia="Times New Roman" w:hAnsi="Consolas" w:cs="Times New Roman"/>
+          <w:color w:val="000000"/>
+          <w:kern w:val="0"/>
+          <w:sz w:val="21"/>
+          <w:szCs w:val="21"/>
+          <w14:ligatures w14:val="none"/>
+        </w:rPr>
+        <w:t>immutable</w:t>
+      </w:r>
+    </w:p>
+    <w:p>
+      <w:pPr>
+        <w:shd w:val="clear" w:color="auto" w:fill="FFFFFF"/>
+        <w:spacing w:after="0" w:line="285" w:lineRule="atLeast"/>
+        <w:rPr>
+          <w:rFonts w:ascii="Consolas" w:eastAsia="Times New Roman" w:hAnsi="Consolas" w:cs="Times New Roman"/>
+          <w:color w:val="202020"/>
+          <w:kern w:val="0"/>
+          <w:sz w:val="21"/>
+          <w:szCs w:val="21"/>
+          <w14:ligatures w14:val="none"/>
+        </w:rPr>
+      </w:pPr>
+      <w:r>
+        <w:rPr>
+          <w:rFonts w:ascii="Consolas" w:eastAsia="Times New Roman" w:hAnsi="Consolas" w:cs="Times New Roman"/>
+          <w:color w:val="CF222E"/>
+          <w:kern w:val="0"/>
+          <w:sz w:val="21"/>
+          <w:szCs w:val="21"/>
+          <w14:ligatures w14:val="none"/>
+        </w:rPr>
+        <w:t>sealed</w:t>
+      </w:r>
+      <w:r>
+        <w:rPr>
+          <w:rFonts w:ascii="Consolas" w:eastAsia="Times New Roman" w:hAnsi="Consolas" w:cs="Times New Roman"/>
+          <w:color w:val="202020"/>
+          <w:kern w:val="0"/>
+          <w:sz w:val="21"/>
+          <w:szCs w:val="21"/>
+          <w14:ligatures w14:val="none"/>
+        </w:rPr>
+        <w:t xml:space="preserve"> </w:t>
+      </w:r>
+      <w:r>
+        <w:rPr>
+          <w:rFonts w:ascii="Consolas" w:eastAsia="Times New Roman" w:hAnsi="Consolas" w:cs="Times New Roman"/>
+          <w:color w:val="CF222E"/>
+          <w:kern w:val="0"/>
+          <w:sz w:val="21"/>
+          <w:szCs w:val="21"/>
+          <w14:ligatures w14:val="none"/>
+        </w:rPr>
+        <w:t>class</w:t>
+      </w:r>
+      <w:r>
+        <w:rPr>
+          <w:rFonts w:ascii="Consolas" w:eastAsia="Times New Roman" w:hAnsi="Consolas" w:cs="Times New Roman"/>
+          <w:color w:val="202020"/>
+          <w:kern w:val="0"/>
+          <w:sz w:val="21"/>
+          <w:szCs w:val="21"/>
+          <w14:ligatures w14:val="none"/>
+        </w:rPr>
+        <w:t xml:space="preserve"> </w:t>
+      </w:r>
+      <w:r>
+        <w:rPr>
+          <w:rFonts w:ascii="Consolas" w:eastAsia="Times New Roman" w:hAnsi="Consolas" w:cs="Times New Roman"/>
+          <w:color w:val="267F99"/>
+          <w:kern w:val="0"/>
+          <w:sz w:val="21"/>
+          <w:szCs w:val="21"/>
+          <w14:ligatures w14:val="none"/>
+        </w:rPr>
+        <w:t>WeatherState</w:t>
+      </w:r>
+      <w:r>
+        <w:rPr>
+          <w:rFonts w:ascii="Consolas" w:eastAsia="Times New Roman" w:hAnsi="Consolas" w:cs="Times New Roman"/>
+          <w:color w:val="202020"/>
+          <w:kern w:val="0"/>
+          <w:sz w:val="21"/>
+          <w:szCs w:val="21"/>
+          <w14:ligatures w14:val="none"/>
+        </w:rPr>
+        <w:t xml:space="preserve"> {}</w:t>
+      </w:r>
+    </w:p>
+    <w:p>
+      <w:pPr>
+        <w:shd w:val="clear" w:color="auto" w:fill="FFFFFF"/>
+        <w:spacing w:after="0" w:line="285" w:lineRule="atLeast"/>
+        <w:rPr>
+          <w:rFonts w:ascii="Consolas" w:eastAsia="Times New Roman" w:hAnsi="Consolas" w:cs="Times New Roman"/>
+          <w:color w:val="202020"/>
+          <w:kern w:val="0"/>
+          <w:sz w:val="21"/>
+          <w:szCs w:val="21"/>
+          <w14:ligatures w14:val="none"/>
+        </w:rPr>
+      </w:pPr>
+    </w:p>
+    <w:p>
+      <w:pPr>
+        <w:shd w:val="clear" w:color="auto" w:fill="FFFFFF"/>
+        <w:spacing w:after="0" w:line="285" w:lineRule="atLeast"/>
+        <w:rPr>
+          <w:rFonts w:ascii="Consolas" w:eastAsia="Times New Roman" w:hAnsi="Consolas" w:cs="Times New Roman"/>
+          <w:color w:val="202020"/>
+          <w:kern w:val="0"/>
+          <w:sz w:val="21"/>
+          <w:szCs w:val="21"/>
+          <w14:ligatures w14:val="none"/>
+        </w:rPr>
+      </w:pPr>
+      <w:r>
+        <w:rPr>
+          <w:rFonts w:ascii="Consolas" w:eastAsia="Times New Roman" w:hAnsi="Consolas" w:cs="Times New Roman"/>
+          <w:color w:val="CF222E"/>
+          <w:kern w:val="0"/>
+          <w:sz w:val="21"/>
+          <w:szCs w:val="21"/>
+          <w14:ligatures w14:val="none"/>
+        </w:rPr>
+        <w:t>final</w:t>
+      </w:r>
+      <w:r>
+        <w:rPr>
+          <w:rFonts w:ascii="Consolas" w:eastAsia="Times New Roman" w:hAnsi="Consolas" w:cs="Times New Roman"/>
+          <w:color w:val="202020"/>
+          <w:kern w:val="0"/>
+          <w:sz w:val="21"/>
+          <w:szCs w:val="21"/>
+          <w14:ligatures w14:val="none"/>
+        </w:rPr>
+        <w:t xml:space="preserve"> </w:t>
+      </w:r>
+      <w:r>
+        <w:rPr>
+          <w:rFonts w:ascii="Consolas" w:eastAsia="Times New Roman" w:hAnsi="Consolas" w:cs="Times New Roman"/>
+          <w:color w:val="CF222E"/>
+          <w:kern w:val="0"/>
+          <w:sz w:val="21"/>
+          <w:szCs w:val="21"/>
+          <w14:ligatures w14:val="none"/>
+        </w:rPr>
+        <w:t>class</w:t>
+      </w:r>
+      <w:r>
+        <w:rPr>
+          <w:rFonts w:ascii="Consolas" w:eastAsia="Times New Roman" w:hAnsi="Consolas" w:cs="Times New Roman"/>
+          <w:color w:val="202020"/>
+          <w:kern w:val="0"/>
+          <w:sz w:val="21"/>
+          <w:szCs w:val="21"/>
+          <w14:ligatures w14:val="none"/>
+        </w:rPr>
+        <w:t xml:space="preserve"> </w:t>
+      </w:r>
+      <w:r>
+        <w:rPr>
+          <w:rFonts w:ascii="Consolas" w:eastAsia="Times New Roman" w:hAnsi="Consolas" w:cs="Times New Roman"/>
+          <w:color w:val="267F99"/>
+          <w:kern w:val="0"/>
+          <w:sz w:val="21"/>
+          <w:szCs w:val="21"/>
+          <w14:ligatures w14:val="none"/>
+        </w:rPr>
+        <w:t>WeatherInitial</w:t>
+      </w:r>
+      <w:r>
+        <w:rPr>
+          <w:rFonts w:ascii="Consolas" w:eastAsia="Times New Roman" w:hAnsi="Consolas" w:cs="Times New Roman"/>
+          <w:color w:val="202020"/>
+          <w:kern w:val="0"/>
+          <w:sz w:val="21"/>
+          <w:szCs w:val="21"/>
+          <w14:ligatures w14:val="none"/>
+        </w:rPr>
+        <w:t xml:space="preserve"> </w:t>
+      </w:r>
+      <w:r>
+        <w:rPr>
+          <w:rFonts w:ascii="Consolas" w:eastAsia="Times New Roman" w:hAnsi="Consolas" w:cs="Times New Roman"/>
+          <w:color w:val="CF222E"/>
+          <w:kern w:val="0"/>
+          <w:sz w:val="21"/>
+          <w:szCs w:val="21"/>
+          <w14:ligatures w14:val="none"/>
+        </w:rPr>
+        <w:t>extends</w:t>
+      </w:r>
+      <w:r>
+        <w:rPr>
+          <w:rFonts w:ascii="Consolas" w:eastAsia="Times New Roman" w:hAnsi="Consolas" w:cs="Times New Roman"/>
+          <w:color w:val="202020"/>
+          <w:kern w:val="0"/>
+          <w:sz w:val="21"/>
+          <w:szCs w:val="21"/>
+          <w14:ligatures w14:val="none"/>
+        </w:rPr>
+        <w:t xml:space="preserve"> </w:t>
+      </w:r>
+      <w:r>
+        <w:rPr>
+          <w:rFonts w:ascii="Consolas" w:eastAsia="Times New Roman" w:hAnsi="Consolas" w:cs="Times New Roman"/>
+          <w:color w:val="267F99"/>
+          <w:kern w:val="0"/>
+          <w:sz w:val="21"/>
+          <w:szCs w:val="21"/>
+          <w14:ligatures w14:val="none"/>
+        </w:rPr>
+        <w:t>WeatherState</w:t>
+      </w:r>
+      <w:r>
+        <w:rPr>
+          <w:rFonts w:ascii="Consolas" w:eastAsia="Times New Roman" w:hAnsi="Consolas" w:cs="Times New Roman"/>
+          <w:color w:val="202020"/>
+          <w:kern w:val="0"/>
+          <w:sz w:val="21"/>
+          <w:szCs w:val="21"/>
+          <w14:ligatures w14:val="none"/>
+        </w:rPr>
+        <w:t xml:space="preserve"> {}</w:t>
+      </w:r>
+    </w:p>
+    <w:p>
+      <w:pPr>
+        <w:shd w:val="clear" w:color="auto" w:fill="FFFFFF"/>
+        <w:spacing w:after="0" w:line="285" w:lineRule="atLeast"/>
+        <w:rPr>
+          <w:rFonts w:ascii="Consolas" w:eastAsia="Times New Roman" w:hAnsi="Consolas" w:cs="Times New Roman"/>
+          <w:color w:val="202020"/>
+          <w:kern w:val="0"/>
+          <w:sz w:val="21"/>
+          <w:szCs w:val="21"/>
+          <w14:ligatures w14:val="none"/>
+        </w:rPr>
+      </w:pPr>
+    </w:p>
+    <w:p>
+      <w:pPr>
+        <w:shd w:val="clear" w:color="auto" w:fill="FFFFFF"/>
+        <w:spacing w:after="0" w:line="285" w:lineRule="atLeast"/>
+        <w:rPr>
+          <w:rFonts w:ascii="Consolas" w:eastAsia="Times New Roman" w:hAnsi="Consolas" w:cs="Times New Roman"/>
+          <w:color w:val="202020"/>
+          <w:kern w:val="0"/>
+          <w:sz w:val="21"/>
+          <w:szCs w:val="21"/>
+          <w14:ligatures w14:val="none"/>
+        </w:rPr>
+      </w:pPr>
+      <w:r>
+        <w:rPr>
+          <w:rFonts w:ascii="Consolas" w:eastAsia="Times New Roman" w:hAnsi="Consolas" w:cs="Times New Roman"/>
+          <w:color w:val="CF222E"/>
+          <w:kern w:val="0"/>
+          <w:sz w:val="21"/>
+          <w:szCs w:val="21"/>
+          <w14:ligatures w14:val="none"/>
+        </w:rPr>
+        <w:t>final</w:t>
+      </w:r>
+      <w:r>
+        <w:rPr>
+          <w:rFonts w:ascii="Consolas" w:eastAsia="Times New Roman" w:hAnsi="Consolas" w:cs="Times New Roman"/>
+          <w:color w:val="202020"/>
+          <w:kern w:val="0"/>
+          <w:sz w:val="21"/>
+          <w:szCs w:val="21"/>
+          <w14:ligatures w14:val="none"/>
+        </w:rPr>
+        <w:t xml:space="preserve"> </w:t>
+      </w:r>
+      <w:r>
+        <w:rPr>
+          <w:rFonts w:ascii="Consolas" w:eastAsia="Times New Roman" w:hAnsi="Consolas" w:cs="Times New Roman"/>
+          <w:color w:val="CF222E"/>
+          <w:kern w:val="0"/>
+          <w:sz w:val="21"/>
+          <w:szCs w:val="21"/>
+          <w14:ligatures w14:val="none"/>
+        </w:rPr>
+        <w:t>class</w:t>
+      </w:r>
+      <w:r>
+        <w:rPr>
+          <w:rFonts w:ascii="Consolas" w:eastAsia="Times New Roman" w:hAnsi="Consolas" w:cs="Times New Roman"/>
+          <w:color w:val="202020"/>
+          <w:kern w:val="0"/>
+          <w:sz w:val="21"/>
+          <w:szCs w:val="21"/>
+          <w14:ligatures w14:val="none"/>
+        </w:rPr>
+        <w:t xml:space="preserve"> </w:t>
+      </w:r>
+      <w:r>
+        <w:rPr>
+          <w:rFonts w:ascii="Consolas" w:eastAsia="Times New Roman" w:hAnsi="Consolas" w:cs="Times New Roman"/>
+          <w:color w:val="267F99"/>
+          <w:kern w:val="0"/>
+          <w:sz w:val="21"/>
+          <w:szCs w:val="21"/>
+          <w14:ligatures w14:val="none"/>
+        </w:rPr>
+        <w:t>WeatherSuccess</w:t>
+      </w:r>
+      <w:r>
+        <w:rPr>
+          <w:rFonts w:ascii="Consolas" w:eastAsia="Times New Roman" w:hAnsi="Consolas" w:cs="Times New Roman"/>
+          <w:color w:val="202020"/>
+          <w:kern w:val="0"/>
+          <w:sz w:val="21"/>
+          <w:szCs w:val="21"/>
+          <w14:ligatures w14:val="none"/>
+        </w:rPr>
+        <w:t xml:space="preserve"> </w:t>
+      </w:r>
+      <w:r>
+        <w:rPr>
+          <w:rFonts w:ascii="Consolas" w:eastAsia="Times New Roman" w:hAnsi="Consolas" w:cs="Times New Roman"/>
+          <w:color w:val="CF222E"/>
+          <w:kern w:val="0"/>
+          <w:sz w:val="21"/>
+          <w:szCs w:val="21"/>
+          <w14:ligatures w14:val="none"/>
+        </w:rPr>
+        <w:t>extends</w:t>
+      </w:r>
+      <w:r>
+        <w:rPr>
+          <w:rFonts w:ascii="Consolas" w:eastAsia="Times New Roman" w:hAnsi="Consolas" w:cs="Times New Roman"/>
+          <w:color w:val="202020"/>
+          <w:kern w:val="0"/>
+          <w:sz w:val="21"/>
+          <w:szCs w:val="21"/>
+          <w14:ligatures w14:val="none"/>
+        </w:rPr>
+        <w:t xml:space="preserve"> </w:t>
+      </w:r>
+      <w:r>
+        <w:rPr>
+          <w:rFonts w:ascii="Consolas" w:eastAsia="Times New Roman" w:hAnsi="Consolas" w:cs="Times New Roman"/>
+          <w:color w:val="267F99"/>
+          <w:kern w:val="0"/>
+          <w:sz w:val="21"/>
+          <w:szCs w:val="21"/>
+          <w14:ligatures w14:val="none"/>
+        </w:rPr>
+        <w:t>WeatherState</w:t>
+      </w:r>
+      <w:r>
+        <w:rPr>
+          <w:rFonts w:ascii="Consolas" w:eastAsia="Times New Roman" w:hAnsi="Consolas" w:cs="Times New Roman"/>
+          <w:color w:val="202020"/>
+          <w:kern w:val="0"/>
+          <w:sz w:val="21"/>
+          <w:szCs w:val="21"/>
+          <w14:ligatures w14:val="none"/>
+        </w:rPr>
+        <w:t xml:space="preserve"> {</w:t>
+      </w:r>
+    </w:p>
+    <w:p>
+      <w:pPr>
+        <w:shd w:val="clear" w:color="auto" w:fill="FFFFFF"/>
+        <w:spacing w:after="0" w:line="285" w:lineRule="atLeast"/>
+        <w:rPr>
+          <w:rFonts w:ascii="Consolas" w:eastAsia="Times New Roman" w:hAnsi="Consolas" w:cs="Times New Roman"/>
+          <w:color w:val="202020"/>
+          <w:kern w:val="0"/>
+          <w:sz w:val="21"/>
+          <w:szCs w:val="21"/>
+          <w14:ligatures w14:val="none"/>
+        </w:rPr>
+      </w:pPr>
+      <w:r>
+        <w:rPr>
+          <w:rFonts w:ascii="Consolas" w:eastAsia="Times New Roman" w:hAnsi="Consolas" w:cs="Times New Roman"/>
+          <w:color w:val="202020"/>
+          <w:kern w:val="0"/>
+          <w:sz w:val="21"/>
+          <w:szCs w:val="21"/>
+          <w14:ligatures w14:val="none"/>
+        </w:rPr>
+        <w:t xml:space="preserve">  </w:t>
+      </w:r>
+      <w:r>
+        <w:rPr>
+          <w:rFonts w:ascii="Consolas" w:eastAsia="Times New Roman" w:hAnsi="Consolas" w:cs="Times New Roman"/>
+          <w:color w:val="CF222E"/>
+          <w:kern w:val="0"/>
+          <w:sz w:val="21"/>
+          <w:szCs w:val="21"/>
+          <w14:ligatures w14:val="none"/>
+        </w:rPr>
+        <w:t>final</w:t>
+      </w:r>
+      <w:r>
+        <w:rPr>
+          <w:rFonts w:ascii="Consolas" w:eastAsia="Times New Roman" w:hAnsi="Consolas" w:cs="Times New Roman"/>
+          <w:color w:val="202020"/>
+          <w:kern w:val="0"/>
+          <w:sz w:val="21"/>
+          <w:szCs w:val="21"/>
+          <w14:ligatures w14:val="none"/>
+        </w:rPr>
+        <w:t xml:space="preserve"> </w:t>
+      </w:r>
+      <w:r>
+        <w:rPr>
+          <w:rFonts w:ascii="Consolas" w:eastAsia="Times New Roman" w:hAnsi="Consolas" w:cs="Times New Roman"/>
+          <w:color w:val="000000"/>
+          <w:kern w:val="0"/>
+          <w:sz w:val="21"/>
+          <w:szCs w:val="21"/>
+          <w14:ligatures w14:val="none"/>
+        </w:rPr>
+        <w:t>WeatherModel</w:t>
+      </w:r>
+      <w:r>
+        <w:rPr>
+          <w:rFonts w:ascii="Consolas" w:eastAsia="Times New Roman" w:hAnsi="Consolas" w:cs="Times New Roman"/>
+          <w:color w:val="202020"/>
+          <w:kern w:val="0"/>
+          <w:sz w:val="21"/>
+          <w:szCs w:val="21"/>
+          <w14:ligatures w14:val="none"/>
+        </w:rPr>
+        <w:t xml:space="preserve"> </w:t>
+      </w:r>
+      <w:proofErr w:type="spellStart"/>
+      <w:r>
+        <w:rPr>
+          <w:rFonts w:ascii="Consolas" w:eastAsia="Times New Roman" w:hAnsi="Consolas" w:cs="Times New Roman"/>
+          <w:color w:val="1F2328"/>
+          <w:kern w:val="0"/>
+          <w:sz w:val="21"/>
+          <w:szCs w:val="21"/>
+          <w14:ligatures w14:val="none"/>
+        </w:rPr>
+        <w:t>weatherModel</w:t>
+      </w:r>
+      <w:proofErr w:type="spellEnd"/>
+      <w:r>
+        <w:rPr>
+          <w:rFonts w:ascii="Consolas" w:eastAsia="Times New Roman" w:hAnsi="Consolas" w:cs="Times New Roman"/>
+          <w:color w:val="202020"/>
+          <w:kern w:val="0"/>
+          <w:sz w:val="21"/>
+          <w:szCs w:val="21"/>
+          <w14:ligatures w14:val="none"/>
+        </w:rPr>
+        <w:t>;</w:t>
+      </w:r>
+    </w:p>
+    <w:p>
+      <w:pPr>
+        <w:shd w:val="clear" w:color="auto" w:fill="FFFFFF"/>
+        <w:spacing w:after="0" w:line="285" w:lineRule="atLeast"/>
+        <w:rPr>
+          <w:rFonts w:ascii="Consolas" w:eastAsia="Times New Roman" w:hAnsi="Consolas" w:cs="Times New Roman"/>
+          <w:color w:val="202020"/>
+          <w:kern w:val="0"/>
+          <w:sz w:val="21"/>
+          <w:szCs w:val="21"/>
+          <w14:ligatures w14:val="none"/>
+        </w:rPr>
+      </w:pPr>
+      <w:r>
+        <w:rPr>
+          <w:rFonts w:ascii="Consolas" w:eastAsia="Times New Roman" w:hAnsi="Consolas" w:cs="Times New Roman"/>
+          <w:color w:val="202020"/>
+          <w:kern w:val="0"/>
+          <w:sz w:val="21"/>
+          <w:szCs w:val="21"/>
+          <w14:ligatures w14:val="none"/>
+        </w:rPr>
+        <w:t xml:space="preserve">  </w:t>
+      </w:r>
+      <w:proofErr w:type="gramStart"/>
+      <w:r>
+        <w:rPr>
+          <w:rFonts w:ascii="Consolas" w:eastAsia="Times New Roman" w:hAnsi="Consolas" w:cs="Times New Roman"/>
+          <w:color w:val="267F99"/>
+          <w:kern w:val="0"/>
+          <w:sz w:val="21"/>
+          <w:szCs w:val="21"/>
+          <w14:ligatures w14:val="none"/>
+        </w:rPr>
+        <w:t>WeatherSuccess</w:t>
+      </w:r>
+      <w:r>
+        <w:rPr>
+          <w:rFonts w:ascii="Consolas" w:eastAsia="Times New Roman" w:hAnsi="Consolas" w:cs="Times New Roman"/>
+          <w:color w:val="202020"/>
+          <w:kern w:val="0"/>
+          <w:sz w:val="21"/>
+          <w:szCs w:val="21"/>
+          <w14:ligatures w14:val="none"/>
+        </w:rPr>
+        <w:t>(</w:t>
+      </w:r>
+      <w:proofErr w:type="gramEnd"/>
+      <w:r>
+        <w:rPr>
+          <w:rFonts w:ascii="Consolas" w:eastAsia="Times New Roman" w:hAnsi="Consolas" w:cs="Times New Roman"/>
+          <w:color w:val="202020"/>
+          <w:kern w:val="0"/>
+          <w:sz w:val="21"/>
+          <w:szCs w:val="21"/>
+          <w14:ligatures w14:val="none"/>
+        </w:rPr>
+        <w:t>{</w:t>
+      </w:r>
+      <w:r>
+        <w:rPr>
+          <w:rFonts w:ascii="Consolas" w:eastAsia="Times New Roman" w:hAnsi="Consolas" w:cs="Times New Roman"/>
+          <w:color w:val="CF222E"/>
+          <w:kern w:val="0"/>
+          <w:sz w:val="21"/>
+          <w:szCs w:val="21"/>
+          <w14:ligatures w14:val="none"/>
+        </w:rPr>
+        <w:t>required</w:t>
+      </w:r>
+      <w:r>
+        <w:rPr>
+          <w:rFonts w:ascii="Consolas" w:eastAsia="Times New Roman" w:hAnsi="Consolas" w:cs="Times New Roman"/>
+          <w:color w:val="202020"/>
+          <w:kern w:val="0"/>
+          <w:sz w:val="21"/>
+          <w:szCs w:val="21"/>
+          <w14:ligatures w14:val="none"/>
+        </w:rPr>
+        <w:t xml:space="preserve"> </w:t>
+      </w:r>
+      <w:proofErr w:type="gramStart"/>
+      <w:r>
+        <w:rPr>
+          <w:rFonts w:ascii="Consolas" w:eastAsia="Times New Roman" w:hAnsi="Consolas" w:cs="Times New Roman"/>
+          <w:color w:val="CF222E"/>
+          <w:kern w:val="0"/>
+          <w:sz w:val="21"/>
+          <w:szCs w:val="21"/>
+          <w14:ligatures w14:val="none"/>
+        </w:rPr>
+        <w:t>this</w:t>
+      </w:r>
+      <w:r>
+        <w:rPr>
+          <w:rFonts w:ascii="Consolas" w:eastAsia="Times New Roman" w:hAnsi="Consolas" w:cs="Times New Roman"/>
+          <w:color w:val="202020"/>
+          <w:kern w:val="0"/>
+          <w:sz w:val="21"/>
+          <w:szCs w:val="21"/>
+          <w14:ligatures w14:val="none"/>
+        </w:rPr>
+        <w:t>.</w:t>
+      </w:r>
+      <w:r>
+        <w:rPr>
+          <w:rFonts w:ascii="Consolas" w:eastAsia="Times New Roman" w:hAnsi="Consolas" w:cs="Times New Roman"/>
+          <w:color w:val="1F2328"/>
+          <w:kern w:val="0"/>
+          <w:sz w:val="21"/>
+          <w:szCs w:val="21"/>
+          <w14:ligatures w14:val="none"/>
+        </w:rPr>
+        <w:t>weatherModel</w:t>
+      </w:r>
+      <w:proofErr w:type="gramEnd"/>
+      <w:r>
+        <w:rPr>
+          <w:rFonts w:ascii="Consolas" w:eastAsia="Times New Roman" w:hAnsi="Consolas" w:cs="Times New Roman"/>
+          <w:color w:val="202020"/>
+          <w:kern w:val="0"/>
+          <w:sz w:val="21"/>
+          <w:szCs w:val="21"/>
+          <w14:ligatures w14:val="none"/>
+        </w:rPr>
+        <w:t>});</w:t>
+      </w:r>
+    </w:p>
+    <w:p>
+      <w:pPr>
+        <w:shd w:val="clear" w:color="auto" w:fill="FFFFFF"/>
+        <w:spacing w:after="0" w:line="285" w:lineRule="atLeast"/>
+        <w:rPr>
+          <w:rFonts w:ascii="Consolas" w:eastAsia="Times New Roman" w:hAnsi="Consolas" w:cs="Times New Roman"/>
+          <w:color w:val="202020"/>
+          <w:kern w:val="0"/>
+          <w:sz w:val="21"/>
+          <w:szCs w:val="21"/>
+          <w14:ligatures w14:val="none"/>
+        </w:rPr>
+      </w:pPr>
+      <w:r>
+        <w:rPr>
+          <w:rFonts w:ascii="Consolas" w:eastAsia="Times New Roman" w:hAnsi="Consolas" w:cs="Times New Roman"/>
+          <w:color w:val="202020"/>
+          <w:kern w:val="0"/>
+          <w:sz w:val="21"/>
+          <w:szCs w:val="21"/>
+          <w14:ligatures w14:val="none"/>
+        </w:rPr>
+        <w:t>}</w:t>
+      </w:r>
+    </w:p>
+    <w:p>
+      <w:pPr>
+        <w:shd w:val="clear" w:color="auto" w:fill="FFFFFF"/>
+        <w:spacing w:after="0" w:line="285" w:lineRule="atLeast"/>
+        <w:rPr>
+          <w:rFonts w:ascii="Consolas" w:eastAsia="Times New Roman" w:hAnsi="Consolas" w:cs="Times New Roman"/>
+          <w:color w:val="202020"/>
+          <w:kern w:val="0"/>
+          <w:sz w:val="21"/>
+          <w:szCs w:val="21"/>
+          <w14:ligatures w14:val="none"/>
+        </w:rPr>
+      </w:pPr>
+    </w:p>
+    <w:p>
+      <w:pPr>
+        <w:shd w:val="clear" w:color="auto" w:fill="FFFFFF"/>
+        <w:spacing w:after="0" w:line="285" w:lineRule="atLeast"/>
+        <w:rPr>
+          <w:rFonts w:ascii="Consolas" w:eastAsia="Times New Roman" w:hAnsi="Consolas" w:cs="Times New Roman"/>
+          <w:color w:val="202020"/>
+          <w:kern w:val="0"/>
+          <w:sz w:val="21"/>
+          <w:szCs w:val="21"/>
+          <w14:ligatures w14:val="none"/>
+        </w:rPr>
+      </w:pPr>
+      <w:r>
+        <w:rPr>
+          <w:rFonts w:ascii="Consolas" w:eastAsia="Times New Roman" w:hAnsi="Consolas" w:cs="Times New Roman"/>
+          <w:color w:val="CF222E"/>
+          <w:kern w:val="0"/>
+          <w:sz w:val="21"/>
+          <w:szCs w:val="21"/>
+          <w14:ligatures w14:val="none"/>
+        </w:rPr>
+        <w:t>final</w:t>
+      </w:r>
+      <w:r>
+        <w:rPr>
+          <w:rFonts w:ascii="Consolas" w:eastAsia="Times New Roman" w:hAnsi="Consolas" w:cs="Times New Roman"/>
+          <w:color w:val="202020"/>
+          <w:kern w:val="0"/>
+          <w:sz w:val="21"/>
+          <w:szCs w:val="21"/>
+          <w14:ligatures w14:val="none"/>
+        </w:rPr>
+        <w:t xml:space="preserve"> </w:t>
+      </w:r>
+      <w:r>
+        <w:rPr>
+          <w:rFonts w:ascii="Consolas" w:eastAsia="Times New Roman" w:hAnsi="Consolas" w:cs="Times New Roman"/>
+          <w:color w:val="CF222E"/>
+          <w:kern w:val="0"/>
+          <w:sz w:val="21"/>
+          <w:szCs w:val="21"/>
+          <w14:ligatures w14:val="none"/>
+        </w:rPr>
+        <w:t>class</w:t>
+      </w:r>
+      <w:r>
+        <w:rPr>
+          <w:rFonts w:ascii="Consolas" w:eastAsia="Times New Roman" w:hAnsi="Consolas" w:cs="Times New Roman"/>
+          <w:color w:val="202020"/>
+          <w:kern w:val="0"/>
+          <w:sz w:val="21"/>
+          <w:szCs w:val="21"/>
+          <w14:ligatures w14:val="none"/>
+        </w:rPr>
+        <w:t xml:space="preserve"> </w:t>
+      </w:r>
+      <w:r>
+        <w:rPr>
+          <w:rFonts w:ascii="Consolas" w:eastAsia="Times New Roman" w:hAnsi="Consolas" w:cs="Times New Roman"/>
+          <w:color w:val="267F99"/>
+          <w:kern w:val="0"/>
+          <w:sz w:val="21"/>
+          <w:szCs w:val="21"/>
+          <w14:ligatures w14:val="none"/>
+        </w:rPr>
+        <w:t>WeatherFailure</w:t>
+      </w:r>
+      <w:r>
+        <w:rPr>
+          <w:rFonts w:ascii="Consolas" w:eastAsia="Times New Roman" w:hAnsi="Consolas" w:cs="Times New Roman"/>
+          <w:color w:val="202020"/>
+          <w:kern w:val="0"/>
+          <w:sz w:val="21"/>
+          <w:szCs w:val="21"/>
+          <w14:ligatures w14:val="none"/>
+        </w:rPr>
+        <w:t xml:space="preserve"> </w:t>
+      </w:r>
+      <w:r>
+        <w:rPr>
+          <w:rFonts w:ascii="Consolas" w:eastAsia="Times New Roman" w:hAnsi="Consolas" w:cs="Times New Roman"/>
+          <w:color w:val="CF222E"/>
+          <w:kern w:val="0"/>
+          <w:sz w:val="21"/>
+          <w:szCs w:val="21"/>
+          <w14:ligatures w14:val="none"/>
+        </w:rPr>
+        <w:t>extends</w:t>
+      </w:r>
+      <w:r>
+        <w:rPr>
+          <w:rFonts w:ascii="Consolas" w:eastAsia="Times New Roman" w:hAnsi="Consolas" w:cs="Times New Roman"/>
+          <w:color w:val="202020"/>
+          <w:kern w:val="0"/>
+          <w:sz w:val="21"/>
+          <w:szCs w:val="21"/>
+          <w14:ligatures w14:val="none"/>
+        </w:rPr>
+        <w:t xml:space="preserve"> </w:t>
+      </w:r>
+      <w:r>
+        <w:rPr>
+          <w:rFonts w:ascii="Consolas" w:eastAsia="Times New Roman" w:hAnsi="Consolas" w:cs="Times New Roman"/>
+          <w:color w:val="267F99"/>
+          <w:kern w:val="0"/>
+          <w:sz w:val="21"/>
+          <w:szCs w:val="21"/>
+          <w14:ligatures w14:val="none"/>
+        </w:rPr>
+        <w:t>WeatherState</w:t>
+      </w:r>
+      <w:r>
+        <w:rPr>
+          <w:rFonts w:ascii="Consolas" w:eastAsia="Times New Roman" w:hAnsi="Consolas" w:cs="Times New Roman"/>
+          <w:color w:val="202020"/>
+          <w:kern w:val="0"/>
+          <w:sz w:val="21"/>
+          <w:szCs w:val="21"/>
+          <w14:ligatures w14:val="none"/>
+        </w:rPr>
+        <w:t xml:space="preserve"> {</w:t>
+      </w:r>
+    </w:p>
+    <w:p>
+      <w:pPr>
+        <w:shd w:val="clear" w:color="auto" w:fill="FFFFFF"/>
+        <w:spacing w:after="0" w:line="285" w:lineRule="atLeast"/>
+        <w:rPr>
+          <w:rFonts w:ascii="Consolas" w:eastAsia="Times New Roman" w:hAnsi="Consolas" w:cs="Times New Roman"/>
+          <w:color w:val="202020"/>
+          <w:kern w:val="0"/>
+          <w:sz w:val="21"/>
+          <w:szCs w:val="21"/>
+          <w14:ligatures w14:val="none"/>
+        </w:rPr>
+      </w:pPr>
+      <w:r>
+        <w:rPr>
+          <w:rFonts w:ascii="Consolas" w:eastAsia="Times New Roman" w:hAnsi="Consolas" w:cs="Times New Roman"/>
+          <w:color w:val="202020"/>
+          <w:kern w:val="0"/>
+          <w:sz w:val="21"/>
+          <w:szCs w:val="21"/>
+          <w14:ligatures w14:val="none"/>
+        </w:rPr>
+        <w:t xml:space="preserve">  </w:t>
+      </w:r>
+      <w:r>
+        <w:rPr>
+          <w:rFonts w:ascii="Consolas" w:eastAsia="Times New Roman" w:hAnsi="Consolas" w:cs="Times New Roman"/>
+          <w:color w:val="CF222E"/>
+          <w:kern w:val="0"/>
+          <w:sz w:val="21"/>
+          <w:szCs w:val="21"/>
+          <w14:ligatures w14:val="none"/>
+        </w:rPr>
+        <w:t>final</w:t>
+      </w:r>
+      <w:r>
+        <w:rPr>
+          <w:rFonts w:ascii="Consolas" w:eastAsia="Times New Roman" w:hAnsi="Consolas" w:cs="Times New Roman"/>
+          <w:color w:val="202020"/>
+          <w:kern w:val="0"/>
+          <w:sz w:val="21"/>
+          <w:szCs w:val="21"/>
+          <w14:ligatures w14:val="none"/>
+        </w:rPr>
+        <w:t xml:space="preserve"> </w:t>
+      </w:r>
+      <w:r>
+        <w:rPr>
+          <w:rFonts w:ascii="Consolas" w:eastAsia="Times New Roman" w:hAnsi="Consolas" w:cs="Times New Roman"/>
+          <w:color w:val="267F99"/>
+          <w:kern w:val="0"/>
+          <w:sz w:val="21"/>
+          <w:szCs w:val="21"/>
+          <w14:ligatures w14:val="none"/>
+        </w:rPr>
+        <w:t>String</w:t>
+      </w:r>
+      <w:r>
+        <w:rPr>
+          <w:rFonts w:ascii="Consolas" w:eastAsia="Times New Roman" w:hAnsi="Consolas" w:cs="Times New Roman"/>
+          <w:color w:val="202020"/>
+          <w:kern w:val="0"/>
+          <w:sz w:val="21"/>
+          <w:szCs w:val="21"/>
+          <w14:ligatures w14:val="none"/>
+        </w:rPr>
+        <w:t xml:space="preserve"> </w:t>
+      </w:r>
+      <w:r>
+        <w:rPr>
+          <w:rFonts w:ascii="Consolas" w:eastAsia="Times New Roman" w:hAnsi="Consolas" w:cs="Times New Roman"/>
+          <w:color w:val="1F2328"/>
+          <w:kern w:val="0"/>
+          <w:sz w:val="21"/>
+          <w:szCs w:val="21"/>
+          <w14:ligatures w14:val="none"/>
+        </w:rPr>
+        <w:t>error</w:t>
+      </w:r>
+      <w:r>
+        <w:rPr>
+          <w:rFonts w:ascii="Consolas" w:eastAsia="Times New Roman" w:hAnsi="Consolas" w:cs="Times New Roman"/>
+          <w:color w:val="202020"/>
+          <w:kern w:val="0"/>
+          <w:sz w:val="21"/>
+          <w:szCs w:val="21"/>
+          <w14:ligatures w14:val="none"/>
+        </w:rPr>
+        <w:t>;</w:t>
+      </w:r>
+    </w:p>
+    <w:p>
+      <w:pPr>
+        <w:shd w:val="clear" w:color="auto" w:fill="FFFFFF"/>
+        <w:spacing w:after="0" w:line="285" w:lineRule="atLeast"/>
+        <w:rPr>
+          <w:rFonts w:ascii="Consolas" w:eastAsia="Times New Roman" w:hAnsi="Consolas" w:cs="Times New Roman"/>
+          <w:color w:val="202020"/>
+          <w:kern w:val="0"/>
+          <w:sz w:val="21"/>
+          <w:szCs w:val="21"/>
+          <w14:ligatures w14:val="none"/>
+        </w:rPr>
+      </w:pPr>
+      <w:r>
+        <w:rPr>
+          <w:rFonts w:ascii="Consolas" w:eastAsia="Times New Roman" w:hAnsi="Consolas" w:cs="Times New Roman"/>
+          <w:color w:val="202020"/>
+          <w:kern w:val="0"/>
+          <w:sz w:val="21"/>
+          <w:szCs w:val="21"/>
+          <w14:ligatures w14:val="none"/>
+        </w:rPr>
+        <w:t xml:space="preserve">  </w:t>
+      </w:r>
+      <w:proofErr w:type="gramStart"/>
+      <w:r>
+        <w:rPr>
+          <w:rFonts w:ascii="Consolas" w:eastAsia="Times New Roman" w:hAnsi="Consolas" w:cs="Times New Roman"/>
+          <w:color w:val="267F99"/>
+          <w:kern w:val="0"/>
+          <w:sz w:val="21"/>
+          <w:szCs w:val="21"/>
+          <w14:ligatures w14:val="none"/>
+        </w:rPr>
+        <w:t>WeatherFailure</w:t>
+      </w:r>
+      <w:r>
+        <w:rPr>
+          <w:rFonts w:ascii="Consolas" w:eastAsia="Times New Roman" w:hAnsi="Consolas" w:cs="Times New Roman"/>
+          <w:color w:val="202020"/>
+          <w:kern w:val="0"/>
+          <w:sz w:val="21"/>
+          <w:szCs w:val="21"/>
+          <w14:ligatures w14:val="none"/>
+        </w:rPr>
+        <w:t>(</w:t>
+      </w:r>
+      <w:proofErr w:type="gramEnd"/>
+      <w:r>
+        <w:rPr>
+          <w:rFonts w:ascii="Consolas" w:eastAsia="Times New Roman" w:hAnsi="Consolas" w:cs="Times New Roman"/>
+          <w:color w:val="202020"/>
+          <w:kern w:val="0"/>
+          <w:sz w:val="21"/>
+          <w:szCs w:val="21"/>
+          <w14:ligatures w14:val="none"/>
+        </w:rPr>
+        <w:t>{</w:t>
+      </w:r>
+      <w:r>
+        <w:rPr>
+          <w:rFonts w:ascii="Consolas" w:eastAsia="Times New Roman" w:hAnsi="Consolas" w:cs="Times New Roman"/>
+          <w:color w:val="CF222E"/>
+          <w:kern w:val="0"/>
+          <w:sz w:val="21"/>
+          <w:szCs w:val="21"/>
+          <w14:ligatures w14:val="none"/>
+        </w:rPr>
+        <w:t>required</w:t>
+      </w:r>
+      <w:r>
+        <w:rPr>
+          <w:rFonts w:ascii="Consolas" w:eastAsia="Times New Roman" w:hAnsi="Consolas" w:cs="Times New Roman"/>
+          <w:color w:val="202020"/>
+          <w:kern w:val="0"/>
+          <w:sz w:val="21"/>
+          <w:szCs w:val="21"/>
+          <w14:ligatures w14:val="none"/>
+        </w:rPr>
+        <w:t xml:space="preserve"> </w:t>
+      </w:r>
+      <w:proofErr w:type="gramStart"/>
+      <w:r>
+        <w:rPr>
+          <w:rFonts w:ascii="Consolas" w:eastAsia="Times New Roman" w:hAnsi="Consolas" w:cs="Times New Roman"/>
+          <w:color w:val="CF222E"/>
+          <w:kern w:val="0"/>
+          <w:sz w:val="21"/>
+          <w:szCs w:val="21"/>
+          <w14:ligatures w14:val="none"/>
+        </w:rPr>
+        <w:t>this</w:t>
+      </w:r>
+      <w:r>
+        <w:rPr>
+          <w:rFonts w:ascii="Consolas" w:eastAsia="Times New Roman" w:hAnsi="Consolas" w:cs="Times New Roman"/>
+          <w:color w:val="202020"/>
+          <w:kern w:val="0"/>
+          <w:sz w:val="21"/>
+          <w:szCs w:val="21"/>
+          <w14:ligatures w14:val="none"/>
+        </w:rPr>
+        <w:t>.</w:t>
+      </w:r>
+      <w:r>
+        <w:rPr>
+          <w:rFonts w:ascii="Consolas" w:eastAsia="Times New Roman" w:hAnsi="Consolas" w:cs="Times New Roman"/>
+          <w:color w:val="1F2328"/>
+          <w:kern w:val="0"/>
+          <w:sz w:val="21"/>
+          <w:szCs w:val="21"/>
+          <w14:ligatures w14:val="none"/>
+        </w:rPr>
+        <w:t>error</w:t>
+      </w:r>
+      <w:proofErr w:type="gramEnd"/>
+      <w:r>
+        <w:rPr>
+          <w:rFonts w:ascii="Consolas" w:eastAsia="Times New Roman" w:hAnsi="Consolas" w:cs="Times New Roman"/>
+          <w:color w:val="202020"/>
+          <w:kern w:val="0"/>
+          <w:sz w:val="21"/>
+          <w:szCs w:val="21"/>
+          <w14:ligatures w14:val="none"/>
+        </w:rPr>
+        <w:t>});</w:t>
+      </w:r>
+    </w:p>
+    <w:p>
+      <w:pPr>
+        <w:shd w:val="clear" w:color="auto" w:fill="FFFFFF"/>
+        <w:spacing w:after="0" w:line="285" w:lineRule="atLeast"/>
+        <w:rPr>
+          <w:rFonts w:ascii="Consolas" w:eastAsia="Times New Roman" w:hAnsi="Consolas" w:cs="Times New Roman"/>
+          <w:color w:val="202020"/>
+          <w:kern w:val="0"/>
+          <w:sz w:val="21"/>
+          <w:szCs w:val="21"/>
+          <w14:ligatures w14:val="none"/>
+        </w:rPr>
+      </w:pPr>
+      <w:r>
+        <w:rPr>
+          <w:rFonts w:ascii="Consolas" w:eastAsia="Times New Roman" w:hAnsi="Consolas" w:cs="Times New Roman"/>
+          <w:color w:val="202020"/>
+          <w:kern w:val="0"/>
+          <w:sz w:val="21"/>
+          <w:szCs w:val="21"/>
+          <w14:ligatures w14:val="none"/>
+        </w:rPr>
+        <w:t>}</w:t>
+      </w:r>
+    </w:p>
+    <w:p>
+      <w:pPr>
+        <w:shd w:val="clear" w:color="auto" w:fill="FFFFFF"/>
+        <w:spacing w:after="0" w:line="285" w:lineRule="atLeast"/>
+        <w:rPr>
+          <w:rFonts w:ascii="Consolas" w:eastAsia="Times New Roman" w:hAnsi="Consolas" w:cs="Times New Roman"/>
+          <w:color w:val="202020"/>
+          <w:kern w:val="0"/>
+          <w:sz w:val="21"/>
+          <w:szCs w:val="21"/>
+          <w14:ligatures w14:val="none"/>
+        </w:rPr>
+      </w:pPr>
+    </w:p>
+    <w:p>
+      <w:pPr>
+        <w:shd w:val="clear" w:color="auto" w:fill="FFFFFF"/>
+        <w:spacing w:after="0" w:line="285" w:lineRule="atLeast"/>
+        <w:rPr>
+          <w:rFonts w:ascii="Consolas" w:eastAsia="Times New Roman" w:hAnsi="Consolas" w:cs="Times New Roman"/>
+          <w:color w:val="202020"/>
+          <w:kern w:val="0"/>
+          <w:sz w:val="21"/>
+          <w:szCs w:val="21"/>
+          <w14:ligatures w14:val="none"/>
+        </w:rPr>
+      </w:pPr>
+      <w:r>
+        <w:rPr>
+          <w:rFonts w:ascii="Consolas" w:eastAsia="Times New Roman" w:hAnsi="Consolas" w:cs="Times New Roman"/>
+          <w:color w:val="CF222E"/>
+          <w:kern w:val="0"/>
+          <w:sz w:val="21"/>
+          <w:szCs w:val="21"/>
+          <w14:ligatures w14:val="none"/>
+        </w:rPr>
+        <w:t>final</w:t>
+      </w:r>
+      <w:r>
+        <w:rPr>
+          <w:rFonts w:ascii="Consolas" w:eastAsia="Times New Roman" w:hAnsi="Consolas" w:cs="Times New Roman"/>
+          <w:color w:val="202020"/>
+          <w:kern w:val="0"/>
+          <w:sz w:val="21"/>
+          <w:szCs w:val="21"/>
+          <w14:ligatures w14:val="none"/>
+        </w:rPr>
+        <w:t xml:space="preserve"> </w:t>
+      </w:r>
+      <w:r>
+        <w:rPr>
+          <w:rFonts w:ascii="Consolas" w:eastAsia="Times New Roman" w:hAnsi="Consolas" w:cs="Times New Roman"/>
+          <w:color w:val="CF222E"/>
+          <w:kern w:val="0"/>
+          <w:sz w:val="21"/>
+          <w:szCs w:val="21"/>
+          <w14:ligatures w14:val="none"/>
+        </w:rPr>
+        <w:t>class</w:t>
+      </w:r>
+      <w:r>
+        <w:rPr>
+          <w:rFonts w:ascii="Consolas" w:eastAsia="Times New Roman" w:hAnsi="Consolas" w:cs="Times New Roman"/>
+          <w:color w:val="202020"/>
+          <w:kern w:val="0"/>
+          <w:sz w:val="21"/>
+          <w:szCs w:val="21"/>
+          <w14:ligatures w14:val="none"/>
+        </w:rPr>
+        <w:t xml:space="preserve"> </w:t>
+      </w:r>
+      <w:r>
+        <w:rPr>
+          <w:rFonts w:ascii="Consolas" w:eastAsia="Times New Roman" w:hAnsi="Consolas" w:cs="Times New Roman"/>
+          <w:color w:val="267F99"/>
+          <w:kern w:val="0"/>
+          <w:sz w:val="21"/>
+          <w:szCs w:val="21"/>
+          <w14:ligatures w14:val="none"/>
+        </w:rPr>
+        <w:t>WeatherLoading</w:t>
+      </w:r>
+      <w:r>
+        <w:rPr>
+          <w:rFonts w:ascii="Consolas" w:eastAsia="Times New Roman" w:hAnsi="Consolas" w:cs="Times New Roman"/>
+          <w:color w:val="202020"/>
+          <w:kern w:val="0"/>
+          <w:sz w:val="21"/>
+          <w:szCs w:val="21"/>
+          <w14:ligatures w14:val="none"/>
+        </w:rPr>
+        <w:t xml:space="preserve"> </w:t>
+      </w:r>
+      <w:r>
+        <w:rPr>
+          <w:rFonts w:ascii="Consolas" w:eastAsia="Times New Roman" w:hAnsi="Consolas" w:cs="Times New Roman"/>
+          <w:color w:val="CF222E"/>
+          <w:kern w:val="0"/>
+          <w:sz w:val="21"/>
+          <w:szCs w:val="21"/>
+          <w14:ligatures w14:val="none"/>
+        </w:rPr>
+        <w:t>extends</w:t>
+      </w:r>
+      <w:r>
+        <w:rPr>
+          <w:rFonts w:ascii="Consolas" w:eastAsia="Times New Roman" w:hAnsi="Consolas" w:cs="Times New Roman"/>
+          <w:color w:val="202020"/>
+          <w:kern w:val="0"/>
+          <w:sz w:val="21"/>
+          <w:szCs w:val="21"/>
+          <w14:ligatures w14:val="none"/>
+        </w:rPr>
+        <w:t xml:space="preserve"> </w:t>
+      </w:r>
+      <w:r>
+        <w:rPr>
+          <w:rFonts w:ascii="Consolas" w:eastAsia="Times New Roman" w:hAnsi="Consolas" w:cs="Times New Roman"/>
+          <w:color w:val="267F99"/>
+          <w:kern w:val="0"/>
+          <w:sz w:val="21"/>
+          <w:szCs w:val="21"/>
+          <w14:ligatures w14:val="none"/>
+        </w:rPr>
+        <w:t>WeatherState</w:t>
+      </w:r>
+      <w:r>
+        <w:rPr>
+          <w:rFonts w:ascii="Consolas" w:eastAsia="Times New Roman" w:hAnsi="Consolas" w:cs="Times New Roman"/>
+          <w:color w:val="202020"/>
+          <w:kern w:val="0"/>
+          <w:sz w:val="21"/>
+          <w:szCs w:val="21"/>
+          <w14:ligatures w14:val="none"/>
+        </w:rPr>
+        <w:t xml:space="preserve"> {}</w:t>
+      </w:r>
+    </w:p>
+    <w:p>
+      <w:pPr>
+        <w:shd w:val="clear" w:color="auto" w:fill="FFFFFF"/>
+        <w:spacing w:after="0" w:line="285" w:lineRule="atLeast"/>
+        <w:ind w:left="720" w:firstLine="720"/>
+      </w:pPr>
+      <w:r>
+        <w:t>----------------------------------------------------------------------------------------</w:t>
+      </w:r>
+    </w:p>
+    <w:p/>
+    <w:p/>
+    <w:p/>
+    <w:p/>
+    <w:p/>
+    <w:p/>
+    <w:p/>
+    <w:p/>
+    <w:p/>
+    <w:p/>
+    <w:p/>
+    <w:p>
+      <w:pPr>
+        <w:rPr>
+          <w:rFonts w:ascii="Sakkal Majalla" w:hAnsi="Sakkal Majalla" w:cs="Sakkal Majalla"/>
+          <w:sz w:val="28"/>
+          <w:szCs w:val="28"/>
+        </w:rPr>
+      </w:pPr>
+      <w:r>
+        <w:rPr>
+          <w:rFonts w:ascii="Sakkal Majalla" w:hAnsi="Sakkal Majalla" w:cs="Sakkal Majalla" w:hint="cs"/>
+          <w:sz w:val="28"/>
+          <w:szCs w:val="28"/>
+        </w:rPr>
+        <w:lastRenderedPageBreak/>
+        <w:t>To use the states and events with the bloc:</w:t>
+      </w:r>
+    </w:p>
+    <w:p>
+      <w:pPr>
+        <w:shd w:val="clear" w:color="auto" w:fill="FFFFFF"/>
+        <w:spacing w:after="0" w:line="285" w:lineRule="atLeast"/>
+        <w:rPr>
+          <w:rFonts w:ascii="Consolas" w:eastAsia="Times New Roman" w:hAnsi="Consolas" w:cs="Times New Roman"/>
+          <w:color w:val="202020"/>
+          <w:kern w:val="0"/>
+          <w:sz w:val="21"/>
+          <w:szCs w:val="21"/>
+          <w14:ligatures w14:val="none"/>
+        </w:rPr>
+      </w:pPr>
+      <w:r>
+        <w:rPr>
+          <w:rFonts w:ascii="Consolas" w:eastAsia="Times New Roman" w:hAnsi="Consolas" w:cs="Times New Roman"/>
+          <w:color w:val="CF222E"/>
+          <w:kern w:val="0"/>
+          <w:sz w:val="21"/>
+          <w:szCs w:val="21"/>
+          <w14:ligatures w14:val="none"/>
+        </w:rPr>
+        <w:t>class</w:t>
+      </w:r>
+      <w:r>
+        <w:rPr>
+          <w:rFonts w:ascii="Consolas" w:eastAsia="Times New Roman" w:hAnsi="Consolas" w:cs="Times New Roman"/>
+          <w:color w:val="202020"/>
+          <w:kern w:val="0"/>
+          <w:sz w:val="21"/>
+          <w:szCs w:val="21"/>
+          <w14:ligatures w14:val="none"/>
+        </w:rPr>
+        <w:t xml:space="preserve"> </w:t>
+      </w:r>
+      <w:r>
+        <w:rPr>
+          <w:rFonts w:ascii="Consolas" w:eastAsia="Times New Roman" w:hAnsi="Consolas" w:cs="Times New Roman"/>
+          <w:color w:val="267F99"/>
+          <w:kern w:val="0"/>
+          <w:sz w:val="21"/>
+          <w:szCs w:val="21"/>
+          <w14:ligatures w14:val="none"/>
+        </w:rPr>
+        <w:t>WeatherBloc</w:t>
+      </w:r>
+      <w:r>
+        <w:rPr>
+          <w:rFonts w:ascii="Consolas" w:eastAsia="Times New Roman" w:hAnsi="Consolas" w:cs="Times New Roman"/>
+          <w:color w:val="202020"/>
+          <w:kern w:val="0"/>
+          <w:sz w:val="21"/>
+          <w:szCs w:val="21"/>
+          <w14:ligatures w14:val="none"/>
+        </w:rPr>
+        <w:t xml:space="preserve"> </w:t>
+      </w:r>
+      <w:r>
+        <w:rPr>
+          <w:rFonts w:ascii="Consolas" w:eastAsia="Times New Roman" w:hAnsi="Consolas" w:cs="Times New Roman"/>
+          <w:color w:val="CF222E"/>
+          <w:kern w:val="0"/>
+          <w:sz w:val="21"/>
+          <w:szCs w:val="21"/>
+          <w14:ligatures w14:val="none"/>
+        </w:rPr>
+        <w:t>extends</w:t>
+      </w:r>
+      <w:r>
+        <w:rPr>
+          <w:rFonts w:ascii="Consolas" w:eastAsia="Times New Roman" w:hAnsi="Consolas" w:cs="Times New Roman"/>
+          <w:color w:val="202020"/>
+          <w:kern w:val="0"/>
+          <w:sz w:val="21"/>
+          <w:szCs w:val="21"/>
+          <w14:ligatures w14:val="none"/>
+        </w:rPr>
+        <w:t xml:space="preserve"> </w:t>
+      </w:r>
+      <w:r>
+        <w:rPr>
+          <w:rFonts w:ascii="Consolas" w:eastAsia="Times New Roman" w:hAnsi="Consolas" w:cs="Times New Roman"/>
+          <w:color w:val="000000"/>
+          <w:kern w:val="0"/>
+          <w:sz w:val="21"/>
+          <w:szCs w:val="21"/>
+          <w14:ligatures w14:val="none"/>
+        </w:rPr>
+        <w:t>Bloc</w:t>
+      </w:r>
+      <w:r>
+        <w:rPr>
+          <w:rFonts w:ascii="Consolas" w:eastAsia="Times New Roman" w:hAnsi="Consolas" w:cs="Times New Roman"/>
+          <w:color w:val="202020"/>
+          <w:kern w:val="0"/>
+          <w:sz w:val="21"/>
+          <w:szCs w:val="21"/>
+          <w14:ligatures w14:val="none"/>
+        </w:rPr>
+        <w:t>&lt;</w:t>
+      </w:r>
+      <w:r>
+        <w:rPr>
+          <w:rFonts w:ascii="Consolas" w:eastAsia="Times New Roman" w:hAnsi="Consolas" w:cs="Times New Roman"/>
+          <w:color w:val="267F99"/>
+          <w:kern w:val="0"/>
+          <w:sz w:val="21"/>
+          <w:szCs w:val="21"/>
+          <w14:ligatures w14:val="none"/>
+        </w:rPr>
+        <w:t>WeatherEvent</w:t>
+      </w:r>
+      <w:r>
+        <w:rPr>
+          <w:rFonts w:ascii="Consolas" w:eastAsia="Times New Roman" w:hAnsi="Consolas" w:cs="Times New Roman"/>
+          <w:color w:val="202020"/>
+          <w:kern w:val="0"/>
+          <w:sz w:val="21"/>
+          <w:szCs w:val="21"/>
+          <w14:ligatures w14:val="none"/>
+        </w:rPr>
+        <w:t xml:space="preserve">, </w:t>
+      </w:r>
+      <w:r>
+        <w:rPr>
+          <w:rFonts w:ascii="Consolas" w:eastAsia="Times New Roman" w:hAnsi="Consolas" w:cs="Times New Roman"/>
+          <w:color w:val="267F99"/>
+          <w:kern w:val="0"/>
+          <w:sz w:val="21"/>
+          <w:szCs w:val="21"/>
+          <w14:ligatures w14:val="none"/>
+        </w:rPr>
+        <w:t>WeatherState</w:t>
+      </w:r>
+      <w:r>
+        <w:rPr>
+          <w:rFonts w:ascii="Consolas" w:eastAsia="Times New Roman" w:hAnsi="Consolas" w:cs="Times New Roman"/>
+          <w:color w:val="202020"/>
+          <w:kern w:val="0"/>
+          <w:sz w:val="21"/>
+          <w:szCs w:val="21"/>
+          <w14:ligatures w14:val="none"/>
+        </w:rPr>
+        <w:t>&gt; {</w:t>
+      </w:r>
+    </w:p>
+    <w:p>
+      <w:pPr>
+        <w:shd w:val="clear" w:color="auto" w:fill="FFFFFF"/>
+        <w:spacing w:after="0" w:line="285" w:lineRule="atLeast"/>
+        <w:rPr>
+          <w:rFonts w:ascii="Consolas" w:eastAsia="Times New Roman" w:hAnsi="Consolas" w:cs="Times New Roman"/>
+          <w:color w:val="202020"/>
+          <w:kern w:val="0"/>
+          <w:sz w:val="21"/>
+          <w:szCs w:val="21"/>
+          <w14:ligatures w14:val="none"/>
+        </w:rPr>
+      </w:pPr>
+      <w:r>
+        <w:rPr>
+          <w:rFonts w:ascii="Consolas" w:eastAsia="Times New Roman" w:hAnsi="Consolas" w:cs="Times New Roman"/>
+          <w:color w:val="202020"/>
+          <w:kern w:val="0"/>
+          <w:sz w:val="21"/>
+          <w:szCs w:val="21"/>
+          <w14:ligatures w14:val="none"/>
+        </w:rPr>
+        <w:t xml:space="preserve">  </w:t>
+      </w:r>
+      <w:r>
+        <w:rPr>
+          <w:rFonts w:ascii="Consolas" w:eastAsia="Times New Roman" w:hAnsi="Consolas" w:cs="Times New Roman"/>
+          <w:color w:val="CF222E"/>
+          <w:kern w:val="0"/>
+          <w:sz w:val="21"/>
+          <w:szCs w:val="21"/>
+          <w14:ligatures w14:val="none"/>
+        </w:rPr>
+        <w:t>final</w:t>
+      </w:r>
+      <w:r>
+        <w:rPr>
+          <w:rFonts w:ascii="Consolas" w:eastAsia="Times New Roman" w:hAnsi="Consolas" w:cs="Times New Roman"/>
+          <w:color w:val="202020"/>
+          <w:kern w:val="0"/>
+          <w:sz w:val="21"/>
+          <w:szCs w:val="21"/>
+          <w14:ligatures w14:val="none"/>
+        </w:rPr>
+        <w:t xml:space="preserve"> </w:t>
+      </w:r>
+      <w:r>
+        <w:rPr>
+          <w:rFonts w:ascii="Consolas" w:eastAsia="Times New Roman" w:hAnsi="Consolas" w:cs="Times New Roman"/>
+          <w:color w:val="000000"/>
+          <w:kern w:val="0"/>
+          <w:sz w:val="21"/>
+          <w:szCs w:val="21"/>
+          <w14:ligatures w14:val="none"/>
+        </w:rPr>
+        <w:t>WeatherRepository</w:t>
+      </w:r>
+      <w:r>
+        <w:rPr>
+          <w:rFonts w:ascii="Consolas" w:eastAsia="Times New Roman" w:hAnsi="Consolas" w:cs="Times New Roman"/>
+          <w:color w:val="202020"/>
+          <w:kern w:val="0"/>
+          <w:sz w:val="21"/>
+          <w:szCs w:val="21"/>
+          <w14:ligatures w14:val="none"/>
+        </w:rPr>
+        <w:t xml:space="preserve"> </w:t>
+      </w:r>
+      <w:proofErr w:type="spellStart"/>
+      <w:r>
+        <w:rPr>
+          <w:rFonts w:ascii="Consolas" w:eastAsia="Times New Roman" w:hAnsi="Consolas" w:cs="Times New Roman"/>
+          <w:color w:val="1F2328"/>
+          <w:kern w:val="0"/>
+          <w:sz w:val="21"/>
+          <w:szCs w:val="21"/>
+          <w14:ligatures w14:val="none"/>
+        </w:rPr>
+        <w:t>weatherRepository</w:t>
+      </w:r>
+      <w:proofErr w:type="spellEnd"/>
+      <w:r>
+        <w:rPr>
+          <w:rFonts w:ascii="Consolas" w:eastAsia="Times New Roman" w:hAnsi="Consolas" w:cs="Times New Roman"/>
+          <w:color w:val="202020"/>
+          <w:kern w:val="0"/>
+          <w:sz w:val="21"/>
+          <w:szCs w:val="21"/>
+          <w14:ligatures w14:val="none"/>
+        </w:rPr>
+        <w:t>;</w:t>
+      </w:r>
+    </w:p>
+    <w:p>
+      <w:pPr>
+        <w:shd w:val="clear" w:color="auto" w:fill="FFFFFF"/>
+        <w:spacing w:after="0" w:line="285" w:lineRule="atLeast"/>
+        <w:rPr>
+          <w:rFonts w:ascii="Consolas" w:eastAsia="Times New Roman" w:hAnsi="Consolas" w:cs="Times New Roman"/>
+          <w:color w:val="202020"/>
+          <w:kern w:val="0"/>
+          <w:sz w:val="21"/>
+          <w:szCs w:val="21"/>
+          <w14:ligatures w14:val="none"/>
+        </w:rPr>
+      </w:pPr>
+      <w:r>
+        <w:rPr>
+          <w:rFonts w:ascii="Consolas" w:eastAsia="Times New Roman" w:hAnsi="Consolas" w:cs="Times New Roman"/>
+          <w:color w:val="202020"/>
+          <w:kern w:val="0"/>
+          <w:sz w:val="21"/>
+          <w:szCs w:val="21"/>
+          <w14:ligatures w14:val="none"/>
+        </w:rPr>
+        <w:t xml:space="preserve">  </w:t>
+      </w:r>
+      <w:proofErr w:type="gramStart"/>
+      <w:r>
+        <w:rPr>
+          <w:rFonts w:ascii="Consolas" w:eastAsia="Times New Roman" w:hAnsi="Consolas" w:cs="Times New Roman"/>
+          <w:color w:val="267F99"/>
+          <w:kern w:val="0"/>
+          <w:sz w:val="21"/>
+          <w:szCs w:val="21"/>
+          <w14:ligatures w14:val="none"/>
+        </w:rPr>
+        <w:t>WeatherBloc</w:t>
+      </w:r>
+      <w:r>
+        <w:rPr>
+          <w:rFonts w:ascii="Consolas" w:eastAsia="Times New Roman" w:hAnsi="Consolas" w:cs="Times New Roman"/>
+          <w:color w:val="202020"/>
+          <w:kern w:val="0"/>
+          <w:sz w:val="21"/>
+          <w:szCs w:val="21"/>
+          <w14:ligatures w14:val="none"/>
+        </w:rPr>
+        <w:t>(</w:t>
+      </w:r>
+      <w:proofErr w:type="gramEnd"/>
+      <w:r>
+        <w:rPr>
+          <w:rFonts w:ascii="Consolas" w:eastAsia="Times New Roman" w:hAnsi="Consolas" w:cs="Times New Roman"/>
+          <w:color w:val="202020"/>
+          <w:kern w:val="0"/>
+          <w:sz w:val="21"/>
+          <w:szCs w:val="21"/>
+          <w14:ligatures w14:val="none"/>
+        </w:rPr>
+        <w:t>{</w:t>
+      </w:r>
+      <w:r>
+        <w:rPr>
+          <w:rFonts w:ascii="Consolas" w:eastAsia="Times New Roman" w:hAnsi="Consolas" w:cs="Times New Roman"/>
+          <w:color w:val="CF222E"/>
+          <w:kern w:val="0"/>
+          <w:sz w:val="21"/>
+          <w:szCs w:val="21"/>
+          <w14:ligatures w14:val="none"/>
+        </w:rPr>
+        <w:t>required</w:t>
+      </w:r>
+      <w:r>
+        <w:rPr>
+          <w:rFonts w:ascii="Consolas" w:eastAsia="Times New Roman" w:hAnsi="Consolas" w:cs="Times New Roman"/>
+          <w:color w:val="202020"/>
+          <w:kern w:val="0"/>
+          <w:sz w:val="21"/>
+          <w:szCs w:val="21"/>
+          <w14:ligatures w14:val="none"/>
+        </w:rPr>
+        <w:t xml:space="preserve"> </w:t>
+      </w:r>
+      <w:proofErr w:type="gramStart"/>
+      <w:r>
+        <w:rPr>
+          <w:rFonts w:ascii="Consolas" w:eastAsia="Times New Roman" w:hAnsi="Consolas" w:cs="Times New Roman"/>
+          <w:color w:val="CF222E"/>
+          <w:kern w:val="0"/>
+          <w:sz w:val="21"/>
+          <w:szCs w:val="21"/>
+          <w14:ligatures w14:val="none"/>
+        </w:rPr>
+        <w:t>this</w:t>
+      </w:r>
+      <w:r>
+        <w:rPr>
+          <w:rFonts w:ascii="Consolas" w:eastAsia="Times New Roman" w:hAnsi="Consolas" w:cs="Times New Roman"/>
+          <w:color w:val="202020"/>
+          <w:kern w:val="0"/>
+          <w:sz w:val="21"/>
+          <w:szCs w:val="21"/>
+          <w14:ligatures w14:val="none"/>
+        </w:rPr>
+        <w:t>.</w:t>
+      </w:r>
+      <w:r>
+        <w:rPr>
+          <w:rFonts w:ascii="Consolas" w:eastAsia="Times New Roman" w:hAnsi="Consolas" w:cs="Times New Roman"/>
+          <w:color w:val="1F2328"/>
+          <w:kern w:val="0"/>
+          <w:sz w:val="21"/>
+          <w:szCs w:val="21"/>
+          <w14:ligatures w14:val="none"/>
+        </w:rPr>
+        <w:t>weatherRepository</w:t>
+      </w:r>
+      <w:proofErr w:type="gramEnd"/>
+      <w:r>
+        <w:rPr>
+          <w:rFonts w:ascii="Consolas" w:eastAsia="Times New Roman" w:hAnsi="Consolas" w:cs="Times New Roman"/>
+          <w:color w:val="202020"/>
+          <w:kern w:val="0"/>
+          <w:sz w:val="21"/>
+          <w:szCs w:val="21"/>
+          <w14:ligatures w14:val="none"/>
+        </w:rPr>
+        <w:t>}</w:t>
+      </w:r>
+      <w:proofErr w:type="gramStart"/>
+      <w:r>
+        <w:rPr>
+          <w:rFonts w:ascii="Consolas" w:eastAsia="Times New Roman" w:hAnsi="Consolas" w:cs="Times New Roman"/>
+          <w:color w:val="202020"/>
+          <w:kern w:val="0"/>
+          <w:sz w:val="21"/>
+          <w:szCs w:val="21"/>
+          <w14:ligatures w14:val="none"/>
+        </w:rPr>
+        <w:t xml:space="preserve">) </w:t>
+      </w:r>
+      <w:r>
+        <w:rPr>
+          <w:rFonts w:ascii="Consolas" w:eastAsia="Times New Roman" w:hAnsi="Consolas" w:cs="Times New Roman"/>
+          <w:color w:val="000000"/>
+          <w:kern w:val="0"/>
+          <w:sz w:val="21"/>
+          <w:szCs w:val="21"/>
+          <w14:ligatures w14:val="none"/>
+        </w:rPr>
+        <w:t>:</w:t>
+      </w:r>
+      <w:proofErr w:type="gramEnd"/>
+      <w:r>
+        <w:rPr>
+          <w:rFonts w:ascii="Consolas" w:eastAsia="Times New Roman" w:hAnsi="Consolas" w:cs="Times New Roman"/>
+          <w:color w:val="202020"/>
+          <w:kern w:val="0"/>
+          <w:sz w:val="21"/>
+          <w:szCs w:val="21"/>
+          <w14:ligatures w14:val="none"/>
+        </w:rPr>
+        <w:t xml:space="preserve"> </w:t>
+      </w:r>
+      <w:proofErr w:type="gramStart"/>
+      <w:r>
+        <w:rPr>
+          <w:rFonts w:ascii="Consolas" w:eastAsia="Times New Roman" w:hAnsi="Consolas" w:cs="Times New Roman"/>
+          <w:color w:val="CF222E"/>
+          <w:kern w:val="0"/>
+          <w:sz w:val="21"/>
+          <w:szCs w:val="21"/>
+          <w14:ligatures w14:val="none"/>
+        </w:rPr>
+        <w:t>super</w:t>
+      </w:r>
+      <w:r>
+        <w:rPr>
+          <w:rFonts w:ascii="Consolas" w:eastAsia="Times New Roman" w:hAnsi="Consolas" w:cs="Times New Roman"/>
+          <w:color w:val="202020"/>
+          <w:kern w:val="0"/>
+          <w:sz w:val="21"/>
+          <w:szCs w:val="21"/>
+          <w14:ligatures w14:val="none"/>
+        </w:rPr>
+        <w:t>(</w:t>
+      </w:r>
+      <w:r>
+        <w:rPr>
+          <w:rFonts w:ascii="Consolas" w:eastAsia="Times New Roman" w:hAnsi="Consolas" w:cs="Times New Roman"/>
+          <w:color w:val="267F99"/>
+          <w:kern w:val="0"/>
+          <w:sz w:val="21"/>
+          <w:szCs w:val="21"/>
+          <w14:ligatures w14:val="none"/>
+        </w:rPr>
+        <w:t>WeatherInitial</w:t>
+      </w:r>
+      <w:r>
+        <w:rPr>
+          <w:rFonts w:ascii="Consolas" w:eastAsia="Times New Roman" w:hAnsi="Consolas" w:cs="Times New Roman"/>
+          <w:color w:val="202020"/>
+          <w:kern w:val="0"/>
+          <w:sz w:val="21"/>
+          <w:szCs w:val="21"/>
+          <w14:ligatures w14:val="none"/>
+        </w:rPr>
+        <w:t>(</w:t>
+      </w:r>
+      <w:proofErr w:type="gramEnd"/>
+      <w:r>
+        <w:rPr>
+          <w:rFonts w:ascii="Consolas" w:eastAsia="Times New Roman" w:hAnsi="Consolas" w:cs="Times New Roman"/>
+          <w:color w:val="202020"/>
+          <w:kern w:val="0"/>
+          <w:sz w:val="21"/>
+          <w:szCs w:val="21"/>
+          <w14:ligatures w14:val="none"/>
+        </w:rPr>
+        <w:t>)) {</w:t>
+      </w:r>
+    </w:p>
+    <w:p>
+      <w:pPr>
+        <w:shd w:val="clear" w:color="auto" w:fill="FFFFFF"/>
+        <w:spacing w:after="0" w:line="285" w:lineRule="atLeast"/>
+        <w:rPr>
+          <w:rFonts w:ascii="Consolas" w:eastAsia="Times New Roman" w:hAnsi="Consolas" w:cs="Times New Roman"/>
+          <w:color w:val="202020"/>
+          <w:kern w:val="0"/>
+          <w:sz w:val="21"/>
+          <w:szCs w:val="21"/>
+          <w14:ligatures w14:val="none"/>
+        </w:rPr>
+      </w:pPr>
+      <w:r>
+        <w:rPr>
+          <w:rFonts w:ascii="Consolas" w:eastAsia="Times New Roman" w:hAnsi="Consolas" w:cs="Times New Roman"/>
+          <w:color w:val="202020"/>
+          <w:kern w:val="0"/>
+          <w:sz w:val="21"/>
+          <w:szCs w:val="21"/>
+          <w14:ligatures w14:val="none"/>
+        </w:rPr>
+        <w:t xml:space="preserve">    </w:t>
+      </w:r>
+      <w:r>
+        <w:rPr>
+          <w:rFonts w:ascii="Consolas" w:eastAsia="Times New Roman" w:hAnsi="Consolas" w:cs="Times New Roman"/>
+          <w:color w:val="000000"/>
+          <w:kern w:val="0"/>
+          <w:sz w:val="21"/>
+          <w:szCs w:val="21"/>
+          <w14:ligatures w14:val="none"/>
+        </w:rPr>
+        <w:t>on&lt;</w:t>
+      </w:r>
+      <w:r>
+        <w:rPr>
+          <w:rFonts w:ascii="Consolas" w:eastAsia="Times New Roman" w:hAnsi="Consolas" w:cs="Times New Roman"/>
+          <w:color w:val="267F99"/>
+          <w:kern w:val="0"/>
+          <w:sz w:val="21"/>
+          <w:szCs w:val="21"/>
+          <w14:ligatures w14:val="none"/>
+        </w:rPr>
+        <w:t>WeatherFetched</w:t>
+      </w:r>
+      <w:r>
+        <w:rPr>
+          <w:rFonts w:ascii="Consolas" w:eastAsia="Times New Roman" w:hAnsi="Consolas" w:cs="Times New Roman"/>
+          <w:color w:val="000000"/>
+          <w:kern w:val="0"/>
+          <w:sz w:val="21"/>
+          <w:szCs w:val="21"/>
+          <w14:ligatures w14:val="none"/>
+        </w:rPr>
+        <w:t>&gt;</w:t>
+      </w:r>
+      <w:r>
+        <w:rPr>
+          <w:rFonts w:ascii="Consolas" w:eastAsia="Times New Roman" w:hAnsi="Consolas" w:cs="Times New Roman"/>
+          <w:color w:val="202020"/>
+          <w:kern w:val="0"/>
+          <w:sz w:val="21"/>
+          <w:szCs w:val="21"/>
+          <w14:ligatures w14:val="none"/>
+        </w:rPr>
+        <w:t>(</w:t>
+      </w:r>
+      <w:r>
+        <w:rPr>
+          <w:rFonts w:ascii="Consolas" w:eastAsia="Times New Roman" w:hAnsi="Consolas" w:cs="Times New Roman"/>
+          <w:color w:val="8250DF"/>
+          <w:kern w:val="0"/>
+          <w:sz w:val="21"/>
+          <w:szCs w:val="21"/>
+          <w14:ligatures w14:val="none"/>
+        </w:rPr>
+        <w:t>onWeatherFetched</w:t>
+      </w:r>
+      <w:r>
+        <w:rPr>
+          <w:rFonts w:ascii="Consolas" w:eastAsia="Times New Roman" w:hAnsi="Consolas" w:cs="Times New Roman"/>
+          <w:color w:val="202020"/>
+          <w:kern w:val="0"/>
+          <w:sz w:val="21"/>
+          <w:szCs w:val="21"/>
+          <w14:ligatures w14:val="none"/>
+        </w:rPr>
+        <w:t>);</w:t>
+      </w:r>
+    </w:p>
+    <w:p>
+      <w:pPr>
+        <w:shd w:val="clear" w:color="auto" w:fill="FFFFFF"/>
+        <w:spacing w:after="0" w:line="285" w:lineRule="atLeast"/>
+        <w:rPr>
+          <w:rFonts w:ascii="Consolas" w:eastAsia="Times New Roman" w:hAnsi="Consolas" w:cs="Times New Roman"/>
+          <w:color w:val="202020"/>
+          <w:kern w:val="0"/>
+          <w:sz w:val="21"/>
+          <w:szCs w:val="21"/>
+          <w14:ligatures w14:val="none"/>
+        </w:rPr>
+      </w:pPr>
+      <w:r>
+        <w:rPr>
+          <w:rFonts w:ascii="Consolas" w:eastAsia="Times New Roman" w:hAnsi="Consolas" w:cs="Times New Roman"/>
+          <w:color w:val="202020"/>
+          <w:kern w:val="0"/>
+          <w:sz w:val="21"/>
+          <w:szCs w:val="21"/>
+          <w14:ligatures w14:val="none"/>
+        </w:rPr>
+        <w:t>  }</w:t>
+      </w:r>
+    </w:p>
+    <w:p>
+      <w:pPr>
+        <w:shd w:val="clear" w:color="auto" w:fill="FFFFFF"/>
+        <w:spacing w:after="0" w:line="285" w:lineRule="atLeast"/>
+        <w:rPr>
+          <w:rFonts w:ascii="Consolas" w:eastAsia="Times New Roman" w:hAnsi="Consolas" w:cs="Times New Roman"/>
+          <w:color w:val="202020"/>
+          <w:kern w:val="0"/>
+          <w:sz w:val="21"/>
+          <w:szCs w:val="21"/>
+          <w14:ligatures w14:val="none"/>
+        </w:rPr>
+      </w:pPr>
+    </w:p>
+    <w:p>
+      <w:pPr>
+        <w:shd w:val="clear" w:color="auto" w:fill="FFFFFF"/>
+        <w:spacing w:after="0" w:line="285" w:lineRule="atLeast"/>
+        <w:rPr>
+          <w:rFonts w:ascii="Consolas" w:eastAsia="Times New Roman" w:hAnsi="Consolas" w:cs="Times New Roman"/>
+          <w:color w:val="202020"/>
+          <w:kern w:val="0"/>
+          <w:sz w:val="21"/>
+          <w:szCs w:val="21"/>
+          <w14:ligatures w14:val="none"/>
+        </w:rPr>
+      </w:pPr>
+      <w:r>
+        <w:rPr>
+          <w:rFonts w:ascii="Consolas" w:eastAsia="Times New Roman" w:hAnsi="Consolas" w:cs="Times New Roman"/>
+          <w:color w:val="202020"/>
+          <w:kern w:val="0"/>
+          <w:sz w:val="21"/>
+          <w:szCs w:val="21"/>
+          <w14:ligatures w14:val="none"/>
+        </w:rPr>
+        <w:t xml:space="preserve">  </w:t>
+      </w:r>
+      <w:r>
+        <w:rPr>
+          <w:rFonts w:ascii="Consolas" w:eastAsia="Times New Roman" w:hAnsi="Consolas" w:cs="Times New Roman"/>
+          <w:color w:val="CF222E"/>
+          <w:kern w:val="0"/>
+          <w:sz w:val="21"/>
+          <w:szCs w:val="21"/>
+          <w14:ligatures w14:val="none"/>
+        </w:rPr>
+        <w:t>void</w:t>
+      </w:r>
+      <w:r>
+        <w:rPr>
+          <w:rFonts w:ascii="Consolas" w:eastAsia="Times New Roman" w:hAnsi="Consolas" w:cs="Times New Roman"/>
+          <w:color w:val="202020"/>
+          <w:kern w:val="0"/>
+          <w:sz w:val="21"/>
+          <w:szCs w:val="21"/>
+          <w14:ligatures w14:val="none"/>
+        </w:rPr>
+        <w:t xml:space="preserve"> </w:t>
+      </w:r>
+      <w:proofErr w:type="gramStart"/>
+      <w:r>
+        <w:rPr>
+          <w:rFonts w:ascii="Consolas" w:eastAsia="Times New Roman" w:hAnsi="Consolas" w:cs="Times New Roman"/>
+          <w:color w:val="8250DF"/>
+          <w:kern w:val="0"/>
+          <w:sz w:val="21"/>
+          <w:szCs w:val="21"/>
+          <w14:ligatures w14:val="none"/>
+        </w:rPr>
+        <w:t>onWeatherFetched</w:t>
+      </w:r>
+      <w:r>
+        <w:rPr>
+          <w:rFonts w:ascii="Consolas" w:eastAsia="Times New Roman" w:hAnsi="Consolas" w:cs="Times New Roman"/>
+          <w:color w:val="202020"/>
+          <w:kern w:val="0"/>
+          <w:sz w:val="21"/>
+          <w:szCs w:val="21"/>
+          <w14:ligatures w14:val="none"/>
+        </w:rPr>
+        <w:t>(</w:t>
+      </w:r>
+      <w:proofErr w:type="gramEnd"/>
+    </w:p>
+    <w:p>
+      <w:pPr>
+        <w:shd w:val="clear" w:color="auto" w:fill="FFFFFF"/>
+        <w:spacing w:after="0" w:line="285" w:lineRule="atLeast"/>
+        <w:rPr>
+          <w:rFonts w:ascii="Consolas" w:eastAsia="Times New Roman" w:hAnsi="Consolas" w:cs="Times New Roman"/>
+          <w:color w:val="202020"/>
+          <w:kern w:val="0"/>
+          <w:sz w:val="21"/>
+          <w:szCs w:val="21"/>
+          <w14:ligatures w14:val="none"/>
+        </w:rPr>
+      </w:pPr>
+      <w:r>
+        <w:rPr>
+          <w:rFonts w:ascii="Consolas" w:eastAsia="Times New Roman" w:hAnsi="Consolas" w:cs="Times New Roman"/>
+          <w:color w:val="202020"/>
+          <w:kern w:val="0"/>
+          <w:sz w:val="21"/>
+          <w:szCs w:val="21"/>
+          <w14:ligatures w14:val="none"/>
+        </w:rPr>
+        <w:t xml:space="preserve">    </w:t>
+      </w:r>
+      <w:r>
+        <w:rPr>
+          <w:rFonts w:ascii="Consolas" w:eastAsia="Times New Roman" w:hAnsi="Consolas" w:cs="Times New Roman"/>
+          <w:color w:val="267F99"/>
+          <w:kern w:val="0"/>
+          <w:sz w:val="21"/>
+          <w:szCs w:val="21"/>
+          <w14:ligatures w14:val="none"/>
+        </w:rPr>
+        <w:t>WeatherFetched</w:t>
+      </w:r>
+      <w:r>
+        <w:rPr>
+          <w:rFonts w:ascii="Consolas" w:eastAsia="Times New Roman" w:hAnsi="Consolas" w:cs="Times New Roman"/>
+          <w:color w:val="202020"/>
+          <w:kern w:val="0"/>
+          <w:sz w:val="21"/>
+          <w:szCs w:val="21"/>
+          <w14:ligatures w14:val="none"/>
+        </w:rPr>
+        <w:t xml:space="preserve"> </w:t>
+      </w:r>
+      <w:r>
+        <w:rPr>
+          <w:rFonts w:ascii="Consolas" w:eastAsia="Times New Roman" w:hAnsi="Consolas" w:cs="Times New Roman"/>
+          <w:color w:val="953800"/>
+          <w:kern w:val="0"/>
+          <w:sz w:val="21"/>
+          <w:szCs w:val="21"/>
+          <w14:ligatures w14:val="none"/>
+        </w:rPr>
+        <w:t>event</w:t>
+      </w:r>
+      <w:r>
+        <w:rPr>
+          <w:rFonts w:ascii="Consolas" w:eastAsia="Times New Roman" w:hAnsi="Consolas" w:cs="Times New Roman"/>
+          <w:color w:val="202020"/>
+          <w:kern w:val="0"/>
+          <w:sz w:val="21"/>
+          <w:szCs w:val="21"/>
+          <w14:ligatures w14:val="none"/>
+        </w:rPr>
+        <w:t>,</w:t>
+      </w:r>
+    </w:p>
+    <w:p>
+      <w:pPr>
+        <w:shd w:val="clear" w:color="auto" w:fill="FFFFFF"/>
+        <w:spacing w:after="0" w:line="285" w:lineRule="atLeast"/>
+        <w:rPr>
+          <w:rFonts w:ascii="Consolas" w:eastAsia="Times New Roman" w:hAnsi="Consolas" w:cs="Times New Roman"/>
+          <w:color w:val="202020"/>
+          <w:kern w:val="0"/>
+          <w:sz w:val="21"/>
+          <w:szCs w:val="21"/>
+          <w14:ligatures w14:val="none"/>
+        </w:rPr>
+      </w:pPr>
+      <w:r>
+        <w:rPr>
+          <w:rFonts w:ascii="Consolas" w:eastAsia="Times New Roman" w:hAnsi="Consolas" w:cs="Times New Roman"/>
+          <w:color w:val="202020"/>
+          <w:kern w:val="0"/>
+          <w:sz w:val="21"/>
+          <w:szCs w:val="21"/>
+          <w14:ligatures w14:val="none"/>
+        </w:rPr>
+        <w:t xml:space="preserve">    </w:t>
+      </w:r>
+      <w:r>
+        <w:rPr>
+          <w:rFonts w:ascii="Consolas" w:eastAsia="Times New Roman" w:hAnsi="Consolas" w:cs="Times New Roman"/>
+          <w:color w:val="000000"/>
+          <w:kern w:val="0"/>
+          <w:sz w:val="21"/>
+          <w:szCs w:val="21"/>
+          <w14:ligatures w14:val="none"/>
+        </w:rPr>
+        <w:t>Emitter</w:t>
+      </w:r>
+      <w:r>
+        <w:rPr>
+          <w:rFonts w:ascii="Consolas" w:eastAsia="Times New Roman" w:hAnsi="Consolas" w:cs="Times New Roman"/>
+          <w:color w:val="202020"/>
+          <w:kern w:val="0"/>
+          <w:sz w:val="21"/>
+          <w:szCs w:val="21"/>
+          <w14:ligatures w14:val="none"/>
+        </w:rPr>
+        <w:t>&lt;</w:t>
+      </w:r>
+      <w:r>
+        <w:rPr>
+          <w:rFonts w:ascii="Consolas" w:eastAsia="Times New Roman" w:hAnsi="Consolas" w:cs="Times New Roman"/>
+          <w:color w:val="267F99"/>
+          <w:kern w:val="0"/>
+          <w:sz w:val="21"/>
+          <w:szCs w:val="21"/>
+          <w14:ligatures w14:val="none"/>
+        </w:rPr>
+        <w:t>WeatherState</w:t>
+      </w:r>
+      <w:r>
+        <w:rPr>
+          <w:rFonts w:ascii="Consolas" w:eastAsia="Times New Roman" w:hAnsi="Consolas" w:cs="Times New Roman"/>
+          <w:color w:val="202020"/>
+          <w:kern w:val="0"/>
+          <w:sz w:val="21"/>
+          <w:szCs w:val="21"/>
+          <w14:ligatures w14:val="none"/>
+        </w:rPr>
+        <w:t xml:space="preserve">&gt; </w:t>
+      </w:r>
+      <w:r>
+        <w:rPr>
+          <w:rFonts w:ascii="Consolas" w:eastAsia="Times New Roman" w:hAnsi="Consolas" w:cs="Times New Roman"/>
+          <w:color w:val="953800"/>
+          <w:kern w:val="0"/>
+          <w:sz w:val="21"/>
+          <w:szCs w:val="21"/>
+          <w14:ligatures w14:val="none"/>
+        </w:rPr>
+        <w:t>emit</w:t>
+      </w:r>
+      <w:r>
+        <w:rPr>
+          <w:rFonts w:ascii="Consolas" w:eastAsia="Times New Roman" w:hAnsi="Consolas" w:cs="Times New Roman"/>
+          <w:color w:val="202020"/>
+          <w:kern w:val="0"/>
+          <w:sz w:val="21"/>
+          <w:szCs w:val="21"/>
+          <w14:ligatures w14:val="none"/>
+        </w:rPr>
+        <w:t>,</w:t>
+      </w:r>
+    </w:p>
+    <w:p>
+      <w:pPr>
+        <w:shd w:val="clear" w:color="auto" w:fill="FFFFFF"/>
+        <w:spacing w:after="0" w:line="285" w:lineRule="atLeast"/>
+        <w:rPr>
+          <w:rFonts w:ascii="Consolas" w:eastAsia="Times New Roman" w:hAnsi="Consolas" w:cs="Times New Roman"/>
+          <w:color w:val="202020"/>
+          <w:kern w:val="0"/>
+          <w:sz w:val="21"/>
+          <w:szCs w:val="21"/>
+          <w14:ligatures w14:val="none"/>
+        </w:rPr>
+      </w:pPr>
+      <w:r>
+        <w:rPr>
+          <w:rFonts w:ascii="Consolas" w:eastAsia="Times New Roman" w:hAnsi="Consolas" w:cs="Times New Roman"/>
+          <w:color w:val="202020"/>
+          <w:kern w:val="0"/>
+          <w:sz w:val="21"/>
+          <w:szCs w:val="21"/>
+          <w14:ligatures w14:val="none"/>
+        </w:rPr>
+        <w:t xml:space="preserve">  ) </w:t>
+      </w:r>
+      <w:proofErr w:type="gramStart"/>
+      <w:r>
+        <w:rPr>
+          <w:rFonts w:ascii="Consolas" w:eastAsia="Times New Roman" w:hAnsi="Consolas" w:cs="Times New Roman"/>
+          <w:color w:val="AF00DB"/>
+          <w:kern w:val="0"/>
+          <w:sz w:val="21"/>
+          <w:szCs w:val="21"/>
+          <w14:ligatures w14:val="none"/>
+        </w:rPr>
+        <w:t>async</w:t>
+      </w:r>
+      <w:proofErr w:type="gramEnd"/>
+      <w:r>
+        <w:rPr>
+          <w:rFonts w:ascii="Consolas" w:eastAsia="Times New Roman" w:hAnsi="Consolas" w:cs="Times New Roman"/>
+          <w:color w:val="202020"/>
+          <w:kern w:val="0"/>
+          <w:sz w:val="21"/>
+          <w:szCs w:val="21"/>
+          <w14:ligatures w14:val="none"/>
+        </w:rPr>
+        <w:t xml:space="preserve"> {</w:t>
+      </w:r>
+    </w:p>
+    <w:p>
+      <w:pPr>
+        <w:shd w:val="clear" w:color="auto" w:fill="FFFFFF"/>
+        <w:spacing w:after="0" w:line="285" w:lineRule="atLeast"/>
+        <w:rPr>
+          <w:rFonts w:ascii="Consolas" w:eastAsia="Times New Roman" w:hAnsi="Consolas" w:cs="Times New Roman"/>
+          <w:color w:val="202020"/>
+          <w:kern w:val="0"/>
+          <w:sz w:val="21"/>
+          <w:szCs w:val="21"/>
+          <w14:ligatures w14:val="none"/>
+        </w:rPr>
+      </w:pPr>
+      <w:r>
+        <w:rPr>
+          <w:rFonts w:ascii="Consolas" w:eastAsia="Times New Roman" w:hAnsi="Consolas" w:cs="Times New Roman"/>
+          <w:color w:val="202020"/>
+          <w:kern w:val="0"/>
+          <w:sz w:val="21"/>
+          <w:szCs w:val="21"/>
+          <w14:ligatures w14:val="none"/>
+        </w:rPr>
+        <w:t xml:space="preserve">    </w:t>
+      </w:r>
+      <w:proofErr w:type="gramStart"/>
+      <w:r>
+        <w:rPr>
+          <w:rFonts w:ascii="Consolas" w:eastAsia="Times New Roman" w:hAnsi="Consolas" w:cs="Times New Roman"/>
+          <w:color w:val="953800"/>
+          <w:kern w:val="0"/>
+          <w:sz w:val="21"/>
+          <w:szCs w:val="21"/>
+          <w14:ligatures w14:val="none"/>
+        </w:rPr>
+        <w:t>emit</w:t>
+      </w:r>
+      <w:r>
+        <w:rPr>
+          <w:rFonts w:ascii="Consolas" w:eastAsia="Times New Roman" w:hAnsi="Consolas" w:cs="Times New Roman"/>
+          <w:color w:val="202020"/>
+          <w:kern w:val="0"/>
+          <w:sz w:val="21"/>
+          <w:szCs w:val="21"/>
+          <w14:ligatures w14:val="none"/>
+        </w:rPr>
+        <w:t>(</w:t>
+      </w:r>
+      <w:r>
+        <w:rPr>
+          <w:rFonts w:ascii="Consolas" w:eastAsia="Times New Roman" w:hAnsi="Consolas" w:cs="Times New Roman"/>
+          <w:color w:val="267F99"/>
+          <w:kern w:val="0"/>
+          <w:sz w:val="21"/>
+          <w:szCs w:val="21"/>
+          <w14:ligatures w14:val="none"/>
+        </w:rPr>
+        <w:t>WeatherLoading</w:t>
+      </w:r>
+      <w:r>
+        <w:rPr>
+          <w:rFonts w:ascii="Consolas" w:eastAsia="Times New Roman" w:hAnsi="Consolas" w:cs="Times New Roman"/>
+          <w:color w:val="202020"/>
+          <w:kern w:val="0"/>
+          <w:sz w:val="21"/>
+          <w:szCs w:val="21"/>
+          <w14:ligatures w14:val="none"/>
+        </w:rPr>
+        <w:t>(</w:t>
+      </w:r>
+      <w:proofErr w:type="gramEnd"/>
+      <w:r>
+        <w:rPr>
+          <w:rFonts w:ascii="Consolas" w:eastAsia="Times New Roman" w:hAnsi="Consolas" w:cs="Times New Roman"/>
+          <w:color w:val="202020"/>
+          <w:kern w:val="0"/>
+          <w:sz w:val="21"/>
+          <w:szCs w:val="21"/>
+          <w14:ligatures w14:val="none"/>
+        </w:rPr>
+        <w:t>));</w:t>
+      </w:r>
+    </w:p>
+    <w:p>
+      <w:pPr>
+        <w:shd w:val="clear" w:color="auto" w:fill="FFFFFF"/>
+        <w:spacing w:after="0" w:line="285" w:lineRule="atLeast"/>
+        <w:rPr>
+          <w:rFonts w:ascii="Consolas" w:eastAsia="Times New Roman" w:hAnsi="Consolas" w:cs="Times New Roman"/>
+          <w:color w:val="202020"/>
+          <w:kern w:val="0"/>
+          <w:sz w:val="21"/>
+          <w:szCs w:val="21"/>
+          <w14:ligatures w14:val="none"/>
+        </w:rPr>
+      </w:pPr>
+      <w:r>
+        <w:rPr>
+          <w:rFonts w:ascii="Consolas" w:eastAsia="Times New Roman" w:hAnsi="Consolas" w:cs="Times New Roman"/>
+          <w:color w:val="202020"/>
+          <w:kern w:val="0"/>
+          <w:sz w:val="21"/>
+          <w:szCs w:val="21"/>
+          <w14:ligatures w14:val="none"/>
+        </w:rPr>
+        <w:t xml:space="preserve">    </w:t>
+      </w:r>
+      <w:r>
+        <w:rPr>
+          <w:rFonts w:ascii="Consolas" w:eastAsia="Times New Roman" w:hAnsi="Consolas" w:cs="Times New Roman"/>
+          <w:color w:val="AF00DB"/>
+          <w:kern w:val="0"/>
+          <w:sz w:val="21"/>
+          <w:szCs w:val="21"/>
+          <w14:ligatures w14:val="none"/>
+        </w:rPr>
+        <w:t>try</w:t>
+      </w:r>
+      <w:r>
+        <w:rPr>
+          <w:rFonts w:ascii="Consolas" w:eastAsia="Times New Roman" w:hAnsi="Consolas" w:cs="Times New Roman"/>
+          <w:color w:val="202020"/>
+          <w:kern w:val="0"/>
+          <w:sz w:val="21"/>
+          <w:szCs w:val="21"/>
+          <w14:ligatures w14:val="none"/>
+        </w:rPr>
+        <w:t xml:space="preserve"> {</w:t>
+      </w:r>
+    </w:p>
+    <w:p>
+      <w:pPr>
+        <w:shd w:val="clear" w:color="auto" w:fill="FFFFFF"/>
+        <w:spacing w:after="0" w:line="285" w:lineRule="atLeast"/>
+        <w:rPr>
+          <w:rFonts w:ascii="Consolas" w:eastAsia="Times New Roman" w:hAnsi="Consolas" w:cs="Times New Roman"/>
+          <w:color w:val="202020"/>
+          <w:kern w:val="0"/>
+          <w:sz w:val="21"/>
+          <w:szCs w:val="21"/>
+          <w14:ligatures w14:val="none"/>
+        </w:rPr>
+      </w:pPr>
+      <w:r>
+        <w:rPr>
+          <w:rFonts w:ascii="Consolas" w:eastAsia="Times New Roman" w:hAnsi="Consolas" w:cs="Times New Roman"/>
+          <w:color w:val="202020"/>
+          <w:kern w:val="0"/>
+          <w:sz w:val="21"/>
+          <w:szCs w:val="21"/>
+          <w14:ligatures w14:val="none"/>
+        </w:rPr>
+        <w:t xml:space="preserve">      </w:t>
+      </w:r>
+      <w:r>
+        <w:rPr>
+          <w:rFonts w:ascii="Consolas" w:eastAsia="Times New Roman" w:hAnsi="Consolas" w:cs="Times New Roman"/>
+          <w:color w:val="CF222E"/>
+          <w:kern w:val="0"/>
+          <w:sz w:val="21"/>
+          <w:szCs w:val="21"/>
+          <w14:ligatures w14:val="none"/>
+        </w:rPr>
+        <w:t>final</w:t>
+      </w:r>
+      <w:r>
+        <w:rPr>
+          <w:rFonts w:ascii="Consolas" w:eastAsia="Times New Roman" w:hAnsi="Consolas" w:cs="Times New Roman"/>
+          <w:color w:val="202020"/>
+          <w:kern w:val="0"/>
+          <w:sz w:val="21"/>
+          <w:szCs w:val="21"/>
+          <w14:ligatures w14:val="none"/>
+        </w:rPr>
+        <w:t xml:space="preserve"> </w:t>
+      </w:r>
+      <w:r>
+        <w:rPr>
+          <w:rFonts w:ascii="Consolas" w:eastAsia="Times New Roman" w:hAnsi="Consolas" w:cs="Times New Roman"/>
+          <w:color w:val="1F2328"/>
+          <w:kern w:val="0"/>
+          <w:sz w:val="21"/>
+          <w:szCs w:val="21"/>
+          <w14:ligatures w14:val="none"/>
+        </w:rPr>
+        <w:t>weather</w:t>
+      </w:r>
+      <w:r>
+        <w:rPr>
+          <w:rFonts w:ascii="Consolas" w:eastAsia="Times New Roman" w:hAnsi="Consolas" w:cs="Times New Roman"/>
+          <w:color w:val="202020"/>
+          <w:kern w:val="0"/>
+          <w:sz w:val="21"/>
+          <w:szCs w:val="21"/>
+          <w14:ligatures w14:val="none"/>
+        </w:rPr>
+        <w:t xml:space="preserve"> </w:t>
+      </w:r>
+      <w:r>
+        <w:rPr>
+          <w:rFonts w:ascii="Consolas" w:eastAsia="Times New Roman" w:hAnsi="Consolas" w:cs="Times New Roman"/>
+          <w:color w:val="000000"/>
+          <w:kern w:val="0"/>
+          <w:sz w:val="21"/>
+          <w:szCs w:val="21"/>
+          <w14:ligatures w14:val="none"/>
+        </w:rPr>
+        <w:t>=</w:t>
+      </w:r>
+      <w:r>
+        <w:rPr>
+          <w:rFonts w:ascii="Consolas" w:eastAsia="Times New Roman" w:hAnsi="Consolas" w:cs="Times New Roman"/>
+          <w:color w:val="202020"/>
+          <w:kern w:val="0"/>
+          <w:sz w:val="21"/>
+          <w:szCs w:val="21"/>
+          <w14:ligatures w14:val="none"/>
+        </w:rPr>
+        <w:t xml:space="preserve"> </w:t>
+      </w:r>
+      <w:r>
+        <w:rPr>
+          <w:rFonts w:ascii="Consolas" w:eastAsia="Times New Roman" w:hAnsi="Consolas" w:cs="Times New Roman"/>
+          <w:color w:val="AF00DB"/>
+          <w:kern w:val="0"/>
+          <w:sz w:val="21"/>
+          <w:szCs w:val="21"/>
+          <w14:ligatures w14:val="none"/>
+        </w:rPr>
+        <w:t>await</w:t>
+      </w:r>
+      <w:r>
+        <w:rPr>
+          <w:rFonts w:ascii="Consolas" w:eastAsia="Times New Roman" w:hAnsi="Consolas" w:cs="Times New Roman"/>
+          <w:color w:val="202020"/>
+          <w:kern w:val="0"/>
+          <w:sz w:val="21"/>
+          <w:szCs w:val="21"/>
+          <w14:ligatures w14:val="none"/>
+        </w:rPr>
+        <w:t xml:space="preserve"> </w:t>
+      </w:r>
+      <w:proofErr w:type="gramStart"/>
+      <w:r>
+        <w:rPr>
+          <w:rFonts w:ascii="Consolas" w:eastAsia="Times New Roman" w:hAnsi="Consolas" w:cs="Times New Roman"/>
+          <w:color w:val="CF222E"/>
+          <w:kern w:val="0"/>
+          <w:sz w:val="21"/>
+          <w:szCs w:val="21"/>
+          <w14:ligatures w14:val="none"/>
+        </w:rPr>
+        <w:t>this</w:t>
+      </w:r>
+      <w:r>
+        <w:rPr>
+          <w:rFonts w:ascii="Consolas" w:eastAsia="Times New Roman" w:hAnsi="Consolas" w:cs="Times New Roman"/>
+          <w:color w:val="202020"/>
+          <w:kern w:val="0"/>
+          <w:sz w:val="21"/>
+          <w:szCs w:val="21"/>
+          <w14:ligatures w14:val="none"/>
+        </w:rPr>
+        <w:t>.</w:t>
+      </w:r>
+      <w:r>
+        <w:rPr>
+          <w:rFonts w:ascii="Consolas" w:eastAsia="Times New Roman" w:hAnsi="Consolas" w:cs="Times New Roman"/>
+          <w:color w:val="1F2328"/>
+          <w:kern w:val="0"/>
+          <w:sz w:val="21"/>
+          <w:szCs w:val="21"/>
+          <w14:ligatures w14:val="none"/>
+        </w:rPr>
+        <w:t>weatherRepository</w:t>
+      </w:r>
+      <w:r>
+        <w:rPr>
+          <w:rFonts w:ascii="Consolas" w:eastAsia="Times New Roman" w:hAnsi="Consolas" w:cs="Times New Roman"/>
+          <w:color w:val="202020"/>
+          <w:kern w:val="0"/>
+          <w:sz w:val="21"/>
+          <w:szCs w:val="21"/>
+          <w14:ligatures w14:val="none"/>
+        </w:rPr>
+        <w:t>.</w:t>
+      </w:r>
+      <w:r>
+        <w:rPr>
+          <w:rFonts w:ascii="Consolas" w:eastAsia="Times New Roman" w:hAnsi="Consolas" w:cs="Times New Roman"/>
+          <w:color w:val="000000"/>
+          <w:kern w:val="0"/>
+          <w:sz w:val="21"/>
+          <w:szCs w:val="21"/>
+          <w14:ligatures w14:val="none"/>
+        </w:rPr>
+        <w:t>getCurrentWeather</w:t>
+      </w:r>
+      <w:proofErr w:type="gramEnd"/>
+      <w:r>
+        <w:rPr>
+          <w:rFonts w:ascii="Consolas" w:eastAsia="Times New Roman" w:hAnsi="Consolas" w:cs="Times New Roman"/>
+          <w:color w:val="202020"/>
+          <w:kern w:val="0"/>
+          <w:sz w:val="21"/>
+          <w:szCs w:val="21"/>
+          <w14:ligatures w14:val="none"/>
+        </w:rPr>
+        <w:t>(</w:t>
+      </w:r>
+    </w:p>
+    <w:p>
+      <w:pPr>
+        <w:shd w:val="clear" w:color="auto" w:fill="FFFFFF"/>
+        <w:spacing w:after="0" w:line="285" w:lineRule="atLeast"/>
+        <w:rPr>
+          <w:rFonts w:ascii="Consolas" w:eastAsia="Times New Roman" w:hAnsi="Consolas" w:cs="Times New Roman"/>
+          <w:color w:val="202020"/>
+          <w:kern w:val="0"/>
+          <w:sz w:val="21"/>
+          <w:szCs w:val="21"/>
+          <w14:ligatures w14:val="none"/>
+        </w:rPr>
+      </w:pPr>
+      <w:r>
+        <w:rPr>
+          <w:rFonts w:ascii="Consolas" w:eastAsia="Times New Roman" w:hAnsi="Consolas" w:cs="Times New Roman"/>
+          <w:color w:val="202020"/>
+          <w:kern w:val="0"/>
+          <w:sz w:val="21"/>
+          <w:szCs w:val="21"/>
+          <w14:ligatures w14:val="none"/>
+        </w:rPr>
+        <w:t xml:space="preserve">        </w:t>
+      </w:r>
+      <w:r>
+        <w:rPr>
+          <w:rFonts w:ascii="Consolas" w:eastAsia="Times New Roman" w:hAnsi="Consolas" w:cs="Times New Roman"/>
+          <w:color w:val="0A3069"/>
+          <w:kern w:val="0"/>
+          <w:sz w:val="21"/>
+          <w:szCs w:val="21"/>
+          <w14:ligatures w14:val="none"/>
+        </w:rPr>
+        <w:t>"Damascus"</w:t>
+      </w:r>
+      <w:r>
+        <w:rPr>
+          <w:rFonts w:ascii="Consolas" w:eastAsia="Times New Roman" w:hAnsi="Consolas" w:cs="Times New Roman"/>
+          <w:color w:val="202020"/>
+          <w:kern w:val="0"/>
+          <w:sz w:val="21"/>
+          <w:szCs w:val="21"/>
+          <w14:ligatures w14:val="none"/>
+        </w:rPr>
+        <w:t>,</w:t>
+      </w:r>
+    </w:p>
+    <w:p>
+      <w:pPr>
+        <w:shd w:val="clear" w:color="auto" w:fill="FFFFFF"/>
+        <w:spacing w:after="0" w:line="285" w:lineRule="atLeast"/>
+        <w:rPr>
+          <w:rFonts w:ascii="Consolas" w:eastAsia="Times New Roman" w:hAnsi="Consolas" w:cs="Times New Roman"/>
+          <w:color w:val="202020"/>
+          <w:kern w:val="0"/>
+          <w:sz w:val="21"/>
+          <w:szCs w:val="21"/>
+          <w14:ligatures w14:val="none"/>
+        </w:rPr>
+      </w:pPr>
+      <w:r>
+        <w:rPr>
+          <w:rFonts w:ascii="Consolas" w:eastAsia="Times New Roman" w:hAnsi="Consolas" w:cs="Times New Roman"/>
+          <w:color w:val="202020"/>
+          <w:kern w:val="0"/>
+          <w:sz w:val="21"/>
+          <w:szCs w:val="21"/>
+          <w14:ligatures w14:val="none"/>
+        </w:rPr>
+        <w:t>      );</w:t>
+      </w:r>
+    </w:p>
+    <w:p>
+      <w:pPr>
+        <w:shd w:val="clear" w:color="auto" w:fill="FFFFFF"/>
+        <w:spacing w:after="0" w:line="285" w:lineRule="atLeast"/>
+        <w:rPr>
+          <w:rFonts w:ascii="Consolas" w:eastAsia="Times New Roman" w:hAnsi="Consolas" w:cs="Times New Roman"/>
+          <w:color w:val="202020"/>
+          <w:kern w:val="0"/>
+          <w:sz w:val="21"/>
+          <w:szCs w:val="21"/>
+          <w14:ligatures w14:val="none"/>
+        </w:rPr>
+      </w:pPr>
+      <w:r>
+        <w:rPr>
+          <w:rFonts w:ascii="Consolas" w:eastAsia="Times New Roman" w:hAnsi="Consolas" w:cs="Times New Roman"/>
+          <w:color w:val="202020"/>
+          <w:kern w:val="0"/>
+          <w:sz w:val="21"/>
+          <w:szCs w:val="21"/>
+          <w14:ligatures w14:val="none"/>
+        </w:rPr>
+        <w:t xml:space="preserve">      </w:t>
+      </w:r>
+      <w:proofErr w:type="gramStart"/>
+      <w:r>
+        <w:rPr>
+          <w:rFonts w:ascii="Consolas" w:eastAsia="Times New Roman" w:hAnsi="Consolas" w:cs="Times New Roman"/>
+          <w:color w:val="953800"/>
+          <w:kern w:val="0"/>
+          <w:sz w:val="21"/>
+          <w:szCs w:val="21"/>
+          <w14:ligatures w14:val="none"/>
+        </w:rPr>
+        <w:t>emit</w:t>
+      </w:r>
+      <w:r>
+        <w:rPr>
+          <w:rFonts w:ascii="Consolas" w:eastAsia="Times New Roman" w:hAnsi="Consolas" w:cs="Times New Roman"/>
+          <w:color w:val="202020"/>
+          <w:kern w:val="0"/>
+          <w:sz w:val="21"/>
+          <w:szCs w:val="21"/>
+          <w14:ligatures w14:val="none"/>
+        </w:rPr>
+        <w:t>(</w:t>
+      </w:r>
+      <w:r>
+        <w:rPr>
+          <w:rFonts w:ascii="Consolas" w:eastAsia="Times New Roman" w:hAnsi="Consolas" w:cs="Times New Roman"/>
+          <w:color w:val="267F99"/>
+          <w:kern w:val="0"/>
+          <w:sz w:val="21"/>
+          <w:szCs w:val="21"/>
+          <w14:ligatures w14:val="none"/>
+        </w:rPr>
+        <w:t>WeatherSuccess</w:t>
+      </w:r>
+      <w:r>
+        <w:rPr>
+          <w:rFonts w:ascii="Consolas" w:eastAsia="Times New Roman" w:hAnsi="Consolas" w:cs="Times New Roman"/>
+          <w:color w:val="202020"/>
+          <w:kern w:val="0"/>
+          <w:sz w:val="21"/>
+          <w:szCs w:val="21"/>
+          <w14:ligatures w14:val="none"/>
+        </w:rPr>
+        <w:t>(</w:t>
+      </w:r>
+      <w:proofErr w:type="gramEnd"/>
+      <w:r>
+        <w:rPr>
+          <w:rFonts w:ascii="Consolas" w:eastAsia="Times New Roman" w:hAnsi="Consolas" w:cs="Times New Roman"/>
+          <w:color w:val="953800"/>
+          <w:kern w:val="0"/>
+          <w:sz w:val="21"/>
+          <w:szCs w:val="21"/>
+          <w14:ligatures w14:val="none"/>
+        </w:rPr>
+        <w:t>weatherModel</w:t>
+      </w:r>
+      <w:r>
+        <w:rPr>
+          <w:rFonts w:ascii="Consolas" w:eastAsia="Times New Roman" w:hAnsi="Consolas" w:cs="Times New Roman"/>
+          <w:color w:val="000000"/>
+          <w:kern w:val="0"/>
+          <w:sz w:val="21"/>
+          <w:szCs w:val="21"/>
+          <w14:ligatures w14:val="none"/>
+        </w:rPr>
+        <w:t>:</w:t>
+      </w:r>
+      <w:r>
+        <w:rPr>
+          <w:rFonts w:ascii="Consolas" w:eastAsia="Times New Roman" w:hAnsi="Consolas" w:cs="Times New Roman"/>
+          <w:color w:val="202020"/>
+          <w:kern w:val="0"/>
+          <w:sz w:val="21"/>
+          <w:szCs w:val="21"/>
+          <w14:ligatures w14:val="none"/>
+        </w:rPr>
+        <w:t xml:space="preserve"> </w:t>
+      </w:r>
+      <w:r>
+        <w:rPr>
+          <w:rFonts w:ascii="Consolas" w:eastAsia="Times New Roman" w:hAnsi="Consolas" w:cs="Times New Roman"/>
+          <w:color w:val="1F2328"/>
+          <w:kern w:val="0"/>
+          <w:sz w:val="21"/>
+          <w:szCs w:val="21"/>
+          <w14:ligatures w14:val="none"/>
+        </w:rPr>
+        <w:t>weather</w:t>
+      </w:r>
+      <w:r>
+        <w:rPr>
+          <w:rFonts w:ascii="Consolas" w:eastAsia="Times New Roman" w:hAnsi="Consolas" w:cs="Times New Roman"/>
+          <w:color w:val="202020"/>
+          <w:kern w:val="0"/>
+          <w:sz w:val="21"/>
+          <w:szCs w:val="21"/>
+          <w14:ligatures w14:val="none"/>
+        </w:rPr>
+        <w:t>));</w:t>
+      </w:r>
+    </w:p>
+    <w:p>
+      <w:pPr>
+        <w:shd w:val="clear" w:color="auto" w:fill="FFFFFF"/>
+        <w:spacing w:after="0" w:line="285" w:lineRule="atLeast"/>
+        <w:rPr>
+          <w:rFonts w:ascii="Consolas" w:eastAsia="Times New Roman" w:hAnsi="Consolas" w:cs="Times New Roman"/>
+          <w:color w:val="202020"/>
+          <w:kern w:val="0"/>
+          <w:sz w:val="21"/>
+          <w:szCs w:val="21"/>
+          <w14:ligatures w14:val="none"/>
+        </w:rPr>
+      </w:pPr>
+      <w:r>
+        <w:rPr>
+          <w:rFonts w:ascii="Consolas" w:eastAsia="Times New Roman" w:hAnsi="Consolas" w:cs="Times New Roman"/>
+          <w:color w:val="202020"/>
+          <w:kern w:val="0"/>
+          <w:sz w:val="21"/>
+          <w:szCs w:val="21"/>
+          <w14:ligatures w14:val="none"/>
+        </w:rPr>
+        <w:t xml:space="preserve">    } </w:t>
+      </w:r>
+      <w:r>
+        <w:rPr>
+          <w:rFonts w:ascii="Consolas" w:eastAsia="Times New Roman" w:hAnsi="Consolas" w:cs="Times New Roman"/>
+          <w:color w:val="AF00DB"/>
+          <w:kern w:val="0"/>
+          <w:sz w:val="21"/>
+          <w:szCs w:val="21"/>
+          <w14:ligatures w14:val="none"/>
+        </w:rPr>
+        <w:t>catch</w:t>
+      </w:r>
+      <w:r>
+        <w:rPr>
+          <w:rFonts w:ascii="Consolas" w:eastAsia="Times New Roman" w:hAnsi="Consolas" w:cs="Times New Roman"/>
+          <w:color w:val="202020"/>
+          <w:kern w:val="0"/>
+          <w:sz w:val="21"/>
+          <w:szCs w:val="21"/>
+          <w14:ligatures w14:val="none"/>
+        </w:rPr>
+        <w:t xml:space="preserve"> (</w:t>
+      </w:r>
+      <w:r>
+        <w:rPr>
+          <w:rFonts w:ascii="Consolas" w:eastAsia="Times New Roman" w:hAnsi="Consolas" w:cs="Times New Roman"/>
+          <w:color w:val="1F2328"/>
+          <w:kern w:val="0"/>
+          <w:sz w:val="21"/>
+          <w:szCs w:val="21"/>
+          <w14:ligatures w14:val="none"/>
+        </w:rPr>
+        <w:t>e</w:t>
+      </w:r>
+      <w:r>
+        <w:rPr>
+          <w:rFonts w:ascii="Consolas" w:eastAsia="Times New Roman" w:hAnsi="Consolas" w:cs="Times New Roman"/>
+          <w:color w:val="202020"/>
+          <w:kern w:val="0"/>
+          <w:sz w:val="21"/>
+          <w:szCs w:val="21"/>
+          <w14:ligatures w14:val="none"/>
+        </w:rPr>
+        <w:t>) {</w:t>
+      </w:r>
+    </w:p>
+    <w:p>
+      <w:pPr>
+        <w:shd w:val="clear" w:color="auto" w:fill="FFFFFF"/>
+        <w:spacing w:after="0" w:line="285" w:lineRule="atLeast"/>
+        <w:rPr>
+          <w:rFonts w:ascii="Consolas" w:eastAsia="Times New Roman" w:hAnsi="Consolas" w:cs="Times New Roman"/>
+          <w:color w:val="202020"/>
+          <w:kern w:val="0"/>
+          <w:sz w:val="21"/>
+          <w:szCs w:val="21"/>
+          <w14:ligatures w14:val="none"/>
+        </w:rPr>
+      </w:pPr>
+      <w:r>
+        <w:rPr>
+          <w:rFonts w:ascii="Consolas" w:eastAsia="Times New Roman" w:hAnsi="Consolas" w:cs="Times New Roman"/>
+          <w:color w:val="202020"/>
+          <w:kern w:val="0"/>
+          <w:sz w:val="21"/>
+          <w:szCs w:val="21"/>
+          <w14:ligatures w14:val="none"/>
+        </w:rPr>
+        <w:t xml:space="preserve">      </w:t>
+      </w:r>
+      <w:proofErr w:type="gramStart"/>
+      <w:r>
+        <w:rPr>
+          <w:rFonts w:ascii="Consolas" w:eastAsia="Times New Roman" w:hAnsi="Consolas" w:cs="Times New Roman"/>
+          <w:color w:val="953800"/>
+          <w:kern w:val="0"/>
+          <w:sz w:val="21"/>
+          <w:szCs w:val="21"/>
+          <w14:ligatures w14:val="none"/>
+        </w:rPr>
+        <w:t>emit</w:t>
+      </w:r>
+      <w:r>
+        <w:rPr>
+          <w:rFonts w:ascii="Consolas" w:eastAsia="Times New Roman" w:hAnsi="Consolas" w:cs="Times New Roman"/>
+          <w:color w:val="202020"/>
+          <w:kern w:val="0"/>
+          <w:sz w:val="21"/>
+          <w:szCs w:val="21"/>
+          <w14:ligatures w14:val="none"/>
+        </w:rPr>
+        <w:t>(</w:t>
+      </w:r>
+      <w:r>
+        <w:rPr>
+          <w:rFonts w:ascii="Consolas" w:eastAsia="Times New Roman" w:hAnsi="Consolas" w:cs="Times New Roman"/>
+          <w:color w:val="267F99"/>
+          <w:kern w:val="0"/>
+          <w:sz w:val="21"/>
+          <w:szCs w:val="21"/>
+          <w14:ligatures w14:val="none"/>
+        </w:rPr>
+        <w:t>WeatherFailure</w:t>
+      </w:r>
+      <w:r>
+        <w:rPr>
+          <w:rFonts w:ascii="Consolas" w:eastAsia="Times New Roman" w:hAnsi="Consolas" w:cs="Times New Roman"/>
+          <w:color w:val="202020"/>
+          <w:kern w:val="0"/>
+          <w:sz w:val="21"/>
+          <w:szCs w:val="21"/>
+          <w14:ligatures w14:val="none"/>
+        </w:rPr>
+        <w:t>(</w:t>
+      </w:r>
+      <w:proofErr w:type="gramEnd"/>
+      <w:r>
+        <w:rPr>
+          <w:rFonts w:ascii="Consolas" w:eastAsia="Times New Roman" w:hAnsi="Consolas" w:cs="Times New Roman"/>
+          <w:color w:val="953800"/>
+          <w:kern w:val="0"/>
+          <w:sz w:val="21"/>
+          <w:szCs w:val="21"/>
+          <w14:ligatures w14:val="none"/>
+        </w:rPr>
+        <w:t>error</w:t>
+      </w:r>
+      <w:r>
+        <w:rPr>
+          <w:rFonts w:ascii="Consolas" w:eastAsia="Times New Roman" w:hAnsi="Consolas" w:cs="Times New Roman"/>
+          <w:color w:val="000000"/>
+          <w:kern w:val="0"/>
+          <w:sz w:val="21"/>
+          <w:szCs w:val="21"/>
+          <w14:ligatures w14:val="none"/>
+        </w:rPr>
+        <w:t>:</w:t>
+      </w:r>
+      <w:r>
+        <w:rPr>
+          <w:rFonts w:ascii="Consolas" w:eastAsia="Times New Roman" w:hAnsi="Consolas" w:cs="Times New Roman"/>
+          <w:color w:val="202020"/>
+          <w:kern w:val="0"/>
+          <w:sz w:val="21"/>
+          <w:szCs w:val="21"/>
+          <w14:ligatures w14:val="none"/>
+        </w:rPr>
+        <w:t xml:space="preserve"> </w:t>
+      </w:r>
+      <w:proofErr w:type="gramStart"/>
+      <w:r>
+        <w:rPr>
+          <w:rFonts w:ascii="Consolas" w:eastAsia="Times New Roman" w:hAnsi="Consolas" w:cs="Times New Roman"/>
+          <w:color w:val="1F2328"/>
+          <w:kern w:val="0"/>
+          <w:sz w:val="21"/>
+          <w:szCs w:val="21"/>
+          <w14:ligatures w14:val="none"/>
+        </w:rPr>
+        <w:t>e</w:t>
+      </w:r>
+      <w:r>
+        <w:rPr>
+          <w:rFonts w:ascii="Consolas" w:eastAsia="Times New Roman" w:hAnsi="Consolas" w:cs="Times New Roman"/>
+          <w:color w:val="202020"/>
+          <w:kern w:val="0"/>
+          <w:sz w:val="21"/>
+          <w:szCs w:val="21"/>
+          <w14:ligatures w14:val="none"/>
+        </w:rPr>
+        <w:t>.</w:t>
+      </w:r>
+      <w:r>
+        <w:rPr>
+          <w:rFonts w:ascii="Consolas" w:eastAsia="Times New Roman" w:hAnsi="Consolas" w:cs="Times New Roman"/>
+          <w:color w:val="8250DF"/>
+          <w:kern w:val="0"/>
+          <w:sz w:val="21"/>
+          <w:szCs w:val="21"/>
+          <w14:ligatures w14:val="none"/>
+        </w:rPr>
+        <w:t>toString</w:t>
+      </w:r>
+      <w:proofErr w:type="gramEnd"/>
+      <w:r>
+        <w:rPr>
+          <w:rFonts w:ascii="Consolas" w:eastAsia="Times New Roman" w:hAnsi="Consolas" w:cs="Times New Roman"/>
+          <w:color w:val="202020"/>
+          <w:kern w:val="0"/>
+          <w:sz w:val="21"/>
+          <w:szCs w:val="21"/>
+          <w14:ligatures w14:val="none"/>
+        </w:rPr>
+        <w:t>()));</w:t>
+      </w:r>
+    </w:p>
+    <w:p>
+      <w:pPr>
+        <w:shd w:val="clear" w:color="auto" w:fill="FFFFFF"/>
+        <w:spacing w:after="0" w:line="285" w:lineRule="atLeast"/>
+        <w:rPr>
+          <w:rFonts w:ascii="Consolas" w:eastAsia="Times New Roman" w:hAnsi="Consolas" w:cs="Times New Roman"/>
+          <w:color w:val="202020"/>
+          <w:kern w:val="0"/>
+          <w:sz w:val="21"/>
+          <w:szCs w:val="21"/>
+          <w14:ligatures w14:val="none"/>
+        </w:rPr>
+      </w:pPr>
+      <w:r>
+        <w:rPr>
+          <w:rFonts w:ascii="Consolas" w:eastAsia="Times New Roman" w:hAnsi="Consolas" w:cs="Times New Roman"/>
+          <w:color w:val="202020"/>
+          <w:kern w:val="0"/>
+          <w:sz w:val="21"/>
+          <w:szCs w:val="21"/>
+          <w14:ligatures w14:val="none"/>
+        </w:rPr>
+        <w:t>    }</w:t>
+      </w:r>
+    </w:p>
+    <w:p>
+      <w:pPr>
+        <w:shd w:val="clear" w:color="auto" w:fill="FFFFFF"/>
+        <w:spacing w:after="0" w:line="285" w:lineRule="atLeast"/>
+        <w:rPr>
+          <w:rFonts w:ascii="Consolas" w:eastAsia="Times New Roman" w:hAnsi="Consolas" w:cs="Times New Roman"/>
+          <w:color w:val="202020"/>
+          <w:kern w:val="0"/>
+          <w:sz w:val="21"/>
+          <w:szCs w:val="21"/>
+          <w14:ligatures w14:val="none"/>
+        </w:rPr>
+      </w:pPr>
+      <w:r>
+        <w:rPr>
+          <w:rFonts w:ascii="Consolas" w:eastAsia="Times New Roman" w:hAnsi="Consolas" w:cs="Times New Roman"/>
+          <w:color w:val="202020"/>
+          <w:kern w:val="0"/>
+          <w:sz w:val="21"/>
+          <w:szCs w:val="21"/>
+          <w14:ligatures w14:val="none"/>
+        </w:rPr>
+        <w:t>  }</w:t>
+      </w:r>
+    </w:p>
+    <w:p>
+      <w:pPr>
+        <w:shd w:val="clear" w:color="auto" w:fill="FFFFFF"/>
+        <w:spacing w:after="0" w:line="285" w:lineRule="atLeast"/>
+        <w:rPr>
+          <w:rFonts w:ascii="Consolas" w:eastAsia="Times New Roman" w:hAnsi="Consolas" w:cs="Times New Roman"/>
+          <w:color w:val="202020"/>
+          <w:kern w:val="0"/>
+          <w:sz w:val="21"/>
+          <w:szCs w:val="21"/>
+          <w14:ligatures w14:val="none"/>
+        </w:rPr>
+      </w:pPr>
+      <w:r>
+        <w:rPr>
+          <w:rFonts w:ascii="Consolas" w:eastAsia="Times New Roman" w:hAnsi="Consolas" w:cs="Times New Roman"/>
+          <w:color w:val="202020"/>
+          <w:kern w:val="0"/>
+          <w:sz w:val="21"/>
+          <w:szCs w:val="21"/>
+          <w14:ligatures w14:val="none"/>
+        </w:rPr>
+        <w:t>}</w:t>
+      </w:r>
+    </w:p>
+    <w:p>
+      <w:pPr>
+        <w:shd w:val="clear" w:color="auto" w:fill="FFFFFF"/>
+        <w:spacing w:after="0" w:line="285" w:lineRule="atLeast"/>
+        <w:ind w:left="720" w:firstLine="720"/>
+        <w:rPr>
+          <w:rFonts w:ascii="Consolas" w:eastAsia="Times New Roman" w:hAnsi="Consolas" w:cs="Times New Roman"/>
+          <w:color w:val="3B3B3B"/>
+          <w:kern w:val="0"/>
+          <w:sz w:val="21"/>
+          <w:szCs w:val="21"/>
+          <w14:ligatures w14:val="none"/>
+        </w:rPr>
+      </w:pPr>
+      <w:r>
+        <w:t>=====================================================</w:t>
+      </w:r>
+    </w:p>
+    <w:p>
+      <w:pPr>
+        <w:shd w:val="clear" w:color="auto" w:fill="FFFFFF"/>
+        <w:spacing w:after="0" w:line="285" w:lineRule="atLeast"/>
+        <w:rPr>
+          <w:rFonts w:ascii="Sakkal Majalla" w:eastAsia="Times New Roman" w:hAnsi="Sakkal Majalla" w:cs="Sakkal Majalla"/>
+          <w:color w:val="202020"/>
+          <w:kern w:val="0"/>
+          <w:sz w:val="28"/>
+          <w:szCs w:val="28"/>
+          <w14:ligatures w14:val="none"/>
+        </w:rPr>
+      </w:pPr>
+      <w:r>
+        <w:rPr>
+          <w:rFonts w:ascii="Sakkal Majalla" w:eastAsia="Times New Roman" w:hAnsi="Sakkal Majalla" w:cs="Sakkal Majalla" w:hint="cs"/>
+          <w:color w:val="202020"/>
+          <w:kern w:val="0"/>
+          <w:sz w:val="28"/>
+          <w:szCs w:val="28"/>
+          <w14:ligatures w14:val="none"/>
+        </w:rPr>
+        <w:t>The simple data provider:</w:t>
+      </w:r>
+    </w:p>
+    <w:p>
+      <w:pPr>
+        <w:shd w:val="clear" w:color="auto" w:fill="FFFFFF"/>
+        <w:spacing w:after="0" w:line="285" w:lineRule="atLeast"/>
+        <w:rPr>
+          <w:rFonts w:ascii="Consolas" w:eastAsia="Times New Roman" w:hAnsi="Consolas" w:cs="Times New Roman"/>
+          <w:color w:val="202020"/>
+          <w:kern w:val="0"/>
+          <w:sz w:val="21"/>
+          <w:szCs w:val="21"/>
+          <w14:ligatures w14:val="none"/>
+        </w:rPr>
+      </w:pPr>
+      <w:r>
+        <w:rPr>
+          <w:rFonts w:ascii="Consolas" w:eastAsia="Times New Roman" w:hAnsi="Consolas" w:cs="Times New Roman"/>
+          <w:color w:val="CF222E"/>
+          <w:kern w:val="0"/>
+          <w:sz w:val="21"/>
+          <w:szCs w:val="21"/>
+          <w14:ligatures w14:val="none"/>
+        </w:rPr>
+        <w:t>class</w:t>
+      </w:r>
+      <w:r>
+        <w:rPr>
+          <w:rFonts w:ascii="Consolas" w:eastAsia="Times New Roman" w:hAnsi="Consolas" w:cs="Times New Roman"/>
+          <w:color w:val="202020"/>
+          <w:kern w:val="0"/>
+          <w:sz w:val="21"/>
+          <w:szCs w:val="21"/>
+          <w14:ligatures w14:val="none"/>
+        </w:rPr>
+        <w:t xml:space="preserve"> </w:t>
+      </w:r>
+      <w:r>
+        <w:rPr>
+          <w:rFonts w:ascii="Consolas" w:eastAsia="Times New Roman" w:hAnsi="Consolas" w:cs="Times New Roman"/>
+          <w:color w:val="267F99"/>
+          <w:kern w:val="0"/>
+          <w:sz w:val="21"/>
+          <w:szCs w:val="21"/>
+          <w14:ligatures w14:val="none"/>
+        </w:rPr>
+        <w:t>WeatherDataProvider</w:t>
+      </w:r>
+      <w:r>
+        <w:rPr>
+          <w:rFonts w:ascii="Consolas" w:eastAsia="Times New Roman" w:hAnsi="Consolas" w:cs="Times New Roman"/>
+          <w:color w:val="202020"/>
+          <w:kern w:val="0"/>
+          <w:sz w:val="21"/>
+          <w:szCs w:val="21"/>
+          <w14:ligatures w14:val="none"/>
+        </w:rPr>
+        <w:t xml:space="preserve"> {</w:t>
+      </w:r>
+    </w:p>
+    <w:p>
+      <w:pPr>
+        <w:shd w:val="clear" w:color="auto" w:fill="FFFFFF"/>
+        <w:spacing w:after="0" w:line="285" w:lineRule="atLeast"/>
+        <w:rPr>
+          <w:rFonts w:ascii="Consolas" w:eastAsia="Times New Roman" w:hAnsi="Consolas" w:cs="Times New Roman"/>
+          <w:color w:val="202020"/>
+          <w:kern w:val="0"/>
+          <w:sz w:val="21"/>
+          <w:szCs w:val="21"/>
+          <w14:ligatures w14:val="none"/>
+        </w:rPr>
+      </w:pPr>
+      <w:r>
+        <w:rPr>
+          <w:rFonts w:ascii="Consolas" w:eastAsia="Times New Roman" w:hAnsi="Consolas" w:cs="Times New Roman"/>
+          <w:color w:val="202020"/>
+          <w:kern w:val="0"/>
+          <w:sz w:val="21"/>
+          <w:szCs w:val="21"/>
+          <w14:ligatures w14:val="none"/>
+        </w:rPr>
+        <w:t xml:space="preserve">  </w:t>
+      </w:r>
+      <w:r>
+        <w:rPr>
+          <w:rFonts w:ascii="Consolas" w:eastAsia="Times New Roman" w:hAnsi="Consolas" w:cs="Times New Roman"/>
+          <w:color w:val="267F99"/>
+          <w:kern w:val="0"/>
+          <w:sz w:val="21"/>
+          <w:szCs w:val="21"/>
+          <w14:ligatures w14:val="none"/>
+        </w:rPr>
+        <w:t>Future</w:t>
+      </w:r>
+      <w:r>
+        <w:rPr>
+          <w:rFonts w:ascii="Consolas" w:eastAsia="Times New Roman" w:hAnsi="Consolas" w:cs="Times New Roman"/>
+          <w:color w:val="202020"/>
+          <w:kern w:val="0"/>
+          <w:sz w:val="21"/>
+          <w:szCs w:val="21"/>
+          <w14:ligatures w14:val="none"/>
+        </w:rPr>
+        <w:t>&lt;</w:t>
+      </w:r>
+      <w:r>
+        <w:rPr>
+          <w:rFonts w:ascii="Consolas" w:eastAsia="Times New Roman" w:hAnsi="Consolas" w:cs="Times New Roman"/>
+          <w:color w:val="267F99"/>
+          <w:kern w:val="0"/>
+          <w:sz w:val="21"/>
+          <w:szCs w:val="21"/>
+          <w14:ligatures w14:val="none"/>
+        </w:rPr>
+        <w:t>String</w:t>
+      </w:r>
+      <w:r>
+        <w:rPr>
+          <w:rFonts w:ascii="Consolas" w:eastAsia="Times New Roman" w:hAnsi="Consolas" w:cs="Times New Roman"/>
+          <w:color w:val="202020"/>
+          <w:kern w:val="0"/>
+          <w:sz w:val="21"/>
+          <w:szCs w:val="21"/>
+          <w14:ligatures w14:val="none"/>
+        </w:rPr>
+        <w:t xml:space="preserve">&gt; </w:t>
+      </w:r>
+      <w:proofErr w:type="gramStart"/>
+      <w:r>
+        <w:rPr>
+          <w:rFonts w:ascii="Consolas" w:eastAsia="Times New Roman" w:hAnsi="Consolas" w:cs="Times New Roman"/>
+          <w:color w:val="8250DF"/>
+          <w:kern w:val="0"/>
+          <w:sz w:val="21"/>
+          <w:szCs w:val="21"/>
+          <w14:ligatures w14:val="none"/>
+        </w:rPr>
+        <w:t>getCurrentWeather</w:t>
+      </w:r>
+      <w:r>
+        <w:rPr>
+          <w:rFonts w:ascii="Consolas" w:eastAsia="Times New Roman" w:hAnsi="Consolas" w:cs="Times New Roman"/>
+          <w:color w:val="202020"/>
+          <w:kern w:val="0"/>
+          <w:sz w:val="21"/>
+          <w:szCs w:val="21"/>
+          <w14:ligatures w14:val="none"/>
+        </w:rPr>
+        <w:t>(</w:t>
+      </w:r>
+      <w:proofErr w:type="gramEnd"/>
+      <w:r>
+        <w:rPr>
+          <w:rFonts w:ascii="Consolas" w:eastAsia="Times New Roman" w:hAnsi="Consolas" w:cs="Times New Roman"/>
+          <w:color w:val="267F99"/>
+          <w:kern w:val="0"/>
+          <w:sz w:val="21"/>
+          <w:szCs w:val="21"/>
+          <w14:ligatures w14:val="none"/>
+        </w:rPr>
+        <w:t>String</w:t>
+      </w:r>
+      <w:r>
+        <w:rPr>
+          <w:rFonts w:ascii="Consolas" w:eastAsia="Times New Roman" w:hAnsi="Consolas" w:cs="Times New Roman"/>
+          <w:color w:val="202020"/>
+          <w:kern w:val="0"/>
+          <w:sz w:val="21"/>
+          <w:szCs w:val="21"/>
+          <w14:ligatures w14:val="none"/>
+        </w:rPr>
+        <w:t xml:space="preserve"> </w:t>
+      </w:r>
+      <w:r>
+        <w:rPr>
+          <w:rFonts w:ascii="Consolas" w:eastAsia="Times New Roman" w:hAnsi="Consolas" w:cs="Times New Roman"/>
+          <w:color w:val="953800"/>
+          <w:kern w:val="0"/>
+          <w:sz w:val="21"/>
+          <w:szCs w:val="21"/>
+          <w14:ligatures w14:val="none"/>
+        </w:rPr>
+        <w:t>cityName</w:t>
+      </w:r>
+      <w:r>
+        <w:rPr>
+          <w:rFonts w:ascii="Consolas" w:eastAsia="Times New Roman" w:hAnsi="Consolas" w:cs="Times New Roman"/>
+          <w:color w:val="202020"/>
+          <w:kern w:val="0"/>
+          <w:sz w:val="21"/>
+          <w:szCs w:val="21"/>
+          <w14:ligatures w14:val="none"/>
+        </w:rPr>
+        <w:t xml:space="preserve">) </w:t>
+      </w:r>
+      <w:r>
+        <w:rPr>
+          <w:rFonts w:ascii="Consolas" w:eastAsia="Times New Roman" w:hAnsi="Consolas" w:cs="Times New Roman"/>
+          <w:color w:val="AF00DB"/>
+          <w:kern w:val="0"/>
+          <w:sz w:val="21"/>
+          <w:szCs w:val="21"/>
+          <w14:ligatures w14:val="none"/>
+        </w:rPr>
+        <w:t>async</w:t>
+      </w:r>
+      <w:r>
+        <w:rPr>
+          <w:rFonts w:ascii="Consolas" w:eastAsia="Times New Roman" w:hAnsi="Consolas" w:cs="Times New Roman"/>
+          <w:color w:val="202020"/>
+          <w:kern w:val="0"/>
+          <w:sz w:val="21"/>
+          <w:szCs w:val="21"/>
+          <w14:ligatures w14:val="none"/>
+        </w:rPr>
+        <w:t xml:space="preserve"> {</w:t>
+      </w:r>
+    </w:p>
+    <w:p>
+      <w:pPr>
+        <w:shd w:val="clear" w:color="auto" w:fill="FFFFFF"/>
+        <w:spacing w:after="0" w:line="285" w:lineRule="atLeast"/>
+        <w:rPr>
+          <w:rFonts w:ascii="Consolas" w:eastAsia="Times New Roman" w:hAnsi="Consolas" w:cs="Times New Roman"/>
+          <w:color w:val="202020"/>
+          <w:kern w:val="0"/>
+          <w:sz w:val="21"/>
+          <w:szCs w:val="21"/>
+          <w14:ligatures w14:val="none"/>
+        </w:rPr>
+      </w:pPr>
+      <w:r>
+        <w:rPr>
+          <w:rFonts w:ascii="Consolas" w:eastAsia="Times New Roman" w:hAnsi="Consolas" w:cs="Times New Roman"/>
+          <w:color w:val="202020"/>
+          <w:kern w:val="0"/>
+          <w:sz w:val="21"/>
+          <w:szCs w:val="21"/>
+          <w14:ligatures w14:val="none"/>
+        </w:rPr>
+        <w:t xml:space="preserve">    </w:t>
+      </w:r>
+      <w:r>
+        <w:rPr>
+          <w:rFonts w:ascii="Consolas" w:eastAsia="Times New Roman" w:hAnsi="Consolas" w:cs="Times New Roman"/>
+          <w:color w:val="AF00DB"/>
+          <w:kern w:val="0"/>
+          <w:sz w:val="21"/>
+          <w:szCs w:val="21"/>
+          <w14:ligatures w14:val="none"/>
+        </w:rPr>
+        <w:t>try</w:t>
+      </w:r>
+      <w:r>
+        <w:rPr>
+          <w:rFonts w:ascii="Consolas" w:eastAsia="Times New Roman" w:hAnsi="Consolas" w:cs="Times New Roman"/>
+          <w:color w:val="202020"/>
+          <w:kern w:val="0"/>
+          <w:sz w:val="21"/>
+          <w:szCs w:val="21"/>
+          <w14:ligatures w14:val="none"/>
+        </w:rPr>
+        <w:t xml:space="preserve"> {</w:t>
+      </w:r>
+    </w:p>
+    <w:p>
+      <w:pPr>
+        <w:shd w:val="clear" w:color="auto" w:fill="FFFFFF"/>
+        <w:spacing w:after="0" w:line="285" w:lineRule="atLeast"/>
+        <w:rPr>
+          <w:rFonts w:ascii="Consolas" w:eastAsia="Times New Roman" w:hAnsi="Consolas" w:cs="Times New Roman"/>
+          <w:color w:val="202020"/>
+          <w:kern w:val="0"/>
+          <w:sz w:val="21"/>
+          <w:szCs w:val="21"/>
+          <w14:ligatures w14:val="none"/>
+        </w:rPr>
+      </w:pPr>
+      <w:r>
+        <w:rPr>
+          <w:rFonts w:ascii="Consolas" w:eastAsia="Times New Roman" w:hAnsi="Consolas" w:cs="Times New Roman"/>
+          <w:color w:val="202020"/>
+          <w:kern w:val="0"/>
+          <w:sz w:val="21"/>
+          <w:szCs w:val="21"/>
+          <w14:ligatures w14:val="none"/>
+        </w:rPr>
+        <w:t xml:space="preserve">      </w:t>
+      </w:r>
+      <w:r>
+        <w:rPr>
+          <w:rFonts w:ascii="Consolas" w:eastAsia="Times New Roman" w:hAnsi="Consolas" w:cs="Times New Roman"/>
+          <w:color w:val="CF222E"/>
+          <w:kern w:val="0"/>
+          <w:sz w:val="21"/>
+          <w:szCs w:val="21"/>
+          <w14:ligatures w14:val="none"/>
+        </w:rPr>
+        <w:t>final</w:t>
+      </w:r>
+      <w:r>
+        <w:rPr>
+          <w:rFonts w:ascii="Consolas" w:eastAsia="Times New Roman" w:hAnsi="Consolas" w:cs="Times New Roman"/>
+          <w:color w:val="202020"/>
+          <w:kern w:val="0"/>
+          <w:sz w:val="21"/>
+          <w:szCs w:val="21"/>
+          <w14:ligatures w14:val="none"/>
+        </w:rPr>
+        <w:t xml:space="preserve"> </w:t>
+      </w:r>
+      <w:r>
+        <w:rPr>
+          <w:rFonts w:ascii="Consolas" w:eastAsia="Times New Roman" w:hAnsi="Consolas" w:cs="Times New Roman"/>
+          <w:color w:val="1F2328"/>
+          <w:kern w:val="0"/>
+          <w:sz w:val="21"/>
+          <w:szCs w:val="21"/>
+          <w14:ligatures w14:val="none"/>
+        </w:rPr>
+        <w:t>res</w:t>
+      </w:r>
+      <w:r>
+        <w:rPr>
+          <w:rFonts w:ascii="Consolas" w:eastAsia="Times New Roman" w:hAnsi="Consolas" w:cs="Times New Roman"/>
+          <w:color w:val="202020"/>
+          <w:kern w:val="0"/>
+          <w:sz w:val="21"/>
+          <w:szCs w:val="21"/>
+          <w14:ligatures w14:val="none"/>
+        </w:rPr>
+        <w:t xml:space="preserve"> </w:t>
+      </w:r>
+      <w:r>
+        <w:rPr>
+          <w:rFonts w:ascii="Consolas" w:eastAsia="Times New Roman" w:hAnsi="Consolas" w:cs="Times New Roman"/>
+          <w:color w:val="000000"/>
+          <w:kern w:val="0"/>
+          <w:sz w:val="21"/>
+          <w:szCs w:val="21"/>
+          <w14:ligatures w14:val="none"/>
+        </w:rPr>
+        <w:t>=</w:t>
+      </w:r>
+      <w:r>
+        <w:rPr>
+          <w:rFonts w:ascii="Consolas" w:eastAsia="Times New Roman" w:hAnsi="Consolas" w:cs="Times New Roman"/>
+          <w:color w:val="202020"/>
+          <w:kern w:val="0"/>
+          <w:sz w:val="21"/>
+          <w:szCs w:val="21"/>
+          <w14:ligatures w14:val="none"/>
+        </w:rPr>
+        <w:t xml:space="preserve"> </w:t>
+      </w:r>
+      <w:r>
+        <w:rPr>
+          <w:rFonts w:ascii="Consolas" w:eastAsia="Times New Roman" w:hAnsi="Consolas" w:cs="Times New Roman"/>
+          <w:color w:val="AF00DB"/>
+          <w:kern w:val="0"/>
+          <w:sz w:val="21"/>
+          <w:szCs w:val="21"/>
+          <w14:ligatures w14:val="none"/>
+        </w:rPr>
+        <w:t>await</w:t>
+      </w:r>
+      <w:r>
+        <w:rPr>
+          <w:rFonts w:ascii="Consolas" w:eastAsia="Times New Roman" w:hAnsi="Consolas" w:cs="Times New Roman"/>
+          <w:color w:val="202020"/>
+          <w:kern w:val="0"/>
+          <w:sz w:val="21"/>
+          <w:szCs w:val="21"/>
+          <w14:ligatures w14:val="none"/>
+        </w:rPr>
+        <w:t xml:space="preserve"> </w:t>
+      </w:r>
+      <w:proofErr w:type="gramStart"/>
+      <w:r>
+        <w:rPr>
+          <w:rFonts w:ascii="Consolas" w:eastAsia="Times New Roman" w:hAnsi="Consolas" w:cs="Times New Roman"/>
+          <w:color w:val="1F2328"/>
+          <w:kern w:val="0"/>
+          <w:sz w:val="21"/>
+          <w:szCs w:val="21"/>
+          <w14:ligatures w14:val="none"/>
+        </w:rPr>
+        <w:t>http</w:t>
+      </w:r>
+      <w:r>
+        <w:rPr>
+          <w:rFonts w:ascii="Consolas" w:eastAsia="Times New Roman" w:hAnsi="Consolas" w:cs="Times New Roman"/>
+          <w:color w:val="202020"/>
+          <w:kern w:val="0"/>
+          <w:sz w:val="21"/>
+          <w:szCs w:val="21"/>
+          <w14:ligatures w14:val="none"/>
+        </w:rPr>
+        <w:t>.</w:t>
+      </w:r>
+      <w:r>
+        <w:rPr>
+          <w:rFonts w:ascii="Consolas" w:eastAsia="Times New Roman" w:hAnsi="Consolas" w:cs="Times New Roman"/>
+          <w:color w:val="000000"/>
+          <w:kern w:val="0"/>
+          <w:sz w:val="21"/>
+          <w:szCs w:val="21"/>
+          <w14:ligatures w14:val="none"/>
+        </w:rPr>
+        <w:t>get</w:t>
+      </w:r>
+      <w:r>
+        <w:rPr>
+          <w:rFonts w:ascii="Consolas" w:eastAsia="Times New Roman" w:hAnsi="Consolas" w:cs="Times New Roman"/>
+          <w:color w:val="202020"/>
+          <w:kern w:val="0"/>
+          <w:sz w:val="21"/>
+          <w:szCs w:val="21"/>
+          <w14:ligatures w14:val="none"/>
+        </w:rPr>
+        <w:t>(</w:t>
+      </w:r>
+      <w:proofErr w:type="gramEnd"/>
+    </w:p>
+    <w:p>
+      <w:pPr>
+        <w:shd w:val="clear" w:color="auto" w:fill="FFFFFF"/>
+        <w:spacing w:after="0" w:line="285" w:lineRule="atLeast"/>
+        <w:rPr>
+          <w:rFonts w:ascii="Consolas" w:eastAsia="Times New Roman" w:hAnsi="Consolas" w:cs="Times New Roman"/>
+          <w:color w:val="202020"/>
+          <w:kern w:val="0"/>
+          <w:sz w:val="21"/>
+          <w:szCs w:val="21"/>
+          <w14:ligatures w14:val="none"/>
+        </w:rPr>
+      </w:pPr>
+      <w:r>
+        <w:rPr>
+          <w:rFonts w:ascii="Consolas" w:eastAsia="Times New Roman" w:hAnsi="Consolas" w:cs="Times New Roman"/>
+          <w:color w:val="202020"/>
+          <w:kern w:val="0"/>
+          <w:sz w:val="21"/>
+          <w:szCs w:val="21"/>
+          <w14:ligatures w14:val="none"/>
+        </w:rPr>
+        <w:t xml:space="preserve">        </w:t>
+      </w:r>
+      <w:r>
+        <w:rPr>
+          <w:rFonts w:ascii="Consolas" w:eastAsia="Times New Roman" w:hAnsi="Consolas" w:cs="Times New Roman"/>
+          <w:color w:val="267F99"/>
+          <w:kern w:val="0"/>
+          <w:sz w:val="21"/>
+          <w:szCs w:val="21"/>
+          <w14:ligatures w14:val="none"/>
+        </w:rPr>
+        <w:t>Uri</w:t>
+      </w:r>
+      <w:r>
+        <w:rPr>
+          <w:rFonts w:ascii="Consolas" w:eastAsia="Times New Roman" w:hAnsi="Consolas" w:cs="Times New Roman"/>
+          <w:color w:val="202020"/>
+          <w:kern w:val="0"/>
+          <w:sz w:val="21"/>
+          <w:szCs w:val="21"/>
+          <w14:ligatures w14:val="none"/>
+        </w:rPr>
+        <w:t>.</w:t>
+      </w:r>
+      <w:r>
+        <w:rPr>
+          <w:rFonts w:ascii="Consolas" w:eastAsia="Times New Roman" w:hAnsi="Consolas" w:cs="Times New Roman"/>
+          <w:color w:val="8250DF"/>
+          <w:kern w:val="0"/>
+          <w:sz w:val="21"/>
+          <w:szCs w:val="21"/>
+          <w14:ligatures w14:val="none"/>
+        </w:rPr>
+        <w:t>parse</w:t>
+      </w:r>
+      <w:r>
+        <w:rPr>
+          <w:rFonts w:ascii="Consolas" w:eastAsia="Times New Roman" w:hAnsi="Consolas" w:cs="Times New Roman"/>
+          <w:color w:val="202020"/>
+          <w:kern w:val="0"/>
+          <w:sz w:val="21"/>
+          <w:szCs w:val="21"/>
+          <w14:ligatures w14:val="none"/>
+        </w:rPr>
+        <w:t>(</w:t>
+      </w:r>
+    </w:p>
+    <w:p>
+      <w:pPr>
+        <w:shd w:val="clear" w:color="auto" w:fill="FFFFFF"/>
+        <w:spacing w:after="0" w:line="285" w:lineRule="atLeast"/>
+        <w:rPr>
+          <w:rFonts w:ascii="Consolas" w:eastAsia="Times New Roman" w:hAnsi="Consolas" w:cs="Times New Roman"/>
+          <w:color w:val="202020"/>
+          <w:kern w:val="0"/>
+          <w:sz w:val="21"/>
+          <w:szCs w:val="21"/>
+          <w14:ligatures w14:val="none"/>
+        </w:rPr>
+      </w:pPr>
+      <w:r>
+        <w:rPr>
+          <w:rFonts w:ascii="Consolas" w:eastAsia="Times New Roman" w:hAnsi="Consolas" w:cs="Times New Roman"/>
+          <w:color w:val="202020"/>
+          <w:kern w:val="0"/>
+          <w:sz w:val="21"/>
+          <w:szCs w:val="21"/>
+          <w14:ligatures w14:val="none"/>
+        </w:rPr>
+        <w:t xml:space="preserve">          </w:t>
+      </w:r>
+      <w:r>
+        <w:rPr>
+          <w:rFonts w:ascii="Consolas" w:eastAsia="Times New Roman" w:hAnsi="Consolas" w:cs="Times New Roman"/>
+          <w:color w:val="0A3069"/>
+          <w:kern w:val="0"/>
+          <w:sz w:val="21"/>
+          <w:szCs w:val="21"/>
+          <w14:ligatures w14:val="none"/>
+        </w:rPr>
+        <w:t>'https://api.openweathermap.org/data/2.5/forecast?q=</w:t>
+      </w:r>
+      <w:r>
+        <w:rPr>
+          <w:rFonts w:ascii="Consolas" w:eastAsia="Times New Roman" w:hAnsi="Consolas" w:cs="Times New Roman"/>
+          <w:color w:val="000000"/>
+          <w:kern w:val="0"/>
+          <w:sz w:val="21"/>
+          <w:szCs w:val="21"/>
+          <w14:ligatures w14:val="none"/>
+        </w:rPr>
+        <w:t>$</w:t>
+      </w:r>
+      <w:r>
+        <w:rPr>
+          <w:rFonts w:ascii="Consolas" w:eastAsia="Times New Roman" w:hAnsi="Consolas" w:cs="Times New Roman"/>
+          <w:color w:val="953800"/>
+          <w:kern w:val="0"/>
+          <w:sz w:val="21"/>
+          <w:szCs w:val="21"/>
+          <w14:ligatures w14:val="none"/>
+        </w:rPr>
+        <w:t>cityName</w:t>
+      </w:r>
+      <w:r>
+        <w:rPr>
+          <w:rFonts w:ascii="Consolas" w:eastAsia="Times New Roman" w:hAnsi="Consolas" w:cs="Times New Roman"/>
+          <w:color w:val="0A3069"/>
+          <w:kern w:val="0"/>
+          <w:sz w:val="21"/>
+          <w:szCs w:val="21"/>
+          <w14:ligatures w14:val="none"/>
+        </w:rPr>
+        <w:t>&amp;APPID=</w:t>
+      </w:r>
+      <w:r>
+        <w:rPr>
+          <w:rFonts w:ascii="Consolas" w:eastAsia="Times New Roman" w:hAnsi="Consolas" w:cs="Times New Roman"/>
+          <w:color w:val="000000"/>
+          <w:kern w:val="0"/>
+          <w:sz w:val="21"/>
+          <w:szCs w:val="21"/>
+          <w14:ligatures w14:val="none"/>
+        </w:rPr>
+        <w:t>$openWeatherAPIKey</w:t>
+      </w:r>
+      <w:r>
+        <w:rPr>
+          <w:rFonts w:ascii="Consolas" w:eastAsia="Times New Roman" w:hAnsi="Consolas" w:cs="Times New Roman"/>
+          <w:color w:val="0A3069"/>
+          <w:kern w:val="0"/>
+          <w:sz w:val="21"/>
+          <w:szCs w:val="21"/>
+          <w14:ligatures w14:val="none"/>
+        </w:rPr>
+        <w:t>'</w:t>
+      </w:r>
+      <w:r>
+        <w:rPr>
+          <w:rFonts w:ascii="Consolas" w:eastAsia="Times New Roman" w:hAnsi="Consolas" w:cs="Times New Roman"/>
+          <w:color w:val="202020"/>
+          <w:kern w:val="0"/>
+          <w:sz w:val="21"/>
+          <w:szCs w:val="21"/>
+          <w14:ligatures w14:val="none"/>
+        </w:rPr>
+        <w:t>,</w:t>
+      </w:r>
+    </w:p>
+    <w:p>
+      <w:pPr>
+        <w:shd w:val="clear" w:color="auto" w:fill="FFFFFF"/>
+        <w:spacing w:after="0" w:line="285" w:lineRule="atLeast"/>
+        <w:rPr>
+          <w:rFonts w:ascii="Consolas" w:eastAsia="Times New Roman" w:hAnsi="Consolas" w:cs="Times New Roman"/>
+          <w:color w:val="202020"/>
+          <w:kern w:val="0"/>
+          <w:sz w:val="21"/>
+          <w:szCs w:val="21"/>
+          <w14:ligatures w14:val="none"/>
+        </w:rPr>
+      </w:pPr>
+      <w:r>
+        <w:rPr>
+          <w:rFonts w:ascii="Consolas" w:eastAsia="Times New Roman" w:hAnsi="Consolas" w:cs="Times New Roman"/>
+          <w:color w:val="202020"/>
+          <w:kern w:val="0"/>
+          <w:sz w:val="21"/>
+          <w:szCs w:val="21"/>
+          <w14:ligatures w14:val="none"/>
+        </w:rPr>
+        <w:t>        ),</w:t>
+      </w:r>
+    </w:p>
+    <w:p>
+      <w:pPr>
+        <w:shd w:val="clear" w:color="auto" w:fill="FFFFFF"/>
+        <w:spacing w:after="0" w:line="285" w:lineRule="atLeast"/>
+        <w:rPr>
+          <w:rFonts w:ascii="Consolas" w:eastAsia="Times New Roman" w:hAnsi="Consolas" w:cs="Times New Roman"/>
+          <w:color w:val="202020"/>
+          <w:kern w:val="0"/>
+          <w:sz w:val="21"/>
+          <w:szCs w:val="21"/>
+          <w14:ligatures w14:val="none"/>
+        </w:rPr>
+      </w:pPr>
+      <w:r>
+        <w:rPr>
+          <w:rFonts w:ascii="Consolas" w:eastAsia="Times New Roman" w:hAnsi="Consolas" w:cs="Times New Roman"/>
+          <w:color w:val="202020"/>
+          <w:kern w:val="0"/>
+          <w:sz w:val="21"/>
+          <w:szCs w:val="21"/>
+          <w14:ligatures w14:val="none"/>
+        </w:rPr>
+        <w:t>      );</w:t>
+      </w:r>
+    </w:p>
+    <w:p>
+      <w:pPr>
+        <w:shd w:val="clear" w:color="auto" w:fill="FFFFFF"/>
+        <w:spacing w:after="0" w:line="285" w:lineRule="atLeast"/>
+        <w:rPr>
+          <w:rFonts w:ascii="Consolas" w:eastAsia="Times New Roman" w:hAnsi="Consolas" w:cs="Times New Roman"/>
+          <w:color w:val="202020"/>
+          <w:kern w:val="0"/>
+          <w:sz w:val="21"/>
+          <w:szCs w:val="21"/>
+          <w14:ligatures w14:val="none"/>
+        </w:rPr>
+      </w:pPr>
+    </w:p>
+    <w:p>
+      <w:pPr>
+        <w:shd w:val="clear" w:color="auto" w:fill="FFFFFF"/>
+        <w:spacing w:after="0" w:line="285" w:lineRule="atLeast"/>
+        <w:rPr>
+          <w:rFonts w:ascii="Consolas" w:eastAsia="Times New Roman" w:hAnsi="Consolas" w:cs="Times New Roman"/>
+          <w:color w:val="202020"/>
+          <w:kern w:val="0"/>
+          <w:sz w:val="21"/>
+          <w:szCs w:val="21"/>
+          <w14:ligatures w14:val="none"/>
+        </w:rPr>
+      </w:pPr>
+      <w:r>
+        <w:rPr>
+          <w:rFonts w:ascii="Consolas" w:eastAsia="Times New Roman" w:hAnsi="Consolas" w:cs="Times New Roman"/>
+          <w:color w:val="202020"/>
+          <w:kern w:val="0"/>
+          <w:sz w:val="21"/>
+          <w:szCs w:val="21"/>
+          <w14:ligatures w14:val="none"/>
+        </w:rPr>
+        <w:t xml:space="preserve">      </w:t>
+      </w:r>
+      <w:r>
+        <w:rPr>
+          <w:rFonts w:ascii="Consolas" w:eastAsia="Times New Roman" w:hAnsi="Consolas" w:cs="Times New Roman"/>
+          <w:color w:val="AF00DB"/>
+          <w:kern w:val="0"/>
+          <w:sz w:val="21"/>
+          <w:szCs w:val="21"/>
+          <w14:ligatures w14:val="none"/>
+        </w:rPr>
+        <w:t>return</w:t>
+      </w:r>
+      <w:r>
+        <w:rPr>
+          <w:rFonts w:ascii="Consolas" w:eastAsia="Times New Roman" w:hAnsi="Consolas" w:cs="Times New Roman"/>
+          <w:color w:val="202020"/>
+          <w:kern w:val="0"/>
+          <w:sz w:val="21"/>
+          <w:szCs w:val="21"/>
+          <w14:ligatures w14:val="none"/>
+        </w:rPr>
+        <w:t xml:space="preserve"> </w:t>
+      </w:r>
+      <w:proofErr w:type="gramStart"/>
+      <w:r>
+        <w:rPr>
+          <w:rFonts w:ascii="Consolas" w:eastAsia="Times New Roman" w:hAnsi="Consolas" w:cs="Times New Roman"/>
+          <w:color w:val="1F2328"/>
+          <w:kern w:val="0"/>
+          <w:sz w:val="21"/>
+          <w:szCs w:val="21"/>
+          <w14:ligatures w14:val="none"/>
+        </w:rPr>
+        <w:t>res</w:t>
+      </w:r>
+      <w:r>
+        <w:rPr>
+          <w:rFonts w:ascii="Consolas" w:eastAsia="Times New Roman" w:hAnsi="Consolas" w:cs="Times New Roman"/>
+          <w:color w:val="202020"/>
+          <w:kern w:val="0"/>
+          <w:sz w:val="21"/>
+          <w:szCs w:val="21"/>
+          <w14:ligatures w14:val="none"/>
+        </w:rPr>
+        <w:t>.</w:t>
+      </w:r>
+      <w:r>
+        <w:rPr>
+          <w:rFonts w:ascii="Consolas" w:eastAsia="Times New Roman" w:hAnsi="Consolas" w:cs="Times New Roman"/>
+          <w:color w:val="000000"/>
+          <w:kern w:val="0"/>
+          <w:sz w:val="21"/>
+          <w:szCs w:val="21"/>
+          <w14:ligatures w14:val="none"/>
+        </w:rPr>
+        <w:t>body</w:t>
+      </w:r>
+      <w:proofErr w:type="gramEnd"/>
+      <w:r>
+        <w:rPr>
+          <w:rFonts w:ascii="Consolas" w:eastAsia="Times New Roman" w:hAnsi="Consolas" w:cs="Times New Roman"/>
+          <w:color w:val="202020"/>
+          <w:kern w:val="0"/>
+          <w:sz w:val="21"/>
+          <w:szCs w:val="21"/>
+          <w14:ligatures w14:val="none"/>
+        </w:rPr>
+        <w:t>;</w:t>
+      </w:r>
+    </w:p>
+    <w:p>
+      <w:pPr>
+        <w:shd w:val="clear" w:color="auto" w:fill="FFFFFF"/>
+        <w:spacing w:after="0" w:line="285" w:lineRule="atLeast"/>
+        <w:rPr>
+          <w:rFonts w:ascii="Consolas" w:eastAsia="Times New Roman" w:hAnsi="Consolas" w:cs="Times New Roman"/>
+          <w:color w:val="202020"/>
+          <w:kern w:val="0"/>
+          <w:sz w:val="21"/>
+          <w:szCs w:val="21"/>
+          <w14:ligatures w14:val="none"/>
+        </w:rPr>
+      </w:pPr>
+      <w:r>
+        <w:rPr>
+          <w:rFonts w:ascii="Consolas" w:eastAsia="Times New Roman" w:hAnsi="Consolas" w:cs="Times New Roman"/>
+          <w:color w:val="202020"/>
+          <w:kern w:val="0"/>
+          <w:sz w:val="21"/>
+          <w:szCs w:val="21"/>
+          <w14:ligatures w14:val="none"/>
+        </w:rPr>
+        <w:t xml:space="preserve">    } </w:t>
+      </w:r>
+      <w:r>
+        <w:rPr>
+          <w:rFonts w:ascii="Consolas" w:eastAsia="Times New Roman" w:hAnsi="Consolas" w:cs="Times New Roman"/>
+          <w:color w:val="AF00DB"/>
+          <w:kern w:val="0"/>
+          <w:sz w:val="21"/>
+          <w:szCs w:val="21"/>
+          <w14:ligatures w14:val="none"/>
+        </w:rPr>
+        <w:t>catch</w:t>
+      </w:r>
+      <w:r>
+        <w:rPr>
+          <w:rFonts w:ascii="Consolas" w:eastAsia="Times New Roman" w:hAnsi="Consolas" w:cs="Times New Roman"/>
+          <w:color w:val="202020"/>
+          <w:kern w:val="0"/>
+          <w:sz w:val="21"/>
+          <w:szCs w:val="21"/>
+          <w14:ligatures w14:val="none"/>
+        </w:rPr>
+        <w:t xml:space="preserve"> (</w:t>
+      </w:r>
+      <w:r>
+        <w:rPr>
+          <w:rFonts w:ascii="Consolas" w:eastAsia="Times New Roman" w:hAnsi="Consolas" w:cs="Times New Roman"/>
+          <w:color w:val="1F2328"/>
+          <w:kern w:val="0"/>
+          <w:sz w:val="21"/>
+          <w:szCs w:val="21"/>
+          <w14:ligatures w14:val="none"/>
+        </w:rPr>
+        <w:t>e</w:t>
+      </w:r>
+      <w:r>
+        <w:rPr>
+          <w:rFonts w:ascii="Consolas" w:eastAsia="Times New Roman" w:hAnsi="Consolas" w:cs="Times New Roman"/>
+          <w:color w:val="202020"/>
+          <w:kern w:val="0"/>
+          <w:sz w:val="21"/>
+          <w:szCs w:val="21"/>
+          <w14:ligatures w14:val="none"/>
+        </w:rPr>
+        <w:t>) {</w:t>
+      </w:r>
+    </w:p>
+    <w:p>
+      <w:pPr>
+        <w:shd w:val="clear" w:color="auto" w:fill="FFFFFF"/>
+        <w:spacing w:after="0" w:line="285" w:lineRule="atLeast"/>
+        <w:rPr>
+          <w:rFonts w:ascii="Consolas" w:eastAsia="Times New Roman" w:hAnsi="Consolas" w:cs="Times New Roman"/>
+          <w:color w:val="202020"/>
+          <w:kern w:val="0"/>
+          <w:sz w:val="21"/>
+          <w:szCs w:val="21"/>
+          <w14:ligatures w14:val="none"/>
+        </w:rPr>
+      </w:pPr>
+      <w:r>
+        <w:rPr>
+          <w:rFonts w:ascii="Consolas" w:eastAsia="Times New Roman" w:hAnsi="Consolas" w:cs="Times New Roman"/>
+          <w:color w:val="202020"/>
+          <w:kern w:val="0"/>
+          <w:sz w:val="21"/>
+          <w:szCs w:val="21"/>
+          <w14:ligatures w14:val="none"/>
+        </w:rPr>
+        <w:t xml:space="preserve">      </w:t>
+      </w:r>
+      <w:r>
+        <w:rPr>
+          <w:rFonts w:ascii="Consolas" w:eastAsia="Times New Roman" w:hAnsi="Consolas" w:cs="Times New Roman"/>
+          <w:color w:val="AF00DB"/>
+          <w:kern w:val="0"/>
+          <w:sz w:val="21"/>
+          <w:szCs w:val="21"/>
+          <w14:ligatures w14:val="none"/>
+        </w:rPr>
+        <w:t>throw</w:t>
+      </w:r>
+      <w:r>
+        <w:rPr>
+          <w:rFonts w:ascii="Consolas" w:eastAsia="Times New Roman" w:hAnsi="Consolas" w:cs="Times New Roman"/>
+          <w:color w:val="202020"/>
+          <w:kern w:val="0"/>
+          <w:sz w:val="21"/>
+          <w:szCs w:val="21"/>
+          <w14:ligatures w14:val="none"/>
+        </w:rPr>
+        <w:t xml:space="preserve"> </w:t>
+      </w:r>
+      <w:proofErr w:type="gramStart"/>
+      <w:r>
+        <w:rPr>
+          <w:rFonts w:ascii="Consolas" w:eastAsia="Times New Roman" w:hAnsi="Consolas" w:cs="Times New Roman"/>
+          <w:color w:val="1F2328"/>
+          <w:kern w:val="0"/>
+          <w:sz w:val="21"/>
+          <w:szCs w:val="21"/>
+          <w14:ligatures w14:val="none"/>
+        </w:rPr>
+        <w:t>e</w:t>
+      </w:r>
+      <w:r>
+        <w:rPr>
+          <w:rFonts w:ascii="Consolas" w:eastAsia="Times New Roman" w:hAnsi="Consolas" w:cs="Times New Roman"/>
+          <w:color w:val="202020"/>
+          <w:kern w:val="0"/>
+          <w:sz w:val="21"/>
+          <w:szCs w:val="21"/>
+          <w14:ligatures w14:val="none"/>
+        </w:rPr>
+        <w:t>.</w:t>
+      </w:r>
+      <w:r>
+        <w:rPr>
+          <w:rFonts w:ascii="Consolas" w:eastAsia="Times New Roman" w:hAnsi="Consolas" w:cs="Times New Roman"/>
+          <w:color w:val="8250DF"/>
+          <w:kern w:val="0"/>
+          <w:sz w:val="21"/>
+          <w:szCs w:val="21"/>
+          <w14:ligatures w14:val="none"/>
+        </w:rPr>
+        <w:t>toString</w:t>
+      </w:r>
+      <w:proofErr w:type="gramEnd"/>
+      <w:r>
+        <w:rPr>
+          <w:rFonts w:ascii="Consolas" w:eastAsia="Times New Roman" w:hAnsi="Consolas" w:cs="Times New Roman"/>
+          <w:color w:val="202020"/>
+          <w:kern w:val="0"/>
+          <w:sz w:val="21"/>
+          <w:szCs w:val="21"/>
+          <w14:ligatures w14:val="none"/>
+        </w:rPr>
+        <w:t>();</w:t>
+      </w:r>
+    </w:p>
+    <w:p>
+      <w:pPr>
+        <w:shd w:val="clear" w:color="auto" w:fill="FFFFFF"/>
+        <w:spacing w:after="0" w:line="285" w:lineRule="atLeast"/>
+        <w:rPr>
+          <w:rFonts w:ascii="Consolas" w:eastAsia="Times New Roman" w:hAnsi="Consolas" w:cs="Times New Roman"/>
+          <w:color w:val="202020"/>
+          <w:kern w:val="0"/>
+          <w:sz w:val="21"/>
+          <w:szCs w:val="21"/>
+          <w14:ligatures w14:val="none"/>
+        </w:rPr>
+      </w:pPr>
+      <w:r>
+        <w:rPr>
+          <w:rFonts w:ascii="Consolas" w:eastAsia="Times New Roman" w:hAnsi="Consolas" w:cs="Times New Roman"/>
+          <w:color w:val="202020"/>
+          <w:kern w:val="0"/>
+          <w:sz w:val="21"/>
+          <w:szCs w:val="21"/>
+          <w14:ligatures w14:val="none"/>
+        </w:rPr>
+        <w:t>    }</w:t>
+      </w:r>
+    </w:p>
+    <w:p>
+      <w:pPr>
+        <w:shd w:val="clear" w:color="auto" w:fill="FFFFFF"/>
+        <w:spacing w:after="0" w:line="285" w:lineRule="atLeast"/>
+        <w:rPr>
+          <w:rFonts w:ascii="Consolas" w:eastAsia="Times New Roman" w:hAnsi="Consolas" w:cs="Times New Roman"/>
+          <w:color w:val="202020"/>
+          <w:kern w:val="0"/>
+          <w:sz w:val="21"/>
+          <w:szCs w:val="21"/>
+          <w14:ligatures w14:val="none"/>
+        </w:rPr>
+      </w:pPr>
+      <w:r>
+        <w:rPr>
+          <w:rFonts w:ascii="Consolas" w:eastAsia="Times New Roman" w:hAnsi="Consolas" w:cs="Times New Roman"/>
+          <w:color w:val="202020"/>
+          <w:kern w:val="0"/>
+          <w:sz w:val="21"/>
+          <w:szCs w:val="21"/>
+          <w14:ligatures w14:val="none"/>
+        </w:rPr>
+        <w:t>  }</w:t>
+      </w:r>
+    </w:p>
+    <w:p>
+      <w:pPr>
+        <w:shd w:val="clear" w:color="auto" w:fill="FFFFFF"/>
+        <w:spacing w:after="0" w:line="285" w:lineRule="atLeast"/>
+        <w:rPr>
+          <w:rFonts w:ascii="Consolas" w:eastAsia="Times New Roman" w:hAnsi="Consolas" w:cs="Times New Roman"/>
+          <w:color w:val="202020"/>
+          <w:kern w:val="0"/>
+          <w:sz w:val="21"/>
+          <w:szCs w:val="21"/>
+          <w14:ligatures w14:val="none"/>
+        </w:rPr>
+      </w:pPr>
+      <w:r>
+        <w:rPr>
+          <w:rFonts w:ascii="Consolas" w:eastAsia="Times New Roman" w:hAnsi="Consolas" w:cs="Times New Roman"/>
+          <w:color w:val="202020"/>
+          <w:kern w:val="0"/>
+          <w:sz w:val="21"/>
+          <w:szCs w:val="21"/>
+          <w14:ligatures w14:val="none"/>
+        </w:rPr>
+        <w:t>}</w:t>
+      </w:r>
+    </w:p>
+    <w:p>
+      <w:pPr>
+        <w:shd w:val="clear" w:color="auto" w:fill="FFFFFF"/>
+        <w:spacing w:after="0" w:line="285" w:lineRule="atLeast"/>
+        <w:ind w:left="720" w:firstLine="720"/>
+        <w:rPr>
+          <w:rFonts w:ascii="Consolas" w:eastAsia="Times New Roman" w:hAnsi="Consolas" w:cs="Times New Roman"/>
+          <w:color w:val="3B3B3B"/>
+          <w:kern w:val="0"/>
+          <w:sz w:val="21"/>
+          <w:szCs w:val="21"/>
+          <w14:ligatures w14:val="none"/>
+        </w:rPr>
+      </w:pPr>
+      <w:r>
+        <w:t>=====================================================</w:t>
+      </w:r>
+    </w:p>
+    <w:p>
+      <w:pPr>
+        <w:shd w:val="clear" w:color="auto" w:fill="FFFFFF"/>
+        <w:spacing w:after="0" w:line="285" w:lineRule="atLeast"/>
+        <w:rPr>
+          <w:rFonts w:ascii="Sakkal Majalla" w:eastAsia="Times New Roman" w:hAnsi="Sakkal Majalla" w:cs="Sakkal Majalla"/>
+          <w:color w:val="202020"/>
+          <w:kern w:val="0"/>
+          <w:sz w:val="28"/>
+          <w:szCs w:val="28"/>
+          <w14:ligatures w14:val="none"/>
+        </w:rPr>
+      </w:pPr>
+    </w:p>
+    <w:p>
+      <w:pPr>
+        <w:shd w:val="clear" w:color="auto" w:fill="FFFFFF"/>
+        <w:spacing w:after="0" w:line="285" w:lineRule="atLeast"/>
+        <w:rPr>
+          <w:rFonts w:ascii="Sakkal Majalla" w:eastAsia="Times New Roman" w:hAnsi="Sakkal Majalla" w:cs="Sakkal Majalla"/>
+          <w:color w:val="202020"/>
+          <w:kern w:val="0"/>
+          <w:sz w:val="28"/>
+          <w:szCs w:val="28"/>
+          <w14:ligatures w14:val="none"/>
+        </w:rPr>
+      </w:pPr>
+    </w:p>
+    <w:p>
+      <w:pPr>
+        <w:shd w:val="clear" w:color="auto" w:fill="FFFFFF"/>
+        <w:spacing w:after="0" w:line="285" w:lineRule="atLeast"/>
+        <w:rPr>
+          <w:rFonts w:ascii="Sakkal Majalla" w:eastAsia="Times New Roman" w:hAnsi="Sakkal Majalla" w:cs="Sakkal Majalla"/>
+          <w:color w:val="202020"/>
+          <w:kern w:val="0"/>
+          <w:sz w:val="28"/>
+          <w:szCs w:val="28"/>
+          <w14:ligatures w14:val="none"/>
+        </w:rPr>
+      </w:pPr>
+      <w:r>
+        <w:rPr>
+          <w:rFonts w:ascii="Sakkal Majalla" w:eastAsia="Times New Roman" w:hAnsi="Sakkal Majalla" w:cs="Sakkal Majalla" w:hint="cs"/>
+          <w:color w:val="202020"/>
+          <w:kern w:val="0"/>
+          <w:sz w:val="28"/>
+          <w:szCs w:val="28"/>
+          <w14:ligatures w14:val="none"/>
+        </w:rPr>
+        <w:lastRenderedPageBreak/>
+        <w:t>The simple data repository</w:t>
+      </w:r>
+    </w:p>
+    <w:p>
+      <w:pPr>
+        <w:shd w:val="clear" w:color="auto" w:fill="FFFFFF"/>
+        <w:spacing w:after="0" w:line="285" w:lineRule="atLeast"/>
+        <w:rPr>
+          <w:rFonts w:ascii="Consolas" w:eastAsia="Times New Roman" w:hAnsi="Consolas" w:cs="Times New Roman"/>
+          <w:color w:val="202020"/>
+          <w:kern w:val="0"/>
+          <w:sz w:val="21"/>
+          <w:szCs w:val="21"/>
+          <w14:ligatures w14:val="none"/>
+        </w:rPr>
+      </w:pPr>
+      <w:r>
+        <w:rPr>
+          <w:rFonts w:ascii="Consolas" w:eastAsia="Times New Roman" w:hAnsi="Consolas" w:cs="Times New Roman"/>
+          <w:color w:val="CF222E"/>
+          <w:kern w:val="0"/>
+          <w:sz w:val="21"/>
+          <w:szCs w:val="21"/>
+          <w14:ligatures w14:val="none"/>
+        </w:rPr>
+        <w:t>class</w:t>
+      </w:r>
+      <w:r>
+        <w:rPr>
+          <w:rFonts w:ascii="Consolas" w:eastAsia="Times New Roman" w:hAnsi="Consolas" w:cs="Times New Roman"/>
+          <w:color w:val="202020"/>
+          <w:kern w:val="0"/>
+          <w:sz w:val="21"/>
+          <w:szCs w:val="21"/>
+          <w14:ligatures w14:val="none"/>
+        </w:rPr>
+        <w:t xml:space="preserve"> </w:t>
+      </w:r>
+      <w:r>
+        <w:rPr>
+          <w:rFonts w:ascii="Consolas" w:eastAsia="Times New Roman" w:hAnsi="Consolas" w:cs="Times New Roman"/>
+          <w:color w:val="267F99"/>
+          <w:kern w:val="0"/>
+          <w:sz w:val="21"/>
+          <w:szCs w:val="21"/>
+          <w14:ligatures w14:val="none"/>
+        </w:rPr>
+        <w:t>WeatherRepository</w:t>
+      </w:r>
+      <w:r>
+        <w:rPr>
+          <w:rFonts w:ascii="Consolas" w:eastAsia="Times New Roman" w:hAnsi="Consolas" w:cs="Times New Roman"/>
+          <w:color w:val="202020"/>
+          <w:kern w:val="0"/>
+          <w:sz w:val="21"/>
+          <w:szCs w:val="21"/>
+          <w14:ligatures w14:val="none"/>
+        </w:rPr>
+        <w:t xml:space="preserve"> {</w:t>
+      </w:r>
+    </w:p>
+    <w:p>
+      <w:pPr>
+        <w:shd w:val="clear" w:color="auto" w:fill="FFFFFF"/>
+        <w:spacing w:after="0" w:line="285" w:lineRule="atLeast"/>
+        <w:rPr>
+          <w:rFonts w:ascii="Consolas" w:eastAsia="Times New Roman" w:hAnsi="Consolas" w:cs="Times New Roman"/>
+          <w:color w:val="202020"/>
+          <w:kern w:val="0"/>
+          <w:sz w:val="21"/>
+          <w:szCs w:val="21"/>
+          <w14:ligatures w14:val="none"/>
+        </w:rPr>
+      </w:pPr>
+      <w:r>
+        <w:rPr>
+          <w:rFonts w:ascii="Consolas" w:eastAsia="Times New Roman" w:hAnsi="Consolas" w:cs="Times New Roman"/>
+          <w:color w:val="202020"/>
+          <w:kern w:val="0"/>
+          <w:sz w:val="21"/>
+          <w:szCs w:val="21"/>
+          <w14:ligatures w14:val="none"/>
+        </w:rPr>
+        <w:t xml:space="preserve">  </w:t>
+      </w:r>
+      <w:r>
+        <w:rPr>
+          <w:rFonts w:ascii="Consolas" w:eastAsia="Times New Roman" w:hAnsi="Consolas" w:cs="Times New Roman"/>
+          <w:color w:val="CF222E"/>
+          <w:kern w:val="0"/>
+          <w:sz w:val="21"/>
+          <w:szCs w:val="21"/>
+          <w14:ligatures w14:val="none"/>
+        </w:rPr>
+        <w:t>final</w:t>
+      </w:r>
+      <w:r>
+        <w:rPr>
+          <w:rFonts w:ascii="Consolas" w:eastAsia="Times New Roman" w:hAnsi="Consolas" w:cs="Times New Roman"/>
+          <w:color w:val="202020"/>
+          <w:kern w:val="0"/>
+          <w:sz w:val="21"/>
+          <w:szCs w:val="21"/>
+          <w14:ligatures w14:val="none"/>
+        </w:rPr>
+        <w:t xml:space="preserve"> </w:t>
+      </w:r>
+      <w:r>
+        <w:rPr>
+          <w:rFonts w:ascii="Consolas" w:eastAsia="Times New Roman" w:hAnsi="Consolas" w:cs="Times New Roman"/>
+          <w:color w:val="000000"/>
+          <w:kern w:val="0"/>
+          <w:sz w:val="21"/>
+          <w:szCs w:val="21"/>
+          <w14:ligatures w14:val="none"/>
+        </w:rPr>
+        <w:t>WeatherDataProvider</w:t>
+      </w:r>
+      <w:r>
+        <w:rPr>
+          <w:rFonts w:ascii="Consolas" w:eastAsia="Times New Roman" w:hAnsi="Consolas" w:cs="Times New Roman"/>
+          <w:color w:val="202020"/>
+          <w:kern w:val="0"/>
+          <w:sz w:val="21"/>
+          <w:szCs w:val="21"/>
+          <w14:ligatures w14:val="none"/>
+        </w:rPr>
+        <w:t xml:space="preserve"> </w:t>
+      </w:r>
+      <w:proofErr w:type="spellStart"/>
+      <w:r>
+        <w:rPr>
+          <w:rFonts w:ascii="Consolas" w:eastAsia="Times New Roman" w:hAnsi="Consolas" w:cs="Times New Roman"/>
+          <w:color w:val="1F2328"/>
+          <w:kern w:val="0"/>
+          <w:sz w:val="21"/>
+          <w:szCs w:val="21"/>
+          <w14:ligatures w14:val="none"/>
+        </w:rPr>
+        <w:t>weatherDataProvider</w:t>
+      </w:r>
+      <w:proofErr w:type="spellEnd"/>
+      <w:r>
+        <w:rPr>
+          <w:rFonts w:ascii="Consolas" w:eastAsia="Times New Roman" w:hAnsi="Consolas" w:cs="Times New Roman"/>
+          <w:color w:val="202020"/>
+          <w:kern w:val="0"/>
+          <w:sz w:val="21"/>
+          <w:szCs w:val="21"/>
+          <w14:ligatures w14:val="none"/>
+        </w:rPr>
+        <w:t>;</w:t>
+      </w:r>
+    </w:p>
+    <w:p>
+      <w:pPr>
+        <w:shd w:val="clear" w:color="auto" w:fill="FFFFFF"/>
+        <w:spacing w:after="0" w:line="285" w:lineRule="atLeast"/>
+        <w:rPr>
+          <w:rFonts w:ascii="Consolas" w:eastAsia="Times New Roman" w:hAnsi="Consolas" w:cs="Times New Roman"/>
+          <w:color w:val="202020"/>
+          <w:kern w:val="0"/>
+          <w:sz w:val="21"/>
+          <w:szCs w:val="21"/>
+          <w14:ligatures w14:val="none"/>
+        </w:rPr>
+      </w:pPr>
+    </w:p>
+    <w:p>
+      <w:pPr>
+        <w:shd w:val="clear" w:color="auto" w:fill="FFFFFF"/>
+        <w:spacing w:after="0" w:line="285" w:lineRule="atLeast"/>
+        <w:rPr>
+          <w:rFonts w:ascii="Consolas" w:eastAsia="Times New Roman" w:hAnsi="Consolas" w:cs="Times New Roman"/>
+          <w:color w:val="202020"/>
+          <w:kern w:val="0"/>
+          <w:sz w:val="21"/>
+          <w:szCs w:val="21"/>
+          <w14:ligatures w14:val="none"/>
+        </w:rPr>
+      </w:pPr>
+      <w:r>
+        <w:rPr>
+          <w:rFonts w:ascii="Consolas" w:eastAsia="Times New Roman" w:hAnsi="Consolas" w:cs="Times New Roman"/>
+          <w:color w:val="202020"/>
+          <w:kern w:val="0"/>
+          <w:sz w:val="21"/>
+          <w:szCs w:val="21"/>
+          <w14:ligatures w14:val="none"/>
+        </w:rPr>
+        <w:t xml:space="preserve">  </w:t>
+      </w:r>
+      <w:proofErr w:type="gramStart"/>
+      <w:r>
+        <w:rPr>
+          <w:rFonts w:ascii="Consolas" w:eastAsia="Times New Roman" w:hAnsi="Consolas" w:cs="Times New Roman"/>
+          <w:color w:val="267F99"/>
+          <w:kern w:val="0"/>
+          <w:sz w:val="21"/>
+          <w:szCs w:val="21"/>
+          <w14:ligatures w14:val="none"/>
+        </w:rPr>
+        <w:t>WeatherRepository</w:t>
+      </w:r>
+      <w:r>
+        <w:rPr>
+          <w:rFonts w:ascii="Consolas" w:eastAsia="Times New Roman" w:hAnsi="Consolas" w:cs="Times New Roman"/>
+          <w:color w:val="202020"/>
+          <w:kern w:val="0"/>
+          <w:sz w:val="21"/>
+          <w:szCs w:val="21"/>
+          <w14:ligatures w14:val="none"/>
+        </w:rPr>
+        <w:t>(</w:t>
+      </w:r>
+      <w:proofErr w:type="gramEnd"/>
+      <w:r>
+        <w:rPr>
+          <w:rFonts w:ascii="Consolas" w:eastAsia="Times New Roman" w:hAnsi="Consolas" w:cs="Times New Roman"/>
+          <w:color w:val="202020"/>
+          <w:kern w:val="0"/>
+          <w:sz w:val="21"/>
+          <w:szCs w:val="21"/>
+          <w14:ligatures w14:val="none"/>
+        </w:rPr>
+        <w:t>{</w:t>
+      </w:r>
+      <w:r>
+        <w:rPr>
+          <w:rFonts w:ascii="Consolas" w:eastAsia="Times New Roman" w:hAnsi="Consolas" w:cs="Times New Roman"/>
+          <w:color w:val="CF222E"/>
+          <w:kern w:val="0"/>
+          <w:sz w:val="21"/>
+          <w:szCs w:val="21"/>
+          <w14:ligatures w14:val="none"/>
+        </w:rPr>
+        <w:t>required</w:t>
+      </w:r>
+      <w:r>
+        <w:rPr>
+          <w:rFonts w:ascii="Consolas" w:eastAsia="Times New Roman" w:hAnsi="Consolas" w:cs="Times New Roman"/>
+          <w:color w:val="202020"/>
+          <w:kern w:val="0"/>
+          <w:sz w:val="21"/>
+          <w:szCs w:val="21"/>
+          <w14:ligatures w14:val="none"/>
+        </w:rPr>
+        <w:t xml:space="preserve"> </w:t>
+      </w:r>
+      <w:proofErr w:type="gramStart"/>
+      <w:r>
+        <w:rPr>
+          <w:rFonts w:ascii="Consolas" w:eastAsia="Times New Roman" w:hAnsi="Consolas" w:cs="Times New Roman"/>
+          <w:color w:val="CF222E"/>
+          <w:kern w:val="0"/>
+          <w:sz w:val="21"/>
+          <w:szCs w:val="21"/>
+          <w14:ligatures w14:val="none"/>
+        </w:rPr>
+        <w:t>this</w:t>
+      </w:r>
+      <w:r>
+        <w:rPr>
+          <w:rFonts w:ascii="Consolas" w:eastAsia="Times New Roman" w:hAnsi="Consolas" w:cs="Times New Roman"/>
+          <w:color w:val="202020"/>
+          <w:kern w:val="0"/>
+          <w:sz w:val="21"/>
+          <w:szCs w:val="21"/>
+          <w14:ligatures w14:val="none"/>
+        </w:rPr>
+        <w:t>.</w:t>
+      </w:r>
+      <w:r>
+        <w:rPr>
+          <w:rFonts w:ascii="Consolas" w:eastAsia="Times New Roman" w:hAnsi="Consolas" w:cs="Times New Roman"/>
+          <w:color w:val="1F2328"/>
+          <w:kern w:val="0"/>
+          <w:sz w:val="21"/>
+          <w:szCs w:val="21"/>
+          <w14:ligatures w14:val="none"/>
+        </w:rPr>
+        <w:t>weatherDataProvider</w:t>
+      </w:r>
+      <w:proofErr w:type="gramEnd"/>
+      <w:r>
+        <w:rPr>
+          <w:rFonts w:ascii="Consolas" w:eastAsia="Times New Roman" w:hAnsi="Consolas" w:cs="Times New Roman"/>
+          <w:color w:val="202020"/>
+          <w:kern w:val="0"/>
+          <w:sz w:val="21"/>
+          <w:szCs w:val="21"/>
+          <w14:ligatures w14:val="none"/>
+        </w:rPr>
+        <w:t>});</w:t>
+      </w:r>
+    </w:p>
+    <w:p>
+      <w:pPr>
+        <w:shd w:val="clear" w:color="auto" w:fill="FFFFFF"/>
+        <w:spacing w:after="0" w:line="285" w:lineRule="atLeast"/>
+        <w:rPr>
+          <w:rFonts w:ascii="Consolas" w:eastAsia="Times New Roman" w:hAnsi="Consolas" w:cs="Times New Roman"/>
+          <w:color w:val="202020"/>
+          <w:kern w:val="0"/>
+          <w:sz w:val="21"/>
+          <w:szCs w:val="21"/>
+          <w14:ligatures w14:val="none"/>
+        </w:rPr>
+      </w:pPr>
+    </w:p>
+    <w:p>
+      <w:pPr>
+        <w:shd w:val="clear" w:color="auto" w:fill="FFFFFF"/>
+        <w:spacing w:after="0" w:line="285" w:lineRule="atLeast"/>
+        <w:rPr>
+          <w:rFonts w:ascii="Consolas" w:eastAsia="Times New Roman" w:hAnsi="Consolas" w:cs="Times New Roman"/>
+          <w:color w:val="202020"/>
+          <w:kern w:val="0"/>
+          <w:sz w:val="21"/>
+          <w:szCs w:val="21"/>
+          <w14:ligatures w14:val="none"/>
+        </w:rPr>
+      </w:pPr>
+      <w:r>
+        <w:rPr>
+          <w:rFonts w:ascii="Consolas" w:eastAsia="Times New Roman" w:hAnsi="Consolas" w:cs="Times New Roman"/>
+          <w:color w:val="202020"/>
+          <w:kern w:val="0"/>
+          <w:sz w:val="21"/>
+          <w:szCs w:val="21"/>
+          <w14:ligatures w14:val="none"/>
+        </w:rPr>
+        <w:t xml:space="preserve">  </w:t>
+      </w:r>
+      <w:r>
+        <w:rPr>
+          <w:rFonts w:ascii="Consolas" w:eastAsia="Times New Roman" w:hAnsi="Consolas" w:cs="Times New Roman"/>
+          <w:color w:val="267F99"/>
+          <w:kern w:val="0"/>
+          <w:sz w:val="21"/>
+          <w:szCs w:val="21"/>
+          <w14:ligatures w14:val="none"/>
+        </w:rPr>
+        <w:t>Future</w:t>
+      </w:r>
+      <w:r>
+        <w:rPr>
+          <w:rFonts w:ascii="Consolas" w:eastAsia="Times New Roman" w:hAnsi="Consolas" w:cs="Times New Roman"/>
+          <w:color w:val="202020"/>
+          <w:kern w:val="0"/>
+          <w:sz w:val="21"/>
+          <w:szCs w:val="21"/>
+          <w14:ligatures w14:val="none"/>
+        </w:rPr>
+        <w:t>&lt;</w:t>
+      </w:r>
+      <w:r>
+        <w:rPr>
+          <w:rFonts w:ascii="Consolas" w:eastAsia="Times New Roman" w:hAnsi="Consolas" w:cs="Times New Roman"/>
+          <w:color w:val="000000"/>
+          <w:kern w:val="0"/>
+          <w:sz w:val="21"/>
+          <w:szCs w:val="21"/>
+          <w14:ligatures w14:val="none"/>
+        </w:rPr>
+        <w:t>WeatherModel</w:t>
+      </w:r>
+      <w:r>
+        <w:rPr>
+          <w:rFonts w:ascii="Consolas" w:eastAsia="Times New Roman" w:hAnsi="Consolas" w:cs="Times New Roman"/>
+          <w:color w:val="202020"/>
+          <w:kern w:val="0"/>
+          <w:sz w:val="21"/>
+          <w:szCs w:val="21"/>
+          <w14:ligatures w14:val="none"/>
+        </w:rPr>
+        <w:t xml:space="preserve">&gt; </w:t>
+      </w:r>
+      <w:proofErr w:type="gramStart"/>
+      <w:r>
+        <w:rPr>
+          <w:rFonts w:ascii="Consolas" w:eastAsia="Times New Roman" w:hAnsi="Consolas" w:cs="Times New Roman"/>
+          <w:color w:val="8250DF"/>
+          <w:kern w:val="0"/>
+          <w:sz w:val="21"/>
+          <w:szCs w:val="21"/>
+          <w14:ligatures w14:val="none"/>
+        </w:rPr>
+        <w:t>getCurrentWeather</w:t>
+      </w:r>
+      <w:r>
+        <w:rPr>
+          <w:rFonts w:ascii="Consolas" w:eastAsia="Times New Roman" w:hAnsi="Consolas" w:cs="Times New Roman"/>
+          <w:color w:val="202020"/>
+          <w:kern w:val="0"/>
+          <w:sz w:val="21"/>
+          <w:szCs w:val="21"/>
+          <w14:ligatures w14:val="none"/>
+        </w:rPr>
+        <w:t>(</w:t>
+      </w:r>
+      <w:proofErr w:type="gramEnd"/>
+      <w:r>
+        <w:rPr>
+          <w:rFonts w:ascii="Consolas" w:eastAsia="Times New Roman" w:hAnsi="Consolas" w:cs="Times New Roman"/>
+          <w:color w:val="267F99"/>
+          <w:kern w:val="0"/>
+          <w:sz w:val="21"/>
+          <w:szCs w:val="21"/>
+          <w14:ligatures w14:val="none"/>
+        </w:rPr>
+        <w:t>String</w:t>
+      </w:r>
+      <w:r>
+        <w:rPr>
+          <w:rFonts w:ascii="Consolas" w:eastAsia="Times New Roman" w:hAnsi="Consolas" w:cs="Times New Roman"/>
+          <w:color w:val="202020"/>
+          <w:kern w:val="0"/>
+          <w:sz w:val="21"/>
+          <w:szCs w:val="21"/>
+          <w14:ligatures w14:val="none"/>
+        </w:rPr>
+        <w:t xml:space="preserve"> </w:t>
+      </w:r>
+      <w:r>
+        <w:rPr>
+          <w:rFonts w:ascii="Consolas" w:eastAsia="Times New Roman" w:hAnsi="Consolas" w:cs="Times New Roman"/>
+          <w:color w:val="953800"/>
+          <w:kern w:val="0"/>
+          <w:sz w:val="21"/>
+          <w:szCs w:val="21"/>
+          <w14:ligatures w14:val="none"/>
+        </w:rPr>
+        <w:t>cityName</w:t>
+      </w:r>
+      <w:r>
+        <w:rPr>
+          <w:rFonts w:ascii="Consolas" w:eastAsia="Times New Roman" w:hAnsi="Consolas" w:cs="Times New Roman"/>
+          <w:color w:val="202020"/>
+          <w:kern w:val="0"/>
+          <w:sz w:val="21"/>
+          <w:szCs w:val="21"/>
+          <w14:ligatures w14:val="none"/>
+        </w:rPr>
+        <w:t xml:space="preserve">) </w:t>
+      </w:r>
+      <w:r>
+        <w:rPr>
+          <w:rFonts w:ascii="Consolas" w:eastAsia="Times New Roman" w:hAnsi="Consolas" w:cs="Times New Roman"/>
+          <w:color w:val="AF00DB"/>
+          <w:kern w:val="0"/>
+          <w:sz w:val="21"/>
+          <w:szCs w:val="21"/>
+          <w14:ligatures w14:val="none"/>
+        </w:rPr>
+        <w:t>async</w:t>
+      </w:r>
+      <w:r>
+        <w:rPr>
+          <w:rFonts w:ascii="Consolas" w:eastAsia="Times New Roman" w:hAnsi="Consolas" w:cs="Times New Roman"/>
+          <w:color w:val="202020"/>
+          <w:kern w:val="0"/>
+          <w:sz w:val="21"/>
+          <w:szCs w:val="21"/>
+          <w14:ligatures w14:val="none"/>
+        </w:rPr>
+        <w:t xml:space="preserve"> {</w:t>
+      </w:r>
+    </w:p>
+    <w:p>
+      <w:pPr>
+        <w:shd w:val="clear" w:color="auto" w:fill="FFFFFF"/>
+        <w:spacing w:after="0" w:line="285" w:lineRule="atLeast"/>
+        <w:rPr>
+          <w:rFonts w:ascii="Consolas" w:eastAsia="Times New Roman" w:hAnsi="Consolas" w:cs="Times New Roman"/>
+          <w:color w:val="202020"/>
+          <w:kern w:val="0"/>
+          <w:sz w:val="21"/>
+          <w:szCs w:val="21"/>
+          <w14:ligatures w14:val="none"/>
+        </w:rPr>
+      </w:pPr>
+      <w:r>
+        <w:rPr>
+          <w:rFonts w:ascii="Consolas" w:eastAsia="Times New Roman" w:hAnsi="Consolas" w:cs="Times New Roman"/>
+          <w:color w:val="202020"/>
+          <w:kern w:val="0"/>
+          <w:sz w:val="21"/>
+          <w:szCs w:val="21"/>
+          <w14:ligatures w14:val="none"/>
+        </w:rPr>
+        <w:t xml:space="preserve">    </w:t>
+      </w:r>
+      <w:r>
+        <w:rPr>
+          <w:rFonts w:ascii="Consolas" w:eastAsia="Times New Roman" w:hAnsi="Consolas" w:cs="Times New Roman"/>
+          <w:color w:val="AF00DB"/>
+          <w:kern w:val="0"/>
+          <w:sz w:val="21"/>
+          <w:szCs w:val="21"/>
+          <w14:ligatures w14:val="none"/>
+        </w:rPr>
+        <w:t>try</w:t>
+      </w:r>
+      <w:r>
+        <w:rPr>
+          <w:rFonts w:ascii="Consolas" w:eastAsia="Times New Roman" w:hAnsi="Consolas" w:cs="Times New Roman"/>
+          <w:color w:val="202020"/>
+          <w:kern w:val="0"/>
+          <w:sz w:val="21"/>
+          <w:szCs w:val="21"/>
+          <w14:ligatures w14:val="none"/>
+        </w:rPr>
+        <w:t xml:space="preserve"> {</w:t>
+      </w:r>
+    </w:p>
+    <w:p>
+      <w:pPr>
+        <w:shd w:val="clear" w:color="auto" w:fill="FFFFFF"/>
+        <w:spacing w:after="0" w:line="285" w:lineRule="atLeast"/>
+        <w:rPr>
+          <w:rFonts w:ascii="Consolas" w:eastAsia="Times New Roman" w:hAnsi="Consolas" w:cs="Times New Roman"/>
+          <w:color w:val="202020"/>
+          <w:kern w:val="0"/>
+          <w:sz w:val="21"/>
+          <w:szCs w:val="21"/>
+          <w14:ligatures w14:val="none"/>
+        </w:rPr>
+      </w:pPr>
+      <w:r>
+        <w:rPr>
+          <w:rFonts w:ascii="Consolas" w:eastAsia="Times New Roman" w:hAnsi="Consolas" w:cs="Times New Roman"/>
+          <w:color w:val="202020"/>
+          <w:kern w:val="0"/>
+          <w:sz w:val="21"/>
+          <w:szCs w:val="21"/>
+          <w14:ligatures w14:val="none"/>
+        </w:rPr>
+        <w:t xml:space="preserve">      </w:t>
+      </w:r>
+      <w:r>
+        <w:rPr>
+          <w:rFonts w:ascii="Consolas" w:eastAsia="Times New Roman" w:hAnsi="Consolas" w:cs="Times New Roman"/>
+          <w:color w:val="CF222E"/>
+          <w:kern w:val="0"/>
+          <w:sz w:val="21"/>
+          <w:szCs w:val="21"/>
+          <w14:ligatures w14:val="none"/>
+        </w:rPr>
+        <w:t>final</w:t>
+      </w:r>
+      <w:r>
+        <w:rPr>
+          <w:rFonts w:ascii="Consolas" w:eastAsia="Times New Roman" w:hAnsi="Consolas" w:cs="Times New Roman"/>
+          <w:color w:val="202020"/>
+          <w:kern w:val="0"/>
+          <w:sz w:val="21"/>
+          <w:szCs w:val="21"/>
+          <w14:ligatures w14:val="none"/>
+        </w:rPr>
+        <w:t xml:space="preserve"> </w:t>
+      </w:r>
+      <w:r>
+        <w:rPr>
+          <w:rFonts w:ascii="Consolas" w:eastAsia="Times New Roman" w:hAnsi="Consolas" w:cs="Times New Roman"/>
+          <w:color w:val="1F2328"/>
+          <w:kern w:val="0"/>
+          <w:sz w:val="21"/>
+          <w:szCs w:val="21"/>
+          <w14:ligatures w14:val="none"/>
+        </w:rPr>
+        <w:t>body</w:t>
+      </w:r>
+      <w:r>
+        <w:rPr>
+          <w:rFonts w:ascii="Consolas" w:eastAsia="Times New Roman" w:hAnsi="Consolas" w:cs="Times New Roman"/>
+          <w:color w:val="202020"/>
+          <w:kern w:val="0"/>
+          <w:sz w:val="21"/>
+          <w:szCs w:val="21"/>
+          <w14:ligatures w14:val="none"/>
+        </w:rPr>
+        <w:t xml:space="preserve"> </w:t>
+      </w:r>
+      <w:r>
+        <w:rPr>
+          <w:rFonts w:ascii="Consolas" w:eastAsia="Times New Roman" w:hAnsi="Consolas" w:cs="Times New Roman"/>
+          <w:color w:val="000000"/>
+          <w:kern w:val="0"/>
+          <w:sz w:val="21"/>
+          <w:szCs w:val="21"/>
+          <w14:ligatures w14:val="none"/>
+        </w:rPr>
+        <w:t>=</w:t>
+      </w:r>
+      <w:r>
+        <w:rPr>
+          <w:rFonts w:ascii="Consolas" w:eastAsia="Times New Roman" w:hAnsi="Consolas" w:cs="Times New Roman"/>
+          <w:color w:val="202020"/>
+          <w:kern w:val="0"/>
+          <w:sz w:val="21"/>
+          <w:szCs w:val="21"/>
+          <w14:ligatures w14:val="none"/>
+        </w:rPr>
+        <w:t xml:space="preserve"> </w:t>
+      </w:r>
+      <w:r>
+        <w:rPr>
+          <w:rFonts w:ascii="Consolas" w:eastAsia="Times New Roman" w:hAnsi="Consolas" w:cs="Times New Roman"/>
+          <w:color w:val="AF00DB"/>
+          <w:kern w:val="0"/>
+          <w:sz w:val="21"/>
+          <w:szCs w:val="21"/>
+          <w14:ligatures w14:val="none"/>
+        </w:rPr>
+        <w:t>await</w:t>
+      </w:r>
+      <w:r>
+        <w:rPr>
+          <w:rFonts w:ascii="Consolas" w:eastAsia="Times New Roman" w:hAnsi="Consolas" w:cs="Times New Roman"/>
+          <w:color w:val="202020"/>
+          <w:kern w:val="0"/>
+          <w:sz w:val="21"/>
+          <w:szCs w:val="21"/>
+          <w14:ligatures w14:val="none"/>
+        </w:rPr>
+        <w:t xml:space="preserve"> </w:t>
+      </w:r>
+      <w:proofErr w:type="gramStart"/>
+      <w:r>
+        <w:rPr>
+          <w:rFonts w:ascii="Consolas" w:eastAsia="Times New Roman" w:hAnsi="Consolas" w:cs="Times New Roman"/>
+          <w:color w:val="CF222E"/>
+          <w:kern w:val="0"/>
+          <w:sz w:val="21"/>
+          <w:szCs w:val="21"/>
+          <w14:ligatures w14:val="none"/>
+        </w:rPr>
+        <w:t>this</w:t>
+      </w:r>
+      <w:r>
+        <w:rPr>
+          <w:rFonts w:ascii="Consolas" w:eastAsia="Times New Roman" w:hAnsi="Consolas" w:cs="Times New Roman"/>
+          <w:color w:val="202020"/>
+          <w:kern w:val="0"/>
+          <w:sz w:val="21"/>
+          <w:szCs w:val="21"/>
+          <w14:ligatures w14:val="none"/>
+        </w:rPr>
+        <w:t>.</w:t>
+      </w:r>
+      <w:r>
+        <w:rPr>
+          <w:rFonts w:ascii="Consolas" w:eastAsia="Times New Roman" w:hAnsi="Consolas" w:cs="Times New Roman"/>
+          <w:color w:val="1F2328"/>
+          <w:kern w:val="0"/>
+          <w:sz w:val="21"/>
+          <w:szCs w:val="21"/>
+          <w14:ligatures w14:val="none"/>
+        </w:rPr>
+        <w:t>weatherDataProvider</w:t>
+      </w:r>
+      <w:r>
+        <w:rPr>
+          <w:rFonts w:ascii="Consolas" w:eastAsia="Times New Roman" w:hAnsi="Consolas" w:cs="Times New Roman"/>
+          <w:color w:val="202020"/>
+          <w:kern w:val="0"/>
+          <w:sz w:val="21"/>
+          <w:szCs w:val="21"/>
+          <w14:ligatures w14:val="none"/>
+        </w:rPr>
+        <w:t>.</w:t>
+      </w:r>
+      <w:r>
+        <w:rPr>
+          <w:rFonts w:ascii="Consolas" w:eastAsia="Times New Roman" w:hAnsi="Consolas" w:cs="Times New Roman"/>
+          <w:color w:val="000000"/>
+          <w:kern w:val="0"/>
+          <w:sz w:val="21"/>
+          <w:szCs w:val="21"/>
+          <w14:ligatures w14:val="none"/>
+        </w:rPr>
+        <w:t>getCurrentWeather</w:t>
+      </w:r>
+      <w:proofErr w:type="gramEnd"/>
+      <w:r>
+        <w:rPr>
+          <w:rFonts w:ascii="Consolas" w:eastAsia="Times New Roman" w:hAnsi="Consolas" w:cs="Times New Roman"/>
+          <w:color w:val="202020"/>
+          <w:kern w:val="0"/>
+          <w:sz w:val="21"/>
+          <w:szCs w:val="21"/>
+          <w14:ligatures w14:val="none"/>
+        </w:rPr>
+        <w:t>(</w:t>
+      </w:r>
+      <w:r>
+        <w:rPr>
+          <w:rFonts w:ascii="Consolas" w:eastAsia="Times New Roman" w:hAnsi="Consolas" w:cs="Times New Roman"/>
+          <w:color w:val="953800"/>
+          <w:kern w:val="0"/>
+          <w:sz w:val="21"/>
+          <w:szCs w:val="21"/>
+          <w14:ligatures w14:val="none"/>
+        </w:rPr>
+        <w:t>cityName</w:t>
+      </w:r>
+      <w:r>
+        <w:rPr>
+          <w:rFonts w:ascii="Consolas" w:eastAsia="Times New Roman" w:hAnsi="Consolas" w:cs="Times New Roman"/>
+          <w:color w:val="202020"/>
+          <w:kern w:val="0"/>
+          <w:sz w:val="21"/>
+          <w:szCs w:val="21"/>
+          <w14:ligatures w14:val="none"/>
+        </w:rPr>
+        <w:t>);</w:t>
+      </w:r>
+    </w:p>
+    <w:p>
+      <w:pPr>
+        <w:shd w:val="clear" w:color="auto" w:fill="FFFFFF"/>
+        <w:spacing w:after="0" w:line="285" w:lineRule="atLeast"/>
+        <w:rPr>
+          <w:rFonts w:ascii="Consolas" w:eastAsia="Times New Roman" w:hAnsi="Consolas" w:cs="Times New Roman"/>
+          <w:color w:val="202020"/>
+          <w:kern w:val="0"/>
+          <w:sz w:val="21"/>
+          <w:szCs w:val="21"/>
+          <w14:ligatures w14:val="none"/>
+        </w:rPr>
+      </w:pPr>
+      <w:r>
+        <w:rPr>
+          <w:rFonts w:ascii="Consolas" w:eastAsia="Times New Roman" w:hAnsi="Consolas" w:cs="Times New Roman"/>
+          <w:color w:val="202020"/>
+          <w:kern w:val="0"/>
+          <w:sz w:val="21"/>
+          <w:szCs w:val="21"/>
+          <w14:ligatures w14:val="none"/>
+        </w:rPr>
+        <w:t xml:space="preserve">      </w:t>
+      </w:r>
+      <w:r>
+        <w:rPr>
+          <w:rFonts w:ascii="Consolas" w:eastAsia="Times New Roman" w:hAnsi="Consolas" w:cs="Times New Roman"/>
+          <w:color w:val="CF222E"/>
+          <w:kern w:val="0"/>
+          <w:sz w:val="21"/>
+          <w:szCs w:val="21"/>
+          <w14:ligatures w14:val="none"/>
+        </w:rPr>
+        <w:t>final</w:t>
+      </w:r>
+      <w:r>
+        <w:rPr>
+          <w:rFonts w:ascii="Consolas" w:eastAsia="Times New Roman" w:hAnsi="Consolas" w:cs="Times New Roman"/>
+          <w:color w:val="202020"/>
+          <w:kern w:val="0"/>
+          <w:sz w:val="21"/>
+          <w:szCs w:val="21"/>
+          <w14:ligatures w14:val="none"/>
+        </w:rPr>
+        <w:t xml:space="preserve"> </w:t>
+      </w:r>
+      <w:r>
+        <w:rPr>
+          <w:rFonts w:ascii="Consolas" w:eastAsia="Times New Roman" w:hAnsi="Consolas" w:cs="Times New Roman"/>
+          <w:color w:val="1F2328"/>
+          <w:kern w:val="0"/>
+          <w:sz w:val="21"/>
+          <w:szCs w:val="21"/>
+          <w14:ligatures w14:val="none"/>
+        </w:rPr>
+        <w:t>data</w:t>
+      </w:r>
+      <w:r>
+        <w:rPr>
+          <w:rFonts w:ascii="Consolas" w:eastAsia="Times New Roman" w:hAnsi="Consolas" w:cs="Times New Roman"/>
+          <w:color w:val="202020"/>
+          <w:kern w:val="0"/>
+          <w:sz w:val="21"/>
+          <w:szCs w:val="21"/>
+          <w14:ligatures w14:val="none"/>
+        </w:rPr>
+        <w:t xml:space="preserve"> </w:t>
+      </w:r>
+      <w:r>
+        <w:rPr>
+          <w:rFonts w:ascii="Consolas" w:eastAsia="Times New Roman" w:hAnsi="Consolas" w:cs="Times New Roman"/>
+          <w:color w:val="000000"/>
+          <w:kern w:val="0"/>
+          <w:sz w:val="21"/>
+          <w:szCs w:val="21"/>
+          <w14:ligatures w14:val="none"/>
+        </w:rPr>
+        <w:t>=</w:t>
+      </w:r>
+      <w:r>
+        <w:rPr>
+          <w:rFonts w:ascii="Consolas" w:eastAsia="Times New Roman" w:hAnsi="Consolas" w:cs="Times New Roman"/>
+          <w:color w:val="202020"/>
+          <w:kern w:val="0"/>
+          <w:sz w:val="21"/>
+          <w:szCs w:val="21"/>
+          <w14:ligatures w14:val="none"/>
+        </w:rPr>
+        <w:t xml:space="preserve"> </w:t>
+      </w:r>
+      <w:r>
+        <w:rPr>
+          <w:rFonts w:ascii="Consolas" w:eastAsia="Times New Roman" w:hAnsi="Consolas" w:cs="Times New Roman"/>
+          <w:color w:val="8250DF"/>
+          <w:kern w:val="0"/>
+          <w:sz w:val="21"/>
+          <w:szCs w:val="21"/>
+          <w14:ligatures w14:val="none"/>
+        </w:rPr>
+        <w:t>jsonDecode</w:t>
+      </w:r>
+      <w:r>
+        <w:rPr>
+          <w:rFonts w:ascii="Consolas" w:eastAsia="Times New Roman" w:hAnsi="Consolas" w:cs="Times New Roman"/>
+          <w:color w:val="202020"/>
+          <w:kern w:val="0"/>
+          <w:sz w:val="21"/>
+          <w:szCs w:val="21"/>
+          <w14:ligatures w14:val="none"/>
+        </w:rPr>
+        <w:t>(</w:t>
+      </w:r>
+      <w:r>
+        <w:rPr>
+          <w:rFonts w:ascii="Consolas" w:eastAsia="Times New Roman" w:hAnsi="Consolas" w:cs="Times New Roman"/>
+          <w:color w:val="1F2328"/>
+          <w:kern w:val="0"/>
+          <w:sz w:val="21"/>
+          <w:szCs w:val="21"/>
+          <w14:ligatures w14:val="none"/>
+        </w:rPr>
+        <w:t>body</w:t>
+      </w:r>
+      <w:r>
+        <w:rPr>
+          <w:rFonts w:ascii="Consolas" w:eastAsia="Times New Roman" w:hAnsi="Consolas" w:cs="Times New Roman"/>
+          <w:color w:val="202020"/>
+          <w:kern w:val="0"/>
+          <w:sz w:val="21"/>
+          <w:szCs w:val="21"/>
+          <w14:ligatures w14:val="none"/>
+        </w:rPr>
+        <w:t>);</w:t>
+      </w:r>
+    </w:p>
+    <w:p>
+      <w:pPr>
+        <w:shd w:val="clear" w:color="auto" w:fill="FFFFFF"/>
+        <w:spacing w:after="0" w:line="285" w:lineRule="atLeast"/>
+        <w:rPr>
+          <w:rFonts w:ascii="Consolas" w:eastAsia="Times New Roman" w:hAnsi="Consolas" w:cs="Times New Roman"/>
+          <w:color w:val="202020"/>
+          <w:kern w:val="0"/>
+          <w:sz w:val="21"/>
+          <w:szCs w:val="21"/>
+          <w14:ligatures w14:val="none"/>
+        </w:rPr>
+      </w:pPr>
+    </w:p>
+    <w:p>
+      <w:pPr>
+        <w:shd w:val="clear" w:color="auto" w:fill="FFFFFF"/>
+        <w:spacing w:after="0" w:line="285" w:lineRule="atLeast"/>
+        <w:rPr>
+          <w:rFonts w:ascii="Consolas" w:eastAsia="Times New Roman" w:hAnsi="Consolas" w:cs="Times New Roman"/>
+          <w:color w:val="202020"/>
+          <w:kern w:val="0"/>
+          <w:sz w:val="21"/>
+          <w:szCs w:val="21"/>
+          <w14:ligatures w14:val="none"/>
+        </w:rPr>
+      </w:pPr>
+      <w:r>
+        <w:rPr>
+          <w:rFonts w:ascii="Consolas" w:eastAsia="Times New Roman" w:hAnsi="Consolas" w:cs="Times New Roman"/>
+          <w:color w:val="202020"/>
+          <w:kern w:val="0"/>
+          <w:sz w:val="21"/>
+          <w:szCs w:val="21"/>
+          <w14:ligatures w14:val="none"/>
+        </w:rPr>
+        <w:t xml:space="preserve">      </w:t>
+      </w:r>
+      <w:r>
+        <w:rPr>
+          <w:rFonts w:ascii="Consolas" w:eastAsia="Times New Roman" w:hAnsi="Consolas" w:cs="Times New Roman"/>
+          <w:color w:val="AF00DB"/>
+          <w:kern w:val="0"/>
+          <w:sz w:val="21"/>
+          <w:szCs w:val="21"/>
+          <w14:ligatures w14:val="none"/>
+        </w:rPr>
+        <w:t>if</w:t>
+      </w:r>
+      <w:r>
+        <w:rPr>
+          <w:rFonts w:ascii="Consolas" w:eastAsia="Times New Roman" w:hAnsi="Consolas" w:cs="Times New Roman"/>
+          <w:color w:val="202020"/>
+          <w:kern w:val="0"/>
+          <w:sz w:val="21"/>
+          <w:szCs w:val="21"/>
+          <w14:ligatures w14:val="none"/>
+        </w:rPr>
+        <w:t xml:space="preserve"> (</w:t>
+      </w:r>
+      <w:r>
+        <w:rPr>
+          <w:rFonts w:ascii="Consolas" w:eastAsia="Times New Roman" w:hAnsi="Consolas" w:cs="Times New Roman"/>
+          <w:color w:val="1F2328"/>
+          <w:kern w:val="0"/>
+          <w:sz w:val="21"/>
+          <w:szCs w:val="21"/>
+          <w14:ligatures w14:val="none"/>
+        </w:rPr>
+        <w:t>data</w:t>
+      </w:r>
+      <w:r>
+        <w:rPr>
+          <w:rFonts w:ascii="Consolas" w:eastAsia="Times New Roman" w:hAnsi="Consolas" w:cs="Times New Roman"/>
+          <w:color w:val="202020"/>
+          <w:kern w:val="0"/>
+          <w:sz w:val="21"/>
+          <w:szCs w:val="21"/>
+          <w14:ligatures w14:val="none"/>
+        </w:rPr>
+        <w:t>[</w:t>
+      </w:r>
+      <w:r>
+        <w:rPr>
+          <w:rFonts w:ascii="Consolas" w:eastAsia="Times New Roman" w:hAnsi="Consolas" w:cs="Times New Roman"/>
+          <w:color w:val="0A3069"/>
+          <w:kern w:val="0"/>
+          <w:sz w:val="21"/>
+          <w:szCs w:val="21"/>
+          <w14:ligatures w14:val="none"/>
+        </w:rPr>
+        <w:t>'cod'</w:t>
+      </w:r>
+      <w:proofErr w:type="gramStart"/>
+      <w:r>
+        <w:rPr>
+          <w:rFonts w:ascii="Consolas" w:eastAsia="Times New Roman" w:hAnsi="Consolas" w:cs="Times New Roman"/>
+          <w:color w:val="202020"/>
+          <w:kern w:val="0"/>
+          <w:sz w:val="21"/>
+          <w:szCs w:val="21"/>
+          <w14:ligatures w14:val="none"/>
+        </w:rPr>
+        <w:t xml:space="preserve">] </w:t>
+      </w:r>
+      <w:r>
+        <w:rPr>
+          <w:rFonts w:ascii="Consolas" w:eastAsia="Times New Roman" w:hAnsi="Consolas" w:cs="Times New Roman"/>
+          <w:color w:val="000000"/>
+          <w:kern w:val="0"/>
+          <w:sz w:val="21"/>
+          <w:szCs w:val="21"/>
+          <w14:ligatures w14:val="none"/>
+        </w:rPr>
+        <w:t>!</w:t>
+      </w:r>
+      <w:proofErr w:type="gramEnd"/>
+      <w:r>
+        <w:rPr>
+          <w:rFonts w:ascii="Consolas" w:eastAsia="Times New Roman" w:hAnsi="Consolas" w:cs="Times New Roman"/>
+          <w:color w:val="000000"/>
+          <w:kern w:val="0"/>
+          <w:sz w:val="21"/>
+          <w:szCs w:val="21"/>
+          <w14:ligatures w14:val="none"/>
+        </w:rPr>
+        <w:t>=</w:t>
+      </w:r>
+      <w:r>
+        <w:rPr>
+          <w:rFonts w:ascii="Consolas" w:eastAsia="Times New Roman" w:hAnsi="Consolas" w:cs="Times New Roman"/>
+          <w:color w:val="202020"/>
+          <w:kern w:val="0"/>
+          <w:sz w:val="21"/>
+          <w:szCs w:val="21"/>
+          <w14:ligatures w14:val="none"/>
+        </w:rPr>
+        <w:t xml:space="preserve"> </w:t>
+      </w:r>
+      <w:r>
+        <w:rPr>
+          <w:rFonts w:ascii="Consolas" w:eastAsia="Times New Roman" w:hAnsi="Consolas" w:cs="Times New Roman"/>
+          <w:color w:val="0A3069"/>
+          <w:kern w:val="0"/>
+          <w:sz w:val="21"/>
+          <w:szCs w:val="21"/>
+          <w14:ligatures w14:val="none"/>
+        </w:rPr>
+        <w:t>'200'</w:t>
+      </w:r>
+      <w:r>
+        <w:rPr>
+          <w:rFonts w:ascii="Consolas" w:eastAsia="Times New Roman" w:hAnsi="Consolas" w:cs="Times New Roman"/>
+          <w:color w:val="202020"/>
+          <w:kern w:val="0"/>
+          <w:sz w:val="21"/>
+          <w:szCs w:val="21"/>
+          <w14:ligatures w14:val="none"/>
+        </w:rPr>
+        <w:t>) {</w:t>
+      </w:r>
+    </w:p>
+    <w:p>
+      <w:pPr>
+        <w:shd w:val="clear" w:color="auto" w:fill="FFFFFF"/>
+        <w:spacing w:after="0" w:line="285" w:lineRule="atLeast"/>
+        <w:rPr>
+          <w:rFonts w:ascii="Consolas" w:eastAsia="Times New Roman" w:hAnsi="Consolas" w:cs="Times New Roman"/>
+          <w:color w:val="202020"/>
+          <w:kern w:val="0"/>
+          <w:sz w:val="21"/>
+          <w:szCs w:val="21"/>
+          <w14:ligatures w14:val="none"/>
+        </w:rPr>
+      </w:pPr>
+      <w:r>
+        <w:rPr>
+          <w:rFonts w:ascii="Consolas" w:eastAsia="Times New Roman" w:hAnsi="Consolas" w:cs="Times New Roman"/>
+          <w:color w:val="202020"/>
+          <w:kern w:val="0"/>
+          <w:sz w:val="21"/>
+          <w:szCs w:val="21"/>
+          <w14:ligatures w14:val="none"/>
+        </w:rPr>
+        <w:t xml:space="preserve">        </w:t>
+      </w:r>
+      <w:r>
+        <w:rPr>
+          <w:rFonts w:ascii="Consolas" w:eastAsia="Times New Roman" w:hAnsi="Consolas" w:cs="Times New Roman"/>
+          <w:color w:val="AF00DB"/>
+          <w:kern w:val="0"/>
+          <w:sz w:val="21"/>
+          <w:szCs w:val="21"/>
+          <w14:ligatures w14:val="none"/>
+        </w:rPr>
+        <w:t>throw</w:t>
+      </w:r>
+      <w:r>
+        <w:rPr>
+          <w:rFonts w:ascii="Consolas" w:eastAsia="Times New Roman" w:hAnsi="Consolas" w:cs="Times New Roman"/>
+          <w:color w:val="202020"/>
+          <w:kern w:val="0"/>
+          <w:sz w:val="21"/>
+          <w:szCs w:val="21"/>
+          <w14:ligatures w14:val="none"/>
+        </w:rPr>
+        <w:t xml:space="preserve"> </w:t>
+      </w:r>
+      <w:r>
+        <w:rPr>
+          <w:rFonts w:ascii="Consolas" w:eastAsia="Times New Roman" w:hAnsi="Consolas" w:cs="Times New Roman"/>
+          <w:color w:val="0A3069"/>
+          <w:kern w:val="0"/>
+          <w:sz w:val="21"/>
+          <w:szCs w:val="21"/>
+          <w14:ligatures w14:val="none"/>
+        </w:rPr>
+        <w:t>'An unexpected error occurred'</w:t>
+      </w:r>
+      <w:r>
+        <w:rPr>
+          <w:rFonts w:ascii="Consolas" w:eastAsia="Times New Roman" w:hAnsi="Consolas" w:cs="Times New Roman"/>
+          <w:color w:val="202020"/>
+          <w:kern w:val="0"/>
+          <w:sz w:val="21"/>
+          <w:szCs w:val="21"/>
+          <w14:ligatures w14:val="none"/>
+        </w:rPr>
+        <w:t>;</w:t>
+      </w:r>
+    </w:p>
+    <w:p>
+      <w:pPr>
+        <w:shd w:val="clear" w:color="auto" w:fill="FFFFFF"/>
+        <w:spacing w:after="0" w:line="285" w:lineRule="atLeast"/>
+        <w:rPr>
+          <w:rFonts w:ascii="Consolas" w:eastAsia="Times New Roman" w:hAnsi="Consolas" w:cs="Times New Roman"/>
+          <w:color w:val="202020"/>
+          <w:kern w:val="0"/>
+          <w:sz w:val="21"/>
+          <w:szCs w:val="21"/>
+          <w14:ligatures w14:val="none"/>
+        </w:rPr>
+      </w:pPr>
+      <w:r>
+        <w:rPr>
+          <w:rFonts w:ascii="Consolas" w:eastAsia="Times New Roman" w:hAnsi="Consolas" w:cs="Times New Roman"/>
+          <w:color w:val="202020"/>
+          <w:kern w:val="0"/>
+          <w:sz w:val="21"/>
+          <w:szCs w:val="21"/>
+          <w14:ligatures w14:val="none"/>
+        </w:rPr>
+        <w:t>      }</w:t>
+      </w:r>
+    </w:p>
+    <w:p>
+      <w:pPr>
+        <w:shd w:val="clear" w:color="auto" w:fill="FFFFFF"/>
+        <w:spacing w:after="0" w:line="285" w:lineRule="atLeast"/>
+        <w:rPr>
+          <w:rFonts w:ascii="Consolas" w:eastAsia="Times New Roman" w:hAnsi="Consolas" w:cs="Times New Roman"/>
+          <w:color w:val="202020"/>
+          <w:kern w:val="0"/>
+          <w:sz w:val="21"/>
+          <w:szCs w:val="21"/>
+          <w14:ligatures w14:val="none"/>
+        </w:rPr>
+      </w:pPr>
+      <w:r>
+        <w:rPr>
+          <w:rFonts w:ascii="Consolas" w:eastAsia="Times New Roman" w:hAnsi="Consolas" w:cs="Times New Roman"/>
+          <w:color w:val="202020"/>
+          <w:kern w:val="0"/>
+          <w:sz w:val="21"/>
+          <w:szCs w:val="21"/>
+          <w14:ligatures w14:val="none"/>
+        </w:rPr>
+        <w:t xml:space="preserve">      </w:t>
+      </w:r>
+      <w:proofErr w:type="gramStart"/>
+      <w:r>
+        <w:rPr>
+          <w:rFonts w:ascii="Consolas" w:eastAsia="Times New Roman" w:hAnsi="Consolas" w:cs="Times New Roman"/>
+          <w:color w:val="000000"/>
+          <w:kern w:val="0"/>
+          <w:sz w:val="21"/>
+          <w:szCs w:val="21"/>
+          <w14:ligatures w14:val="none"/>
+        </w:rPr>
+        <w:t>debugPrint</w:t>
+      </w:r>
+      <w:r>
+        <w:rPr>
+          <w:rFonts w:ascii="Consolas" w:eastAsia="Times New Roman" w:hAnsi="Consolas" w:cs="Times New Roman"/>
+          <w:color w:val="202020"/>
+          <w:kern w:val="0"/>
+          <w:sz w:val="21"/>
+          <w:szCs w:val="21"/>
+          <w14:ligatures w14:val="none"/>
+        </w:rPr>
+        <w:t>(</w:t>
+      </w:r>
+      <w:proofErr w:type="gramEnd"/>
+      <w:r>
+        <w:rPr>
+          <w:rFonts w:ascii="Consolas" w:eastAsia="Times New Roman" w:hAnsi="Consolas" w:cs="Times New Roman"/>
+          <w:color w:val="0A3069"/>
+          <w:kern w:val="0"/>
+          <w:sz w:val="21"/>
+          <w:szCs w:val="21"/>
+          <w14:ligatures w14:val="none"/>
+        </w:rPr>
+        <w:t xml:space="preserve">"The data is: </w:t>
+      </w:r>
+      <w:r>
+        <w:rPr>
+          <w:rFonts w:ascii="Consolas" w:eastAsia="Times New Roman" w:hAnsi="Consolas" w:cs="Times New Roman"/>
+          <w:color w:val="000000"/>
+          <w:kern w:val="0"/>
+          <w:sz w:val="21"/>
+          <w:szCs w:val="21"/>
+          <w14:ligatures w14:val="none"/>
+        </w:rPr>
+        <w:t>${</w:t>
+      </w:r>
+      <w:r>
+        <w:rPr>
+          <w:rFonts w:ascii="Consolas" w:eastAsia="Times New Roman" w:hAnsi="Consolas" w:cs="Times New Roman"/>
+          <w:color w:val="1F2328"/>
+          <w:kern w:val="0"/>
+          <w:sz w:val="21"/>
+          <w:szCs w:val="21"/>
+          <w14:ligatures w14:val="none"/>
+        </w:rPr>
+        <w:t>data</w:t>
+      </w:r>
+      <w:r>
+        <w:rPr>
+          <w:rFonts w:ascii="Consolas" w:eastAsia="Times New Roman" w:hAnsi="Consolas" w:cs="Times New Roman"/>
+          <w:color w:val="000000"/>
+          <w:kern w:val="0"/>
+          <w:sz w:val="21"/>
+          <w:szCs w:val="21"/>
+          <w14:ligatures w14:val="none"/>
+        </w:rPr>
+        <w:t>[</w:t>
+      </w:r>
+      <w:r>
+        <w:rPr>
+          <w:rFonts w:ascii="Consolas" w:eastAsia="Times New Roman" w:hAnsi="Consolas" w:cs="Times New Roman"/>
+          <w:color w:val="0A3069"/>
+          <w:kern w:val="0"/>
+          <w:sz w:val="21"/>
+          <w:szCs w:val="21"/>
+          <w14:ligatures w14:val="none"/>
+        </w:rPr>
+        <w:t>'list'</w:t>
+      </w:r>
+      <w:r>
+        <w:rPr>
+          <w:rFonts w:ascii="Consolas" w:eastAsia="Times New Roman" w:hAnsi="Consolas" w:cs="Times New Roman"/>
+          <w:color w:val="000000"/>
+          <w:kern w:val="0"/>
+          <w:sz w:val="21"/>
+          <w:szCs w:val="21"/>
+          <w14:ligatures w14:val="none"/>
+        </w:rPr>
+        <w:t>][</w:t>
+      </w:r>
+      <w:r>
+        <w:rPr>
+          <w:rFonts w:ascii="Consolas" w:eastAsia="Times New Roman" w:hAnsi="Consolas" w:cs="Times New Roman"/>
+          <w:color w:val="098658"/>
+          <w:kern w:val="0"/>
+          <w:sz w:val="21"/>
+          <w:szCs w:val="21"/>
+          <w14:ligatures w14:val="none"/>
+        </w:rPr>
+        <w:t>0</w:t>
+      </w:r>
+      <w:r>
+        <w:rPr>
+          <w:rFonts w:ascii="Consolas" w:eastAsia="Times New Roman" w:hAnsi="Consolas" w:cs="Times New Roman"/>
+          <w:color w:val="000000"/>
+          <w:kern w:val="0"/>
+          <w:sz w:val="21"/>
+          <w:szCs w:val="21"/>
+          <w14:ligatures w14:val="none"/>
+        </w:rPr>
+        <w:t>]}</w:t>
+      </w:r>
+      <w:r>
+        <w:rPr>
+          <w:rFonts w:ascii="Consolas" w:eastAsia="Times New Roman" w:hAnsi="Consolas" w:cs="Times New Roman"/>
+          <w:color w:val="0A3069"/>
+          <w:kern w:val="0"/>
+          <w:sz w:val="21"/>
+          <w:szCs w:val="21"/>
+          <w14:ligatures w14:val="none"/>
+        </w:rPr>
+        <w:t>"</w:t>
+      </w:r>
+      <w:r>
+        <w:rPr>
+          <w:rFonts w:ascii="Consolas" w:eastAsia="Times New Roman" w:hAnsi="Consolas" w:cs="Times New Roman"/>
+          <w:color w:val="202020"/>
+          <w:kern w:val="0"/>
+          <w:sz w:val="21"/>
+          <w:szCs w:val="21"/>
+          <w14:ligatures w14:val="none"/>
+        </w:rPr>
+        <w:t>);</w:t>
+      </w:r>
+    </w:p>
+    <w:p>
+      <w:pPr>
+        <w:shd w:val="clear" w:color="auto" w:fill="FFFFFF"/>
+        <w:spacing w:after="0" w:line="285" w:lineRule="atLeast"/>
+        <w:rPr>
+          <w:rFonts w:ascii="Consolas" w:eastAsia="Times New Roman" w:hAnsi="Consolas" w:cs="Times New Roman"/>
+          <w:color w:val="202020"/>
+          <w:kern w:val="0"/>
+          <w:sz w:val="21"/>
+          <w:szCs w:val="21"/>
+          <w14:ligatures w14:val="none"/>
+        </w:rPr>
+      </w:pPr>
+      <w:r>
+        <w:rPr>
+          <w:rFonts w:ascii="Consolas" w:eastAsia="Times New Roman" w:hAnsi="Consolas" w:cs="Times New Roman"/>
+          <w:color w:val="202020"/>
+          <w:kern w:val="0"/>
+          <w:sz w:val="21"/>
+          <w:szCs w:val="21"/>
+          <w14:ligatures w14:val="none"/>
+        </w:rPr>
+        <w:t xml:space="preserve">      </w:t>
+      </w:r>
+      <w:r>
+        <w:rPr>
+          <w:rFonts w:ascii="Consolas" w:eastAsia="Times New Roman" w:hAnsi="Consolas" w:cs="Times New Roman"/>
+          <w:color w:val="AF00DB"/>
+          <w:kern w:val="0"/>
+          <w:sz w:val="21"/>
+          <w:szCs w:val="21"/>
+          <w14:ligatures w14:val="none"/>
+        </w:rPr>
+        <w:t>return</w:t>
+      </w:r>
+      <w:r>
+        <w:rPr>
+          <w:rFonts w:ascii="Consolas" w:eastAsia="Times New Roman" w:hAnsi="Consolas" w:cs="Times New Roman"/>
+          <w:color w:val="202020"/>
+          <w:kern w:val="0"/>
+          <w:sz w:val="21"/>
+          <w:szCs w:val="21"/>
+          <w14:ligatures w14:val="none"/>
+        </w:rPr>
+        <w:t xml:space="preserve"> </w:t>
+      </w:r>
+      <w:r>
+        <w:rPr>
+          <w:rFonts w:ascii="Consolas" w:eastAsia="Times New Roman" w:hAnsi="Consolas" w:cs="Times New Roman"/>
+          <w:color w:val="000000"/>
+          <w:kern w:val="0"/>
+          <w:sz w:val="21"/>
+          <w:szCs w:val="21"/>
+          <w14:ligatures w14:val="none"/>
+        </w:rPr>
+        <w:t>WeatherModel</w:t>
+      </w:r>
+      <w:r>
+        <w:rPr>
+          <w:rFonts w:ascii="Consolas" w:eastAsia="Times New Roman" w:hAnsi="Consolas" w:cs="Times New Roman"/>
+          <w:color w:val="202020"/>
+          <w:kern w:val="0"/>
+          <w:sz w:val="21"/>
+          <w:szCs w:val="21"/>
+          <w14:ligatures w14:val="none"/>
+        </w:rPr>
+        <w:t>.</w:t>
+      </w:r>
+      <w:r>
+        <w:rPr>
+          <w:rFonts w:ascii="Consolas" w:eastAsia="Times New Roman" w:hAnsi="Consolas" w:cs="Times New Roman"/>
+          <w:color w:val="000000"/>
+          <w:kern w:val="0"/>
+          <w:sz w:val="21"/>
+          <w:szCs w:val="21"/>
+          <w14:ligatures w14:val="none"/>
+        </w:rPr>
+        <w:t>fromJson</w:t>
+      </w:r>
+      <w:r>
+        <w:rPr>
+          <w:rFonts w:ascii="Consolas" w:eastAsia="Times New Roman" w:hAnsi="Consolas" w:cs="Times New Roman"/>
+          <w:color w:val="202020"/>
+          <w:kern w:val="0"/>
+          <w:sz w:val="21"/>
+          <w:szCs w:val="21"/>
+          <w14:ligatures w14:val="none"/>
+        </w:rPr>
+        <w:t>(</w:t>
+      </w:r>
+      <w:r>
+        <w:rPr>
+          <w:rFonts w:ascii="Consolas" w:eastAsia="Times New Roman" w:hAnsi="Consolas" w:cs="Times New Roman"/>
+          <w:color w:val="1F2328"/>
+          <w:kern w:val="0"/>
+          <w:sz w:val="21"/>
+          <w:szCs w:val="21"/>
+          <w14:ligatures w14:val="none"/>
+        </w:rPr>
+        <w:t>data</w:t>
+      </w:r>
+      <w:r>
+        <w:rPr>
+          <w:rFonts w:ascii="Consolas" w:eastAsia="Times New Roman" w:hAnsi="Consolas" w:cs="Times New Roman"/>
+          <w:color w:val="202020"/>
+          <w:kern w:val="0"/>
+          <w:sz w:val="21"/>
+          <w:szCs w:val="21"/>
+          <w14:ligatures w14:val="none"/>
+        </w:rPr>
+        <w:t>[</w:t>
+      </w:r>
+      <w:r>
+        <w:rPr>
+          <w:rFonts w:ascii="Consolas" w:eastAsia="Times New Roman" w:hAnsi="Consolas" w:cs="Times New Roman"/>
+          <w:color w:val="0A3069"/>
+          <w:kern w:val="0"/>
+          <w:sz w:val="21"/>
+          <w:szCs w:val="21"/>
+          <w14:ligatures w14:val="none"/>
+        </w:rPr>
+        <w:t>'list'</w:t>
+      </w:r>
+      <w:r>
+        <w:rPr>
+          <w:rFonts w:ascii="Consolas" w:eastAsia="Times New Roman" w:hAnsi="Consolas" w:cs="Times New Roman"/>
+          <w:color w:val="202020"/>
+          <w:kern w:val="0"/>
+          <w:sz w:val="21"/>
+          <w:szCs w:val="21"/>
+          <w14:ligatures w14:val="none"/>
+        </w:rPr>
+        <w:t>][</w:t>
+      </w:r>
+      <w:r>
+        <w:rPr>
+          <w:rFonts w:ascii="Consolas" w:eastAsia="Times New Roman" w:hAnsi="Consolas" w:cs="Times New Roman"/>
+          <w:color w:val="098658"/>
+          <w:kern w:val="0"/>
+          <w:sz w:val="21"/>
+          <w:szCs w:val="21"/>
+          <w14:ligatures w14:val="none"/>
+        </w:rPr>
+        <w:t>0</w:t>
+      </w:r>
+      <w:r>
+        <w:rPr>
+          <w:rFonts w:ascii="Consolas" w:eastAsia="Times New Roman" w:hAnsi="Consolas" w:cs="Times New Roman"/>
+          <w:color w:val="202020"/>
+          <w:kern w:val="0"/>
+          <w:sz w:val="21"/>
+          <w:szCs w:val="21"/>
+          <w14:ligatures w14:val="none"/>
+        </w:rPr>
+        <w:t>]);</w:t>
+      </w:r>
+    </w:p>
+    <w:p>
+      <w:pPr>
+        <w:shd w:val="clear" w:color="auto" w:fill="FFFFFF"/>
+        <w:spacing w:after="0" w:line="285" w:lineRule="atLeast"/>
+        <w:rPr>
+          <w:rFonts w:ascii="Consolas" w:eastAsia="Times New Roman" w:hAnsi="Consolas" w:cs="Times New Roman"/>
+          <w:color w:val="202020"/>
+          <w:kern w:val="0"/>
+          <w:sz w:val="21"/>
+          <w:szCs w:val="21"/>
+          <w14:ligatures w14:val="none"/>
+        </w:rPr>
+      </w:pPr>
+      <w:r>
+        <w:rPr>
+          <w:rFonts w:ascii="Consolas" w:eastAsia="Times New Roman" w:hAnsi="Consolas" w:cs="Times New Roman"/>
+          <w:color w:val="202020"/>
+          <w:kern w:val="0"/>
+          <w:sz w:val="21"/>
+          <w:szCs w:val="21"/>
+          <w14:ligatures w14:val="none"/>
+        </w:rPr>
+        <w:t xml:space="preserve">    } </w:t>
+      </w:r>
+      <w:r>
+        <w:rPr>
+          <w:rFonts w:ascii="Consolas" w:eastAsia="Times New Roman" w:hAnsi="Consolas" w:cs="Times New Roman"/>
+          <w:color w:val="AF00DB"/>
+          <w:kern w:val="0"/>
+          <w:sz w:val="21"/>
+          <w:szCs w:val="21"/>
+          <w14:ligatures w14:val="none"/>
+        </w:rPr>
+        <w:t>catch</w:t>
+      </w:r>
+      <w:r>
+        <w:rPr>
+          <w:rFonts w:ascii="Consolas" w:eastAsia="Times New Roman" w:hAnsi="Consolas" w:cs="Times New Roman"/>
+          <w:color w:val="202020"/>
+          <w:kern w:val="0"/>
+          <w:sz w:val="21"/>
+          <w:szCs w:val="21"/>
+          <w14:ligatures w14:val="none"/>
+        </w:rPr>
+        <w:t xml:space="preserve"> (</w:t>
+      </w:r>
+      <w:r>
+        <w:rPr>
+          <w:rFonts w:ascii="Consolas" w:eastAsia="Times New Roman" w:hAnsi="Consolas" w:cs="Times New Roman"/>
+          <w:color w:val="1F2328"/>
+          <w:kern w:val="0"/>
+          <w:sz w:val="21"/>
+          <w:szCs w:val="21"/>
+          <w14:ligatures w14:val="none"/>
+        </w:rPr>
+        <w:t>e</w:t>
+      </w:r>
+      <w:r>
+        <w:rPr>
+          <w:rFonts w:ascii="Consolas" w:eastAsia="Times New Roman" w:hAnsi="Consolas" w:cs="Times New Roman"/>
+          <w:color w:val="202020"/>
+          <w:kern w:val="0"/>
+          <w:sz w:val="21"/>
+          <w:szCs w:val="21"/>
+          <w14:ligatures w14:val="none"/>
+        </w:rPr>
+        <w:t>) {</w:t>
+      </w:r>
+    </w:p>
+    <w:p>
+      <w:pPr>
+        <w:shd w:val="clear" w:color="auto" w:fill="FFFFFF"/>
+        <w:spacing w:after="0" w:line="285" w:lineRule="atLeast"/>
+        <w:rPr>
+          <w:rFonts w:ascii="Consolas" w:eastAsia="Times New Roman" w:hAnsi="Consolas" w:cs="Times New Roman"/>
+          <w:color w:val="202020"/>
+          <w:kern w:val="0"/>
+          <w:sz w:val="21"/>
+          <w:szCs w:val="21"/>
+          <w14:ligatures w14:val="none"/>
+        </w:rPr>
+      </w:pPr>
+      <w:r>
+        <w:rPr>
+          <w:rFonts w:ascii="Consolas" w:eastAsia="Times New Roman" w:hAnsi="Consolas" w:cs="Times New Roman"/>
+          <w:color w:val="202020"/>
+          <w:kern w:val="0"/>
+          <w:sz w:val="21"/>
+          <w:szCs w:val="21"/>
+          <w14:ligatures w14:val="none"/>
+        </w:rPr>
+        <w:t xml:space="preserve">      </w:t>
+      </w:r>
+      <w:r>
+        <w:rPr>
+          <w:rFonts w:ascii="Consolas" w:eastAsia="Times New Roman" w:hAnsi="Consolas" w:cs="Times New Roman"/>
+          <w:color w:val="AF00DB"/>
+          <w:kern w:val="0"/>
+          <w:sz w:val="21"/>
+          <w:szCs w:val="21"/>
+          <w14:ligatures w14:val="none"/>
+        </w:rPr>
+        <w:t>throw</w:t>
+      </w:r>
+      <w:r>
+        <w:rPr>
+          <w:rFonts w:ascii="Consolas" w:eastAsia="Times New Roman" w:hAnsi="Consolas" w:cs="Times New Roman"/>
+          <w:color w:val="202020"/>
+          <w:kern w:val="0"/>
+          <w:sz w:val="21"/>
+          <w:szCs w:val="21"/>
+          <w14:ligatures w14:val="none"/>
+        </w:rPr>
+        <w:t xml:space="preserve"> </w:t>
+      </w:r>
+      <w:proofErr w:type="gramStart"/>
+      <w:r>
+        <w:rPr>
+          <w:rFonts w:ascii="Consolas" w:eastAsia="Times New Roman" w:hAnsi="Consolas" w:cs="Times New Roman"/>
+          <w:color w:val="1F2328"/>
+          <w:kern w:val="0"/>
+          <w:sz w:val="21"/>
+          <w:szCs w:val="21"/>
+          <w14:ligatures w14:val="none"/>
+        </w:rPr>
+        <w:t>e</w:t>
+      </w:r>
+      <w:r>
+        <w:rPr>
+          <w:rFonts w:ascii="Consolas" w:eastAsia="Times New Roman" w:hAnsi="Consolas" w:cs="Times New Roman"/>
+          <w:color w:val="202020"/>
+          <w:kern w:val="0"/>
+          <w:sz w:val="21"/>
+          <w:szCs w:val="21"/>
+          <w14:ligatures w14:val="none"/>
+        </w:rPr>
+        <w:t>.</w:t>
+      </w:r>
+      <w:r>
+        <w:rPr>
+          <w:rFonts w:ascii="Consolas" w:eastAsia="Times New Roman" w:hAnsi="Consolas" w:cs="Times New Roman"/>
+          <w:color w:val="8250DF"/>
+          <w:kern w:val="0"/>
+          <w:sz w:val="21"/>
+          <w:szCs w:val="21"/>
+          <w14:ligatures w14:val="none"/>
+        </w:rPr>
+        <w:t>toString</w:t>
+      </w:r>
+      <w:proofErr w:type="gramEnd"/>
+      <w:r>
+        <w:rPr>
+          <w:rFonts w:ascii="Consolas" w:eastAsia="Times New Roman" w:hAnsi="Consolas" w:cs="Times New Roman"/>
+          <w:color w:val="202020"/>
+          <w:kern w:val="0"/>
+          <w:sz w:val="21"/>
+          <w:szCs w:val="21"/>
+          <w14:ligatures w14:val="none"/>
+        </w:rPr>
+        <w:t>();</w:t>
+      </w:r>
+    </w:p>
+    <w:p>
+      <w:pPr>
+        <w:shd w:val="clear" w:color="auto" w:fill="FFFFFF"/>
+        <w:spacing w:after="0" w:line="285" w:lineRule="atLeast"/>
+        <w:rPr>
+          <w:rFonts w:ascii="Consolas" w:eastAsia="Times New Roman" w:hAnsi="Consolas" w:cs="Times New Roman"/>
+          <w:color w:val="202020"/>
+          <w:kern w:val="0"/>
+          <w:sz w:val="21"/>
+          <w:szCs w:val="21"/>
+          <w14:ligatures w14:val="none"/>
+        </w:rPr>
+      </w:pPr>
+      <w:r>
+        <w:rPr>
+          <w:rFonts w:ascii="Consolas" w:eastAsia="Times New Roman" w:hAnsi="Consolas" w:cs="Times New Roman"/>
+          <w:color w:val="202020"/>
+          <w:kern w:val="0"/>
+          <w:sz w:val="21"/>
+          <w:szCs w:val="21"/>
+          <w14:ligatures w14:val="none"/>
+        </w:rPr>
+        <w:t>    }</w:t>
+      </w:r>
+    </w:p>
+    <w:p>
+      <w:pPr>
+        <w:shd w:val="clear" w:color="auto" w:fill="FFFFFF"/>
+        <w:spacing w:after="0" w:line="285" w:lineRule="atLeast"/>
+        <w:rPr>
+          <w:rFonts w:ascii="Consolas" w:eastAsia="Times New Roman" w:hAnsi="Consolas" w:cs="Times New Roman"/>
+          <w:color w:val="202020"/>
+          <w:kern w:val="0"/>
+          <w:sz w:val="21"/>
+          <w:szCs w:val="21"/>
+          <w14:ligatures w14:val="none"/>
+        </w:rPr>
+      </w:pPr>
+      <w:r>
+        <w:rPr>
+          <w:rFonts w:ascii="Consolas" w:eastAsia="Times New Roman" w:hAnsi="Consolas" w:cs="Times New Roman"/>
+          <w:color w:val="202020"/>
+          <w:kern w:val="0"/>
+          <w:sz w:val="21"/>
+          <w:szCs w:val="21"/>
+          <w14:ligatures w14:val="none"/>
+        </w:rPr>
+        <w:t>  }</w:t>
+      </w:r>
+    </w:p>
+    <w:p>
+      <w:pPr>
+        <w:shd w:val="clear" w:color="auto" w:fill="FFFFFF"/>
+        <w:spacing w:after="0" w:line="285" w:lineRule="atLeast"/>
+        <w:rPr>
+          <w:rFonts w:ascii="Consolas" w:eastAsia="Times New Roman" w:hAnsi="Consolas" w:cs="Times New Roman"/>
+          <w:color w:val="202020"/>
+          <w:kern w:val="0"/>
+          <w:sz w:val="21"/>
+          <w:szCs w:val="21"/>
+          <w14:ligatures w14:val="none"/>
+        </w:rPr>
+      </w:pPr>
+      <w:r>
+        <w:rPr>
+          <w:rFonts w:ascii="Consolas" w:eastAsia="Times New Roman" w:hAnsi="Consolas" w:cs="Times New Roman"/>
+          <w:color w:val="202020"/>
+          <w:kern w:val="0"/>
+          <w:sz w:val="21"/>
+          <w:szCs w:val="21"/>
+          <w14:ligatures w14:val="none"/>
+        </w:rPr>
+        <w:t>}</w:t>
+      </w:r>
+    </w:p>
+    <w:p>
+      <w:pPr>
+        <w:shd w:val="clear" w:color="auto" w:fill="FFFFFF"/>
+        <w:spacing w:after="0" w:line="285" w:lineRule="atLeast"/>
+        <w:ind w:left="720" w:firstLine="720"/>
+        <w:rPr>
+          <w:rFonts w:ascii="Sakkal Majalla" w:eastAsia="Times New Roman" w:hAnsi="Sakkal Majalla" w:cs="Sakkal Majalla"/>
+          <w:color w:val="3B3B3B"/>
+          <w:kern w:val="0"/>
+          <w:sz w:val="28"/>
+          <w:szCs w:val="28"/>
+          <w14:ligatures w14:val="none"/>
+        </w:rPr>
+      </w:pPr>
+      <w:r>
+        <w:rPr>
+          <w:rFonts w:ascii="Sakkal Majalla" w:hAnsi="Sakkal Majalla" w:cs="Sakkal Majalla" w:hint="cs"/>
+          <w:sz w:val="28"/>
+          <w:szCs w:val="28"/>
+        </w:rPr>
+        <w:t>=====================================================</w:t>
+      </w:r>
+    </w:p>
+    <w:p>
+      <w:pPr>
+        <w:shd w:val="clear" w:color="auto" w:fill="FFFFFF"/>
+        <w:spacing w:after="0" w:line="285" w:lineRule="atLeast"/>
+        <w:rPr>
+          <w:rFonts w:ascii="Sakkal Majalla" w:eastAsia="Times New Roman" w:hAnsi="Sakkal Majalla" w:cs="Sakkal Majalla"/>
+          <w:color w:val="202020"/>
+          <w:kern w:val="0"/>
+          <w:sz w:val="28"/>
+          <w:szCs w:val="28"/>
+          <w14:ligatures w14:val="none"/>
+        </w:rPr>
+      </w:pPr>
+    </w:p>
+    <w:p>
+      <w:pPr>
+        <w:shd w:val="clear" w:color="auto" w:fill="FFFFFF"/>
+        <w:spacing w:after="0" w:line="285" w:lineRule="atLeast"/>
+        <w:rPr>
+          <w:rFonts w:ascii="Sakkal Majalla" w:eastAsia="Times New Roman" w:hAnsi="Sakkal Majalla" w:cs="Sakkal Majalla"/>
+          <w:color w:val="202020"/>
+          <w:kern w:val="0"/>
+          <w:sz w:val="28"/>
+          <w:szCs w:val="28"/>
+          <w14:ligatures w14:val="none"/>
+        </w:rPr>
+      </w:pPr>
+    </w:p>
+    <w:p>
+      <w:pPr>
+        <w:shd w:val="clear" w:color="auto" w:fill="FFFFFF"/>
+        <w:spacing w:after="0" w:line="285" w:lineRule="atLeast"/>
+        <w:rPr>
+          <w:rFonts w:ascii="Sakkal Majalla" w:eastAsia="Times New Roman" w:hAnsi="Sakkal Majalla" w:cs="Sakkal Majalla"/>
+          <w:color w:val="202020"/>
+          <w:kern w:val="0"/>
+          <w:sz w:val="28"/>
+          <w:szCs w:val="28"/>
+          <w14:ligatures w14:val="none"/>
+        </w:rPr>
+      </w:pPr>
+    </w:p>
+    <w:p>
+      <w:pPr>
+        <w:shd w:val="clear" w:color="auto" w:fill="FFFFFF"/>
+        <w:spacing w:after="0" w:line="285" w:lineRule="atLeast"/>
+        <w:rPr>
+          <w:rFonts w:ascii="Sakkal Majalla" w:eastAsia="Times New Roman" w:hAnsi="Sakkal Majalla" w:cs="Sakkal Majalla"/>
+          <w:color w:val="202020"/>
+          <w:kern w:val="0"/>
+          <w:sz w:val="28"/>
+          <w:szCs w:val="28"/>
+          <w14:ligatures w14:val="none"/>
+        </w:rPr>
+      </w:pPr>
+    </w:p>
+    <w:p>
+      <w:pPr>
+        <w:shd w:val="clear" w:color="auto" w:fill="FFFFFF"/>
+        <w:spacing w:after="0" w:line="285" w:lineRule="atLeast"/>
+        <w:rPr>
+          <w:rFonts w:ascii="Sakkal Majalla" w:eastAsia="Times New Roman" w:hAnsi="Sakkal Majalla" w:cs="Sakkal Majalla"/>
+          <w:color w:val="202020"/>
+          <w:kern w:val="0"/>
+          <w:sz w:val="28"/>
+          <w:szCs w:val="28"/>
+          <w14:ligatures w14:val="none"/>
+        </w:rPr>
+      </w:pPr>
+    </w:p>
+    <w:p>
+      <w:pPr>
+        <w:shd w:val="clear" w:color="auto" w:fill="FFFFFF"/>
+        <w:spacing w:after="0" w:line="285" w:lineRule="atLeast"/>
+        <w:rPr>
+          <w:rFonts w:ascii="Sakkal Majalla" w:eastAsia="Times New Roman" w:hAnsi="Sakkal Majalla" w:cs="Sakkal Majalla"/>
+          <w:color w:val="202020"/>
+          <w:kern w:val="0"/>
+          <w:sz w:val="28"/>
+          <w:szCs w:val="28"/>
+          <w14:ligatures w14:val="none"/>
+        </w:rPr>
+      </w:pPr>
+    </w:p>
+    <w:p>
+      <w:pPr>
+        <w:shd w:val="clear" w:color="auto" w:fill="FFFFFF"/>
+        <w:spacing w:after="0" w:line="285" w:lineRule="atLeast"/>
+        <w:rPr>
+          <w:rFonts w:ascii="Sakkal Majalla" w:eastAsia="Times New Roman" w:hAnsi="Sakkal Majalla" w:cs="Sakkal Majalla"/>
+          <w:color w:val="202020"/>
+          <w:kern w:val="0"/>
+          <w:sz w:val="28"/>
+          <w:szCs w:val="28"/>
+          <w14:ligatures w14:val="none"/>
+        </w:rPr>
+      </w:pPr>
+    </w:p>
+    <w:p>
+      <w:pPr>
+        <w:shd w:val="clear" w:color="auto" w:fill="FFFFFF"/>
+        <w:spacing w:after="0" w:line="285" w:lineRule="atLeast"/>
+        <w:rPr>
+          <w:rFonts w:ascii="Sakkal Majalla" w:eastAsia="Times New Roman" w:hAnsi="Sakkal Majalla" w:cs="Sakkal Majalla"/>
+          <w:color w:val="202020"/>
+          <w:kern w:val="0"/>
+          <w:sz w:val="28"/>
+          <w:szCs w:val="28"/>
+          <w14:ligatures w14:val="none"/>
+        </w:rPr>
+      </w:pPr>
+    </w:p>
+    <w:p>
+      <w:pPr>
+        <w:shd w:val="clear" w:color="auto" w:fill="FFFFFF"/>
+        <w:spacing w:after="0" w:line="285" w:lineRule="atLeast"/>
+        <w:rPr>
+          <w:rFonts w:ascii="Sakkal Majalla" w:eastAsia="Times New Roman" w:hAnsi="Sakkal Majalla" w:cs="Sakkal Majalla"/>
+          <w:color w:val="202020"/>
+          <w:kern w:val="0"/>
+          <w:sz w:val="28"/>
+          <w:szCs w:val="28"/>
+          <w14:ligatures w14:val="none"/>
+        </w:rPr>
+      </w:pPr>
+    </w:p>
+    <w:p>
+      <w:pPr>
+        <w:shd w:val="clear" w:color="auto" w:fill="FFFFFF"/>
+        <w:spacing w:after="0" w:line="285" w:lineRule="atLeast"/>
+        <w:rPr>
+          <w:rFonts w:ascii="Sakkal Majalla" w:eastAsia="Times New Roman" w:hAnsi="Sakkal Majalla" w:cs="Sakkal Majalla"/>
+          <w:color w:val="202020"/>
+          <w:kern w:val="0"/>
+          <w:sz w:val="28"/>
+          <w:szCs w:val="28"/>
+          <w14:ligatures w14:val="none"/>
+        </w:rPr>
+      </w:pPr>
+    </w:p>
+    <w:p>
+      <w:pPr>
+        <w:shd w:val="clear" w:color="auto" w:fill="FFFFFF"/>
+        <w:spacing w:after="0" w:line="285" w:lineRule="atLeast"/>
+        <w:rPr>
+          <w:rFonts w:ascii="Sakkal Majalla" w:eastAsia="Times New Roman" w:hAnsi="Sakkal Majalla" w:cs="Sakkal Majalla"/>
+          <w:color w:val="202020"/>
+          <w:kern w:val="0"/>
+          <w:sz w:val="28"/>
+          <w:szCs w:val="28"/>
+          <w14:ligatures w14:val="none"/>
+        </w:rPr>
+      </w:pPr>
+    </w:p>
+    <w:p>
+      <w:pPr>
+        <w:shd w:val="clear" w:color="auto" w:fill="FFFFFF"/>
+        <w:spacing w:after="0" w:line="285" w:lineRule="atLeast"/>
+        <w:rPr>
+          <w:rFonts w:ascii="Sakkal Majalla" w:eastAsia="Times New Roman" w:hAnsi="Sakkal Majalla" w:cs="Sakkal Majalla"/>
+          <w:color w:val="202020"/>
+          <w:kern w:val="0"/>
+          <w:sz w:val="28"/>
+          <w:szCs w:val="28"/>
+          <w14:ligatures w14:val="none"/>
+        </w:rPr>
+      </w:pPr>
+    </w:p>
+    <w:p>
+      <w:pPr>
+        <w:shd w:val="clear" w:color="auto" w:fill="FFFFFF"/>
+        <w:spacing w:after="0" w:line="285" w:lineRule="atLeast"/>
+        <w:rPr>
+          <w:rFonts w:ascii="Sakkal Majalla" w:eastAsia="Times New Roman" w:hAnsi="Sakkal Majalla" w:cs="Sakkal Majalla"/>
+          <w:color w:val="202020"/>
+          <w:kern w:val="0"/>
+          <w:sz w:val="28"/>
+          <w:szCs w:val="28"/>
+          <w14:ligatures w14:val="none"/>
+        </w:rPr>
+      </w:pPr>
+    </w:p>
+    <w:p>
+      <w:pPr>
+        <w:shd w:val="clear" w:color="auto" w:fill="FFFFFF"/>
+        <w:spacing w:after="0" w:line="285" w:lineRule="atLeast"/>
+        <w:rPr>
+          <w:rFonts w:ascii="Sakkal Majalla" w:eastAsia="Times New Roman" w:hAnsi="Sakkal Majalla" w:cs="Sakkal Majalla"/>
+          <w:color w:val="202020"/>
+          <w:kern w:val="0"/>
+          <w:sz w:val="28"/>
+          <w:szCs w:val="28"/>
+          <w14:ligatures w14:val="none"/>
+        </w:rPr>
+      </w:pPr>
+    </w:p>
+    <w:p>
+      <w:pPr>
+        <w:shd w:val="clear" w:color="auto" w:fill="FFFFFF"/>
+        <w:spacing w:after="0" w:line="285" w:lineRule="atLeast"/>
+        <w:rPr>
+          <w:rFonts w:ascii="Sakkal Majalla" w:eastAsia="Times New Roman" w:hAnsi="Sakkal Majalla" w:cs="Sakkal Majalla"/>
+          <w:color w:val="202020"/>
+          <w:kern w:val="0"/>
+          <w:sz w:val="28"/>
+          <w:szCs w:val="28"/>
+          <w14:ligatures w14:val="none"/>
+        </w:rPr>
+      </w:pPr>
+    </w:p>
+    <w:p>
+      <w:pPr>
+        <w:shd w:val="clear" w:color="auto" w:fill="FFFFFF"/>
+        <w:spacing w:after="0" w:line="285" w:lineRule="atLeast"/>
+        <w:rPr>
+          <w:rFonts w:ascii="Sakkal Majalla" w:eastAsia="Times New Roman" w:hAnsi="Sakkal Majalla" w:cs="Sakkal Majalla"/>
+          <w:color w:val="202020"/>
+          <w:kern w:val="0"/>
+          <w:sz w:val="28"/>
+          <w:szCs w:val="28"/>
+          <w14:ligatures w14:val="none"/>
+        </w:rPr>
+      </w:pPr>
+    </w:p>
+    <w:p>
+      <w:pPr>
+        <w:shd w:val="clear" w:color="auto" w:fill="FFFFFF"/>
+        <w:spacing w:after="0" w:line="285" w:lineRule="atLeast"/>
+        <w:rPr>
+          <w:rFonts w:ascii="Sakkal Majalla" w:eastAsia="Times New Roman" w:hAnsi="Sakkal Majalla" w:cs="Sakkal Majalla"/>
+          <w:color w:val="202020"/>
+          <w:kern w:val="0"/>
+          <w:sz w:val="28"/>
+          <w:szCs w:val="28"/>
+          <w14:ligatures w14:val="none"/>
+        </w:rPr>
+      </w:pPr>
+      <w:r>
+        <w:rPr>
+          <w:rFonts w:ascii="Sakkal Majalla" w:eastAsia="Times New Roman" w:hAnsi="Sakkal Majalla" w:cs="Sakkal Majalla"/>
+          <w:color w:val="202020"/>
+          <w:kern w:val="0"/>
+          <w:sz w:val="28"/>
+          <w:szCs w:val="28"/>
+          <w14:ligatures w14:val="none"/>
+        </w:rPr>
+        <w:lastRenderedPageBreak/>
+        <w:t>To use the repository with the bloc, we can use The RepositoryProvider &amp; BlocProvider:</w:t>
+      </w:r>
+    </w:p>
+    <w:p>
+      <w:pPr>
+        <w:shd w:val="clear" w:color="auto" w:fill="FFFFFF"/>
+        <w:spacing w:after="0" w:line="285" w:lineRule="atLeast"/>
+        <w:rPr>
+          <w:rFonts w:ascii="Consolas" w:eastAsia="Times New Roman" w:hAnsi="Consolas" w:cs="Times New Roman"/>
+          <w:color w:val="202020"/>
+          <w:kern w:val="0"/>
+          <w:sz w:val="21"/>
+          <w:szCs w:val="21"/>
+          <w14:ligatures w14:val="none"/>
+        </w:rPr>
+      </w:pPr>
+      <w:r>
+        <w:rPr>
+          <w:rFonts w:ascii="Consolas" w:eastAsia="Times New Roman" w:hAnsi="Consolas" w:cs="Times New Roman"/>
+          <w:color w:val="CF222E"/>
+          <w:kern w:val="0"/>
+          <w:sz w:val="21"/>
+          <w:szCs w:val="21"/>
+          <w14:ligatures w14:val="none"/>
+        </w:rPr>
+        <w:t>class</w:t>
+      </w:r>
+      <w:r>
+        <w:rPr>
+          <w:rFonts w:ascii="Consolas" w:eastAsia="Times New Roman" w:hAnsi="Consolas" w:cs="Times New Roman"/>
+          <w:color w:val="202020"/>
+          <w:kern w:val="0"/>
+          <w:sz w:val="21"/>
+          <w:szCs w:val="21"/>
+          <w14:ligatures w14:val="none"/>
+        </w:rPr>
+        <w:t xml:space="preserve"> </w:t>
+      </w:r>
+      <w:r>
+        <w:rPr>
+          <w:rFonts w:ascii="Consolas" w:eastAsia="Times New Roman" w:hAnsi="Consolas" w:cs="Times New Roman"/>
+          <w:color w:val="267F99"/>
+          <w:kern w:val="0"/>
+          <w:sz w:val="21"/>
+          <w:szCs w:val="21"/>
+          <w14:ligatures w14:val="none"/>
+        </w:rPr>
+        <w:t>MyApp</w:t>
+      </w:r>
+      <w:r>
+        <w:rPr>
+          <w:rFonts w:ascii="Consolas" w:eastAsia="Times New Roman" w:hAnsi="Consolas" w:cs="Times New Roman"/>
+          <w:color w:val="202020"/>
+          <w:kern w:val="0"/>
+          <w:sz w:val="21"/>
+          <w:szCs w:val="21"/>
+          <w14:ligatures w14:val="none"/>
+        </w:rPr>
+        <w:t xml:space="preserve"> </w:t>
+      </w:r>
+      <w:r>
+        <w:rPr>
+          <w:rFonts w:ascii="Consolas" w:eastAsia="Times New Roman" w:hAnsi="Consolas" w:cs="Times New Roman"/>
+          <w:color w:val="CF222E"/>
+          <w:kern w:val="0"/>
+          <w:sz w:val="21"/>
+          <w:szCs w:val="21"/>
+          <w14:ligatures w14:val="none"/>
+        </w:rPr>
+        <w:t>extends</w:t>
+      </w:r>
+      <w:r>
+        <w:rPr>
+          <w:rFonts w:ascii="Consolas" w:eastAsia="Times New Roman" w:hAnsi="Consolas" w:cs="Times New Roman"/>
+          <w:color w:val="202020"/>
+          <w:kern w:val="0"/>
+          <w:sz w:val="21"/>
+          <w:szCs w:val="21"/>
+          <w14:ligatures w14:val="none"/>
+        </w:rPr>
+        <w:t xml:space="preserve"> </w:t>
+      </w:r>
+      <w:r>
+        <w:rPr>
+          <w:rFonts w:ascii="Consolas" w:eastAsia="Times New Roman" w:hAnsi="Consolas" w:cs="Times New Roman"/>
+          <w:color w:val="000000"/>
+          <w:kern w:val="0"/>
+          <w:sz w:val="21"/>
+          <w:szCs w:val="21"/>
+          <w14:ligatures w14:val="none"/>
+        </w:rPr>
+        <w:t>StatelessWidget</w:t>
+      </w:r>
+      <w:r>
+        <w:rPr>
+          <w:rFonts w:ascii="Consolas" w:eastAsia="Times New Roman" w:hAnsi="Consolas" w:cs="Times New Roman"/>
+          <w:color w:val="202020"/>
+          <w:kern w:val="0"/>
+          <w:sz w:val="21"/>
+          <w:szCs w:val="21"/>
+          <w14:ligatures w14:val="none"/>
+        </w:rPr>
+        <w:t xml:space="preserve"> {</w:t>
+      </w:r>
+    </w:p>
+    <w:p>
+      <w:pPr>
+        <w:shd w:val="clear" w:color="auto" w:fill="FFFFFF"/>
+        <w:spacing w:after="0" w:line="285" w:lineRule="atLeast"/>
+        <w:rPr>
+          <w:rFonts w:ascii="Consolas" w:eastAsia="Times New Roman" w:hAnsi="Consolas" w:cs="Times New Roman"/>
+          <w:color w:val="202020"/>
+          <w:kern w:val="0"/>
+          <w:sz w:val="21"/>
+          <w:szCs w:val="21"/>
+          <w14:ligatures w14:val="none"/>
+        </w:rPr>
+      </w:pPr>
+      <w:r>
+        <w:rPr>
+          <w:rFonts w:ascii="Consolas" w:eastAsia="Times New Roman" w:hAnsi="Consolas" w:cs="Times New Roman"/>
+          <w:color w:val="202020"/>
+          <w:kern w:val="0"/>
+          <w:sz w:val="21"/>
+          <w:szCs w:val="21"/>
+          <w14:ligatures w14:val="none"/>
+        </w:rPr>
+        <w:t xml:space="preserve">  </w:t>
+      </w:r>
+      <w:r>
+        <w:rPr>
+          <w:rFonts w:ascii="Consolas" w:eastAsia="Times New Roman" w:hAnsi="Consolas" w:cs="Times New Roman"/>
+          <w:color w:val="CF222E"/>
+          <w:kern w:val="0"/>
+          <w:sz w:val="21"/>
+          <w:szCs w:val="21"/>
+          <w14:ligatures w14:val="none"/>
+        </w:rPr>
+        <w:t>const</w:t>
+      </w:r>
+      <w:r>
+        <w:rPr>
+          <w:rFonts w:ascii="Consolas" w:eastAsia="Times New Roman" w:hAnsi="Consolas" w:cs="Times New Roman"/>
+          <w:color w:val="202020"/>
+          <w:kern w:val="0"/>
+          <w:sz w:val="21"/>
+          <w:szCs w:val="21"/>
+          <w14:ligatures w14:val="none"/>
+        </w:rPr>
+        <w:t xml:space="preserve"> </w:t>
+      </w:r>
+      <w:r>
+        <w:rPr>
+          <w:rFonts w:ascii="Consolas" w:eastAsia="Times New Roman" w:hAnsi="Consolas" w:cs="Times New Roman"/>
+          <w:color w:val="267F99"/>
+          <w:kern w:val="0"/>
+          <w:sz w:val="21"/>
+          <w:szCs w:val="21"/>
+          <w14:ligatures w14:val="none"/>
+        </w:rPr>
+        <w:t>MyApp</w:t>
+      </w:r>
+      <w:r>
+        <w:rPr>
+          <w:rFonts w:ascii="Consolas" w:eastAsia="Times New Roman" w:hAnsi="Consolas" w:cs="Times New Roman"/>
+          <w:color w:val="202020"/>
+          <w:kern w:val="0"/>
+          <w:sz w:val="21"/>
+          <w:szCs w:val="21"/>
+          <w14:ligatures w14:val="none"/>
+        </w:rPr>
+        <w:t>({</w:t>
+      </w:r>
+      <w:r>
+        <w:rPr>
+          <w:rFonts w:ascii="Consolas" w:eastAsia="Times New Roman" w:hAnsi="Consolas" w:cs="Times New Roman"/>
+          <w:color w:val="CF222E"/>
+          <w:kern w:val="0"/>
+          <w:sz w:val="21"/>
+          <w:szCs w:val="21"/>
+          <w14:ligatures w14:val="none"/>
+        </w:rPr>
+        <w:t>super</w:t>
+      </w:r>
+      <w:r>
+        <w:rPr>
+          <w:rFonts w:ascii="Consolas" w:eastAsia="Times New Roman" w:hAnsi="Consolas" w:cs="Times New Roman"/>
+          <w:color w:val="202020"/>
+          <w:kern w:val="0"/>
+          <w:sz w:val="21"/>
+          <w:szCs w:val="21"/>
+          <w14:ligatures w14:val="none"/>
+        </w:rPr>
+        <w:t>.</w:t>
+      </w:r>
+      <w:r>
+        <w:rPr>
+          <w:rFonts w:ascii="Consolas" w:eastAsia="Times New Roman" w:hAnsi="Consolas" w:cs="Times New Roman"/>
+          <w:color w:val="953800"/>
+          <w:kern w:val="0"/>
+          <w:sz w:val="21"/>
+          <w:szCs w:val="21"/>
+          <w14:ligatures w14:val="none"/>
+        </w:rPr>
+        <w:t>key</w:t>
+      </w:r>
+      <w:r>
+        <w:rPr>
+          <w:rFonts w:ascii="Consolas" w:eastAsia="Times New Roman" w:hAnsi="Consolas" w:cs="Times New Roman"/>
+          <w:color w:val="202020"/>
+          <w:kern w:val="0"/>
+          <w:sz w:val="21"/>
+          <w:szCs w:val="21"/>
+          <w14:ligatures w14:val="none"/>
+        </w:rPr>
+        <w:t>});</w:t>
+      </w:r>
+    </w:p>
+    <w:p>
+      <w:pPr>
+        <w:shd w:val="clear" w:color="auto" w:fill="FFFFFF"/>
+        <w:spacing w:after="0" w:line="285" w:lineRule="atLeast"/>
+        <w:rPr>
+          <w:rFonts w:ascii="Consolas" w:eastAsia="Times New Roman" w:hAnsi="Consolas" w:cs="Times New Roman"/>
+          <w:color w:val="202020"/>
+          <w:kern w:val="0"/>
+          <w:sz w:val="21"/>
+          <w:szCs w:val="21"/>
+          <w14:ligatures w14:val="none"/>
+        </w:rPr>
+      </w:pPr>
+    </w:p>
+    <w:p>
+      <w:pPr>
+        <w:shd w:val="clear" w:color="auto" w:fill="FFFFFF"/>
+        <w:spacing w:after="0" w:line="285" w:lineRule="atLeast"/>
+        <w:rPr>
+          <w:rFonts w:ascii="Consolas" w:eastAsia="Times New Roman" w:hAnsi="Consolas" w:cs="Times New Roman"/>
+          <w:color w:val="202020"/>
+          <w:kern w:val="0"/>
+          <w:sz w:val="21"/>
+          <w:szCs w:val="21"/>
+          <w14:ligatures w14:val="none"/>
+        </w:rPr>
+      </w:pPr>
+      <w:r>
+        <w:rPr>
+          <w:rFonts w:ascii="Consolas" w:eastAsia="Times New Roman" w:hAnsi="Consolas" w:cs="Times New Roman"/>
+          <w:color w:val="202020"/>
+          <w:kern w:val="0"/>
+          <w:sz w:val="21"/>
+          <w:szCs w:val="21"/>
+          <w14:ligatures w14:val="none"/>
+        </w:rPr>
+        <w:t xml:space="preserve">  </w:t>
+      </w:r>
+      <w:r>
+        <w:rPr>
+          <w:rFonts w:ascii="Consolas" w:eastAsia="Times New Roman" w:hAnsi="Consolas" w:cs="Times New Roman"/>
+          <w:color w:val="953800"/>
+          <w:kern w:val="0"/>
+          <w:sz w:val="21"/>
+          <w:szCs w:val="21"/>
+          <w14:ligatures w14:val="none"/>
+        </w:rPr>
+        <w:t>@</w:t>
+      </w:r>
+      <w:r>
+        <w:rPr>
+          <w:rFonts w:ascii="Consolas" w:eastAsia="Times New Roman" w:hAnsi="Consolas" w:cs="Times New Roman"/>
+          <w:color w:val="1F2328"/>
+          <w:kern w:val="0"/>
+          <w:sz w:val="21"/>
+          <w:szCs w:val="21"/>
+          <w14:ligatures w14:val="none"/>
+        </w:rPr>
+        <w:t>override</w:t>
+      </w:r>
+    </w:p>
+    <w:p>
+      <w:pPr>
+        <w:shd w:val="clear" w:color="auto" w:fill="FFFFFF"/>
+        <w:spacing w:after="0" w:line="285" w:lineRule="atLeast"/>
+        <w:rPr>
+          <w:rFonts w:ascii="Consolas" w:eastAsia="Times New Roman" w:hAnsi="Consolas" w:cs="Times New Roman"/>
+          <w:color w:val="202020"/>
+          <w:kern w:val="0"/>
+          <w:sz w:val="21"/>
+          <w:szCs w:val="21"/>
+          <w14:ligatures w14:val="none"/>
+        </w:rPr>
+      </w:pPr>
+      <w:r>
+        <w:rPr>
+          <w:rFonts w:ascii="Consolas" w:eastAsia="Times New Roman" w:hAnsi="Consolas" w:cs="Times New Roman"/>
+          <w:color w:val="202020"/>
+          <w:kern w:val="0"/>
+          <w:sz w:val="21"/>
+          <w:szCs w:val="21"/>
+          <w14:ligatures w14:val="none"/>
+        </w:rPr>
+        <w:t xml:space="preserve">  </w:t>
+      </w:r>
+      <w:r>
+        <w:rPr>
+          <w:rFonts w:ascii="Consolas" w:eastAsia="Times New Roman" w:hAnsi="Consolas" w:cs="Times New Roman"/>
+          <w:color w:val="000000"/>
+          <w:kern w:val="0"/>
+          <w:sz w:val="21"/>
+          <w:szCs w:val="21"/>
+          <w14:ligatures w14:val="none"/>
+        </w:rPr>
+        <w:t>Widget</w:t>
+      </w:r>
+      <w:r>
+        <w:rPr>
+          <w:rFonts w:ascii="Consolas" w:eastAsia="Times New Roman" w:hAnsi="Consolas" w:cs="Times New Roman"/>
+          <w:color w:val="202020"/>
+          <w:kern w:val="0"/>
+          <w:sz w:val="21"/>
+          <w:szCs w:val="21"/>
+          <w14:ligatures w14:val="none"/>
+        </w:rPr>
+        <w:t xml:space="preserve"> </w:t>
+      </w:r>
+      <w:proofErr w:type="gramStart"/>
+      <w:r>
+        <w:rPr>
+          <w:rFonts w:ascii="Consolas" w:eastAsia="Times New Roman" w:hAnsi="Consolas" w:cs="Times New Roman"/>
+          <w:color w:val="8250DF"/>
+          <w:kern w:val="0"/>
+          <w:sz w:val="21"/>
+          <w:szCs w:val="21"/>
+          <w14:ligatures w14:val="none"/>
+        </w:rPr>
+        <w:t>build</w:t>
+      </w:r>
+      <w:r>
+        <w:rPr>
+          <w:rFonts w:ascii="Consolas" w:eastAsia="Times New Roman" w:hAnsi="Consolas" w:cs="Times New Roman"/>
+          <w:color w:val="202020"/>
+          <w:kern w:val="0"/>
+          <w:sz w:val="21"/>
+          <w:szCs w:val="21"/>
+          <w14:ligatures w14:val="none"/>
+        </w:rPr>
+        <w:t>(</w:t>
+      </w:r>
+      <w:proofErr w:type="gramEnd"/>
+      <w:r>
+        <w:rPr>
+          <w:rFonts w:ascii="Consolas" w:eastAsia="Times New Roman" w:hAnsi="Consolas" w:cs="Times New Roman"/>
+          <w:color w:val="000000"/>
+          <w:kern w:val="0"/>
+          <w:sz w:val="21"/>
+          <w:szCs w:val="21"/>
+          <w14:ligatures w14:val="none"/>
+        </w:rPr>
+        <w:t>BuildContext</w:t>
+      </w:r>
+      <w:r>
+        <w:rPr>
+          <w:rFonts w:ascii="Consolas" w:eastAsia="Times New Roman" w:hAnsi="Consolas" w:cs="Times New Roman"/>
+          <w:color w:val="202020"/>
+          <w:kern w:val="0"/>
+          <w:sz w:val="21"/>
+          <w:szCs w:val="21"/>
+          <w14:ligatures w14:val="none"/>
+        </w:rPr>
+        <w:t xml:space="preserve"> </w:t>
+      </w:r>
+      <w:r>
+        <w:rPr>
+          <w:rFonts w:ascii="Consolas" w:eastAsia="Times New Roman" w:hAnsi="Consolas" w:cs="Times New Roman"/>
+          <w:color w:val="953800"/>
+          <w:kern w:val="0"/>
+          <w:sz w:val="21"/>
+          <w:szCs w:val="21"/>
+          <w14:ligatures w14:val="none"/>
+        </w:rPr>
+        <w:t>context</w:t>
+      </w:r>
+      <w:r>
+        <w:rPr>
+          <w:rFonts w:ascii="Consolas" w:eastAsia="Times New Roman" w:hAnsi="Consolas" w:cs="Times New Roman"/>
+          <w:color w:val="202020"/>
+          <w:kern w:val="0"/>
+          <w:sz w:val="21"/>
+          <w:szCs w:val="21"/>
+          <w14:ligatures w14:val="none"/>
+        </w:rPr>
+        <w:t>) {</w:t>
+      </w:r>
+    </w:p>
+    <w:p>
+      <w:pPr>
+        <w:shd w:val="clear" w:color="auto" w:fill="FFFFFF"/>
+        <w:spacing w:after="0" w:line="285" w:lineRule="atLeast"/>
+        <w:rPr>
+          <w:rFonts w:ascii="Consolas" w:eastAsia="Times New Roman" w:hAnsi="Consolas" w:cs="Times New Roman"/>
+          <w:color w:val="202020"/>
+          <w:kern w:val="0"/>
+          <w:sz w:val="21"/>
+          <w:szCs w:val="21"/>
+          <w14:ligatures w14:val="none"/>
+        </w:rPr>
+      </w:pPr>
+      <w:r>
+        <w:rPr>
+          <w:rFonts w:ascii="Consolas" w:eastAsia="Times New Roman" w:hAnsi="Consolas" w:cs="Times New Roman"/>
+          <w:color w:val="202020"/>
+          <w:kern w:val="0"/>
+          <w:sz w:val="21"/>
+          <w:szCs w:val="21"/>
+          <w14:ligatures w14:val="none"/>
+        </w:rPr>
+        <w:t xml:space="preserve">    </w:t>
+      </w:r>
+      <w:r>
+        <w:rPr>
+          <w:rFonts w:ascii="Consolas" w:eastAsia="Times New Roman" w:hAnsi="Consolas" w:cs="Times New Roman"/>
+          <w:color w:val="6E7781"/>
+          <w:kern w:val="0"/>
+          <w:sz w:val="21"/>
+          <w:szCs w:val="21"/>
+          <w14:ligatures w14:val="none"/>
+        </w:rPr>
+        <w:t>// Note: We have also MultiRepositoryProvider</w:t>
+      </w:r>
+    </w:p>
+    <w:p>
+      <w:pPr>
+        <w:shd w:val="clear" w:color="auto" w:fill="FFFFFF"/>
+        <w:spacing w:after="0" w:line="285" w:lineRule="atLeast"/>
+        <w:rPr>
+          <w:rFonts w:ascii="Consolas" w:eastAsia="Times New Roman" w:hAnsi="Consolas" w:cs="Times New Roman"/>
+          <w:color w:val="202020"/>
+          <w:kern w:val="0"/>
+          <w:sz w:val="21"/>
+          <w:szCs w:val="21"/>
+          <w14:ligatures w14:val="none"/>
+        </w:rPr>
+      </w:pPr>
+      <w:r>
+        <w:rPr>
+          <w:rFonts w:ascii="Consolas" w:eastAsia="Times New Roman" w:hAnsi="Consolas" w:cs="Times New Roman"/>
+          <w:color w:val="202020"/>
+          <w:kern w:val="0"/>
+          <w:sz w:val="21"/>
+          <w:szCs w:val="21"/>
+          <w14:ligatures w14:val="none"/>
+        </w:rPr>
+        <w:t xml:space="preserve">    </w:t>
+      </w:r>
+      <w:r>
+        <w:rPr>
+          <w:rFonts w:ascii="Consolas" w:eastAsia="Times New Roman" w:hAnsi="Consolas" w:cs="Times New Roman"/>
+          <w:color w:val="AF00DB"/>
+          <w:kern w:val="0"/>
+          <w:sz w:val="21"/>
+          <w:szCs w:val="21"/>
+          <w14:ligatures w14:val="none"/>
+        </w:rPr>
+        <w:t>return</w:t>
+      </w:r>
+      <w:r>
+        <w:rPr>
+          <w:rFonts w:ascii="Consolas" w:eastAsia="Times New Roman" w:hAnsi="Consolas" w:cs="Times New Roman"/>
+          <w:color w:val="202020"/>
+          <w:kern w:val="0"/>
+          <w:sz w:val="21"/>
+          <w:szCs w:val="21"/>
+          <w14:ligatures w14:val="none"/>
+        </w:rPr>
+        <w:t xml:space="preserve"> </w:t>
+      </w:r>
+      <w:proofErr w:type="gramStart"/>
+      <w:r>
+        <w:rPr>
+          <w:rFonts w:ascii="Consolas" w:eastAsia="Times New Roman" w:hAnsi="Consolas" w:cs="Times New Roman"/>
+          <w:color w:val="000000"/>
+          <w:kern w:val="0"/>
+          <w:sz w:val="21"/>
+          <w:szCs w:val="21"/>
+          <w14:ligatures w14:val="none"/>
+        </w:rPr>
+        <w:t>RepositoryProvider</w:t>
+      </w:r>
+      <w:r>
+        <w:rPr>
+          <w:rFonts w:ascii="Consolas" w:eastAsia="Times New Roman" w:hAnsi="Consolas" w:cs="Times New Roman"/>
+          <w:color w:val="202020"/>
+          <w:kern w:val="0"/>
+          <w:sz w:val="21"/>
+          <w:szCs w:val="21"/>
+          <w14:ligatures w14:val="none"/>
+        </w:rPr>
+        <w:t>(</w:t>
+      </w:r>
+      <w:proofErr w:type="gramEnd"/>
+    </w:p>
+    <w:p>
+      <w:pPr>
+        <w:shd w:val="clear" w:color="auto" w:fill="FFFFFF"/>
+        <w:spacing w:after="0" w:line="285" w:lineRule="atLeast"/>
+        <w:rPr>
+          <w:rFonts w:ascii="Consolas" w:eastAsia="Times New Roman" w:hAnsi="Consolas" w:cs="Times New Roman"/>
+          <w:color w:val="202020"/>
+          <w:kern w:val="0"/>
+          <w:sz w:val="21"/>
+          <w:szCs w:val="21"/>
+          <w14:ligatures w14:val="none"/>
+        </w:rPr>
+      </w:pPr>
+      <w:r>
+        <w:rPr>
+          <w:rFonts w:ascii="Consolas" w:eastAsia="Times New Roman" w:hAnsi="Consolas" w:cs="Times New Roman"/>
+          <w:color w:val="202020"/>
+          <w:kern w:val="0"/>
+          <w:sz w:val="21"/>
+          <w:szCs w:val="21"/>
+          <w14:ligatures w14:val="none"/>
+        </w:rPr>
+        <w:t xml:space="preserve">      </w:t>
+      </w:r>
+      <w:r>
+        <w:rPr>
+          <w:rFonts w:ascii="Consolas" w:eastAsia="Times New Roman" w:hAnsi="Consolas" w:cs="Times New Roman"/>
+          <w:color w:val="000000"/>
+          <w:kern w:val="0"/>
+          <w:sz w:val="21"/>
+          <w:szCs w:val="21"/>
+          <w14:ligatures w14:val="none"/>
+        </w:rPr>
+        <w:t>create:</w:t>
+      </w:r>
+      <w:r>
+        <w:rPr>
+          <w:rFonts w:ascii="Consolas" w:eastAsia="Times New Roman" w:hAnsi="Consolas" w:cs="Times New Roman"/>
+          <w:color w:val="202020"/>
+          <w:kern w:val="0"/>
+          <w:sz w:val="21"/>
+          <w:szCs w:val="21"/>
+          <w14:ligatures w14:val="none"/>
+        </w:rPr>
+        <w:t xml:space="preserve"> (</w:t>
+      </w:r>
+      <w:r>
+        <w:rPr>
+          <w:rFonts w:ascii="Consolas" w:eastAsia="Times New Roman" w:hAnsi="Consolas" w:cs="Times New Roman"/>
+          <w:color w:val="953800"/>
+          <w:kern w:val="0"/>
+          <w:sz w:val="21"/>
+          <w:szCs w:val="21"/>
+          <w14:ligatures w14:val="none"/>
+        </w:rPr>
+        <w:t>context</w:t>
+      </w:r>
+      <w:r>
+        <w:rPr>
+          <w:rFonts w:ascii="Consolas" w:eastAsia="Times New Roman" w:hAnsi="Consolas" w:cs="Times New Roman"/>
+          <w:color w:val="202020"/>
+          <w:kern w:val="0"/>
+          <w:sz w:val="21"/>
+          <w:szCs w:val="21"/>
+          <w14:ligatures w14:val="none"/>
+        </w:rPr>
+        <w:t xml:space="preserve">) </w:t>
+      </w:r>
+      <w:r>
+        <w:rPr>
+          <w:rFonts w:ascii="Consolas" w:eastAsia="Times New Roman" w:hAnsi="Consolas" w:cs="Times New Roman"/>
+          <w:color w:val="000000"/>
+          <w:kern w:val="0"/>
+          <w:sz w:val="21"/>
+          <w:szCs w:val="21"/>
+          <w14:ligatures w14:val="none"/>
+        </w:rPr>
+        <w:t>=&gt;</w:t>
+      </w:r>
+    </w:p>
+    <w:p>
+      <w:pPr>
+        <w:shd w:val="clear" w:color="auto" w:fill="FFFFFF"/>
+        <w:spacing w:after="0" w:line="285" w:lineRule="atLeast"/>
+        <w:rPr>
+          <w:rFonts w:ascii="Consolas" w:eastAsia="Times New Roman" w:hAnsi="Consolas" w:cs="Times New Roman"/>
+          <w:color w:val="202020"/>
+          <w:kern w:val="0"/>
+          <w:sz w:val="21"/>
+          <w:szCs w:val="21"/>
+          <w14:ligatures w14:val="none"/>
+        </w:rPr>
+      </w:pPr>
+      <w:r>
+        <w:rPr>
+          <w:rFonts w:ascii="Consolas" w:eastAsia="Times New Roman" w:hAnsi="Consolas" w:cs="Times New Roman"/>
+          <w:color w:val="202020"/>
+          <w:kern w:val="0"/>
+          <w:sz w:val="21"/>
+          <w:szCs w:val="21"/>
+          <w14:ligatures w14:val="none"/>
+        </w:rPr>
+        <w:t xml:space="preserve">          </w:t>
+      </w:r>
+      <w:proofErr w:type="gramStart"/>
+      <w:r>
+        <w:rPr>
+          <w:rFonts w:ascii="Consolas" w:eastAsia="Times New Roman" w:hAnsi="Consolas" w:cs="Times New Roman"/>
+          <w:color w:val="000000"/>
+          <w:kern w:val="0"/>
+          <w:sz w:val="21"/>
+          <w:szCs w:val="21"/>
+          <w14:ligatures w14:val="none"/>
+        </w:rPr>
+        <w:t>WeatherRepository</w:t>
+      </w:r>
+      <w:r>
+        <w:rPr>
+          <w:rFonts w:ascii="Consolas" w:eastAsia="Times New Roman" w:hAnsi="Consolas" w:cs="Times New Roman"/>
+          <w:color w:val="202020"/>
+          <w:kern w:val="0"/>
+          <w:sz w:val="21"/>
+          <w:szCs w:val="21"/>
+          <w14:ligatures w14:val="none"/>
+        </w:rPr>
+        <w:t>(</w:t>
+      </w:r>
+      <w:proofErr w:type="gramEnd"/>
+      <w:r>
+        <w:rPr>
+          <w:rFonts w:ascii="Consolas" w:eastAsia="Times New Roman" w:hAnsi="Consolas" w:cs="Times New Roman"/>
+          <w:color w:val="000000"/>
+          <w:kern w:val="0"/>
+          <w:sz w:val="21"/>
+          <w:szCs w:val="21"/>
+          <w14:ligatures w14:val="none"/>
+        </w:rPr>
+        <w:t>weatherDataProvider:</w:t>
+      </w:r>
+      <w:r>
+        <w:rPr>
+          <w:rFonts w:ascii="Consolas" w:eastAsia="Times New Roman" w:hAnsi="Consolas" w:cs="Times New Roman"/>
+          <w:color w:val="202020"/>
+          <w:kern w:val="0"/>
+          <w:sz w:val="21"/>
+          <w:szCs w:val="21"/>
+          <w14:ligatures w14:val="none"/>
+        </w:rPr>
+        <w:t xml:space="preserve"> </w:t>
+      </w:r>
+      <w:proofErr w:type="gramStart"/>
+      <w:r>
+        <w:rPr>
+          <w:rFonts w:ascii="Consolas" w:eastAsia="Times New Roman" w:hAnsi="Consolas" w:cs="Times New Roman"/>
+          <w:color w:val="000000"/>
+          <w:kern w:val="0"/>
+          <w:sz w:val="21"/>
+          <w:szCs w:val="21"/>
+          <w14:ligatures w14:val="none"/>
+        </w:rPr>
+        <w:t>WeatherDataProvider</w:t>
+      </w:r>
+      <w:r>
+        <w:rPr>
+          <w:rFonts w:ascii="Consolas" w:eastAsia="Times New Roman" w:hAnsi="Consolas" w:cs="Times New Roman"/>
+          <w:color w:val="202020"/>
+          <w:kern w:val="0"/>
+          <w:sz w:val="21"/>
+          <w:szCs w:val="21"/>
+          <w14:ligatures w14:val="none"/>
+        </w:rPr>
+        <w:t>(</w:t>
+      </w:r>
+      <w:proofErr w:type="gramEnd"/>
+      <w:r>
+        <w:rPr>
+          <w:rFonts w:ascii="Consolas" w:eastAsia="Times New Roman" w:hAnsi="Consolas" w:cs="Times New Roman"/>
+          <w:color w:val="202020"/>
+          <w:kern w:val="0"/>
+          <w:sz w:val="21"/>
+          <w:szCs w:val="21"/>
+          <w14:ligatures w14:val="none"/>
+        </w:rPr>
+        <w:t>)),</w:t>
+      </w:r>
+    </w:p>
+    <w:p>
+      <w:pPr>
+        <w:shd w:val="clear" w:color="auto" w:fill="FFFFFF"/>
+        <w:spacing w:after="0" w:line="285" w:lineRule="atLeast"/>
+        <w:rPr>
+          <w:rFonts w:ascii="Consolas" w:eastAsia="Times New Roman" w:hAnsi="Consolas" w:cs="Times New Roman"/>
+          <w:color w:val="202020"/>
+          <w:kern w:val="0"/>
+          <w:sz w:val="21"/>
+          <w:szCs w:val="21"/>
+          <w14:ligatures w14:val="none"/>
+        </w:rPr>
+      </w:pPr>
+      <w:r>
+        <w:rPr>
+          <w:rFonts w:ascii="Consolas" w:eastAsia="Times New Roman" w:hAnsi="Consolas" w:cs="Times New Roman"/>
+          <w:color w:val="202020"/>
+          <w:kern w:val="0"/>
+          <w:sz w:val="21"/>
+          <w:szCs w:val="21"/>
+          <w14:ligatures w14:val="none"/>
+        </w:rPr>
+        <w:t xml:space="preserve">      </w:t>
+      </w:r>
+      <w:r>
+        <w:rPr>
+          <w:rFonts w:ascii="Consolas" w:eastAsia="Times New Roman" w:hAnsi="Consolas" w:cs="Times New Roman"/>
+          <w:color w:val="000000"/>
+          <w:kern w:val="0"/>
+          <w:sz w:val="21"/>
+          <w:szCs w:val="21"/>
+          <w14:ligatures w14:val="none"/>
+        </w:rPr>
+        <w:t>child:</w:t>
+      </w:r>
+      <w:r>
+        <w:rPr>
+          <w:rFonts w:ascii="Consolas" w:eastAsia="Times New Roman" w:hAnsi="Consolas" w:cs="Times New Roman"/>
+          <w:color w:val="202020"/>
+          <w:kern w:val="0"/>
+          <w:sz w:val="21"/>
+          <w:szCs w:val="21"/>
+          <w14:ligatures w14:val="none"/>
+        </w:rPr>
+        <w:t xml:space="preserve"> </w:t>
+      </w:r>
+      <w:proofErr w:type="gramStart"/>
+      <w:r>
+        <w:rPr>
+          <w:rFonts w:ascii="Consolas" w:eastAsia="Times New Roman" w:hAnsi="Consolas" w:cs="Times New Roman"/>
+          <w:color w:val="000000"/>
+          <w:kern w:val="0"/>
+          <w:sz w:val="21"/>
+          <w:szCs w:val="21"/>
+          <w14:ligatures w14:val="none"/>
+        </w:rPr>
+        <w:t>BlocProvider</w:t>
+      </w:r>
+      <w:r>
+        <w:rPr>
+          <w:rFonts w:ascii="Consolas" w:eastAsia="Times New Roman" w:hAnsi="Consolas" w:cs="Times New Roman"/>
+          <w:color w:val="202020"/>
+          <w:kern w:val="0"/>
+          <w:sz w:val="21"/>
+          <w:szCs w:val="21"/>
+          <w14:ligatures w14:val="none"/>
+        </w:rPr>
+        <w:t>(</w:t>
+      </w:r>
+      <w:proofErr w:type="gramEnd"/>
+    </w:p>
+    <w:p>
+      <w:pPr>
+        <w:shd w:val="clear" w:color="auto" w:fill="FFFFFF"/>
+        <w:spacing w:after="0" w:line="285" w:lineRule="atLeast"/>
+        <w:rPr>
+          <w:rFonts w:ascii="Consolas" w:eastAsia="Times New Roman" w:hAnsi="Consolas" w:cs="Times New Roman"/>
+          <w:color w:val="202020"/>
+          <w:kern w:val="0"/>
+          <w:sz w:val="21"/>
+          <w:szCs w:val="21"/>
+          <w14:ligatures w14:val="none"/>
+        </w:rPr>
+      </w:pPr>
+      <w:r>
+        <w:rPr>
+          <w:rFonts w:ascii="Consolas" w:eastAsia="Times New Roman" w:hAnsi="Consolas" w:cs="Times New Roman"/>
+          <w:color w:val="202020"/>
+          <w:kern w:val="0"/>
+          <w:sz w:val="21"/>
+          <w:szCs w:val="21"/>
+          <w14:ligatures w14:val="none"/>
+        </w:rPr>
+        <w:t xml:space="preserve">        </w:t>
+      </w:r>
+      <w:r>
+        <w:rPr>
+          <w:rFonts w:ascii="Consolas" w:eastAsia="Times New Roman" w:hAnsi="Consolas" w:cs="Times New Roman"/>
+          <w:color w:val="000000"/>
+          <w:kern w:val="0"/>
+          <w:sz w:val="21"/>
+          <w:szCs w:val="21"/>
+          <w14:ligatures w14:val="none"/>
+        </w:rPr>
+        <w:t>create:</w:t>
+      </w:r>
+      <w:r>
+        <w:rPr>
+          <w:rFonts w:ascii="Consolas" w:eastAsia="Times New Roman" w:hAnsi="Consolas" w:cs="Times New Roman"/>
+          <w:color w:val="202020"/>
+          <w:kern w:val="0"/>
+          <w:sz w:val="21"/>
+          <w:szCs w:val="21"/>
+          <w14:ligatures w14:val="none"/>
+        </w:rPr>
+        <w:t xml:space="preserve"> (</w:t>
+      </w:r>
+      <w:r>
+        <w:rPr>
+          <w:rFonts w:ascii="Consolas" w:eastAsia="Times New Roman" w:hAnsi="Consolas" w:cs="Times New Roman"/>
+          <w:color w:val="953800"/>
+          <w:kern w:val="0"/>
+          <w:sz w:val="21"/>
+          <w:szCs w:val="21"/>
+          <w14:ligatures w14:val="none"/>
+        </w:rPr>
+        <w:t>context</w:t>
+      </w:r>
+      <w:r>
+        <w:rPr>
+          <w:rFonts w:ascii="Consolas" w:eastAsia="Times New Roman" w:hAnsi="Consolas" w:cs="Times New Roman"/>
+          <w:color w:val="202020"/>
+          <w:kern w:val="0"/>
+          <w:sz w:val="21"/>
+          <w:szCs w:val="21"/>
+          <w14:ligatures w14:val="none"/>
+        </w:rPr>
+        <w:t xml:space="preserve">) </w:t>
+      </w:r>
+      <w:r>
+        <w:rPr>
+          <w:rFonts w:ascii="Consolas" w:eastAsia="Times New Roman" w:hAnsi="Consolas" w:cs="Times New Roman"/>
+          <w:color w:val="000000"/>
+          <w:kern w:val="0"/>
+          <w:sz w:val="21"/>
+          <w:szCs w:val="21"/>
+          <w14:ligatures w14:val="none"/>
+        </w:rPr>
+        <w:t>=&gt;</w:t>
+      </w:r>
+    </w:p>
+    <w:p>
+      <w:pPr>
+        <w:shd w:val="clear" w:color="auto" w:fill="FFFFFF"/>
+        <w:spacing w:after="0" w:line="285" w:lineRule="atLeast"/>
+        <w:rPr>
+          <w:rFonts w:ascii="Consolas" w:eastAsia="Times New Roman" w:hAnsi="Consolas" w:cs="Times New Roman"/>
+          <w:color w:val="202020"/>
+          <w:kern w:val="0"/>
+          <w:sz w:val="21"/>
+          <w:szCs w:val="21"/>
+          <w14:ligatures w14:val="none"/>
+        </w:rPr>
+      </w:pPr>
+      <w:r>
+        <w:rPr>
+          <w:rFonts w:ascii="Consolas" w:eastAsia="Times New Roman" w:hAnsi="Consolas" w:cs="Times New Roman"/>
+          <w:color w:val="202020"/>
+          <w:kern w:val="0"/>
+          <w:sz w:val="21"/>
+          <w:szCs w:val="21"/>
+          <w14:ligatures w14:val="none"/>
+        </w:rPr>
+        <w:t xml:space="preserve">            </w:t>
+      </w:r>
+      <w:proofErr w:type="gramStart"/>
+      <w:r>
+        <w:rPr>
+          <w:rFonts w:ascii="Consolas" w:eastAsia="Times New Roman" w:hAnsi="Consolas" w:cs="Times New Roman"/>
+          <w:color w:val="000000"/>
+          <w:kern w:val="0"/>
+          <w:sz w:val="21"/>
+          <w:szCs w:val="21"/>
+          <w14:ligatures w14:val="none"/>
+        </w:rPr>
+        <w:t>WeatherBloc</w:t>
+      </w:r>
+      <w:r>
+        <w:rPr>
+          <w:rFonts w:ascii="Consolas" w:eastAsia="Times New Roman" w:hAnsi="Consolas" w:cs="Times New Roman"/>
+          <w:color w:val="202020"/>
+          <w:kern w:val="0"/>
+          <w:sz w:val="21"/>
+          <w:szCs w:val="21"/>
+          <w14:ligatures w14:val="none"/>
+        </w:rPr>
+        <w:t>(</w:t>
+      </w:r>
+      <w:proofErr w:type="gramEnd"/>
+      <w:r>
+        <w:rPr>
+          <w:rFonts w:ascii="Consolas" w:eastAsia="Times New Roman" w:hAnsi="Consolas" w:cs="Times New Roman"/>
+          <w:color w:val="000000"/>
+          <w:kern w:val="0"/>
+          <w:sz w:val="21"/>
+          <w:szCs w:val="21"/>
+          <w14:ligatures w14:val="none"/>
+        </w:rPr>
+        <w:t>weatherRepository:</w:t>
+      </w:r>
+      <w:r>
+        <w:rPr>
+          <w:rFonts w:ascii="Consolas" w:eastAsia="Times New Roman" w:hAnsi="Consolas" w:cs="Times New Roman"/>
+          <w:color w:val="202020"/>
+          <w:kern w:val="0"/>
+          <w:sz w:val="21"/>
+          <w:szCs w:val="21"/>
+          <w14:ligatures w14:val="none"/>
+        </w:rPr>
+        <w:t xml:space="preserve"> </w:t>
+      </w:r>
+      <w:proofErr w:type="gramStart"/>
+      <w:r>
+        <w:rPr>
+          <w:rFonts w:ascii="Consolas" w:eastAsia="Times New Roman" w:hAnsi="Consolas" w:cs="Times New Roman"/>
+          <w:color w:val="953800"/>
+          <w:kern w:val="0"/>
+          <w:sz w:val="21"/>
+          <w:szCs w:val="21"/>
+          <w14:ligatures w14:val="none"/>
+        </w:rPr>
+        <w:t>context</w:t>
+      </w:r>
+      <w:r>
+        <w:rPr>
+          <w:rFonts w:ascii="Consolas" w:eastAsia="Times New Roman" w:hAnsi="Consolas" w:cs="Times New Roman"/>
+          <w:color w:val="202020"/>
+          <w:kern w:val="0"/>
+          <w:sz w:val="21"/>
+          <w:szCs w:val="21"/>
+          <w14:ligatures w14:val="none"/>
+        </w:rPr>
+        <w:t>.</w:t>
+      </w:r>
+      <w:r>
+        <w:rPr>
+          <w:rFonts w:ascii="Consolas" w:eastAsia="Times New Roman" w:hAnsi="Consolas" w:cs="Times New Roman"/>
+          <w:color w:val="000000"/>
+          <w:kern w:val="0"/>
+          <w:sz w:val="21"/>
+          <w:szCs w:val="21"/>
+          <w14:ligatures w14:val="none"/>
+        </w:rPr>
+        <w:t>read</w:t>
+      </w:r>
+      <w:proofErr w:type="gramEnd"/>
+      <w:r>
+        <w:rPr>
+          <w:rFonts w:ascii="Consolas" w:eastAsia="Times New Roman" w:hAnsi="Consolas" w:cs="Times New Roman"/>
+          <w:color w:val="202020"/>
+          <w:kern w:val="0"/>
+          <w:sz w:val="21"/>
+          <w:szCs w:val="21"/>
+          <w14:ligatures w14:val="none"/>
+        </w:rPr>
+        <w:t>&lt;</w:t>
+      </w:r>
+      <w:r>
+        <w:rPr>
+          <w:rFonts w:ascii="Consolas" w:eastAsia="Times New Roman" w:hAnsi="Consolas" w:cs="Times New Roman"/>
+          <w:color w:val="000000"/>
+          <w:kern w:val="0"/>
+          <w:sz w:val="21"/>
+          <w:szCs w:val="21"/>
+          <w14:ligatures w14:val="none"/>
+        </w:rPr>
+        <w:t>WeatherRepository</w:t>
+      </w:r>
+      <w:proofErr w:type="gramStart"/>
+      <w:r>
+        <w:rPr>
+          <w:rFonts w:ascii="Consolas" w:eastAsia="Times New Roman" w:hAnsi="Consolas" w:cs="Times New Roman"/>
+          <w:color w:val="202020"/>
+          <w:kern w:val="0"/>
+          <w:sz w:val="21"/>
+          <w:szCs w:val="21"/>
+          <w14:ligatures w14:val="none"/>
+        </w:rPr>
+        <w:t>&gt;(</w:t>
+      </w:r>
+      <w:proofErr w:type="gramEnd"/>
+      <w:r>
+        <w:rPr>
+          <w:rFonts w:ascii="Consolas" w:eastAsia="Times New Roman" w:hAnsi="Consolas" w:cs="Times New Roman"/>
+          <w:color w:val="202020"/>
+          <w:kern w:val="0"/>
+          <w:sz w:val="21"/>
+          <w:szCs w:val="21"/>
+          <w14:ligatures w14:val="none"/>
+        </w:rPr>
+        <w:t>)),</w:t>
+      </w:r>
+    </w:p>
+    <w:p>
+      <w:pPr>
+        <w:shd w:val="clear" w:color="auto" w:fill="FFFFFF"/>
+        <w:spacing w:after="0" w:line="285" w:lineRule="atLeast"/>
+        <w:rPr>
+          <w:rFonts w:ascii="Consolas" w:eastAsia="Times New Roman" w:hAnsi="Consolas" w:cs="Times New Roman"/>
+          <w:color w:val="202020"/>
+          <w:kern w:val="0"/>
+          <w:sz w:val="21"/>
+          <w:szCs w:val="21"/>
+          <w14:ligatures w14:val="none"/>
+        </w:rPr>
+      </w:pPr>
+      <w:r>
+        <w:rPr>
+          <w:rFonts w:ascii="Consolas" w:eastAsia="Times New Roman" w:hAnsi="Consolas" w:cs="Times New Roman"/>
+          <w:color w:val="202020"/>
+          <w:kern w:val="0"/>
+          <w:sz w:val="21"/>
+          <w:szCs w:val="21"/>
+          <w14:ligatures w14:val="none"/>
+        </w:rPr>
+        <w:t xml:space="preserve">        </w:t>
+      </w:r>
+      <w:r>
+        <w:rPr>
+          <w:rFonts w:ascii="Consolas" w:eastAsia="Times New Roman" w:hAnsi="Consolas" w:cs="Times New Roman"/>
+          <w:color w:val="000000"/>
+          <w:kern w:val="0"/>
+          <w:sz w:val="21"/>
+          <w:szCs w:val="21"/>
+          <w14:ligatures w14:val="none"/>
+        </w:rPr>
+        <w:t>child:</w:t>
+      </w:r>
+      <w:r>
+        <w:rPr>
+          <w:rFonts w:ascii="Consolas" w:eastAsia="Times New Roman" w:hAnsi="Consolas" w:cs="Times New Roman"/>
+          <w:color w:val="202020"/>
+          <w:kern w:val="0"/>
+          <w:sz w:val="21"/>
+          <w:szCs w:val="21"/>
+          <w14:ligatures w14:val="none"/>
+        </w:rPr>
+        <w:t xml:space="preserve"> </w:t>
+      </w:r>
+      <w:proofErr w:type="gramStart"/>
+      <w:r>
+        <w:rPr>
+          <w:rFonts w:ascii="Consolas" w:eastAsia="Times New Roman" w:hAnsi="Consolas" w:cs="Times New Roman"/>
+          <w:color w:val="000000"/>
+          <w:kern w:val="0"/>
+          <w:sz w:val="21"/>
+          <w:szCs w:val="21"/>
+          <w14:ligatures w14:val="none"/>
+        </w:rPr>
+        <w:t>MaterialApp</w:t>
+      </w:r>
+      <w:r>
+        <w:rPr>
+          <w:rFonts w:ascii="Consolas" w:eastAsia="Times New Roman" w:hAnsi="Consolas" w:cs="Times New Roman"/>
+          <w:color w:val="202020"/>
+          <w:kern w:val="0"/>
+          <w:sz w:val="21"/>
+          <w:szCs w:val="21"/>
+          <w14:ligatures w14:val="none"/>
+        </w:rPr>
+        <w:t>(</w:t>
+      </w:r>
+      <w:proofErr w:type="gramEnd"/>
+    </w:p>
+    <w:p>
+      <w:pPr>
+        <w:shd w:val="clear" w:color="auto" w:fill="FFFFFF"/>
+        <w:spacing w:after="0" w:line="285" w:lineRule="atLeast"/>
+        <w:rPr>
+          <w:rFonts w:ascii="Consolas" w:eastAsia="Times New Roman" w:hAnsi="Consolas" w:cs="Times New Roman"/>
+          <w:color w:val="202020"/>
+          <w:kern w:val="0"/>
+          <w:sz w:val="21"/>
+          <w:szCs w:val="21"/>
+          <w14:ligatures w14:val="none"/>
+        </w:rPr>
+      </w:pPr>
+      <w:r>
+        <w:rPr>
+          <w:rFonts w:ascii="Consolas" w:eastAsia="Times New Roman" w:hAnsi="Consolas" w:cs="Times New Roman"/>
+          <w:color w:val="202020"/>
+          <w:kern w:val="0"/>
+          <w:sz w:val="21"/>
+          <w:szCs w:val="21"/>
+          <w14:ligatures w14:val="none"/>
+        </w:rPr>
+        <w:t xml:space="preserve">          </w:t>
+      </w:r>
+      <w:r>
+        <w:rPr>
+          <w:rFonts w:ascii="Consolas" w:eastAsia="Times New Roman" w:hAnsi="Consolas" w:cs="Times New Roman"/>
+          <w:color w:val="000000"/>
+          <w:kern w:val="0"/>
+          <w:sz w:val="21"/>
+          <w:szCs w:val="21"/>
+          <w14:ligatures w14:val="none"/>
+        </w:rPr>
+        <w:t>debugShowCheckedModeBanner:</w:t>
+      </w:r>
+      <w:r>
+        <w:rPr>
+          <w:rFonts w:ascii="Consolas" w:eastAsia="Times New Roman" w:hAnsi="Consolas" w:cs="Times New Roman"/>
+          <w:color w:val="202020"/>
+          <w:kern w:val="0"/>
+          <w:sz w:val="21"/>
+          <w:szCs w:val="21"/>
+          <w14:ligatures w14:val="none"/>
+        </w:rPr>
+        <w:t xml:space="preserve"> </w:t>
+      </w:r>
+      <w:r>
+        <w:rPr>
+          <w:rFonts w:ascii="Consolas" w:eastAsia="Times New Roman" w:hAnsi="Consolas" w:cs="Times New Roman"/>
+          <w:color w:val="0000FF"/>
+          <w:kern w:val="0"/>
+          <w:sz w:val="21"/>
+          <w:szCs w:val="21"/>
+          <w14:ligatures w14:val="none"/>
+        </w:rPr>
+        <w:t>false</w:t>
+      </w:r>
+      <w:r>
+        <w:rPr>
+          <w:rFonts w:ascii="Consolas" w:eastAsia="Times New Roman" w:hAnsi="Consolas" w:cs="Times New Roman"/>
+          <w:color w:val="202020"/>
+          <w:kern w:val="0"/>
+          <w:sz w:val="21"/>
+          <w:szCs w:val="21"/>
+          <w14:ligatures w14:val="none"/>
+        </w:rPr>
+        <w:t>,</w:t>
+      </w:r>
+    </w:p>
+    <w:p>
+      <w:pPr>
+        <w:shd w:val="clear" w:color="auto" w:fill="FFFFFF"/>
+        <w:spacing w:after="0" w:line="285" w:lineRule="atLeast"/>
+        <w:rPr>
+          <w:rFonts w:ascii="Consolas" w:eastAsia="Times New Roman" w:hAnsi="Consolas" w:cs="Times New Roman"/>
+          <w:color w:val="202020"/>
+          <w:kern w:val="0"/>
+          <w:sz w:val="21"/>
+          <w:szCs w:val="21"/>
+          <w14:ligatures w14:val="none"/>
+        </w:rPr>
+      </w:pPr>
+      <w:r>
+        <w:rPr>
+          <w:rFonts w:ascii="Consolas" w:eastAsia="Times New Roman" w:hAnsi="Consolas" w:cs="Times New Roman"/>
+          <w:color w:val="202020"/>
+          <w:kern w:val="0"/>
+          <w:sz w:val="21"/>
+          <w:szCs w:val="21"/>
+          <w14:ligatures w14:val="none"/>
+        </w:rPr>
+        <w:t xml:space="preserve">          </w:t>
+      </w:r>
+      <w:r>
+        <w:rPr>
+          <w:rFonts w:ascii="Consolas" w:eastAsia="Times New Roman" w:hAnsi="Consolas" w:cs="Times New Roman"/>
+          <w:color w:val="000000"/>
+          <w:kern w:val="0"/>
+          <w:sz w:val="21"/>
+          <w:szCs w:val="21"/>
+          <w14:ligatures w14:val="none"/>
+        </w:rPr>
+        <w:t>theme:</w:t>
+      </w:r>
+      <w:r>
+        <w:rPr>
+          <w:rFonts w:ascii="Consolas" w:eastAsia="Times New Roman" w:hAnsi="Consolas" w:cs="Times New Roman"/>
+          <w:color w:val="202020"/>
+          <w:kern w:val="0"/>
+          <w:sz w:val="21"/>
+          <w:szCs w:val="21"/>
+          <w14:ligatures w14:val="none"/>
+        </w:rPr>
+        <w:t xml:space="preserve"> </w:t>
+      </w:r>
+      <w:r>
+        <w:rPr>
+          <w:rFonts w:ascii="Consolas" w:eastAsia="Times New Roman" w:hAnsi="Consolas" w:cs="Times New Roman"/>
+          <w:color w:val="000000"/>
+          <w:kern w:val="0"/>
+          <w:sz w:val="21"/>
+          <w:szCs w:val="21"/>
+          <w14:ligatures w14:val="none"/>
+        </w:rPr>
+        <w:t>ThemeData</w:t>
+      </w:r>
+      <w:r>
+        <w:rPr>
+          <w:rFonts w:ascii="Consolas" w:eastAsia="Times New Roman" w:hAnsi="Consolas" w:cs="Times New Roman"/>
+          <w:color w:val="202020"/>
+          <w:kern w:val="0"/>
+          <w:sz w:val="21"/>
+          <w:szCs w:val="21"/>
+          <w14:ligatures w14:val="none"/>
+        </w:rPr>
+        <w:t>.</w:t>
+      </w:r>
+      <w:r>
+        <w:rPr>
+          <w:rFonts w:ascii="Consolas" w:eastAsia="Times New Roman" w:hAnsi="Consolas" w:cs="Times New Roman"/>
+          <w:color w:val="000000"/>
+          <w:kern w:val="0"/>
+          <w:sz w:val="21"/>
+          <w:szCs w:val="21"/>
+          <w14:ligatures w14:val="none"/>
+        </w:rPr>
+        <w:t>dark</w:t>
+      </w:r>
+      <w:r>
+        <w:rPr>
+          <w:rFonts w:ascii="Consolas" w:eastAsia="Times New Roman" w:hAnsi="Consolas" w:cs="Times New Roman"/>
+          <w:color w:val="202020"/>
+          <w:kern w:val="0"/>
+          <w:sz w:val="21"/>
+          <w:szCs w:val="21"/>
+          <w14:ligatures w14:val="none"/>
+        </w:rPr>
+        <w:t>(</w:t>
+      </w:r>
+      <w:r>
+        <w:rPr>
+          <w:rFonts w:ascii="Consolas" w:eastAsia="Times New Roman" w:hAnsi="Consolas" w:cs="Times New Roman"/>
+          <w:color w:val="000000"/>
+          <w:kern w:val="0"/>
+          <w:sz w:val="21"/>
+          <w:szCs w:val="21"/>
+          <w14:ligatures w14:val="none"/>
+        </w:rPr>
+        <w:t>useMaterial3:</w:t>
+      </w:r>
+      <w:r>
+        <w:rPr>
+          <w:rFonts w:ascii="Consolas" w:eastAsia="Times New Roman" w:hAnsi="Consolas" w:cs="Times New Roman"/>
+          <w:color w:val="202020"/>
+          <w:kern w:val="0"/>
+          <w:sz w:val="21"/>
+          <w:szCs w:val="21"/>
+          <w14:ligatures w14:val="none"/>
+        </w:rPr>
+        <w:t xml:space="preserve"> </w:t>
+      </w:r>
+      <w:r>
+        <w:rPr>
+          <w:rFonts w:ascii="Consolas" w:eastAsia="Times New Roman" w:hAnsi="Consolas" w:cs="Times New Roman"/>
+          <w:color w:val="0000FF"/>
+          <w:kern w:val="0"/>
+          <w:sz w:val="21"/>
+          <w:szCs w:val="21"/>
+          <w14:ligatures w14:val="none"/>
+        </w:rPr>
+        <w:t>true</w:t>
+      </w:r>
+      <w:r>
+        <w:rPr>
+          <w:rFonts w:ascii="Consolas" w:eastAsia="Times New Roman" w:hAnsi="Consolas" w:cs="Times New Roman"/>
+          <w:color w:val="202020"/>
+          <w:kern w:val="0"/>
+          <w:sz w:val="21"/>
+          <w:szCs w:val="21"/>
+          <w14:ligatures w14:val="none"/>
+        </w:rPr>
+        <w:t>),</w:t>
+      </w:r>
+    </w:p>
+    <w:p>
+      <w:pPr>
+        <w:shd w:val="clear" w:color="auto" w:fill="FFFFFF"/>
+        <w:spacing w:after="0" w:line="285" w:lineRule="atLeast"/>
+        <w:rPr>
+          <w:rFonts w:ascii="Consolas" w:eastAsia="Times New Roman" w:hAnsi="Consolas" w:cs="Times New Roman"/>
+          <w:color w:val="202020"/>
+          <w:kern w:val="0"/>
+          <w:sz w:val="21"/>
+          <w:szCs w:val="21"/>
+          <w14:ligatures w14:val="none"/>
+        </w:rPr>
+      </w:pPr>
+      <w:r>
+        <w:rPr>
+          <w:rFonts w:ascii="Consolas" w:eastAsia="Times New Roman" w:hAnsi="Consolas" w:cs="Times New Roman"/>
+          <w:color w:val="202020"/>
+          <w:kern w:val="0"/>
+          <w:sz w:val="21"/>
+          <w:szCs w:val="21"/>
+          <w14:ligatures w14:val="none"/>
+        </w:rPr>
+        <w:t xml:space="preserve">          </w:t>
+      </w:r>
+      <w:r>
+        <w:rPr>
+          <w:rFonts w:ascii="Consolas" w:eastAsia="Times New Roman" w:hAnsi="Consolas" w:cs="Times New Roman"/>
+          <w:color w:val="000000"/>
+          <w:kern w:val="0"/>
+          <w:sz w:val="21"/>
+          <w:szCs w:val="21"/>
+          <w14:ligatures w14:val="none"/>
+        </w:rPr>
+        <w:t>home:</w:t>
+      </w:r>
+      <w:r>
+        <w:rPr>
+          <w:rFonts w:ascii="Consolas" w:eastAsia="Times New Roman" w:hAnsi="Consolas" w:cs="Times New Roman"/>
+          <w:color w:val="202020"/>
+          <w:kern w:val="0"/>
+          <w:sz w:val="21"/>
+          <w:szCs w:val="21"/>
+          <w14:ligatures w14:val="none"/>
+        </w:rPr>
+        <w:t xml:space="preserve"> </w:t>
+      </w:r>
+      <w:r>
+        <w:rPr>
+          <w:rFonts w:ascii="Consolas" w:eastAsia="Times New Roman" w:hAnsi="Consolas" w:cs="Times New Roman"/>
+          <w:color w:val="CF222E"/>
+          <w:kern w:val="0"/>
+          <w:sz w:val="21"/>
+          <w:szCs w:val="21"/>
+          <w14:ligatures w14:val="none"/>
+        </w:rPr>
+        <w:t>const</w:t>
+      </w:r>
+      <w:r>
+        <w:rPr>
+          <w:rFonts w:ascii="Consolas" w:eastAsia="Times New Roman" w:hAnsi="Consolas" w:cs="Times New Roman"/>
+          <w:color w:val="202020"/>
+          <w:kern w:val="0"/>
+          <w:sz w:val="21"/>
+          <w:szCs w:val="21"/>
+          <w14:ligatures w14:val="none"/>
+        </w:rPr>
+        <w:t xml:space="preserve"> </w:t>
+      </w:r>
+      <w:proofErr w:type="gramStart"/>
+      <w:r>
+        <w:rPr>
+          <w:rFonts w:ascii="Consolas" w:eastAsia="Times New Roman" w:hAnsi="Consolas" w:cs="Times New Roman"/>
+          <w:color w:val="000000"/>
+          <w:kern w:val="0"/>
+          <w:sz w:val="21"/>
+          <w:szCs w:val="21"/>
+          <w14:ligatures w14:val="none"/>
+        </w:rPr>
+        <w:t>WeatherScreen</w:t>
+      </w:r>
+      <w:r>
+        <w:rPr>
+          <w:rFonts w:ascii="Consolas" w:eastAsia="Times New Roman" w:hAnsi="Consolas" w:cs="Times New Roman"/>
+          <w:color w:val="202020"/>
+          <w:kern w:val="0"/>
+          <w:sz w:val="21"/>
+          <w:szCs w:val="21"/>
+          <w14:ligatures w14:val="none"/>
+        </w:rPr>
+        <w:t>(</w:t>
+      </w:r>
+      <w:proofErr w:type="gramEnd"/>
+      <w:r>
+        <w:rPr>
+          <w:rFonts w:ascii="Consolas" w:eastAsia="Times New Roman" w:hAnsi="Consolas" w:cs="Times New Roman"/>
+          <w:color w:val="202020"/>
+          <w:kern w:val="0"/>
+          <w:sz w:val="21"/>
+          <w:szCs w:val="21"/>
+          <w14:ligatures w14:val="none"/>
+        </w:rPr>
+        <w:t>),</w:t>
+      </w:r>
+    </w:p>
+    <w:p>
+      <w:pPr>
+        <w:shd w:val="clear" w:color="auto" w:fill="FFFFFF"/>
+        <w:spacing w:after="0" w:line="285" w:lineRule="atLeast"/>
+        <w:rPr>
+          <w:rFonts w:ascii="Consolas" w:eastAsia="Times New Roman" w:hAnsi="Consolas" w:cs="Times New Roman"/>
+          <w:color w:val="202020"/>
+          <w:kern w:val="0"/>
+          <w:sz w:val="21"/>
+          <w:szCs w:val="21"/>
+          <w14:ligatures w14:val="none"/>
+        </w:rPr>
+      </w:pPr>
+      <w:r>
+        <w:rPr>
+          <w:rFonts w:ascii="Consolas" w:eastAsia="Times New Roman" w:hAnsi="Consolas" w:cs="Times New Roman"/>
+          <w:color w:val="202020"/>
+          <w:kern w:val="0"/>
+          <w:sz w:val="21"/>
+          <w:szCs w:val="21"/>
+          <w14:ligatures w14:val="none"/>
+        </w:rPr>
+        <w:t>        ),</w:t>
+      </w:r>
+    </w:p>
+    <w:p>
+      <w:pPr>
+        <w:shd w:val="clear" w:color="auto" w:fill="FFFFFF"/>
+        <w:spacing w:after="0" w:line="285" w:lineRule="atLeast"/>
+        <w:rPr>
+          <w:rFonts w:ascii="Consolas" w:eastAsia="Times New Roman" w:hAnsi="Consolas" w:cs="Times New Roman"/>
+          <w:color w:val="202020"/>
+          <w:kern w:val="0"/>
+          <w:sz w:val="21"/>
+          <w:szCs w:val="21"/>
+          <w14:ligatures w14:val="none"/>
+        </w:rPr>
+      </w:pPr>
+      <w:r>
+        <w:rPr>
+          <w:rFonts w:ascii="Consolas" w:eastAsia="Times New Roman" w:hAnsi="Consolas" w:cs="Times New Roman"/>
+          <w:color w:val="202020"/>
+          <w:kern w:val="0"/>
+          <w:sz w:val="21"/>
+          <w:szCs w:val="21"/>
+          <w14:ligatures w14:val="none"/>
+        </w:rPr>
+        <w:t>      ),</w:t>
+      </w:r>
+    </w:p>
+    <w:p>
+      <w:pPr>
+        <w:shd w:val="clear" w:color="auto" w:fill="FFFFFF"/>
+        <w:spacing w:after="0" w:line="285" w:lineRule="atLeast"/>
+        <w:rPr>
+          <w:rFonts w:ascii="Consolas" w:eastAsia="Times New Roman" w:hAnsi="Consolas" w:cs="Times New Roman"/>
+          <w:color w:val="202020"/>
+          <w:kern w:val="0"/>
+          <w:sz w:val="21"/>
+          <w:szCs w:val="21"/>
+          <w14:ligatures w14:val="none"/>
+        </w:rPr>
+      </w:pPr>
+      <w:r>
+        <w:rPr>
+          <w:rFonts w:ascii="Consolas" w:eastAsia="Times New Roman" w:hAnsi="Consolas" w:cs="Times New Roman"/>
+          <w:color w:val="202020"/>
+          <w:kern w:val="0"/>
+          <w:sz w:val="21"/>
+          <w:szCs w:val="21"/>
+          <w14:ligatures w14:val="none"/>
+        </w:rPr>
+        <w:t>    );</w:t>
+      </w:r>
+    </w:p>
+    <w:p>
+      <w:pPr>
+        <w:shd w:val="clear" w:color="auto" w:fill="FFFFFF"/>
+        <w:spacing w:after="0" w:line="285" w:lineRule="atLeast"/>
+        <w:rPr>
+          <w:rFonts w:ascii="Consolas" w:eastAsia="Times New Roman" w:hAnsi="Consolas" w:cs="Times New Roman"/>
+          <w:color w:val="202020"/>
+          <w:kern w:val="0"/>
+          <w:sz w:val="21"/>
+          <w:szCs w:val="21"/>
+          <w14:ligatures w14:val="none"/>
+        </w:rPr>
+      </w:pPr>
+      <w:r>
+        <w:rPr>
+          <w:rFonts w:ascii="Consolas" w:eastAsia="Times New Roman" w:hAnsi="Consolas" w:cs="Times New Roman"/>
+          <w:color w:val="202020"/>
+          <w:kern w:val="0"/>
+          <w:sz w:val="21"/>
+          <w:szCs w:val="21"/>
+          <w14:ligatures w14:val="none"/>
+        </w:rPr>
+        <w:t>  }</w:t>
+      </w:r>
+    </w:p>
+    <w:p>
+      <w:pPr>
+        <w:shd w:val="clear" w:color="auto" w:fill="FFFFFF"/>
+        <w:spacing w:after="0" w:line="285" w:lineRule="atLeast"/>
+        <w:rPr>
+          <w:rFonts w:ascii="Consolas" w:eastAsia="Times New Roman" w:hAnsi="Consolas" w:cs="Times New Roman"/>
+          <w:color w:val="202020"/>
+          <w:kern w:val="0"/>
+          <w:sz w:val="21"/>
+          <w:szCs w:val="21"/>
+          <w14:ligatures w14:val="none"/>
+        </w:rPr>
+      </w:pPr>
+      <w:r>
+        <w:rPr>
+          <w:rFonts w:ascii="Consolas" w:eastAsia="Times New Roman" w:hAnsi="Consolas" w:cs="Times New Roman"/>
+          <w:color w:val="202020"/>
+          <w:kern w:val="0"/>
+          <w:sz w:val="21"/>
+          <w:szCs w:val="21"/>
+          <w14:ligatures w14:val="none"/>
+        </w:rPr>
+        <w:t>}</w:t>
+      </w:r>
+    </w:p>
+    <w:p>
+      <w:pPr>
+        <w:shd w:val="clear" w:color="auto" w:fill="FFFFFF"/>
+        <w:spacing w:after="0" w:line="285" w:lineRule="atLeast"/>
+        <w:ind w:left="720" w:firstLine="720"/>
+        <w:rPr>
+          <w:rFonts w:ascii="Sakkal Majalla" w:eastAsia="Times New Roman" w:hAnsi="Sakkal Majalla" w:cs="Sakkal Majalla"/>
+          <w:color w:val="3B3B3B"/>
+          <w:kern w:val="0"/>
+          <w:sz w:val="28"/>
+          <w:szCs w:val="28"/>
+          <w14:ligatures w14:val="none"/>
+        </w:rPr>
+      </w:pPr>
+      <w:r>
+        <w:rPr>
+          <w:rFonts w:ascii="Sakkal Majalla" w:hAnsi="Sakkal Majalla" w:cs="Sakkal Majalla" w:hint="cs"/>
+          <w:sz w:val="28"/>
+          <w:szCs w:val="28"/>
+        </w:rPr>
+        <w:t>=====================================================</w:t>
+      </w:r>
+    </w:p>
+    <w:p>
+      <w:pPr>
+        <w:shd w:val="clear" w:color="auto" w:fill="FFFFFF"/>
+        <w:spacing w:after="0" w:line="285" w:lineRule="atLeast"/>
+        <w:rPr>
+          <w:rFonts w:ascii="Consolas" w:eastAsia="Times New Roman" w:hAnsi="Consolas" w:cs="Times New Roman"/>
+          <w:color w:val="202020"/>
+          <w:kern w:val="0"/>
+          <w:sz w:val="21"/>
+          <w:szCs w:val="21"/>
+          <w14:ligatures w14:val="none"/>
+        </w:rPr>
+      </w:pPr>
+    </w:p>
+    <w:p>
+      <w:pPr>
+        <w:shd w:val="clear" w:color="auto" w:fill="FFFFFF"/>
+        <w:spacing w:after="0" w:line="285" w:lineRule="atLeast"/>
+        <w:rPr>
+          <w:rFonts w:ascii="Consolas" w:eastAsia="Times New Roman" w:hAnsi="Consolas" w:cs="Times New Roman"/>
+          <w:color w:val="202020"/>
+          <w:kern w:val="0"/>
+          <w:sz w:val="21"/>
+          <w:szCs w:val="21"/>
+          <w14:ligatures w14:val="none"/>
+        </w:rPr>
+      </w:pPr>
+    </w:p>
+    <w:p>
+      <w:pPr>
+        <w:shd w:val="clear" w:color="auto" w:fill="FFFFFF"/>
+        <w:spacing w:after="0" w:line="285" w:lineRule="atLeast"/>
+        <w:rPr>
+          <w:rFonts w:ascii="Sakkal Majalla" w:eastAsia="Times New Roman" w:hAnsi="Sakkal Majalla" w:cs="Sakkal Majalla"/>
+          <w:color w:val="202020"/>
+          <w:kern w:val="0"/>
+          <w:sz w:val="28"/>
+          <w:szCs w:val="28"/>
+          <w14:ligatures w14:val="none"/>
+        </w:rPr>
+      </w:pPr>
+    </w:p>
+    <w:p>
+      <w:pPr>
+        <w:shd w:val="clear" w:color="auto" w:fill="FFFFFF"/>
+        <w:spacing w:after="0" w:line="285" w:lineRule="atLeast"/>
+        <w:rPr>
+          <w:rFonts w:ascii="Sakkal Majalla" w:eastAsia="Times New Roman" w:hAnsi="Sakkal Majalla" w:cs="Sakkal Majalla"/>
+          <w:color w:val="202020"/>
+          <w:kern w:val="0"/>
+          <w:sz w:val="28"/>
+          <w:szCs w:val="28"/>
+          <w14:ligatures w14:val="none"/>
+        </w:rPr>
+      </w:pPr>
+    </w:p>
+    <w:p>
+      <w:pPr>
+        <w:rPr>
+          <w:rFonts w:ascii="Sakkal Majalla" w:hAnsi="Sakkal Majalla" w:cs="Sakkal Majalla"/>
+          <w:sz w:val="28"/>
+          <w:szCs w:val="28"/>
+        </w:rPr>
+      </w:pPr>
+    </w:p>
     <w:sectPr>
       <w:pgSz w:w="12240" w:h="15840"/>
       <w:pgMar w:top="1440" w:right="1440" w:bottom="1440" w:left="1440" w:header="720" w:footer="720" w:gutter="0"/>
@@ -5938,6 +14838,195 @@
     </w:sectPr>
   </w:body>
 </w:document>
+</file>
+
+<file path=word/numbering.xml><?xml version="1.0" encoding="utf-8"?>
+<w:numbering xmlns:wpc="http://schemas.microsoft.com/office/word/2010/wordprocessingCanvas" xmlns:cx="http://schemas.microsoft.com/office/drawing/2014/chartex" xmlns:cx1="http://schemas.microsoft.com/office/drawing/2015/9/8/chartex" xmlns:cx2="http://schemas.microsoft.com/office/drawing/2015/10/21/chartex" xmlns:cx3="http://schemas.microsoft.com/office/drawing/2016/5/9/chartex" xmlns:cx4="http://schemas.microsoft.com/office/drawing/2016/5/10/chartex" xmlns:cx5="http://schemas.microsoft.com/office/drawing/2016/5/11/chartex" xmlns:cx6="http://schemas.microsoft.com/office/drawing/2016/5/12/chartex" xmlns:cx7="http://schemas.microsoft.com/office/drawing/2016/5/13/chartex" xmlns:cx8="http://schemas.microsoft.com/office/drawing/2016/5/14/chartex" xmlns:mc="http://schemas.openxmlformats.org/markup-compatibility/2006" xmlns:aink="http://schemas.microsoft.com/office/drawing/2016/ink" xmlns:am3d="http://schemas.microsoft.com/office/drawing/2017/model3d" xmlns:o="urn:schemas-microsoft-com:office:office" xmlns:oel="http://schemas.microsoft.com/office/2019/extlst" xmlns:r="http://schemas.openxmlformats.org/officeDocument/2006/relationships" xmlns:m="http://schemas.openxmlformats.org/officeDocument/2006/math" xmlns:v="urn:schemas-microsoft-com:vml" xmlns:wp14="http://schemas.microsoft.com/office/word/2010/wordprocessingDrawing" xmlns:wp="http://schemas.openxmlformats.org/drawingml/2006/wordprocessingDrawing" xmlns:w10="urn:schemas-microsoft-com:office:word" xmlns:w="http://schemas.openxmlformats.org/wordprocessingml/2006/main" xmlns:w14="http://schemas.microsoft.com/office/word/2010/wordml" xmlns:w15="http://schemas.microsoft.com/office/word/2012/wordml" xmlns:w16cei="http://schemas.microsoft.com/office/word/2026/wordml/cei" xmlns:w16cex="http://schemas.microsoft.com/office/word/2018/wordml/cex" xmlns:w16cid="http://schemas.microsoft.com/office/word/2016/wordml/cid" xmlns:w16="http://schemas.microsoft.com/office/word/2018/wordml" xmlns:w16du="http://schemas.microsoft.com/office/word/2023/wordml/word16du" xmlns:w16sdtdh="http://schemas.microsoft.com/office/word/2020/wordml/sdtdatahash" xmlns:w16sdtfl="http://schemas.microsoft.com/office/word/2024/wordml/sdtformatlock" xmlns:w16se="http://schemas.microsoft.com/office/word/2015/wordml/symex" xmlns:wpg="http://schemas.microsoft.com/office/word/2010/wordprocessingGroup" xmlns:wpi="http://schemas.microsoft.com/office/word/2010/wordprocessingInk" xmlns:wne="http://schemas.microsoft.com/office/word/2006/wordml" xmlns:wps="http://schemas.microsoft.com/office/word/2010/wordprocessingShape" mc:Ignorable="w14 w15 w16se w16cid w16 w16cex w16sdtdh w16sdtfl w16du wp14">
+  <w:abstractNum w:abstractNumId="0" w15:restartNumberingAfterBreak="0">
+    <w:nsid w:val="006966BE"/>
+    <w:multiLevelType w:val="hybridMultilevel"/>
+    <w:tmpl w:val="0398512A"/>
+    <w:lvl w:ilvl="0" w:tplc="0409000F">
+      <w:start w:val="1"/>
+      <w:numFmt w:val="decimal"/>
+      <w:lvlText w:val="%1."/>
+      <w:lvlJc w:val="left"/>
+      <w:pPr>
+        <w:ind w:left="720" w:hanging="360"/>
+      </w:pPr>
+      <w:rPr>
+        <w:rFonts w:hint="default"/>
+      </w:rPr>
+    </w:lvl>
+    <w:lvl w:ilvl="1" w:tplc="04090019">
+      <w:start w:val="1"/>
+      <w:numFmt w:val="lowerLetter"/>
+      <w:lvlText w:val="%2."/>
+      <w:lvlJc w:val="left"/>
+      <w:pPr>
+        <w:ind w:left="1440" w:hanging="360"/>
+      </w:pPr>
+    </w:lvl>
+    <w:lvl w:ilvl="2" w:tplc="0409001B" w:tentative="1">
+      <w:start w:val="1"/>
+      <w:numFmt w:val="lowerRoman"/>
+      <w:lvlText w:val="%3."/>
+      <w:lvlJc w:val="right"/>
+      <w:pPr>
+        <w:ind w:left="2160" w:hanging="180"/>
+      </w:pPr>
+    </w:lvl>
+    <w:lvl w:ilvl="3" w:tplc="0409000F" w:tentative="1">
+      <w:start w:val="1"/>
+      <w:numFmt w:val="decimal"/>
+      <w:lvlText w:val="%4."/>
+      <w:lvlJc w:val="left"/>
+      <w:pPr>
+        <w:ind w:left="2880" w:hanging="360"/>
+      </w:pPr>
+    </w:lvl>
+    <w:lvl w:ilvl="4" w:tplc="04090019" w:tentative="1">
+      <w:start w:val="1"/>
+      <w:numFmt w:val="lowerLetter"/>
+      <w:lvlText w:val="%5."/>
+      <w:lvlJc w:val="left"/>
+      <w:pPr>
+        <w:ind w:left="3600" w:hanging="360"/>
+      </w:pPr>
+    </w:lvl>
+    <w:lvl w:ilvl="5" w:tplc="0409001B" w:tentative="1">
+      <w:start w:val="1"/>
+      <w:numFmt w:val="lowerRoman"/>
+      <w:lvlText w:val="%6."/>
+      <w:lvlJc w:val="right"/>
+      <w:pPr>
+        <w:ind w:left="4320" w:hanging="180"/>
+      </w:pPr>
+    </w:lvl>
+    <w:lvl w:ilvl="6" w:tplc="0409000F" w:tentative="1">
+      <w:start w:val="1"/>
+      <w:numFmt w:val="decimal"/>
+      <w:lvlText w:val="%7."/>
+      <w:lvlJc w:val="left"/>
+      <w:pPr>
+        <w:ind w:left="5040" w:hanging="360"/>
+      </w:pPr>
+    </w:lvl>
+    <w:lvl w:ilvl="7" w:tplc="04090019" w:tentative="1">
+      <w:start w:val="1"/>
+      <w:numFmt w:val="lowerLetter"/>
+      <w:lvlText w:val="%8."/>
+      <w:lvlJc w:val="left"/>
+      <w:pPr>
+        <w:ind w:left="5760" w:hanging="360"/>
+      </w:pPr>
+    </w:lvl>
+    <w:lvl w:ilvl="8" w:tplc="0409001B" w:tentative="1">
+      <w:start w:val="1"/>
+      <w:numFmt w:val="lowerRoman"/>
+      <w:lvlText w:val="%9."/>
+      <w:lvlJc w:val="right"/>
+      <w:pPr>
+        <w:ind w:left="6480" w:hanging="180"/>
+      </w:pPr>
+    </w:lvl>
+  </w:abstractNum>
+  <w:abstractNum w:abstractNumId="1" w15:restartNumberingAfterBreak="0">
+    <w:nsid w:val="23DC5786"/>
+    <w:multiLevelType w:val="hybridMultilevel"/>
+    <w:tmpl w:val="274CDDC4"/>
+    <w:lvl w:ilvl="0" w:tplc="0409000F">
+      <w:start w:val="1"/>
+      <w:numFmt w:val="decimal"/>
+      <w:lvlText w:val="%1."/>
+      <w:lvlJc w:val="left"/>
+      <w:pPr>
+        <w:ind w:left="720" w:hanging="360"/>
+      </w:pPr>
+      <w:rPr>
+        <w:rFonts w:hint="default"/>
+      </w:rPr>
+    </w:lvl>
+    <w:lvl w:ilvl="1" w:tplc="04090019" w:tentative="1">
+      <w:start w:val="1"/>
+      <w:numFmt w:val="lowerLetter"/>
+      <w:lvlText w:val="%2."/>
+      <w:lvlJc w:val="left"/>
+      <w:pPr>
+        <w:ind w:left="1440" w:hanging="360"/>
+      </w:pPr>
+    </w:lvl>
+    <w:lvl w:ilvl="2" w:tplc="0409001B" w:tentative="1">
+      <w:start w:val="1"/>
+      <w:numFmt w:val="lowerRoman"/>
+      <w:lvlText w:val="%3."/>
+      <w:lvlJc w:val="right"/>
+      <w:pPr>
+        <w:ind w:left="2160" w:hanging="180"/>
+      </w:pPr>
+    </w:lvl>
+    <w:lvl w:ilvl="3" w:tplc="0409000F" w:tentative="1">
+      <w:start w:val="1"/>
+      <w:numFmt w:val="decimal"/>
+      <w:lvlText w:val="%4."/>
+      <w:lvlJc w:val="left"/>
+      <w:pPr>
+        <w:ind w:left="2880" w:hanging="360"/>
+      </w:pPr>
+    </w:lvl>
+    <w:lvl w:ilvl="4" w:tplc="04090019" w:tentative="1">
+      <w:start w:val="1"/>
+      <w:numFmt w:val="lowerLetter"/>
+      <w:lvlText w:val="%5."/>
+      <w:lvlJc w:val="left"/>
+      <w:pPr>
+        <w:ind w:left="3600" w:hanging="360"/>
+      </w:pPr>
+    </w:lvl>
+    <w:lvl w:ilvl="5" w:tplc="0409001B" w:tentative="1">
+      <w:start w:val="1"/>
+      <w:numFmt w:val="lowerRoman"/>
+      <w:lvlText w:val="%6."/>
+      <w:lvlJc w:val="right"/>
+      <w:pPr>
+        <w:ind w:left="4320" w:hanging="180"/>
+      </w:pPr>
+    </w:lvl>
+    <w:lvl w:ilvl="6" w:tplc="0409000F" w:tentative="1">
+      <w:start w:val="1"/>
+      <w:numFmt w:val="decimal"/>
+      <w:lvlText w:val="%7."/>
+      <w:lvlJc w:val="left"/>
+      <w:pPr>
+        <w:ind w:left="5040" w:hanging="360"/>
+      </w:pPr>
+    </w:lvl>
+    <w:lvl w:ilvl="7" w:tplc="04090019" w:tentative="1">
+      <w:start w:val="1"/>
+      <w:numFmt w:val="lowerLetter"/>
+      <w:lvlText w:val="%8."/>
+      <w:lvlJc w:val="left"/>
+      <w:pPr>
+        <w:ind w:left="5760" w:hanging="360"/>
+      </w:pPr>
+    </w:lvl>
+    <w:lvl w:ilvl="8" w:tplc="0409001B" w:tentative="1">
+      <w:start w:val="1"/>
+      <w:numFmt w:val="lowerRoman"/>
+      <w:lvlText w:val="%9."/>
+      <w:lvlJc w:val="right"/>
+      <w:pPr>
+        <w:ind w:left="6480" w:hanging="180"/>
+      </w:pPr>
+    </w:lvl>
+  </w:abstractNum>
+  <w:num w:numId="1" w16cid:durableId="148711996">
+    <w:abstractNumId w:val="0"/>
+  </w:num>
+  <w:num w:numId="2" w16cid:durableId="851259972">
+    <w:abstractNumId w:val="1"/>
+  </w:num>
+</w:numbering>
 </file>
 
 <file path=word/styles.xml><?xml version="1.0" encoding="utf-8"?>
@@ -6543,6 +15632,7 @@
   <w:style w:type="character" w:default="1" w:styleId="DefaultParagraphFont">
     <w:name w:val="Default Paragraph Font"/>
     <w:uiPriority w:val="1"/>
+    <w:semiHidden/>
     <w:unhideWhenUsed/>
   </w:style>
   <w:style w:type="table" w:default="1" w:styleId="TableNormal">
